--- a/SWDPR301_IAP_TASKS1.docx
+++ b/SWDPR301_IAP_TASKS1.docx
@@ -25,37 +25,21 @@
         <w:rPr>
           <w:u w:val="single"/>
         </w:rPr>
-        <w:t xml:space="preserve">NAMES OF PROJECT ANALYSTS: MURERWA </w:t>
-      </w:r>
-      <w:proofErr w:type="gramStart"/>
-      <w:r>
+        <w:t>NAMES OF PROJECT ANALYSTS: MURERWA Teddy ,KEZA Peace Arlette</w:t>
+      </w:r>
+    </w:p>
+    <w:p>
+      <w:pPr>
         <w:rPr>
           <w:u w:val="single"/>
         </w:rPr>
-        <w:t>Teddy ,KEZA</w:t>
-      </w:r>
-      <w:proofErr w:type="gramEnd"/>
+      </w:pPr>
       <w:r>
         <w:rPr>
           <w:u w:val="single"/>
         </w:rPr>
-        <w:t xml:space="preserve"> Peace </w:t>
-      </w:r>
-      <w:proofErr w:type="spellStart"/>
-      <w:r>
-        <w:rPr>
-          <w:u w:val="single"/>
-        </w:rPr>
-        <w:t>Arlette</w:t>
-      </w:r>
-      <w:proofErr w:type="spellEnd"/>
-    </w:p>
-    <w:p>
-      <w:pPr>
-        <w:rPr>
-          <w:u w:val="single"/>
-        </w:rPr>
-      </w:pPr>
+        <w:t>Task1:</w:t>
+      </w:r>
     </w:p>
     <w:p>
       <w:pPr>
@@ -234,7 +218,6 @@
           <w:szCs w:val="36"/>
         </w:rPr>
       </w:pPr>
-      <w:proofErr w:type="gramStart"/>
       <w:r>
         <w:rPr>
           <w:rFonts w:ascii="Times New Roman" w:eastAsia="Times New Roman" w:hAnsi="Times New Roman" w:cs="Times New Roman"/>
@@ -243,9 +226,8 @@
           <w:sz w:val="36"/>
           <w:szCs w:val="36"/>
         </w:rPr>
-        <w:t>“ UNABLE</w:t>
-      </w:r>
-      <w:proofErr w:type="gramEnd"/>
+        <w:t>“ UNABLE TO USE ON MOBILE PHONES</w:t>
+      </w:r>
       <w:r>
         <w:rPr>
           <w:rFonts w:ascii="Times New Roman" w:eastAsia="Times New Roman" w:hAnsi="Times New Roman" w:cs="Times New Roman"/>
@@ -254,9 +236,99 @@
           <w:sz w:val="36"/>
           <w:szCs w:val="36"/>
         </w:rPr>
-        <w:t xml:space="preserve"> TO USE ON MOBILE PHONES</w:t>
-      </w:r>
-      <w:r>
+        <w:t>”</w:t>
+      </w:r>
+    </w:p>
+    <w:p>
+      <w:pPr>
+        <w:spacing w:before="100" w:beforeAutospacing="1" w:after="100" w:afterAutospacing="1" w:line="240" w:lineRule="auto"/>
+        <w:rPr>
+          <w:rFonts w:ascii="Times New Roman" w:eastAsia="Times New Roman" w:hAnsi="Times New Roman" w:cs="Times New Roman"/>
+          <w:sz w:val="24"/>
+          <w:szCs w:val="24"/>
+        </w:rPr>
+      </w:pPr>
+      <w:r>
+        <w:rPr>
+          <w:rFonts w:ascii="Times New Roman" w:eastAsia="Times New Roman" w:hAnsi="Times New Roman" w:cs="Times New Roman"/>
+          <w:b/>
+          <w:bCs/>
+          <w:sz w:val="24"/>
+          <w:szCs w:val="24"/>
+        </w:rPr>
+        <w:t>Solution: Mobile-first design</w:t>
+      </w:r>
+    </w:p>
+    <w:p>
+      <w:pPr>
+        <w:numPr>
+          <w:ilvl w:val="0"/>
+          <w:numId w:val="2"/>
+        </w:numPr>
+        <w:spacing w:before="100" w:beforeAutospacing="1" w:after="100" w:afterAutospacing="1" w:line="240" w:lineRule="auto"/>
+        <w:rPr>
+          <w:rFonts w:ascii="Times New Roman" w:eastAsia="Times New Roman" w:hAnsi="Times New Roman" w:cs="Times New Roman"/>
+          <w:sz w:val="24"/>
+          <w:szCs w:val="24"/>
+        </w:rPr>
+      </w:pPr>
+      <w:r>
+        <w:rPr>
+          <w:rFonts w:ascii="Times New Roman" w:eastAsia="Times New Roman" w:hAnsi="Times New Roman" w:cs="Times New Roman"/>
+          <w:sz w:val="24"/>
+          <w:szCs w:val="24"/>
+        </w:rPr>
+        <w:t xml:space="preserve">Design for small screens first </w:t>
+      </w:r>
+    </w:p>
+    <w:p>
+      <w:pPr>
+        <w:numPr>
+          <w:ilvl w:val="0"/>
+          <w:numId w:val="2"/>
+        </w:numPr>
+        <w:spacing w:before="100" w:beforeAutospacing="1" w:after="100" w:afterAutospacing="1" w:line="240" w:lineRule="auto"/>
+        <w:rPr>
+          <w:rFonts w:ascii="Times New Roman" w:eastAsia="Times New Roman" w:hAnsi="Times New Roman" w:cs="Times New Roman"/>
+          <w:sz w:val="24"/>
+          <w:szCs w:val="24"/>
+        </w:rPr>
+      </w:pPr>
+      <w:r>
+        <w:rPr>
+          <w:rFonts w:ascii="Times New Roman" w:eastAsia="Times New Roman" w:hAnsi="Times New Roman" w:cs="Times New Roman"/>
+          <w:sz w:val="24"/>
+          <w:szCs w:val="24"/>
+        </w:rPr>
+        <w:t xml:space="preserve">Large buttons, simple layouts </w:t>
+      </w:r>
+    </w:p>
+    <w:p>
+      <w:pPr>
+        <w:numPr>
+          <w:ilvl w:val="0"/>
+          <w:numId w:val="2"/>
+        </w:numPr>
+        <w:spacing w:before="100" w:beforeAutospacing="1" w:after="100" w:afterAutospacing="1" w:line="240" w:lineRule="auto"/>
+        <w:rPr>
+          <w:rFonts w:ascii="Times New Roman" w:eastAsia="Times New Roman" w:hAnsi="Times New Roman" w:cs="Times New Roman"/>
+          <w:sz w:val="24"/>
+          <w:szCs w:val="24"/>
+        </w:rPr>
+      </w:pPr>
+      <w:r>
+        <w:rPr>
+          <w:rFonts w:ascii="Times New Roman" w:eastAsia="Times New Roman" w:hAnsi="Times New Roman" w:cs="Times New Roman"/>
+          <w:sz w:val="24"/>
+          <w:szCs w:val="24"/>
+        </w:rPr>
+        <w:t>Test on low-end phones</w:t>
+      </w:r>
+    </w:p>
+    <w:p>
+      <w:pPr>
+        <w:spacing w:before="100" w:beforeAutospacing="1" w:after="100" w:afterAutospacing="1" w:line="240" w:lineRule="auto"/>
+        <w:outlineLvl w:val="1"/>
         <w:rPr>
           <w:rFonts w:ascii="Times New Roman" w:eastAsia="Times New Roman" w:hAnsi="Times New Roman" w:cs="Times New Roman"/>
           <w:b/>
@@ -264,99 +336,8 @@
           <w:sz w:val="36"/>
           <w:szCs w:val="36"/>
         </w:rPr>
-        <w:t>”</w:t>
-      </w:r>
-    </w:p>
-    <w:p>
-      <w:pPr>
-        <w:spacing w:before="100" w:beforeAutospacing="1" w:after="100" w:afterAutospacing="1" w:line="240" w:lineRule="auto"/>
-        <w:rPr>
-          <w:rFonts w:ascii="Times New Roman" w:eastAsia="Times New Roman" w:hAnsi="Times New Roman" w:cs="Times New Roman"/>
-          <w:sz w:val="24"/>
-          <w:szCs w:val="24"/>
-        </w:rPr>
-      </w:pPr>
-      <w:r>
-        <w:rPr>
-          <w:rFonts w:ascii="Times New Roman" w:eastAsia="Times New Roman" w:hAnsi="Times New Roman" w:cs="Times New Roman"/>
-          <w:b/>
-          <w:bCs/>
-          <w:sz w:val="24"/>
-          <w:szCs w:val="24"/>
-        </w:rPr>
-        <w:t>Solution: Mobile-first design</w:t>
-      </w:r>
-    </w:p>
-    <w:p>
-      <w:pPr>
-        <w:numPr>
-          <w:ilvl w:val="0"/>
-          <w:numId w:val="2"/>
-        </w:numPr>
-        <w:spacing w:before="100" w:beforeAutospacing="1" w:after="100" w:afterAutospacing="1" w:line="240" w:lineRule="auto"/>
-        <w:rPr>
-          <w:rFonts w:ascii="Times New Roman" w:eastAsia="Times New Roman" w:hAnsi="Times New Roman" w:cs="Times New Roman"/>
-          <w:sz w:val="24"/>
-          <w:szCs w:val="24"/>
-        </w:rPr>
-      </w:pPr>
-      <w:r>
-        <w:rPr>
-          <w:rFonts w:ascii="Times New Roman" w:eastAsia="Times New Roman" w:hAnsi="Times New Roman" w:cs="Times New Roman"/>
-          <w:sz w:val="24"/>
-          <w:szCs w:val="24"/>
-        </w:rPr>
-        <w:t xml:space="preserve">Design for small screens first </w:t>
-      </w:r>
-    </w:p>
-    <w:p>
-      <w:pPr>
-        <w:numPr>
-          <w:ilvl w:val="0"/>
-          <w:numId w:val="2"/>
-        </w:numPr>
-        <w:spacing w:before="100" w:beforeAutospacing="1" w:after="100" w:afterAutospacing="1" w:line="240" w:lineRule="auto"/>
-        <w:rPr>
-          <w:rFonts w:ascii="Times New Roman" w:eastAsia="Times New Roman" w:hAnsi="Times New Roman" w:cs="Times New Roman"/>
-          <w:sz w:val="24"/>
-          <w:szCs w:val="24"/>
-        </w:rPr>
-      </w:pPr>
-      <w:r>
-        <w:rPr>
-          <w:rFonts w:ascii="Times New Roman" w:eastAsia="Times New Roman" w:hAnsi="Times New Roman" w:cs="Times New Roman"/>
-          <w:sz w:val="24"/>
-          <w:szCs w:val="24"/>
-        </w:rPr>
-        <w:t xml:space="preserve">Large buttons, simple layouts </w:t>
-      </w:r>
-    </w:p>
-    <w:p>
-      <w:pPr>
-        <w:numPr>
-          <w:ilvl w:val="0"/>
-          <w:numId w:val="2"/>
-        </w:numPr>
-        <w:spacing w:before="100" w:beforeAutospacing="1" w:after="100" w:afterAutospacing="1" w:line="240" w:lineRule="auto"/>
-        <w:rPr>
-          <w:rFonts w:ascii="Times New Roman" w:eastAsia="Times New Roman" w:hAnsi="Times New Roman" w:cs="Times New Roman"/>
-          <w:sz w:val="24"/>
-          <w:szCs w:val="24"/>
-        </w:rPr>
-      </w:pPr>
-      <w:r>
-        <w:rPr>
-          <w:rFonts w:ascii="Times New Roman" w:eastAsia="Times New Roman" w:hAnsi="Times New Roman" w:cs="Times New Roman"/>
-          <w:sz w:val="24"/>
-          <w:szCs w:val="24"/>
-        </w:rPr>
-        <w:t>Test on low-end phones</w:t>
-      </w:r>
-    </w:p>
-    <w:p>
-      <w:pPr>
-        <w:spacing w:before="100" w:beforeAutospacing="1" w:after="100" w:afterAutospacing="1" w:line="240" w:lineRule="auto"/>
-        <w:outlineLvl w:val="1"/>
+      </w:pPr>
+      <w:r>
         <w:rPr>
           <w:rFonts w:ascii="Times New Roman" w:eastAsia="Times New Roman" w:hAnsi="Times New Roman" w:cs="Times New Roman"/>
           <w:b/>
@@ -364,7 +345,8 @@
           <w:sz w:val="36"/>
           <w:szCs w:val="36"/>
         </w:rPr>
-      </w:pPr>
+        <w:t>“MISSING ANNOUNCEMENTS OR IMPORTANT INFORMATION</w:t>
+      </w:r>
       <w:r>
         <w:rPr>
           <w:rFonts w:ascii="Times New Roman" w:eastAsia="Times New Roman" w:hAnsi="Times New Roman" w:cs="Times New Roman"/>
@@ -373,9 +355,99 @@
           <w:sz w:val="36"/>
           <w:szCs w:val="36"/>
         </w:rPr>
-        <w:t>“MISSING ANNOUNCEMENTS OR IMPORTANT INFORMATION</w:t>
-      </w:r>
-      <w:r>
+        <w:t>”</w:t>
+      </w:r>
+    </w:p>
+    <w:p>
+      <w:pPr>
+        <w:spacing w:before="100" w:beforeAutospacing="1" w:after="100" w:afterAutospacing="1" w:line="240" w:lineRule="auto"/>
+        <w:rPr>
+          <w:rFonts w:ascii="Times New Roman" w:eastAsia="Times New Roman" w:hAnsi="Times New Roman" w:cs="Times New Roman"/>
+          <w:sz w:val="24"/>
+          <w:szCs w:val="24"/>
+        </w:rPr>
+      </w:pPr>
+      <w:r>
+        <w:rPr>
+          <w:rFonts w:ascii="Times New Roman" w:eastAsia="Times New Roman" w:hAnsi="Times New Roman" w:cs="Times New Roman"/>
+          <w:b/>
+          <w:bCs/>
+          <w:sz w:val="24"/>
+          <w:szCs w:val="24"/>
+        </w:rPr>
+        <w:t>Solution: Smart notification system</w:t>
+      </w:r>
+    </w:p>
+    <w:p>
+      <w:pPr>
+        <w:numPr>
+          <w:ilvl w:val="0"/>
+          <w:numId w:val="4"/>
+        </w:numPr>
+        <w:spacing w:before="100" w:beforeAutospacing="1" w:after="100" w:afterAutospacing="1" w:line="240" w:lineRule="auto"/>
+        <w:rPr>
+          <w:rFonts w:ascii="Times New Roman" w:eastAsia="Times New Roman" w:hAnsi="Times New Roman" w:cs="Times New Roman"/>
+          <w:sz w:val="24"/>
+          <w:szCs w:val="24"/>
+        </w:rPr>
+      </w:pPr>
+      <w:r>
+        <w:rPr>
+          <w:rFonts w:ascii="Times New Roman" w:eastAsia="Times New Roman" w:hAnsi="Times New Roman" w:cs="Times New Roman"/>
+          <w:sz w:val="24"/>
+          <w:szCs w:val="24"/>
+        </w:rPr>
+        <w:t xml:space="preserve">Highlight new announcements clearly </w:t>
+      </w:r>
+    </w:p>
+    <w:p>
+      <w:pPr>
+        <w:numPr>
+          <w:ilvl w:val="0"/>
+          <w:numId w:val="4"/>
+        </w:numPr>
+        <w:spacing w:before="100" w:beforeAutospacing="1" w:after="100" w:afterAutospacing="1" w:line="240" w:lineRule="auto"/>
+        <w:rPr>
+          <w:rFonts w:ascii="Times New Roman" w:eastAsia="Times New Roman" w:hAnsi="Times New Roman" w:cs="Times New Roman"/>
+          <w:sz w:val="24"/>
+          <w:szCs w:val="24"/>
+        </w:rPr>
+      </w:pPr>
+      <w:r>
+        <w:rPr>
+          <w:rFonts w:ascii="Times New Roman" w:eastAsia="Times New Roman" w:hAnsi="Times New Roman" w:cs="Times New Roman"/>
+          <w:sz w:val="24"/>
+          <w:szCs w:val="24"/>
+        </w:rPr>
+        <w:t xml:space="preserve">Show latest updates at the top of the dashboard </w:t>
+      </w:r>
+    </w:p>
+    <w:p>
+      <w:pPr>
+        <w:numPr>
+          <w:ilvl w:val="0"/>
+          <w:numId w:val="4"/>
+        </w:numPr>
+        <w:spacing w:before="100" w:beforeAutospacing="1" w:after="100" w:afterAutospacing="1" w:line="240" w:lineRule="auto"/>
+        <w:rPr>
+          <w:rFonts w:ascii="Times New Roman" w:eastAsia="Times New Roman" w:hAnsi="Times New Roman" w:cs="Times New Roman"/>
+          <w:sz w:val="24"/>
+          <w:szCs w:val="24"/>
+        </w:rPr>
+      </w:pPr>
+      <w:r>
+        <w:rPr>
+          <w:rFonts w:ascii="Times New Roman" w:eastAsia="Times New Roman" w:hAnsi="Times New Roman" w:cs="Times New Roman"/>
+          <w:sz w:val="24"/>
+          <w:szCs w:val="24"/>
+        </w:rPr>
+        <w:t>Optional push/email notifications</w:t>
+      </w:r>
+    </w:p>
+    <w:p>
+      <w:pPr>
+        <w:spacing w:before="100" w:beforeAutospacing="1" w:after="100" w:afterAutospacing="1" w:line="240" w:lineRule="auto"/>
+        <w:outlineLvl w:val="1"/>
         <w:rPr>
           <w:rFonts w:ascii="Times New Roman" w:eastAsia="Times New Roman" w:hAnsi="Times New Roman" w:cs="Times New Roman"/>
           <w:b/>
@@ -383,99 +455,8 @@
           <w:sz w:val="36"/>
           <w:szCs w:val="36"/>
         </w:rPr>
-        <w:t>”</w:t>
-      </w:r>
-    </w:p>
-    <w:p>
-      <w:pPr>
-        <w:spacing w:before="100" w:beforeAutospacing="1" w:after="100" w:afterAutospacing="1" w:line="240" w:lineRule="auto"/>
-        <w:rPr>
-          <w:rFonts w:ascii="Times New Roman" w:eastAsia="Times New Roman" w:hAnsi="Times New Roman" w:cs="Times New Roman"/>
-          <w:sz w:val="24"/>
-          <w:szCs w:val="24"/>
-        </w:rPr>
-      </w:pPr>
-      <w:r>
-        <w:rPr>
-          <w:rFonts w:ascii="Times New Roman" w:eastAsia="Times New Roman" w:hAnsi="Times New Roman" w:cs="Times New Roman"/>
-          <w:b/>
-          <w:bCs/>
-          <w:sz w:val="24"/>
-          <w:szCs w:val="24"/>
-        </w:rPr>
-        <w:t>Solution: Smart notification system</w:t>
-      </w:r>
-    </w:p>
-    <w:p>
-      <w:pPr>
-        <w:numPr>
-          <w:ilvl w:val="0"/>
-          <w:numId w:val="4"/>
-        </w:numPr>
-        <w:spacing w:before="100" w:beforeAutospacing="1" w:after="100" w:afterAutospacing="1" w:line="240" w:lineRule="auto"/>
-        <w:rPr>
-          <w:rFonts w:ascii="Times New Roman" w:eastAsia="Times New Roman" w:hAnsi="Times New Roman" w:cs="Times New Roman"/>
-          <w:sz w:val="24"/>
-          <w:szCs w:val="24"/>
-        </w:rPr>
-      </w:pPr>
-      <w:r>
-        <w:rPr>
-          <w:rFonts w:ascii="Times New Roman" w:eastAsia="Times New Roman" w:hAnsi="Times New Roman" w:cs="Times New Roman"/>
-          <w:sz w:val="24"/>
-          <w:szCs w:val="24"/>
-        </w:rPr>
-        <w:t xml:space="preserve">Highlight new announcements clearly </w:t>
-      </w:r>
-    </w:p>
-    <w:p>
-      <w:pPr>
-        <w:numPr>
-          <w:ilvl w:val="0"/>
-          <w:numId w:val="4"/>
-        </w:numPr>
-        <w:spacing w:before="100" w:beforeAutospacing="1" w:after="100" w:afterAutospacing="1" w:line="240" w:lineRule="auto"/>
-        <w:rPr>
-          <w:rFonts w:ascii="Times New Roman" w:eastAsia="Times New Roman" w:hAnsi="Times New Roman" w:cs="Times New Roman"/>
-          <w:sz w:val="24"/>
-          <w:szCs w:val="24"/>
-        </w:rPr>
-      </w:pPr>
-      <w:r>
-        <w:rPr>
-          <w:rFonts w:ascii="Times New Roman" w:eastAsia="Times New Roman" w:hAnsi="Times New Roman" w:cs="Times New Roman"/>
-          <w:sz w:val="24"/>
-          <w:szCs w:val="24"/>
-        </w:rPr>
-        <w:t xml:space="preserve">Show latest updates at the top of the dashboard </w:t>
-      </w:r>
-    </w:p>
-    <w:p>
-      <w:pPr>
-        <w:numPr>
-          <w:ilvl w:val="0"/>
-          <w:numId w:val="4"/>
-        </w:numPr>
-        <w:spacing w:before="100" w:beforeAutospacing="1" w:after="100" w:afterAutospacing="1" w:line="240" w:lineRule="auto"/>
-        <w:rPr>
-          <w:rFonts w:ascii="Times New Roman" w:eastAsia="Times New Roman" w:hAnsi="Times New Roman" w:cs="Times New Roman"/>
-          <w:sz w:val="24"/>
-          <w:szCs w:val="24"/>
-        </w:rPr>
-      </w:pPr>
-      <w:r>
-        <w:rPr>
-          <w:rFonts w:ascii="Times New Roman" w:eastAsia="Times New Roman" w:hAnsi="Times New Roman" w:cs="Times New Roman"/>
-          <w:sz w:val="24"/>
-          <w:szCs w:val="24"/>
-        </w:rPr>
-        <w:t>Optional push/email notifications</w:t>
-      </w:r>
-    </w:p>
-    <w:p>
-      <w:pPr>
-        <w:spacing w:before="100" w:beforeAutospacing="1" w:after="100" w:afterAutospacing="1" w:line="240" w:lineRule="auto"/>
-        <w:outlineLvl w:val="1"/>
+      </w:pPr>
+      <w:r>
         <w:rPr>
           <w:rFonts w:ascii="Times New Roman" w:eastAsia="Times New Roman" w:hAnsi="Times New Roman" w:cs="Times New Roman"/>
           <w:b/>
@@ -483,7 +464,8 @@
           <w:sz w:val="36"/>
           <w:szCs w:val="36"/>
         </w:rPr>
-      </w:pPr>
+        <w:t>“UNABLE TO GET HELP ON THE WEBSITE</w:t>
+      </w:r>
       <w:r>
         <w:rPr>
           <w:rFonts w:ascii="Times New Roman" w:eastAsia="Times New Roman" w:hAnsi="Times New Roman" w:cs="Times New Roman"/>
@@ -492,9 +474,165 @@
           <w:sz w:val="36"/>
           <w:szCs w:val="36"/>
         </w:rPr>
-        <w:t>“UNABLE TO GET HELP ON THE WEBSITE</w:t>
-      </w:r>
-      <w:r>
+        <w:t>”</w:t>
+      </w:r>
+    </w:p>
+    <w:p>
+      <w:pPr>
+        <w:spacing w:before="100" w:beforeAutospacing="1" w:after="100" w:afterAutospacing="1" w:line="240" w:lineRule="auto"/>
+        <w:rPr>
+          <w:rFonts w:ascii="Times New Roman" w:eastAsia="Times New Roman" w:hAnsi="Times New Roman" w:cs="Times New Roman"/>
+          <w:sz w:val="24"/>
+          <w:szCs w:val="24"/>
+        </w:rPr>
+      </w:pPr>
+      <w:r>
+        <w:rPr>
+          <w:rFonts w:ascii="Times New Roman" w:eastAsia="Times New Roman" w:hAnsi="Times New Roman" w:cs="Times New Roman"/>
+          <w:b/>
+          <w:bCs/>
+          <w:sz w:val="24"/>
+          <w:szCs w:val="24"/>
+        </w:rPr>
+        <w:t>Solution: Visible support system</w:t>
+      </w:r>
+    </w:p>
+    <w:p>
+      <w:pPr>
+        <w:numPr>
+          <w:ilvl w:val="0"/>
+          <w:numId w:val="5"/>
+        </w:numPr>
+        <w:spacing w:before="100" w:beforeAutospacing="1" w:after="100" w:afterAutospacing="1" w:line="240" w:lineRule="auto"/>
+        <w:rPr>
+          <w:rFonts w:ascii="Times New Roman" w:eastAsia="Times New Roman" w:hAnsi="Times New Roman" w:cs="Times New Roman"/>
+          <w:sz w:val="24"/>
+          <w:szCs w:val="24"/>
+        </w:rPr>
+      </w:pPr>
+      <w:r>
+        <w:rPr>
+          <w:rFonts w:ascii="Times New Roman" w:eastAsia="Times New Roman" w:hAnsi="Times New Roman" w:cs="Times New Roman"/>
+          <w:sz w:val="24"/>
+          <w:szCs w:val="24"/>
+        </w:rPr>
+        <w:t xml:space="preserve">Add a “Help” button on every page </w:t>
+      </w:r>
+    </w:p>
+    <w:p>
+      <w:pPr>
+        <w:numPr>
+          <w:ilvl w:val="0"/>
+          <w:numId w:val="5"/>
+        </w:numPr>
+        <w:spacing w:before="100" w:beforeAutospacing="1" w:after="100" w:afterAutospacing="1" w:line="240" w:lineRule="auto"/>
+        <w:rPr>
+          <w:rFonts w:ascii="Times New Roman" w:eastAsia="Times New Roman" w:hAnsi="Times New Roman" w:cs="Times New Roman"/>
+          <w:sz w:val="24"/>
+          <w:szCs w:val="24"/>
+        </w:rPr>
+      </w:pPr>
+      <w:r>
+        <w:rPr>
+          <w:rFonts w:ascii="Times New Roman" w:eastAsia="Times New Roman" w:hAnsi="Times New Roman" w:cs="Times New Roman"/>
+          <w:sz w:val="24"/>
+          <w:szCs w:val="24"/>
+        </w:rPr>
+        <w:t xml:space="preserve">Include: </w:t>
+      </w:r>
+    </w:p>
+    <w:p>
+      <w:pPr>
+        <w:numPr>
+          <w:ilvl w:val="1"/>
+          <w:numId w:val="5"/>
+        </w:numPr>
+        <w:spacing w:before="100" w:beforeAutospacing="1" w:after="100" w:afterAutospacing="1" w:line="240" w:lineRule="auto"/>
+        <w:rPr>
+          <w:rFonts w:ascii="Times New Roman" w:eastAsia="Times New Roman" w:hAnsi="Times New Roman" w:cs="Times New Roman"/>
+          <w:sz w:val="24"/>
+          <w:szCs w:val="24"/>
+        </w:rPr>
+      </w:pPr>
+      <w:r>
+        <w:rPr>
+          <w:rFonts w:ascii="Times New Roman" w:eastAsia="Times New Roman" w:hAnsi="Times New Roman" w:cs="Times New Roman"/>
+          <w:sz w:val="24"/>
+          <w:szCs w:val="24"/>
+        </w:rPr>
+        <w:t xml:space="preserve">Contact teachers </w:t>
+      </w:r>
+    </w:p>
+    <w:p>
+      <w:pPr>
+        <w:numPr>
+          <w:ilvl w:val="1"/>
+          <w:numId w:val="5"/>
+        </w:numPr>
+        <w:spacing w:before="100" w:beforeAutospacing="1" w:after="100" w:afterAutospacing="1" w:line="240" w:lineRule="auto"/>
+        <w:rPr>
+          <w:rFonts w:ascii="Times New Roman" w:eastAsia="Times New Roman" w:hAnsi="Times New Roman" w:cs="Times New Roman"/>
+          <w:sz w:val="24"/>
+          <w:szCs w:val="24"/>
+        </w:rPr>
+      </w:pPr>
+      <w:r>
+        <w:rPr>
+          <w:rFonts w:ascii="Times New Roman" w:eastAsia="Times New Roman" w:hAnsi="Times New Roman" w:cs="Times New Roman"/>
+          <w:sz w:val="24"/>
+          <w:szCs w:val="24"/>
+        </w:rPr>
+        <w:t xml:space="preserve">IT support </w:t>
+      </w:r>
+    </w:p>
+    <w:p>
+      <w:pPr>
+        <w:numPr>
+          <w:ilvl w:val="1"/>
+          <w:numId w:val="5"/>
+        </w:numPr>
+        <w:spacing w:before="100" w:beforeAutospacing="1" w:after="100" w:afterAutospacing="1" w:line="240" w:lineRule="auto"/>
+        <w:rPr>
+          <w:rFonts w:ascii="Times New Roman" w:eastAsia="Times New Roman" w:hAnsi="Times New Roman" w:cs="Times New Roman"/>
+          <w:sz w:val="24"/>
+          <w:szCs w:val="24"/>
+        </w:rPr>
+      </w:pPr>
+      <w:r>
+        <w:rPr>
+          <w:rFonts w:ascii="Times New Roman" w:eastAsia="Times New Roman" w:hAnsi="Times New Roman" w:cs="Times New Roman"/>
+          <w:sz w:val="24"/>
+          <w:szCs w:val="24"/>
+        </w:rPr>
+        <w:t xml:space="preserve">FAQs </w:t>
+      </w:r>
+    </w:p>
+    <w:p>
+      <w:pPr>
+        <w:numPr>
+          <w:ilvl w:val="0"/>
+          <w:numId w:val="5"/>
+        </w:numPr>
+        <w:spacing w:before="100" w:beforeAutospacing="1" w:after="100" w:afterAutospacing="1" w:line="240" w:lineRule="auto"/>
+        <w:rPr>
+          <w:rFonts w:ascii="Times New Roman" w:eastAsia="Times New Roman" w:hAnsi="Times New Roman" w:cs="Times New Roman"/>
+          <w:sz w:val="24"/>
+          <w:szCs w:val="24"/>
+        </w:rPr>
+      </w:pPr>
+      <w:r>
+        <w:rPr>
+          <w:rFonts w:ascii="Times New Roman" w:eastAsia="Times New Roman" w:hAnsi="Times New Roman" w:cs="Times New Roman"/>
+          <w:sz w:val="24"/>
+          <w:szCs w:val="24"/>
+        </w:rPr>
+        <w:t>Optionally: live chat or quick message system</w:t>
+      </w:r>
+    </w:p>
+    <w:p>
+      <w:pPr>
+        <w:spacing w:before="100" w:beforeAutospacing="1" w:after="100" w:afterAutospacing="1" w:line="240" w:lineRule="auto"/>
+        <w:outlineLvl w:val="1"/>
         <w:rPr>
           <w:rFonts w:ascii="Times New Roman" w:eastAsia="Times New Roman" w:hAnsi="Times New Roman" w:cs="Times New Roman"/>
           <w:b/>
@@ -502,165 +640,8 @@
           <w:sz w:val="36"/>
           <w:szCs w:val="36"/>
         </w:rPr>
-        <w:t>”</w:t>
-      </w:r>
-    </w:p>
-    <w:p>
-      <w:pPr>
-        <w:spacing w:before="100" w:beforeAutospacing="1" w:after="100" w:afterAutospacing="1" w:line="240" w:lineRule="auto"/>
-        <w:rPr>
-          <w:rFonts w:ascii="Times New Roman" w:eastAsia="Times New Roman" w:hAnsi="Times New Roman" w:cs="Times New Roman"/>
-          <w:sz w:val="24"/>
-          <w:szCs w:val="24"/>
-        </w:rPr>
-      </w:pPr>
-      <w:r>
-        <w:rPr>
-          <w:rFonts w:ascii="Times New Roman" w:eastAsia="Times New Roman" w:hAnsi="Times New Roman" w:cs="Times New Roman"/>
-          <w:b/>
-          <w:bCs/>
-          <w:sz w:val="24"/>
-          <w:szCs w:val="24"/>
-        </w:rPr>
-        <w:t>Solution: Visible support system</w:t>
-      </w:r>
-    </w:p>
-    <w:p>
-      <w:pPr>
-        <w:numPr>
-          <w:ilvl w:val="0"/>
-          <w:numId w:val="5"/>
-        </w:numPr>
-        <w:spacing w:before="100" w:beforeAutospacing="1" w:after="100" w:afterAutospacing="1" w:line="240" w:lineRule="auto"/>
-        <w:rPr>
-          <w:rFonts w:ascii="Times New Roman" w:eastAsia="Times New Roman" w:hAnsi="Times New Roman" w:cs="Times New Roman"/>
-          <w:sz w:val="24"/>
-          <w:szCs w:val="24"/>
-        </w:rPr>
-      </w:pPr>
-      <w:r>
-        <w:rPr>
-          <w:rFonts w:ascii="Times New Roman" w:eastAsia="Times New Roman" w:hAnsi="Times New Roman" w:cs="Times New Roman"/>
-          <w:sz w:val="24"/>
-          <w:szCs w:val="24"/>
-        </w:rPr>
-        <w:t xml:space="preserve">Add a “Help” button on every page </w:t>
-      </w:r>
-    </w:p>
-    <w:p>
-      <w:pPr>
-        <w:numPr>
-          <w:ilvl w:val="0"/>
-          <w:numId w:val="5"/>
-        </w:numPr>
-        <w:spacing w:before="100" w:beforeAutospacing="1" w:after="100" w:afterAutospacing="1" w:line="240" w:lineRule="auto"/>
-        <w:rPr>
-          <w:rFonts w:ascii="Times New Roman" w:eastAsia="Times New Roman" w:hAnsi="Times New Roman" w:cs="Times New Roman"/>
-          <w:sz w:val="24"/>
-          <w:szCs w:val="24"/>
-        </w:rPr>
-      </w:pPr>
-      <w:r>
-        <w:rPr>
-          <w:rFonts w:ascii="Times New Roman" w:eastAsia="Times New Roman" w:hAnsi="Times New Roman" w:cs="Times New Roman"/>
-          <w:sz w:val="24"/>
-          <w:szCs w:val="24"/>
-        </w:rPr>
-        <w:t xml:space="preserve">Include: </w:t>
-      </w:r>
-    </w:p>
-    <w:p>
-      <w:pPr>
-        <w:numPr>
-          <w:ilvl w:val="1"/>
-          <w:numId w:val="5"/>
-        </w:numPr>
-        <w:spacing w:before="100" w:beforeAutospacing="1" w:after="100" w:afterAutospacing="1" w:line="240" w:lineRule="auto"/>
-        <w:rPr>
-          <w:rFonts w:ascii="Times New Roman" w:eastAsia="Times New Roman" w:hAnsi="Times New Roman" w:cs="Times New Roman"/>
-          <w:sz w:val="24"/>
-          <w:szCs w:val="24"/>
-        </w:rPr>
-      </w:pPr>
-      <w:r>
-        <w:rPr>
-          <w:rFonts w:ascii="Times New Roman" w:eastAsia="Times New Roman" w:hAnsi="Times New Roman" w:cs="Times New Roman"/>
-          <w:sz w:val="24"/>
-          <w:szCs w:val="24"/>
-        </w:rPr>
-        <w:t xml:space="preserve">Contact teachers </w:t>
-      </w:r>
-    </w:p>
-    <w:p>
-      <w:pPr>
-        <w:numPr>
-          <w:ilvl w:val="1"/>
-          <w:numId w:val="5"/>
-        </w:numPr>
-        <w:spacing w:before="100" w:beforeAutospacing="1" w:after="100" w:afterAutospacing="1" w:line="240" w:lineRule="auto"/>
-        <w:rPr>
-          <w:rFonts w:ascii="Times New Roman" w:eastAsia="Times New Roman" w:hAnsi="Times New Roman" w:cs="Times New Roman"/>
-          <w:sz w:val="24"/>
-          <w:szCs w:val="24"/>
-        </w:rPr>
-      </w:pPr>
-      <w:r>
-        <w:rPr>
-          <w:rFonts w:ascii="Times New Roman" w:eastAsia="Times New Roman" w:hAnsi="Times New Roman" w:cs="Times New Roman"/>
-          <w:sz w:val="24"/>
-          <w:szCs w:val="24"/>
-        </w:rPr>
-        <w:t xml:space="preserve">IT support </w:t>
-      </w:r>
-    </w:p>
-    <w:p>
-      <w:pPr>
-        <w:numPr>
-          <w:ilvl w:val="1"/>
-          <w:numId w:val="5"/>
-        </w:numPr>
-        <w:spacing w:before="100" w:beforeAutospacing="1" w:after="100" w:afterAutospacing="1" w:line="240" w:lineRule="auto"/>
-        <w:rPr>
-          <w:rFonts w:ascii="Times New Roman" w:eastAsia="Times New Roman" w:hAnsi="Times New Roman" w:cs="Times New Roman"/>
-          <w:sz w:val="24"/>
-          <w:szCs w:val="24"/>
-        </w:rPr>
-      </w:pPr>
-      <w:r>
-        <w:rPr>
-          <w:rFonts w:ascii="Times New Roman" w:eastAsia="Times New Roman" w:hAnsi="Times New Roman" w:cs="Times New Roman"/>
-          <w:sz w:val="24"/>
-          <w:szCs w:val="24"/>
-        </w:rPr>
-        <w:t xml:space="preserve">FAQs </w:t>
-      </w:r>
-    </w:p>
-    <w:p>
-      <w:pPr>
-        <w:numPr>
-          <w:ilvl w:val="0"/>
-          <w:numId w:val="5"/>
-        </w:numPr>
-        <w:spacing w:before="100" w:beforeAutospacing="1" w:after="100" w:afterAutospacing="1" w:line="240" w:lineRule="auto"/>
-        <w:rPr>
-          <w:rFonts w:ascii="Times New Roman" w:eastAsia="Times New Roman" w:hAnsi="Times New Roman" w:cs="Times New Roman"/>
-          <w:sz w:val="24"/>
-          <w:szCs w:val="24"/>
-        </w:rPr>
-      </w:pPr>
-      <w:r>
-        <w:rPr>
-          <w:rFonts w:ascii="Times New Roman" w:eastAsia="Times New Roman" w:hAnsi="Times New Roman" w:cs="Times New Roman"/>
-          <w:sz w:val="24"/>
-          <w:szCs w:val="24"/>
-        </w:rPr>
-        <w:t>Optionally: live chat or quick message system</w:t>
-      </w:r>
-    </w:p>
-    <w:p>
-      <w:pPr>
-        <w:spacing w:before="100" w:beforeAutospacing="1" w:after="100" w:afterAutospacing="1" w:line="240" w:lineRule="auto"/>
-        <w:outlineLvl w:val="1"/>
+      </w:pPr>
+      <w:r>
         <w:rPr>
           <w:rFonts w:ascii="Times New Roman" w:eastAsia="Times New Roman" w:hAnsi="Times New Roman" w:cs="Times New Roman"/>
           <w:b/>
@@ -668,8 +649,141 @@
           <w:sz w:val="36"/>
           <w:szCs w:val="36"/>
         </w:rPr>
-      </w:pPr>
-      <w:r>
+        <w:lastRenderedPageBreak/>
+        <w:t>“Submitting assignments is stressful”</w:t>
+      </w:r>
+    </w:p>
+    <w:p>
+      <w:pPr>
+        <w:spacing w:before="100" w:beforeAutospacing="1" w:after="100" w:afterAutospacing="1" w:line="240" w:lineRule="auto"/>
+        <w:rPr>
+          <w:rFonts w:ascii="Times New Roman" w:eastAsia="Times New Roman" w:hAnsi="Times New Roman" w:cs="Times New Roman"/>
+          <w:sz w:val="24"/>
+          <w:szCs w:val="24"/>
+        </w:rPr>
+      </w:pPr>
+      <w:r>
+        <w:rPr>
+          <w:rFonts w:ascii="Times New Roman" w:eastAsia="Times New Roman" w:hAnsi="Times New Roman" w:cs="Times New Roman"/>
+          <w:b/>
+          <w:bCs/>
+          <w:sz w:val="24"/>
+          <w:szCs w:val="24"/>
+        </w:rPr>
+        <w:t>Solution: Clear submission flow</w:t>
+      </w:r>
+    </w:p>
+    <w:p>
+      <w:pPr>
+        <w:numPr>
+          <w:ilvl w:val="0"/>
+          <w:numId w:val="6"/>
+        </w:numPr>
+        <w:spacing w:before="100" w:beforeAutospacing="1" w:after="100" w:afterAutospacing="1" w:line="240" w:lineRule="auto"/>
+        <w:rPr>
+          <w:rFonts w:ascii="Times New Roman" w:eastAsia="Times New Roman" w:hAnsi="Times New Roman" w:cs="Times New Roman"/>
+          <w:sz w:val="24"/>
+          <w:szCs w:val="24"/>
+        </w:rPr>
+      </w:pPr>
+      <w:r>
+        <w:rPr>
+          <w:rFonts w:ascii="Times New Roman" w:eastAsia="Times New Roman" w:hAnsi="Times New Roman" w:cs="Times New Roman"/>
+          <w:sz w:val="24"/>
+          <w:szCs w:val="24"/>
+        </w:rPr>
+        <w:t xml:space="preserve">Step-by-step submission process </w:t>
+      </w:r>
+    </w:p>
+    <w:p>
+      <w:pPr>
+        <w:numPr>
+          <w:ilvl w:val="0"/>
+          <w:numId w:val="6"/>
+        </w:numPr>
+        <w:spacing w:before="100" w:beforeAutospacing="1" w:after="100" w:afterAutospacing="1" w:line="240" w:lineRule="auto"/>
+        <w:rPr>
+          <w:rFonts w:ascii="Times New Roman" w:eastAsia="Times New Roman" w:hAnsi="Times New Roman" w:cs="Times New Roman"/>
+          <w:sz w:val="24"/>
+          <w:szCs w:val="24"/>
+        </w:rPr>
+      </w:pPr>
+      <w:r>
+        <w:rPr>
+          <w:rFonts w:ascii="Times New Roman" w:eastAsia="Times New Roman" w:hAnsi="Times New Roman" w:cs="Times New Roman"/>
+          <w:sz w:val="24"/>
+          <w:szCs w:val="24"/>
+        </w:rPr>
+        <w:t xml:space="preserve">Show upload progress </w:t>
+      </w:r>
+    </w:p>
+    <w:p>
+      <w:pPr>
+        <w:numPr>
+          <w:ilvl w:val="0"/>
+          <w:numId w:val="6"/>
+        </w:numPr>
+        <w:spacing w:before="100" w:beforeAutospacing="1" w:after="100" w:afterAutospacing="1" w:line="240" w:lineRule="auto"/>
+        <w:rPr>
+          <w:rFonts w:ascii="Times New Roman" w:eastAsia="Times New Roman" w:hAnsi="Times New Roman" w:cs="Times New Roman"/>
+          <w:sz w:val="24"/>
+          <w:szCs w:val="24"/>
+        </w:rPr>
+      </w:pPr>
+      <w:r>
+        <w:rPr>
+          <w:rFonts w:ascii="Times New Roman" w:eastAsia="Times New Roman" w:hAnsi="Times New Roman" w:cs="Times New Roman"/>
+          <w:sz w:val="24"/>
+          <w:szCs w:val="24"/>
+        </w:rPr>
+        <w:t xml:space="preserve">Confirmation message: “Assignment submitted successfully” </w:t>
+      </w:r>
+    </w:p>
+    <w:p>
+      <w:pPr>
+        <w:numPr>
+          <w:ilvl w:val="0"/>
+          <w:numId w:val="6"/>
+        </w:numPr>
+        <w:spacing w:before="100" w:beforeAutospacing="1" w:after="100" w:afterAutospacing="1" w:line="240" w:lineRule="auto"/>
+        <w:rPr>
+          <w:rFonts w:ascii="Times New Roman" w:eastAsia="Times New Roman" w:hAnsi="Times New Roman" w:cs="Times New Roman"/>
+          <w:sz w:val="24"/>
+          <w:szCs w:val="24"/>
+        </w:rPr>
+      </w:pPr>
+      <w:r>
+        <w:rPr>
+          <w:rFonts w:ascii="Times New Roman" w:eastAsia="Times New Roman" w:hAnsi="Times New Roman" w:cs="Times New Roman"/>
+          <w:sz w:val="24"/>
+          <w:szCs w:val="24"/>
+        </w:rPr>
+        <w:t>Allow re-upload before deadline</w:t>
+      </w:r>
+    </w:p>
+    <w:p>
+      <w:pPr>
+        <w:spacing w:before="100" w:beforeAutospacing="1" w:after="100" w:afterAutospacing="1" w:line="240" w:lineRule="auto"/>
+        <w:ind w:left="720"/>
+        <w:rPr>
+          <w:rFonts w:ascii="Times New Roman" w:eastAsia="Times New Roman" w:hAnsi="Times New Roman" w:cs="Times New Roman"/>
+          <w:sz w:val="24"/>
+          <w:szCs w:val="24"/>
+        </w:rPr>
+      </w:pPr>
+      <w:r>
+        <w:rPr>
+          <w:rFonts w:ascii="Times New Roman" w:eastAsia="Times New Roman" w:hAnsi="Times New Roman" w:cs="Times New Roman"/>
+          <w:sz w:val="24"/>
+          <w:szCs w:val="24"/>
+        </w:rPr>
+        <w:t>2.PARENT PAIN POINTS AND SOLUTIONS TO THEM</w:t>
+      </w:r>
+    </w:p>
+    <w:p>
+      <w:pPr>
+        <w:spacing w:before="100" w:beforeAutospacing="1" w:after="100" w:afterAutospacing="1" w:line="240" w:lineRule="auto"/>
+        <w:outlineLvl w:val="1"/>
         <w:rPr>
           <w:rFonts w:ascii="Times New Roman" w:eastAsia="Times New Roman" w:hAnsi="Times New Roman" w:cs="Times New Roman"/>
           <w:b/>
@@ -677,151 +791,8 @@
           <w:sz w:val="36"/>
           <w:szCs w:val="36"/>
         </w:rPr>
-        <w:lastRenderedPageBreak/>
-        <w:t>“Submitting assignments is stressful”</w:t>
-      </w:r>
-    </w:p>
-    <w:p>
-      <w:pPr>
-        <w:spacing w:before="100" w:beforeAutospacing="1" w:after="100" w:afterAutospacing="1" w:line="240" w:lineRule="auto"/>
-        <w:rPr>
-          <w:rFonts w:ascii="Times New Roman" w:eastAsia="Times New Roman" w:hAnsi="Times New Roman" w:cs="Times New Roman"/>
-          <w:sz w:val="24"/>
-          <w:szCs w:val="24"/>
-        </w:rPr>
-      </w:pPr>
-      <w:r>
-        <w:rPr>
-          <w:rFonts w:ascii="Times New Roman" w:eastAsia="Times New Roman" w:hAnsi="Times New Roman" w:cs="Times New Roman"/>
-          <w:b/>
-          <w:bCs/>
-          <w:sz w:val="24"/>
-          <w:szCs w:val="24"/>
-        </w:rPr>
-        <w:t>Solution: Clear submission flow</w:t>
-      </w:r>
-    </w:p>
-    <w:p>
-      <w:pPr>
-        <w:numPr>
-          <w:ilvl w:val="0"/>
-          <w:numId w:val="6"/>
-        </w:numPr>
-        <w:spacing w:before="100" w:beforeAutospacing="1" w:after="100" w:afterAutospacing="1" w:line="240" w:lineRule="auto"/>
-        <w:rPr>
-          <w:rFonts w:ascii="Times New Roman" w:eastAsia="Times New Roman" w:hAnsi="Times New Roman" w:cs="Times New Roman"/>
-          <w:sz w:val="24"/>
-          <w:szCs w:val="24"/>
-        </w:rPr>
-      </w:pPr>
-      <w:r>
-        <w:rPr>
-          <w:rFonts w:ascii="Times New Roman" w:eastAsia="Times New Roman" w:hAnsi="Times New Roman" w:cs="Times New Roman"/>
-          <w:sz w:val="24"/>
-          <w:szCs w:val="24"/>
-        </w:rPr>
-        <w:t xml:space="preserve">Step-by-step submission process </w:t>
-      </w:r>
-    </w:p>
-    <w:p>
-      <w:pPr>
-        <w:numPr>
-          <w:ilvl w:val="0"/>
-          <w:numId w:val="6"/>
-        </w:numPr>
-        <w:spacing w:before="100" w:beforeAutospacing="1" w:after="100" w:afterAutospacing="1" w:line="240" w:lineRule="auto"/>
-        <w:rPr>
-          <w:rFonts w:ascii="Times New Roman" w:eastAsia="Times New Roman" w:hAnsi="Times New Roman" w:cs="Times New Roman"/>
-          <w:sz w:val="24"/>
-          <w:szCs w:val="24"/>
-        </w:rPr>
-      </w:pPr>
-      <w:r>
-        <w:rPr>
-          <w:rFonts w:ascii="Times New Roman" w:eastAsia="Times New Roman" w:hAnsi="Times New Roman" w:cs="Times New Roman"/>
-          <w:sz w:val="24"/>
-          <w:szCs w:val="24"/>
-        </w:rPr>
-        <w:t xml:space="preserve">Show upload progress </w:t>
-      </w:r>
-    </w:p>
-    <w:p>
-      <w:pPr>
-        <w:numPr>
-          <w:ilvl w:val="0"/>
-          <w:numId w:val="6"/>
-        </w:numPr>
-        <w:spacing w:before="100" w:beforeAutospacing="1" w:after="100" w:afterAutospacing="1" w:line="240" w:lineRule="auto"/>
-        <w:rPr>
-          <w:rFonts w:ascii="Times New Roman" w:eastAsia="Times New Roman" w:hAnsi="Times New Roman" w:cs="Times New Roman"/>
-          <w:sz w:val="24"/>
-          <w:szCs w:val="24"/>
-        </w:rPr>
-      </w:pPr>
-      <w:r>
-        <w:rPr>
-          <w:rFonts w:ascii="Times New Roman" w:eastAsia="Times New Roman" w:hAnsi="Times New Roman" w:cs="Times New Roman"/>
-          <w:sz w:val="24"/>
-          <w:szCs w:val="24"/>
-        </w:rPr>
-        <w:t xml:space="preserve">Confirmation message: “Assignment submitted successfully” </w:t>
-      </w:r>
-    </w:p>
-    <w:p>
-      <w:pPr>
-        <w:numPr>
-          <w:ilvl w:val="0"/>
-          <w:numId w:val="6"/>
-        </w:numPr>
-        <w:spacing w:before="100" w:beforeAutospacing="1" w:after="100" w:afterAutospacing="1" w:line="240" w:lineRule="auto"/>
-        <w:rPr>
-          <w:rFonts w:ascii="Times New Roman" w:eastAsia="Times New Roman" w:hAnsi="Times New Roman" w:cs="Times New Roman"/>
-          <w:sz w:val="24"/>
-          <w:szCs w:val="24"/>
-        </w:rPr>
-      </w:pPr>
-      <w:r>
-        <w:rPr>
-          <w:rFonts w:ascii="Times New Roman" w:eastAsia="Times New Roman" w:hAnsi="Times New Roman" w:cs="Times New Roman"/>
-          <w:sz w:val="24"/>
-          <w:szCs w:val="24"/>
-        </w:rPr>
-        <w:t>Allow re-upload before deadline</w:t>
-      </w:r>
-    </w:p>
-    <w:p>
-      <w:pPr>
-        <w:spacing w:before="100" w:beforeAutospacing="1" w:after="100" w:afterAutospacing="1" w:line="240" w:lineRule="auto"/>
-        <w:ind w:left="720"/>
-        <w:rPr>
-          <w:rFonts w:ascii="Times New Roman" w:eastAsia="Times New Roman" w:hAnsi="Times New Roman" w:cs="Times New Roman"/>
-          <w:sz w:val="24"/>
-          <w:szCs w:val="24"/>
-        </w:rPr>
-      </w:pPr>
-      <w:proofErr w:type="gramStart"/>
-      <w:r>
-        <w:rPr>
-          <w:rFonts w:ascii="Times New Roman" w:eastAsia="Times New Roman" w:hAnsi="Times New Roman" w:cs="Times New Roman"/>
-          <w:sz w:val="24"/>
-          <w:szCs w:val="24"/>
-        </w:rPr>
-        <w:t>2.PARENT</w:t>
-      </w:r>
-      <w:proofErr w:type="gramEnd"/>
-      <w:r>
-        <w:rPr>
-          <w:rFonts w:ascii="Times New Roman" w:eastAsia="Times New Roman" w:hAnsi="Times New Roman" w:cs="Times New Roman"/>
-          <w:sz w:val="24"/>
-          <w:szCs w:val="24"/>
-        </w:rPr>
-        <w:t xml:space="preserve"> PAIN POINTS AND SOLUTIONS TO THEM</w:t>
-      </w:r>
-    </w:p>
-    <w:p>
-      <w:pPr>
-        <w:spacing w:before="100" w:beforeAutospacing="1" w:after="100" w:afterAutospacing="1" w:line="240" w:lineRule="auto"/>
-        <w:outlineLvl w:val="1"/>
+      </w:pPr>
+      <w:r>
         <w:rPr>
           <w:rFonts w:ascii="Times New Roman" w:eastAsia="Times New Roman" w:hAnsi="Times New Roman" w:cs="Times New Roman"/>
           <w:b/>
@@ -829,7 +800,8 @@
           <w:sz w:val="36"/>
           <w:szCs w:val="36"/>
         </w:rPr>
-      </w:pPr>
+        <w:t>“UNABLE TO TELL THE CHILD’S PERFOMANCE</w:t>
+      </w:r>
       <w:r>
         <w:rPr>
           <w:rFonts w:ascii="Times New Roman" w:eastAsia="Times New Roman" w:hAnsi="Times New Roman" w:cs="Times New Roman"/>
@@ -838,9 +810,183 @@
           <w:sz w:val="36"/>
           <w:szCs w:val="36"/>
         </w:rPr>
-        <w:t>“UNABLE TO TELL THE CHILD’S PERFOMANCE</w:t>
-      </w:r>
-      <w:r>
+        <w:t>”</w:t>
+      </w:r>
+    </w:p>
+    <w:p>
+      <w:pPr>
+        <w:spacing w:before="100" w:beforeAutospacing="1" w:after="100" w:afterAutospacing="1" w:line="240" w:lineRule="auto"/>
+        <w:rPr>
+          <w:rFonts w:ascii="Times New Roman" w:eastAsia="Times New Roman" w:hAnsi="Times New Roman" w:cs="Times New Roman"/>
+          <w:sz w:val="24"/>
+          <w:szCs w:val="24"/>
+        </w:rPr>
+      </w:pPr>
+      <w:r>
+        <w:rPr>
+          <w:rFonts w:ascii="Times New Roman" w:eastAsia="Times New Roman" w:hAnsi="Times New Roman" w:cs="Times New Roman"/>
+          <w:b/>
+          <w:bCs/>
+          <w:sz w:val="24"/>
+          <w:szCs w:val="24"/>
+        </w:rPr>
+        <w:t>Pain</w:t>
+      </w:r>
+      <w:r>
+        <w:rPr>
+          <w:rFonts w:ascii="Times New Roman" w:eastAsia="Times New Roman" w:hAnsi="Times New Roman" w:cs="Times New Roman"/>
+          <w:b/>
+          <w:bCs/>
+          <w:sz w:val="24"/>
+          <w:szCs w:val="24"/>
+        </w:rPr>
+        <w:t xml:space="preserve"> points</w:t>
+      </w:r>
+      <w:r>
+        <w:rPr>
+          <w:rFonts w:ascii="Times New Roman" w:eastAsia="Times New Roman" w:hAnsi="Times New Roman" w:cs="Times New Roman"/>
+          <w:b/>
+          <w:bCs/>
+          <w:sz w:val="24"/>
+          <w:szCs w:val="24"/>
+        </w:rPr>
+        <w:t>:</w:t>
+      </w:r>
+    </w:p>
+    <w:p>
+      <w:pPr>
+        <w:numPr>
+          <w:ilvl w:val="0"/>
+          <w:numId w:val="7"/>
+        </w:numPr>
+        <w:spacing w:before="100" w:beforeAutospacing="1" w:after="100" w:afterAutospacing="1" w:line="240" w:lineRule="auto"/>
+        <w:rPr>
+          <w:rFonts w:ascii="Times New Roman" w:eastAsia="Times New Roman" w:hAnsi="Times New Roman" w:cs="Times New Roman"/>
+          <w:sz w:val="24"/>
+          <w:szCs w:val="24"/>
+        </w:rPr>
+      </w:pPr>
+      <w:r>
+        <w:rPr>
+          <w:rFonts w:ascii="Times New Roman" w:eastAsia="Times New Roman" w:hAnsi="Times New Roman" w:cs="Times New Roman"/>
+          <w:sz w:val="24"/>
+          <w:szCs w:val="24"/>
+        </w:rPr>
+        <w:t xml:space="preserve">Grades are unclear, delayed, or hard to interpret </w:t>
+      </w:r>
+    </w:p>
+    <w:p>
+      <w:pPr>
+        <w:numPr>
+          <w:ilvl w:val="0"/>
+          <w:numId w:val="7"/>
+        </w:numPr>
+        <w:spacing w:before="100" w:beforeAutospacing="1" w:after="100" w:afterAutospacing="1" w:line="240" w:lineRule="auto"/>
+        <w:rPr>
+          <w:rFonts w:ascii="Times New Roman" w:eastAsia="Times New Roman" w:hAnsi="Times New Roman" w:cs="Times New Roman"/>
+          <w:sz w:val="24"/>
+          <w:szCs w:val="24"/>
+        </w:rPr>
+      </w:pPr>
+      <w:r>
+        <w:rPr>
+          <w:rFonts w:ascii="Times New Roman" w:eastAsia="Times New Roman" w:hAnsi="Times New Roman" w:cs="Times New Roman"/>
+          <w:sz w:val="24"/>
+          <w:szCs w:val="24"/>
+        </w:rPr>
+        <w:t xml:space="preserve">No overall view of progress </w:t>
+      </w:r>
+    </w:p>
+    <w:p>
+      <w:pPr>
+        <w:spacing w:before="100" w:beforeAutospacing="1" w:after="100" w:afterAutospacing="1" w:line="240" w:lineRule="auto"/>
+        <w:rPr>
+          <w:rFonts w:ascii="Times New Roman" w:eastAsia="Times New Roman" w:hAnsi="Times New Roman" w:cs="Times New Roman"/>
+          <w:sz w:val="24"/>
+          <w:szCs w:val="24"/>
+        </w:rPr>
+      </w:pPr>
+      <w:r>
+        <w:rPr>
+          <w:rFonts w:ascii="Times New Roman" w:eastAsia="Times New Roman" w:hAnsi="Times New Roman" w:cs="Times New Roman"/>
+          <w:b/>
+          <w:bCs/>
+          <w:sz w:val="24"/>
+          <w:szCs w:val="24"/>
+        </w:rPr>
+        <w:t>Solution: Clear performance dashboard</w:t>
+      </w:r>
+    </w:p>
+    <w:p>
+      <w:pPr>
+        <w:numPr>
+          <w:ilvl w:val="0"/>
+          <w:numId w:val="8"/>
+        </w:numPr>
+        <w:spacing w:before="100" w:beforeAutospacing="1" w:after="100" w:afterAutospacing="1" w:line="240" w:lineRule="auto"/>
+        <w:rPr>
+          <w:rFonts w:ascii="Times New Roman" w:eastAsia="Times New Roman" w:hAnsi="Times New Roman" w:cs="Times New Roman"/>
+          <w:sz w:val="24"/>
+          <w:szCs w:val="24"/>
+        </w:rPr>
+      </w:pPr>
+      <w:r>
+        <w:rPr>
+          <w:rFonts w:ascii="Times New Roman" w:eastAsia="Times New Roman" w:hAnsi="Times New Roman" w:cs="Times New Roman"/>
+          <w:sz w:val="24"/>
+          <w:szCs w:val="24"/>
+        </w:rPr>
+        <w:t xml:space="preserve">Show grades per subject + overall average </w:t>
+      </w:r>
+    </w:p>
+    <w:p>
+      <w:pPr>
+        <w:numPr>
+          <w:ilvl w:val="0"/>
+          <w:numId w:val="8"/>
+        </w:numPr>
+        <w:spacing w:before="100" w:beforeAutospacing="1" w:after="100" w:afterAutospacing="1" w:line="240" w:lineRule="auto"/>
+        <w:rPr>
+          <w:rFonts w:ascii="Times New Roman" w:eastAsia="Times New Roman" w:hAnsi="Times New Roman" w:cs="Times New Roman"/>
+          <w:sz w:val="24"/>
+          <w:szCs w:val="24"/>
+        </w:rPr>
+      </w:pPr>
+      <w:r>
+        <w:rPr>
+          <w:rFonts w:ascii="Times New Roman" w:eastAsia="Times New Roman" w:hAnsi="Times New Roman" w:cs="Times New Roman"/>
+          <w:sz w:val="24"/>
+          <w:szCs w:val="24"/>
+        </w:rPr>
+        <w:t xml:space="preserve">Use simple visuals (progress bars, color indicators) </w:t>
+      </w:r>
+    </w:p>
+    <w:p>
+      <w:pPr>
+        <w:numPr>
+          <w:ilvl w:val="0"/>
+          <w:numId w:val="8"/>
+        </w:numPr>
+        <w:spacing w:before="100" w:beforeAutospacing="1" w:after="100" w:afterAutospacing="1" w:line="240" w:lineRule="auto"/>
+        <w:rPr>
+          <w:rFonts w:ascii="Times New Roman" w:eastAsia="Times New Roman" w:hAnsi="Times New Roman" w:cs="Times New Roman"/>
+          <w:sz w:val="24"/>
+          <w:szCs w:val="24"/>
+        </w:rPr>
+      </w:pPr>
+      <w:r>
+        <w:rPr>
+          <w:rFonts w:ascii="Times New Roman" w:eastAsia="Times New Roman" w:hAnsi="Times New Roman" w:cs="Times New Roman"/>
+          <w:sz w:val="24"/>
+          <w:szCs w:val="24"/>
+        </w:rPr>
+        <w:t>Include teacher comments</w:t>
+      </w:r>
+    </w:p>
+    <w:p>
+      <w:pPr>
+        <w:spacing w:before="100" w:beforeAutospacing="1" w:after="100" w:afterAutospacing="1" w:line="240" w:lineRule="auto"/>
+        <w:outlineLvl w:val="1"/>
         <w:rPr>
           <w:rFonts w:ascii="Times New Roman" w:eastAsia="Times New Roman" w:hAnsi="Times New Roman" w:cs="Times New Roman"/>
           <w:b/>
@@ -848,183 +994,8 @@
           <w:sz w:val="36"/>
           <w:szCs w:val="36"/>
         </w:rPr>
-        <w:t>”</w:t>
-      </w:r>
-    </w:p>
-    <w:p>
-      <w:pPr>
-        <w:spacing w:before="100" w:beforeAutospacing="1" w:after="100" w:afterAutospacing="1" w:line="240" w:lineRule="auto"/>
-        <w:rPr>
-          <w:rFonts w:ascii="Times New Roman" w:eastAsia="Times New Roman" w:hAnsi="Times New Roman" w:cs="Times New Roman"/>
-          <w:sz w:val="24"/>
-          <w:szCs w:val="24"/>
-        </w:rPr>
-      </w:pPr>
-      <w:r>
-        <w:rPr>
-          <w:rFonts w:ascii="Times New Roman" w:eastAsia="Times New Roman" w:hAnsi="Times New Roman" w:cs="Times New Roman"/>
-          <w:b/>
-          <w:bCs/>
-          <w:sz w:val="24"/>
-          <w:szCs w:val="24"/>
-        </w:rPr>
-        <w:t>Pain</w:t>
-      </w:r>
-      <w:r>
-        <w:rPr>
-          <w:rFonts w:ascii="Times New Roman" w:eastAsia="Times New Roman" w:hAnsi="Times New Roman" w:cs="Times New Roman"/>
-          <w:b/>
-          <w:bCs/>
-          <w:sz w:val="24"/>
-          <w:szCs w:val="24"/>
-        </w:rPr>
-        <w:t xml:space="preserve"> points</w:t>
-      </w:r>
-      <w:r>
-        <w:rPr>
-          <w:rFonts w:ascii="Times New Roman" w:eastAsia="Times New Roman" w:hAnsi="Times New Roman" w:cs="Times New Roman"/>
-          <w:b/>
-          <w:bCs/>
-          <w:sz w:val="24"/>
-          <w:szCs w:val="24"/>
-        </w:rPr>
-        <w:t>:</w:t>
-      </w:r>
-    </w:p>
-    <w:p>
-      <w:pPr>
-        <w:numPr>
-          <w:ilvl w:val="0"/>
-          <w:numId w:val="7"/>
-        </w:numPr>
-        <w:spacing w:before="100" w:beforeAutospacing="1" w:after="100" w:afterAutospacing="1" w:line="240" w:lineRule="auto"/>
-        <w:rPr>
-          <w:rFonts w:ascii="Times New Roman" w:eastAsia="Times New Roman" w:hAnsi="Times New Roman" w:cs="Times New Roman"/>
-          <w:sz w:val="24"/>
-          <w:szCs w:val="24"/>
-        </w:rPr>
-      </w:pPr>
-      <w:r>
-        <w:rPr>
-          <w:rFonts w:ascii="Times New Roman" w:eastAsia="Times New Roman" w:hAnsi="Times New Roman" w:cs="Times New Roman"/>
-          <w:sz w:val="24"/>
-          <w:szCs w:val="24"/>
-        </w:rPr>
-        <w:t xml:space="preserve">Grades are unclear, delayed, or hard to interpret </w:t>
-      </w:r>
-    </w:p>
-    <w:p>
-      <w:pPr>
-        <w:numPr>
-          <w:ilvl w:val="0"/>
-          <w:numId w:val="7"/>
-        </w:numPr>
-        <w:spacing w:before="100" w:beforeAutospacing="1" w:after="100" w:afterAutospacing="1" w:line="240" w:lineRule="auto"/>
-        <w:rPr>
-          <w:rFonts w:ascii="Times New Roman" w:eastAsia="Times New Roman" w:hAnsi="Times New Roman" w:cs="Times New Roman"/>
-          <w:sz w:val="24"/>
-          <w:szCs w:val="24"/>
-        </w:rPr>
-      </w:pPr>
-      <w:r>
-        <w:rPr>
-          <w:rFonts w:ascii="Times New Roman" w:eastAsia="Times New Roman" w:hAnsi="Times New Roman" w:cs="Times New Roman"/>
-          <w:sz w:val="24"/>
-          <w:szCs w:val="24"/>
-        </w:rPr>
-        <w:t xml:space="preserve">No overall view of progress </w:t>
-      </w:r>
-    </w:p>
-    <w:p>
-      <w:pPr>
-        <w:spacing w:before="100" w:beforeAutospacing="1" w:after="100" w:afterAutospacing="1" w:line="240" w:lineRule="auto"/>
-        <w:rPr>
-          <w:rFonts w:ascii="Times New Roman" w:eastAsia="Times New Roman" w:hAnsi="Times New Roman" w:cs="Times New Roman"/>
-          <w:sz w:val="24"/>
-          <w:szCs w:val="24"/>
-        </w:rPr>
-      </w:pPr>
-      <w:r>
-        <w:rPr>
-          <w:rFonts w:ascii="Times New Roman" w:eastAsia="Times New Roman" w:hAnsi="Times New Roman" w:cs="Times New Roman"/>
-          <w:b/>
-          <w:bCs/>
-          <w:sz w:val="24"/>
-          <w:szCs w:val="24"/>
-        </w:rPr>
-        <w:t>Solution: Clear performance dashboard</w:t>
-      </w:r>
-    </w:p>
-    <w:p>
-      <w:pPr>
-        <w:numPr>
-          <w:ilvl w:val="0"/>
-          <w:numId w:val="8"/>
-        </w:numPr>
-        <w:spacing w:before="100" w:beforeAutospacing="1" w:after="100" w:afterAutospacing="1" w:line="240" w:lineRule="auto"/>
-        <w:rPr>
-          <w:rFonts w:ascii="Times New Roman" w:eastAsia="Times New Roman" w:hAnsi="Times New Roman" w:cs="Times New Roman"/>
-          <w:sz w:val="24"/>
-          <w:szCs w:val="24"/>
-        </w:rPr>
-      </w:pPr>
-      <w:r>
-        <w:rPr>
-          <w:rFonts w:ascii="Times New Roman" w:eastAsia="Times New Roman" w:hAnsi="Times New Roman" w:cs="Times New Roman"/>
-          <w:sz w:val="24"/>
-          <w:szCs w:val="24"/>
-        </w:rPr>
-        <w:t xml:space="preserve">Show grades per subject + overall average </w:t>
-      </w:r>
-    </w:p>
-    <w:p>
-      <w:pPr>
-        <w:numPr>
-          <w:ilvl w:val="0"/>
-          <w:numId w:val="8"/>
-        </w:numPr>
-        <w:spacing w:before="100" w:beforeAutospacing="1" w:after="100" w:afterAutospacing="1" w:line="240" w:lineRule="auto"/>
-        <w:rPr>
-          <w:rFonts w:ascii="Times New Roman" w:eastAsia="Times New Roman" w:hAnsi="Times New Roman" w:cs="Times New Roman"/>
-          <w:sz w:val="24"/>
-          <w:szCs w:val="24"/>
-        </w:rPr>
-      </w:pPr>
-      <w:r>
-        <w:rPr>
-          <w:rFonts w:ascii="Times New Roman" w:eastAsia="Times New Roman" w:hAnsi="Times New Roman" w:cs="Times New Roman"/>
-          <w:sz w:val="24"/>
-          <w:szCs w:val="24"/>
-        </w:rPr>
-        <w:t xml:space="preserve">Use simple visuals (progress bars, color indicators) </w:t>
-      </w:r>
-    </w:p>
-    <w:p>
-      <w:pPr>
-        <w:numPr>
-          <w:ilvl w:val="0"/>
-          <w:numId w:val="8"/>
-        </w:numPr>
-        <w:spacing w:before="100" w:beforeAutospacing="1" w:after="100" w:afterAutospacing="1" w:line="240" w:lineRule="auto"/>
-        <w:rPr>
-          <w:rFonts w:ascii="Times New Roman" w:eastAsia="Times New Roman" w:hAnsi="Times New Roman" w:cs="Times New Roman"/>
-          <w:sz w:val="24"/>
-          <w:szCs w:val="24"/>
-        </w:rPr>
-      </w:pPr>
-      <w:r>
-        <w:rPr>
-          <w:rFonts w:ascii="Times New Roman" w:eastAsia="Times New Roman" w:hAnsi="Times New Roman" w:cs="Times New Roman"/>
-          <w:sz w:val="24"/>
-          <w:szCs w:val="24"/>
-        </w:rPr>
-        <w:t>Include teacher comments</w:t>
-      </w:r>
-    </w:p>
-    <w:p>
-      <w:pPr>
-        <w:spacing w:before="100" w:beforeAutospacing="1" w:after="100" w:afterAutospacing="1" w:line="240" w:lineRule="auto"/>
-        <w:outlineLvl w:val="1"/>
+      </w:pPr>
+      <w:r>
         <w:rPr>
           <w:rFonts w:ascii="Times New Roman" w:eastAsia="Times New Roman" w:hAnsi="Times New Roman" w:cs="Times New Roman"/>
           <w:b/>
@@ -1032,7 +1003,8 @@
           <w:sz w:val="36"/>
           <w:szCs w:val="36"/>
         </w:rPr>
-      </w:pPr>
+        <w:t xml:space="preserve">“LATE IN KNOWING CHILD’S PROBLEM IN PERFOMANCE </w:t>
+      </w:r>
       <w:r>
         <w:rPr>
           <w:rFonts w:ascii="Times New Roman" w:eastAsia="Times New Roman" w:hAnsi="Times New Roman" w:cs="Times New Roman"/>
@@ -1041,10 +1013,227 @@
           <w:sz w:val="36"/>
           <w:szCs w:val="36"/>
         </w:rPr>
-        <w:t xml:space="preserve">“LATE IN KNOWING CHILD’S PROBLEM IN </w:t>
-      </w:r>
-      <w:proofErr w:type="gramStart"/>
-      <w:r>
+        <w:t>”</w:t>
+      </w:r>
+    </w:p>
+    <w:p>
+      <w:pPr>
+        <w:spacing w:before="100" w:beforeAutospacing="1" w:after="100" w:afterAutospacing="1" w:line="240" w:lineRule="auto"/>
+        <w:rPr>
+          <w:rFonts w:ascii="Times New Roman" w:eastAsia="Times New Roman" w:hAnsi="Times New Roman" w:cs="Times New Roman"/>
+          <w:sz w:val="24"/>
+          <w:szCs w:val="24"/>
+        </w:rPr>
+      </w:pPr>
+      <w:r>
+        <w:rPr>
+          <w:rFonts w:ascii="Times New Roman" w:eastAsia="Times New Roman" w:hAnsi="Times New Roman" w:cs="Times New Roman"/>
+          <w:b/>
+          <w:bCs/>
+          <w:sz w:val="24"/>
+          <w:szCs w:val="24"/>
+        </w:rPr>
+        <w:t>Pain</w:t>
+      </w:r>
+      <w:r>
+        <w:rPr>
+          <w:rFonts w:ascii="Times New Roman" w:eastAsia="Times New Roman" w:hAnsi="Times New Roman" w:cs="Times New Roman"/>
+          <w:b/>
+          <w:bCs/>
+          <w:sz w:val="24"/>
+          <w:szCs w:val="24"/>
+        </w:rPr>
+        <w:t xml:space="preserve"> points</w:t>
+      </w:r>
+      <w:r>
+        <w:rPr>
+          <w:rFonts w:ascii="Times New Roman" w:eastAsia="Times New Roman" w:hAnsi="Times New Roman" w:cs="Times New Roman"/>
+          <w:b/>
+          <w:bCs/>
+          <w:sz w:val="24"/>
+          <w:szCs w:val="24"/>
+        </w:rPr>
+        <w:t>:</w:t>
+      </w:r>
+    </w:p>
+    <w:p>
+      <w:pPr>
+        <w:numPr>
+          <w:ilvl w:val="0"/>
+          <w:numId w:val="9"/>
+        </w:numPr>
+        <w:spacing w:before="100" w:beforeAutospacing="1" w:after="100" w:afterAutospacing="1" w:line="240" w:lineRule="auto"/>
+        <w:rPr>
+          <w:rFonts w:ascii="Times New Roman" w:eastAsia="Times New Roman" w:hAnsi="Times New Roman" w:cs="Times New Roman"/>
+          <w:sz w:val="24"/>
+          <w:szCs w:val="24"/>
+        </w:rPr>
+      </w:pPr>
+      <w:r>
+        <w:rPr>
+          <w:rFonts w:ascii="Times New Roman" w:eastAsia="Times New Roman" w:hAnsi="Times New Roman" w:cs="Times New Roman"/>
+          <w:sz w:val="24"/>
+          <w:szCs w:val="24"/>
+        </w:rPr>
+        <w:t xml:space="preserve">Parents are informed after issues get serious </w:t>
+      </w:r>
+    </w:p>
+    <w:p>
+      <w:pPr>
+        <w:numPr>
+          <w:ilvl w:val="0"/>
+          <w:numId w:val="9"/>
+        </w:numPr>
+        <w:spacing w:before="100" w:beforeAutospacing="1" w:after="100" w:afterAutospacing="1" w:line="240" w:lineRule="auto"/>
+        <w:rPr>
+          <w:rFonts w:ascii="Times New Roman" w:eastAsia="Times New Roman" w:hAnsi="Times New Roman" w:cs="Times New Roman"/>
+          <w:sz w:val="24"/>
+          <w:szCs w:val="24"/>
+        </w:rPr>
+      </w:pPr>
+      <w:r>
+        <w:rPr>
+          <w:rFonts w:ascii="Times New Roman" w:eastAsia="Times New Roman" w:hAnsi="Times New Roman" w:cs="Times New Roman"/>
+          <w:sz w:val="24"/>
+          <w:szCs w:val="24"/>
+        </w:rPr>
+        <w:t xml:space="preserve">No early warning system </w:t>
+      </w:r>
+    </w:p>
+    <w:p>
+      <w:pPr>
+        <w:spacing w:before="100" w:beforeAutospacing="1" w:after="100" w:afterAutospacing="1" w:line="240" w:lineRule="auto"/>
+        <w:rPr>
+          <w:rFonts w:ascii="Times New Roman" w:eastAsia="Times New Roman" w:hAnsi="Times New Roman" w:cs="Times New Roman"/>
+          <w:sz w:val="24"/>
+          <w:szCs w:val="24"/>
+        </w:rPr>
+      </w:pPr>
+      <w:r>
+        <w:rPr>
+          <w:rFonts w:ascii="Times New Roman" w:eastAsia="Times New Roman" w:hAnsi="Times New Roman" w:cs="Times New Roman"/>
+          <w:b/>
+          <w:bCs/>
+          <w:sz w:val="24"/>
+          <w:szCs w:val="24"/>
+        </w:rPr>
+        <w:t>Solution: Early alerts system</w:t>
+      </w:r>
+    </w:p>
+    <w:p>
+      <w:pPr>
+        <w:numPr>
+          <w:ilvl w:val="0"/>
+          <w:numId w:val="10"/>
+        </w:numPr>
+        <w:spacing w:before="100" w:beforeAutospacing="1" w:after="100" w:afterAutospacing="1" w:line="240" w:lineRule="auto"/>
+        <w:rPr>
+          <w:rFonts w:ascii="Times New Roman" w:eastAsia="Times New Roman" w:hAnsi="Times New Roman" w:cs="Times New Roman"/>
+          <w:sz w:val="24"/>
+          <w:szCs w:val="24"/>
+        </w:rPr>
+      </w:pPr>
+      <w:r>
+        <w:rPr>
+          <w:rFonts w:ascii="Times New Roman" w:eastAsia="Times New Roman" w:hAnsi="Times New Roman" w:cs="Times New Roman"/>
+          <w:sz w:val="24"/>
+          <w:szCs w:val="24"/>
+        </w:rPr>
+        <w:t xml:space="preserve">Notifications for: </w:t>
+      </w:r>
+    </w:p>
+    <w:p>
+      <w:pPr>
+        <w:numPr>
+          <w:ilvl w:val="1"/>
+          <w:numId w:val="10"/>
+        </w:numPr>
+        <w:spacing w:before="100" w:beforeAutospacing="1" w:after="100" w:afterAutospacing="1" w:line="240" w:lineRule="auto"/>
+        <w:rPr>
+          <w:rFonts w:ascii="Times New Roman" w:eastAsia="Times New Roman" w:hAnsi="Times New Roman" w:cs="Times New Roman"/>
+          <w:sz w:val="24"/>
+          <w:szCs w:val="24"/>
+        </w:rPr>
+      </w:pPr>
+      <w:r>
+        <w:rPr>
+          <w:rFonts w:ascii="Times New Roman" w:eastAsia="Times New Roman" w:hAnsi="Times New Roman" w:cs="Times New Roman"/>
+          <w:sz w:val="24"/>
+          <w:szCs w:val="24"/>
+        </w:rPr>
+        <w:t xml:space="preserve">Missing assignments </w:t>
+      </w:r>
+    </w:p>
+    <w:p>
+      <w:pPr>
+        <w:numPr>
+          <w:ilvl w:val="1"/>
+          <w:numId w:val="10"/>
+        </w:numPr>
+        <w:spacing w:before="100" w:beforeAutospacing="1" w:after="100" w:afterAutospacing="1" w:line="240" w:lineRule="auto"/>
+        <w:rPr>
+          <w:rFonts w:ascii="Times New Roman" w:eastAsia="Times New Roman" w:hAnsi="Times New Roman" w:cs="Times New Roman"/>
+          <w:sz w:val="24"/>
+          <w:szCs w:val="24"/>
+        </w:rPr>
+      </w:pPr>
+      <w:r>
+        <w:rPr>
+          <w:rFonts w:ascii="Times New Roman" w:eastAsia="Times New Roman" w:hAnsi="Times New Roman" w:cs="Times New Roman"/>
+          <w:sz w:val="24"/>
+          <w:szCs w:val="24"/>
+        </w:rPr>
+        <w:t xml:space="preserve">Low grades </w:t>
+      </w:r>
+    </w:p>
+    <w:p>
+      <w:pPr>
+        <w:numPr>
+          <w:ilvl w:val="1"/>
+          <w:numId w:val="10"/>
+        </w:numPr>
+        <w:spacing w:before="100" w:beforeAutospacing="1" w:after="100" w:afterAutospacing="1" w:line="240" w:lineRule="auto"/>
+        <w:rPr>
+          <w:rFonts w:ascii="Times New Roman" w:eastAsia="Times New Roman" w:hAnsi="Times New Roman" w:cs="Times New Roman"/>
+          <w:sz w:val="24"/>
+          <w:szCs w:val="24"/>
+        </w:rPr>
+      </w:pPr>
+      <w:r>
+        <w:rPr>
+          <w:rFonts w:ascii="Times New Roman" w:eastAsia="Times New Roman" w:hAnsi="Times New Roman" w:cs="Times New Roman"/>
+          <w:sz w:val="24"/>
+          <w:szCs w:val="24"/>
+        </w:rPr>
+        <w:t xml:space="preserve">Attendance issues </w:t>
+      </w:r>
+    </w:p>
+    <w:p>
+      <w:pPr>
+        <w:numPr>
+          <w:ilvl w:val="0"/>
+          <w:numId w:val="10"/>
+        </w:numPr>
+        <w:spacing w:before="100" w:beforeAutospacing="1" w:after="100" w:afterAutospacing="1" w:line="240" w:lineRule="auto"/>
+        <w:rPr>
+          <w:rFonts w:ascii="Times New Roman" w:eastAsia="Times New Roman" w:hAnsi="Times New Roman" w:cs="Times New Roman"/>
+          <w:sz w:val="24"/>
+          <w:szCs w:val="24"/>
+        </w:rPr>
+      </w:pPr>
+      <w:r>
+        <w:rPr>
+          <w:rFonts w:ascii="Times New Roman" w:eastAsia="Times New Roman" w:hAnsi="Times New Roman" w:cs="Times New Roman"/>
+          <w:sz w:val="24"/>
+          <w:szCs w:val="24"/>
+        </w:rPr>
+        <w:t>Weekly performance summary</w:t>
+      </w:r>
+    </w:p>
+    <w:p>
+      <w:pPr>
+        <w:spacing w:before="100" w:beforeAutospacing="1" w:after="100" w:afterAutospacing="1" w:line="240" w:lineRule="auto"/>
+        <w:outlineLvl w:val="1"/>
         <w:rPr>
           <w:rFonts w:ascii="Times New Roman" w:eastAsia="Times New Roman" w:hAnsi="Times New Roman" w:cs="Times New Roman"/>
           <w:b/>
@@ -1052,8 +1241,7 @@
           <w:sz w:val="36"/>
           <w:szCs w:val="36"/>
         </w:rPr>
-        <w:t xml:space="preserve">PERFOMANCE </w:t>
-      </w:r>
+      </w:pPr>
       <w:r>
         <w:rPr>
           <w:rFonts w:ascii="Times New Roman" w:eastAsia="Times New Roman" w:hAnsi="Times New Roman" w:cs="Times New Roman"/>
@@ -1062,228 +1250,9 @@
           <w:sz w:val="36"/>
           <w:szCs w:val="36"/>
         </w:rPr>
-        <w:t>”</w:t>
-      </w:r>
-      <w:proofErr w:type="gramEnd"/>
-    </w:p>
-    <w:p>
-      <w:pPr>
-        <w:spacing w:before="100" w:beforeAutospacing="1" w:after="100" w:afterAutospacing="1" w:line="240" w:lineRule="auto"/>
-        <w:rPr>
-          <w:rFonts w:ascii="Times New Roman" w:eastAsia="Times New Roman" w:hAnsi="Times New Roman" w:cs="Times New Roman"/>
-          <w:sz w:val="24"/>
-          <w:szCs w:val="24"/>
-        </w:rPr>
-      </w:pPr>
-      <w:r>
-        <w:rPr>
-          <w:rFonts w:ascii="Times New Roman" w:eastAsia="Times New Roman" w:hAnsi="Times New Roman" w:cs="Times New Roman"/>
-          <w:b/>
-          <w:bCs/>
-          <w:sz w:val="24"/>
-          <w:szCs w:val="24"/>
-        </w:rPr>
-        <w:t>Pain</w:t>
-      </w:r>
-      <w:r>
-        <w:rPr>
-          <w:rFonts w:ascii="Times New Roman" w:eastAsia="Times New Roman" w:hAnsi="Times New Roman" w:cs="Times New Roman"/>
-          <w:b/>
-          <w:bCs/>
-          <w:sz w:val="24"/>
-          <w:szCs w:val="24"/>
-        </w:rPr>
-        <w:t xml:space="preserve"> points</w:t>
-      </w:r>
-      <w:r>
-        <w:rPr>
-          <w:rFonts w:ascii="Times New Roman" w:eastAsia="Times New Roman" w:hAnsi="Times New Roman" w:cs="Times New Roman"/>
-          <w:b/>
-          <w:bCs/>
-          <w:sz w:val="24"/>
-          <w:szCs w:val="24"/>
-        </w:rPr>
-        <w:t>:</w:t>
-      </w:r>
-    </w:p>
-    <w:p>
-      <w:pPr>
-        <w:numPr>
-          <w:ilvl w:val="0"/>
-          <w:numId w:val="9"/>
-        </w:numPr>
-        <w:spacing w:before="100" w:beforeAutospacing="1" w:after="100" w:afterAutospacing="1" w:line="240" w:lineRule="auto"/>
-        <w:rPr>
-          <w:rFonts w:ascii="Times New Roman" w:eastAsia="Times New Roman" w:hAnsi="Times New Roman" w:cs="Times New Roman"/>
-          <w:sz w:val="24"/>
-          <w:szCs w:val="24"/>
-        </w:rPr>
-      </w:pPr>
-      <w:r>
-        <w:rPr>
-          <w:rFonts w:ascii="Times New Roman" w:eastAsia="Times New Roman" w:hAnsi="Times New Roman" w:cs="Times New Roman"/>
-          <w:sz w:val="24"/>
-          <w:szCs w:val="24"/>
-        </w:rPr>
-        <w:t xml:space="preserve">Parents are informed after issues get serious </w:t>
-      </w:r>
-    </w:p>
-    <w:p>
-      <w:pPr>
-        <w:numPr>
-          <w:ilvl w:val="0"/>
-          <w:numId w:val="9"/>
-        </w:numPr>
-        <w:spacing w:before="100" w:beforeAutospacing="1" w:after="100" w:afterAutospacing="1" w:line="240" w:lineRule="auto"/>
-        <w:rPr>
-          <w:rFonts w:ascii="Times New Roman" w:eastAsia="Times New Roman" w:hAnsi="Times New Roman" w:cs="Times New Roman"/>
-          <w:sz w:val="24"/>
-          <w:szCs w:val="24"/>
-        </w:rPr>
-      </w:pPr>
-      <w:r>
-        <w:rPr>
-          <w:rFonts w:ascii="Times New Roman" w:eastAsia="Times New Roman" w:hAnsi="Times New Roman" w:cs="Times New Roman"/>
-          <w:sz w:val="24"/>
-          <w:szCs w:val="24"/>
-        </w:rPr>
-        <w:t xml:space="preserve">No early warning system </w:t>
-      </w:r>
-    </w:p>
-    <w:p>
-      <w:pPr>
-        <w:spacing w:before="100" w:beforeAutospacing="1" w:after="100" w:afterAutospacing="1" w:line="240" w:lineRule="auto"/>
-        <w:rPr>
-          <w:rFonts w:ascii="Times New Roman" w:eastAsia="Times New Roman" w:hAnsi="Times New Roman" w:cs="Times New Roman"/>
-          <w:sz w:val="24"/>
-          <w:szCs w:val="24"/>
-        </w:rPr>
-      </w:pPr>
-      <w:r>
-        <w:rPr>
-          <w:rFonts w:ascii="Times New Roman" w:eastAsia="Times New Roman" w:hAnsi="Times New Roman" w:cs="Times New Roman"/>
-          <w:b/>
-          <w:bCs/>
-          <w:sz w:val="24"/>
-          <w:szCs w:val="24"/>
-        </w:rPr>
-        <w:t>Solution: Early alerts system</w:t>
-      </w:r>
-    </w:p>
-    <w:p>
-      <w:pPr>
-        <w:numPr>
-          <w:ilvl w:val="0"/>
-          <w:numId w:val="10"/>
-        </w:numPr>
-        <w:spacing w:before="100" w:beforeAutospacing="1" w:after="100" w:afterAutospacing="1" w:line="240" w:lineRule="auto"/>
-        <w:rPr>
-          <w:rFonts w:ascii="Times New Roman" w:eastAsia="Times New Roman" w:hAnsi="Times New Roman" w:cs="Times New Roman"/>
-          <w:sz w:val="24"/>
-          <w:szCs w:val="24"/>
-        </w:rPr>
-      </w:pPr>
-      <w:r>
-        <w:rPr>
-          <w:rFonts w:ascii="Times New Roman" w:eastAsia="Times New Roman" w:hAnsi="Times New Roman" w:cs="Times New Roman"/>
-          <w:sz w:val="24"/>
-          <w:szCs w:val="24"/>
-        </w:rPr>
-        <w:t xml:space="preserve">Notifications for: </w:t>
-      </w:r>
-    </w:p>
-    <w:p>
-      <w:pPr>
-        <w:numPr>
-          <w:ilvl w:val="1"/>
-          <w:numId w:val="10"/>
-        </w:numPr>
-        <w:spacing w:before="100" w:beforeAutospacing="1" w:after="100" w:afterAutospacing="1" w:line="240" w:lineRule="auto"/>
-        <w:rPr>
-          <w:rFonts w:ascii="Times New Roman" w:eastAsia="Times New Roman" w:hAnsi="Times New Roman" w:cs="Times New Roman"/>
-          <w:sz w:val="24"/>
-          <w:szCs w:val="24"/>
-        </w:rPr>
-      </w:pPr>
-      <w:r>
-        <w:rPr>
-          <w:rFonts w:ascii="Times New Roman" w:eastAsia="Times New Roman" w:hAnsi="Times New Roman" w:cs="Times New Roman"/>
-          <w:sz w:val="24"/>
-          <w:szCs w:val="24"/>
-        </w:rPr>
-        <w:t xml:space="preserve">Missing assignments </w:t>
-      </w:r>
-    </w:p>
-    <w:p>
-      <w:pPr>
-        <w:numPr>
-          <w:ilvl w:val="1"/>
-          <w:numId w:val="10"/>
-        </w:numPr>
-        <w:spacing w:before="100" w:beforeAutospacing="1" w:after="100" w:afterAutospacing="1" w:line="240" w:lineRule="auto"/>
-        <w:rPr>
-          <w:rFonts w:ascii="Times New Roman" w:eastAsia="Times New Roman" w:hAnsi="Times New Roman" w:cs="Times New Roman"/>
-          <w:sz w:val="24"/>
-          <w:szCs w:val="24"/>
-        </w:rPr>
-      </w:pPr>
-      <w:r>
-        <w:rPr>
-          <w:rFonts w:ascii="Times New Roman" w:eastAsia="Times New Roman" w:hAnsi="Times New Roman" w:cs="Times New Roman"/>
-          <w:sz w:val="24"/>
-          <w:szCs w:val="24"/>
-        </w:rPr>
-        <w:t xml:space="preserve">Low grades </w:t>
-      </w:r>
-    </w:p>
-    <w:p>
-      <w:pPr>
-        <w:numPr>
-          <w:ilvl w:val="1"/>
-          <w:numId w:val="10"/>
-        </w:numPr>
-        <w:spacing w:before="100" w:beforeAutospacing="1" w:after="100" w:afterAutospacing="1" w:line="240" w:lineRule="auto"/>
-        <w:rPr>
-          <w:rFonts w:ascii="Times New Roman" w:eastAsia="Times New Roman" w:hAnsi="Times New Roman" w:cs="Times New Roman"/>
-          <w:sz w:val="24"/>
-          <w:szCs w:val="24"/>
-        </w:rPr>
-      </w:pPr>
-      <w:r>
-        <w:rPr>
-          <w:rFonts w:ascii="Times New Roman" w:eastAsia="Times New Roman" w:hAnsi="Times New Roman" w:cs="Times New Roman"/>
-          <w:sz w:val="24"/>
-          <w:szCs w:val="24"/>
-        </w:rPr>
-        <w:t xml:space="preserve">Attendance issues </w:t>
-      </w:r>
-    </w:p>
-    <w:p>
-      <w:pPr>
-        <w:numPr>
-          <w:ilvl w:val="0"/>
-          <w:numId w:val="10"/>
-        </w:numPr>
-        <w:spacing w:before="100" w:beforeAutospacing="1" w:after="100" w:afterAutospacing="1" w:line="240" w:lineRule="auto"/>
-        <w:rPr>
-          <w:rFonts w:ascii="Times New Roman" w:eastAsia="Times New Roman" w:hAnsi="Times New Roman" w:cs="Times New Roman"/>
-          <w:sz w:val="24"/>
-          <w:szCs w:val="24"/>
-        </w:rPr>
-      </w:pPr>
-      <w:r>
-        <w:rPr>
-          <w:rFonts w:ascii="Times New Roman" w:eastAsia="Times New Roman" w:hAnsi="Times New Roman" w:cs="Times New Roman"/>
-          <w:sz w:val="24"/>
-          <w:szCs w:val="24"/>
-        </w:rPr>
-        <w:t>Weekly performance summary</w:t>
-      </w:r>
-    </w:p>
-    <w:p>
-      <w:pPr>
-        <w:spacing w:before="100" w:beforeAutospacing="1" w:after="100" w:afterAutospacing="1" w:line="240" w:lineRule="auto"/>
-        <w:outlineLvl w:val="1"/>
+        <w:t>“ DIFFICULTIES IN COMMUNICATION WITH TEACHERS</w:t>
+      </w:r>
+      <w:r>
         <w:rPr>
           <w:rFonts w:ascii="Times New Roman" w:eastAsia="Times New Roman" w:hAnsi="Times New Roman" w:cs="Times New Roman"/>
           <w:b/>
@@ -1291,9 +1260,209 @@
           <w:sz w:val="36"/>
           <w:szCs w:val="36"/>
         </w:rPr>
-      </w:pPr>
-      <w:proofErr w:type="gramStart"/>
-      <w:r>
+        <w:t>”</w:t>
+      </w:r>
+    </w:p>
+    <w:p>
+      <w:pPr>
+        <w:spacing w:before="100" w:beforeAutospacing="1" w:after="100" w:afterAutospacing="1" w:line="240" w:lineRule="auto"/>
+        <w:rPr>
+          <w:rFonts w:ascii="Times New Roman" w:eastAsia="Times New Roman" w:hAnsi="Times New Roman" w:cs="Times New Roman"/>
+          <w:sz w:val="24"/>
+          <w:szCs w:val="24"/>
+        </w:rPr>
+      </w:pPr>
+      <w:r>
+        <w:rPr>
+          <w:rFonts w:ascii="Times New Roman" w:eastAsia="Times New Roman" w:hAnsi="Times New Roman" w:cs="Times New Roman"/>
+          <w:b/>
+          <w:bCs/>
+          <w:sz w:val="24"/>
+          <w:szCs w:val="24"/>
+        </w:rPr>
+        <w:lastRenderedPageBreak/>
+        <w:t>Pain</w:t>
+      </w:r>
+      <w:r>
+        <w:rPr>
+          <w:rFonts w:ascii="Times New Roman" w:eastAsia="Times New Roman" w:hAnsi="Times New Roman" w:cs="Times New Roman"/>
+          <w:b/>
+          <w:bCs/>
+          <w:sz w:val="24"/>
+          <w:szCs w:val="24"/>
+        </w:rPr>
+        <w:t xml:space="preserve"> points</w:t>
+      </w:r>
+      <w:r>
+        <w:rPr>
+          <w:rFonts w:ascii="Times New Roman" w:eastAsia="Times New Roman" w:hAnsi="Times New Roman" w:cs="Times New Roman"/>
+          <w:b/>
+          <w:bCs/>
+          <w:sz w:val="24"/>
+          <w:szCs w:val="24"/>
+        </w:rPr>
+        <w:t>:</w:t>
+      </w:r>
+    </w:p>
+    <w:p>
+      <w:pPr>
+        <w:numPr>
+          <w:ilvl w:val="0"/>
+          <w:numId w:val="11"/>
+        </w:numPr>
+        <w:spacing w:before="100" w:beforeAutospacing="1" w:after="100" w:afterAutospacing="1" w:line="240" w:lineRule="auto"/>
+        <w:rPr>
+          <w:rFonts w:ascii="Times New Roman" w:eastAsia="Times New Roman" w:hAnsi="Times New Roman" w:cs="Times New Roman"/>
+          <w:sz w:val="24"/>
+          <w:szCs w:val="24"/>
+        </w:rPr>
+      </w:pPr>
+      <w:r>
+        <w:rPr>
+          <w:rFonts w:ascii="Times New Roman" w:eastAsia="Times New Roman" w:hAnsi="Times New Roman" w:cs="Times New Roman"/>
+          <w:sz w:val="24"/>
+          <w:szCs w:val="24"/>
+        </w:rPr>
+        <w:t xml:space="preserve">Hard to contact teachers </w:t>
+      </w:r>
+    </w:p>
+    <w:p>
+      <w:pPr>
+        <w:numPr>
+          <w:ilvl w:val="0"/>
+          <w:numId w:val="11"/>
+        </w:numPr>
+        <w:spacing w:before="100" w:beforeAutospacing="1" w:after="100" w:afterAutospacing="1" w:line="240" w:lineRule="auto"/>
+        <w:rPr>
+          <w:rFonts w:ascii="Times New Roman" w:eastAsia="Times New Roman" w:hAnsi="Times New Roman" w:cs="Times New Roman"/>
+          <w:sz w:val="24"/>
+          <w:szCs w:val="24"/>
+        </w:rPr>
+      </w:pPr>
+      <w:r>
+        <w:rPr>
+          <w:rFonts w:ascii="Times New Roman" w:eastAsia="Times New Roman" w:hAnsi="Times New Roman" w:cs="Times New Roman"/>
+          <w:sz w:val="24"/>
+          <w:szCs w:val="24"/>
+        </w:rPr>
+        <w:t xml:space="preserve">Delayed responses or unclear channels </w:t>
+      </w:r>
+    </w:p>
+    <w:p>
+      <w:pPr>
+        <w:spacing w:before="100" w:beforeAutospacing="1" w:after="100" w:afterAutospacing="1" w:line="240" w:lineRule="auto"/>
+        <w:rPr>
+          <w:rFonts w:ascii="Times New Roman" w:eastAsia="Times New Roman" w:hAnsi="Times New Roman" w:cs="Times New Roman"/>
+          <w:sz w:val="24"/>
+          <w:szCs w:val="24"/>
+        </w:rPr>
+      </w:pPr>
+      <w:r>
+        <w:rPr>
+          <w:rFonts w:ascii="Times New Roman" w:eastAsia="Times New Roman" w:hAnsi="Times New Roman" w:cs="Times New Roman"/>
+          <w:b/>
+          <w:bCs/>
+          <w:sz w:val="24"/>
+          <w:szCs w:val="24"/>
+        </w:rPr>
+        <w:t>Solution: Built-in communication tools</w:t>
+      </w:r>
+    </w:p>
+    <w:p>
+      <w:pPr>
+        <w:numPr>
+          <w:ilvl w:val="0"/>
+          <w:numId w:val="12"/>
+        </w:numPr>
+        <w:spacing w:before="100" w:beforeAutospacing="1" w:after="100" w:afterAutospacing="1" w:line="240" w:lineRule="auto"/>
+        <w:rPr>
+          <w:rFonts w:ascii="Times New Roman" w:eastAsia="Times New Roman" w:hAnsi="Times New Roman" w:cs="Times New Roman"/>
+          <w:sz w:val="24"/>
+          <w:szCs w:val="24"/>
+        </w:rPr>
+      </w:pPr>
+      <w:r>
+        <w:rPr>
+          <w:rFonts w:ascii="Times New Roman" w:eastAsia="Times New Roman" w:hAnsi="Times New Roman" w:cs="Times New Roman"/>
+          <w:sz w:val="24"/>
+          <w:szCs w:val="24"/>
+        </w:rPr>
+        <w:t xml:space="preserve">Messaging system (parent ↔ teacher) </w:t>
+      </w:r>
+    </w:p>
+    <w:p>
+      <w:pPr>
+        <w:numPr>
+          <w:ilvl w:val="0"/>
+          <w:numId w:val="12"/>
+        </w:numPr>
+        <w:spacing w:before="100" w:beforeAutospacing="1" w:after="100" w:afterAutospacing="1" w:line="240" w:lineRule="auto"/>
+        <w:rPr>
+          <w:rFonts w:ascii="Times New Roman" w:eastAsia="Times New Roman" w:hAnsi="Times New Roman" w:cs="Times New Roman"/>
+          <w:sz w:val="24"/>
+          <w:szCs w:val="24"/>
+        </w:rPr>
+      </w:pPr>
+      <w:r>
+        <w:rPr>
+          <w:rFonts w:ascii="Times New Roman" w:eastAsia="Times New Roman" w:hAnsi="Times New Roman" w:cs="Times New Roman"/>
+          <w:sz w:val="24"/>
+          <w:szCs w:val="24"/>
+        </w:rPr>
+        <w:t xml:space="preserve">Option to schedule meetings </w:t>
+      </w:r>
+    </w:p>
+    <w:p>
+      <w:pPr>
+        <w:numPr>
+          <w:ilvl w:val="0"/>
+          <w:numId w:val="12"/>
+        </w:numPr>
+        <w:spacing w:before="100" w:beforeAutospacing="1" w:after="100" w:afterAutospacing="1" w:line="240" w:lineRule="auto"/>
+        <w:rPr>
+          <w:rFonts w:ascii="Times New Roman" w:eastAsia="Times New Roman" w:hAnsi="Times New Roman" w:cs="Times New Roman"/>
+          <w:sz w:val="24"/>
+          <w:szCs w:val="24"/>
+        </w:rPr>
+      </w:pPr>
+      <w:r>
+        <w:rPr>
+          <w:rFonts w:ascii="Times New Roman" w:eastAsia="Times New Roman" w:hAnsi="Times New Roman" w:cs="Times New Roman"/>
+          <w:sz w:val="24"/>
+          <w:szCs w:val="24"/>
+        </w:rPr>
+        <w:t>Clear response expectations</w:t>
+      </w:r>
+    </w:p>
+    <w:p>
+      <w:pPr>
+        <w:rPr>
+          <w:u w:val="single"/>
+        </w:rPr>
+      </w:pPr>
+      <w:r>
+        <w:rPr>
+          <w:u w:val="single"/>
+        </w:rPr>
+        <w:t>3.</w:t>
+      </w:r>
+      <w:r>
+        <w:rPr>
+          <w:u w:val="single"/>
+        </w:rPr>
+        <w:t>SCHOOL STAFF</w:t>
+      </w:r>
+      <w:r>
+        <w:rPr>
+          <w:u w:val="single"/>
+        </w:rPr>
+        <w:t xml:space="preserve"> PAINPOINTS AND THEIR SOLUTIONS</w:t>
+      </w:r>
+    </w:p>
+    <w:p>
+      <w:pPr>
+        <w:spacing w:before="100" w:beforeAutospacing="1" w:after="100" w:afterAutospacing="1" w:line="240" w:lineRule="auto"/>
+        <w:outlineLvl w:val="1"/>
         <w:rPr>
           <w:rFonts w:ascii="Times New Roman" w:eastAsia="Times New Roman" w:hAnsi="Times New Roman" w:cs="Times New Roman"/>
           <w:b/>
@@ -1301,9 +1470,7 @@
           <w:sz w:val="36"/>
           <w:szCs w:val="36"/>
         </w:rPr>
-        <w:t>“ DIFFICULTIES</w:t>
-      </w:r>
-      <w:proofErr w:type="gramEnd"/>
+      </w:pPr>
       <w:r>
         <w:rPr>
           <w:rFonts w:ascii="Times New Roman" w:eastAsia="Times New Roman" w:hAnsi="Times New Roman" w:cs="Times New Roman"/>
@@ -1312,9 +1479,161 @@
           <w:sz w:val="36"/>
           <w:szCs w:val="36"/>
         </w:rPr>
-        <w:t xml:space="preserve"> IN COMMUNICATION WITH TEACHERS</w:t>
-      </w:r>
-      <w:r>
+        <w:t>“Entering grades takes too much time”</w:t>
+      </w:r>
+    </w:p>
+    <w:p>
+      <w:pPr>
+        <w:spacing w:before="100" w:beforeAutospacing="1" w:after="100" w:afterAutospacing="1" w:line="240" w:lineRule="auto"/>
+        <w:rPr>
+          <w:rFonts w:ascii="Times New Roman" w:eastAsia="Times New Roman" w:hAnsi="Times New Roman" w:cs="Times New Roman"/>
+          <w:sz w:val="24"/>
+          <w:szCs w:val="24"/>
+        </w:rPr>
+      </w:pPr>
+      <w:r>
+        <w:rPr>
+          <w:rFonts w:ascii="Times New Roman" w:eastAsia="Times New Roman" w:hAnsi="Times New Roman" w:cs="Times New Roman"/>
+          <w:b/>
+          <w:bCs/>
+          <w:sz w:val="24"/>
+          <w:szCs w:val="24"/>
+        </w:rPr>
+        <w:t>Pain</w:t>
+      </w:r>
+      <w:r>
+        <w:rPr>
+          <w:rFonts w:ascii="Times New Roman" w:eastAsia="Times New Roman" w:hAnsi="Times New Roman" w:cs="Times New Roman"/>
+          <w:b/>
+          <w:bCs/>
+          <w:sz w:val="24"/>
+          <w:szCs w:val="24"/>
+        </w:rPr>
+        <w:t xml:space="preserve"> points</w:t>
+      </w:r>
+      <w:r>
+        <w:rPr>
+          <w:rFonts w:ascii="Times New Roman" w:eastAsia="Times New Roman" w:hAnsi="Times New Roman" w:cs="Times New Roman"/>
+          <w:b/>
+          <w:bCs/>
+          <w:sz w:val="24"/>
+          <w:szCs w:val="24"/>
+        </w:rPr>
+        <w:t>:</w:t>
+      </w:r>
+    </w:p>
+    <w:p>
+      <w:pPr>
+        <w:numPr>
+          <w:ilvl w:val="0"/>
+          <w:numId w:val="13"/>
+        </w:numPr>
+        <w:spacing w:before="100" w:beforeAutospacing="1" w:after="100" w:afterAutospacing="1" w:line="240" w:lineRule="auto"/>
+        <w:rPr>
+          <w:rFonts w:ascii="Times New Roman" w:eastAsia="Times New Roman" w:hAnsi="Times New Roman" w:cs="Times New Roman"/>
+          <w:sz w:val="24"/>
+          <w:szCs w:val="24"/>
+        </w:rPr>
+      </w:pPr>
+      <w:r>
+        <w:rPr>
+          <w:rFonts w:ascii="Times New Roman" w:eastAsia="Times New Roman" w:hAnsi="Times New Roman" w:cs="Times New Roman"/>
+          <w:sz w:val="24"/>
+          <w:szCs w:val="24"/>
+        </w:rPr>
+        <w:t xml:space="preserve">Manual data entry is repetitive and slow </w:t>
+      </w:r>
+    </w:p>
+    <w:p>
+      <w:pPr>
+        <w:numPr>
+          <w:ilvl w:val="0"/>
+          <w:numId w:val="13"/>
+        </w:numPr>
+        <w:spacing w:before="100" w:beforeAutospacing="1" w:after="100" w:afterAutospacing="1" w:line="240" w:lineRule="auto"/>
+        <w:rPr>
+          <w:rFonts w:ascii="Times New Roman" w:eastAsia="Times New Roman" w:hAnsi="Times New Roman" w:cs="Times New Roman"/>
+          <w:sz w:val="24"/>
+          <w:szCs w:val="24"/>
+        </w:rPr>
+      </w:pPr>
+      <w:r>
+        <w:rPr>
+          <w:rFonts w:ascii="Times New Roman" w:eastAsia="Times New Roman" w:hAnsi="Times New Roman" w:cs="Times New Roman"/>
+          <w:sz w:val="24"/>
+          <w:szCs w:val="24"/>
+        </w:rPr>
+        <w:t xml:space="preserve">Uploading results is frustrating </w:t>
+      </w:r>
+    </w:p>
+    <w:p>
+      <w:pPr>
+        <w:spacing w:before="100" w:beforeAutospacing="1" w:after="100" w:afterAutospacing="1" w:line="240" w:lineRule="auto"/>
+        <w:rPr>
+          <w:rFonts w:ascii="Times New Roman" w:eastAsia="Times New Roman" w:hAnsi="Times New Roman" w:cs="Times New Roman"/>
+          <w:sz w:val="24"/>
+          <w:szCs w:val="24"/>
+        </w:rPr>
+      </w:pPr>
+      <w:r>
+        <w:rPr>
+          <w:rFonts w:ascii="Times New Roman" w:eastAsia="Times New Roman" w:hAnsi="Times New Roman" w:cs="Times New Roman"/>
+          <w:b/>
+          <w:bCs/>
+          <w:sz w:val="24"/>
+          <w:szCs w:val="24"/>
+        </w:rPr>
+        <w:t>Solution: Fast grading tools</w:t>
+      </w:r>
+    </w:p>
+    <w:p>
+      <w:pPr>
+        <w:numPr>
+          <w:ilvl w:val="0"/>
+          <w:numId w:val="14"/>
+        </w:numPr>
+        <w:spacing w:before="100" w:beforeAutospacing="1" w:after="100" w:afterAutospacing="1" w:line="240" w:lineRule="auto"/>
+        <w:rPr>
+          <w:rFonts w:ascii="Times New Roman" w:eastAsia="Times New Roman" w:hAnsi="Times New Roman" w:cs="Times New Roman"/>
+          <w:sz w:val="24"/>
+          <w:szCs w:val="24"/>
+        </w:rPr>
+      </w:pPr>
+      <w:r>
+        <w:rPr>
+          <w:rFonts w:ascii="Times New Roman" w:eastAsia="Times New Roman" w:hAnsi="Times New Roman" w:cs="Times New Roman"/>
+          <w:sz w:val="24"/>
+          <w:szCs w:val="24"/>
+        </w:rPr>
+        <w:t xml:space="preserve">Bulk grade entry (upload via Excel/CSV) </w:t>
+      </w:r>
+    </w:p>
+    <w:p>
+      <w:pPr>
+        <w:numPr>
+          <w:ilvl w:val="0"/>
+          <w:numId w:val="14"/>
+        </w:numPr>
+        <w:spacing w:before="100" w:beforeAutospacing="1" w:after="100" w:afterAutospacing="1" w:line="240" w:lineRule="auto"/>
+        <w:rPr>
+          <w:rFonts w:ascii="Times New Roman" w:eastAsia="Times New Roman" w:hAnsi="Times New Roman" w:cs="Times New Roman"/>
+          <w:sz w:val="24"/>
+          <w:szCs w:val="24"/>
+        </w:rPr>
+      </w:pPr>
+      <w:r>
+        <w:rPr>
+          <w:rFonts w:ascii="Times New Roman" w:eastAsia="Times New Roman" w:hAnsi="Times New Roman" w:cs="Times New Roman"/>
+          <w:sz w:val="24"/>
+          <w:szCs w:val="24"/>
+        </w:rPr>
+        <w:t xml:space="preserve">Auto-save while typing </w:t>
+      </w:r>
+    </w:p>
+    <w:p>
+      <w:pPr>
+        <w:spacing w:before="100" w:beforeAutospacing="1" w:after="100" w:afterAutospacing="1" w:line="240" w:lineRule="auto"/>
+        <w:outlineLvl w:val="1"/>
         <w:rPr>
           <w:rFonts w:ascii="Times New Roman" w:eastAsia="Times New Roman" w:hAnsi="Times New Roman" w:cs="Times New Roman"/>
           <w:b/>
@@ -1322,217 +1641,8 @@
           <w:sz w:val="36"/>
           <w:szCs w:val="36"/>
         </w:rPr>
-        <w:t>”</w:t>
-      </w:r>
-    </w:p>
-    <w:p>
-      <w:pPr>
-        <w:spacing w:before="100" w:beforeAutospacing="1" w:after="100" w:afterAutospacing="1" w:line="240" w:lineRule="auto"/>
-        <w:rPr>
-          <w:rFonts w:ascii="Times New Roman" w:eastAsia="Times New Roman" w:hAnsi="Times New Roman" w:cs="Times New Roman"/>
-          <w:sz w:val="24"/>
-          <w:szCs w:val="24"/>
-        </w:rPr>
-      </w:pPr>
-      <w:r>
-        <w:rPr>
-          <w:rFonts w:ascii="Times New Roman" w:eastAsia="Times New Roman" w:hAnsi="Times New Roman" w:cs="Times New Roman"/>
-          <w:b/>
-          <w:bCs/>
-          <w:sz w:val="24"/>
-          <w:szCs w:val="24"/>
-        </w:rPr>
-        <w:lastRenderedPageBreak/>
-        <w:t>Pain</w:t>
-      </w:r>
-      <w:r>
-        <w:rPr>
-          <w:rFonts w:ascii="Times New Roman" w:eastAsia="Times New Roman" w:hAnsi="Times New Roman" w:cs="Times New Roman"/>
-          <w:b/>
-          <w:bCs/>
-          <w:sz w:val="24"/>
-          <w:szCs w:val="24"/>
-        </w:rPr>
-        <w:t xml:space="preserve"> points</w:t>
-      </w:r>
-      <w:r>
-        <w:rPr>
-          <w:rFonts w:ascii="Times New Roman" w:eastAsia="Times New Roman" w:hAnsi="Times New Roman" w:cs="Times New Roman"/>
-          <w:b/>
-          <w:bCs/>
-          <w:sz w:val="24"/>
-          <w:szCs w:val="24"/>
-        </w:rPr>
-        <w:t>:</w:t>
-      </w:r>
-    </w:p>
-    <w:p>
-      <w:pPr>
-        <w:numPr>
-          <w:ilvl w:val="0"/>
-          <w:numId w:val="11"/>
-        </w:numPr>
-        <w:spacing w:before="100" w:beforeAutospacing="1" w:after="100" w:afterAutospacing="1" w:line="240" w:lineRule="auto"/>
-        <w:rPr>
-          <w:rFonts w:ascii="Times New Roman" w:eastAsia="Times New Roman" w:hAnsi="Times New Roman" w:cs="Times New Roman"/>
-          <w:sz w:val="24"/>
-          <w:szCs w:val="24"/>
-        </w:rPr>
-      </w:pPr>
-      <w:r>
-        <w:rPr>
-          <w:rFonts w:ascii="Times New Roman" w:eastAsia="Times New Roman" w:hAnsi="Times New Roman" w:cs="Times New Roman"/>
-          <w:sz w:val="24"/>
-          <w:szCs w:val="24"/>
-        </w:rPr>
-        <w:t xml:space="preserve">Hard to contact teachers </w:t>
-      </w:r>
-    </w:p>
-    <w:p>
-      <w:pPr>
-        <w:numPr>
-          <w:ilvl w:val="0"/>
-          <w:numId w:val="11"/>
-        </w:numPr>
-        <w:spacing w:before="100" w:beforeAutospacing="1" w:after="100" w:afterAutospacing="1" w:line="240" w:lineRule="auto"/>
-        <w:rPr>
-          <w:rFonts w:ascii="Times New Roman" w:eastAsia="Times New Roman" w:hAnsi="Times New Roman" w:cs="Times New Roman"/>
-          <w:sz w:val="24"/>
-          <w:szCs w:val="24"/>
-        </w:rPr>
-      </w:pPr>
-      <w:r>
-        <w:rPr>
-          <w:rFonts w:ascii="Times New Roman" w:eastAsia="Times New Roman" w:hAnsi="Times New Roman" w:cs="Times New Roman"/>
-          <w:sz w:val="24"/>
-          <w:szCs w:val="24"/>
-        </w:rPr>
-        <w:t xml:space="preserve">Delayed responses or unclear channels </w:t>
-      </w:r>
-    </w:p>
-    <w:p>
-      <w:pPr>
-        <w:spacing w:before="100" w:beforeAutospacing="1" w:after="100" w:afterAutospacing="1" w:line="240" w:lineRule="auto"/>
-        <w:rPr>
-          <w:rFonts w:ascii="Times New Roman" w:eastAsia="Times New Roman" w:hAnsi="Times New Roman" w:cs="Times New Roman"/>
-          <w:sz w:val="24"/>
-          <w:szCs w:val="24"/>
-        </w:rPr>
-      </w:pPr>
-      <w:r>
-        <w:rPr>
-          <w:rFonts w:ascii="Times New Roman" w:eastAsia="Times New Roman" w:hAnsi="Times New Roman" w:cs="Times New Roman"/>
-          <w:b/>
-          <w:bCs/>
-          <w:sz w:val="24"/>
-          <w:szCs w:val="24"/>
-        </w:rPr>
-        <w:t>Solution: Built-in communication tools</w:t>
-      </w:r>
-    </w:p>
-    <w:p>
-      <w:pPr>
-        <w:numPr>
-          <w:ilvl w:val="0"/>
-          <w:numId w:val="12"/>
-        </w:numPr>
-        <w:spacing w:before="100" w:beforeAutospacing="1" w:after="100" w:afterAutospacing="1" w:line="240" w:lineRule="auto"/>
-        <w:rPr>
-          <w:rFonts w:ascii="Times New Roman" w:eastAsia="Times New Roman" w:hAnsi="Times New Roman" w:cs="Times New Roman"/>
-          <w:sz w:val="24"/>
-          <w:szCs w:val="24"/>
-        </w:rPr>
-      </w:pPr>
-      <w:r>
-        <w:rPr>
-          <w:rFonts w:ascii="Times New Roman" w:eastAsia="Times New Roman" w:hAnsi="Times New Roman" w:cs="Times New Roman"/>
-          <w:sz w:val="24"/>
-          <w:szCs w:val="24"/>
-        </w:rPr>
-        <w:t xml:space="preserve">Messaging system (parent ↔ teacher) </w:t>
-      </w:r>
-    </w:p>
-    <w:p>
-      <w:pPr>
-        <w:numPr>
-          <w:ilvl w:val="0"/>
-          <w:numId w:val="12"/>
-        </w:numPr>
-        <w:spacing w:before="100" w:beforeAutospacing="1" w:after="100" w:afterAutospacing="1" w:line="240" w:lineRule="auto"/>
-        <w:rPr>
-          <w:rFonts w:ascii="Times New Roman" w:eastAsia="Times New Roman" w:hAnsi="Times New Roman" w:cs="Times New Roman"/>
-          <w:sz w:val="24"/>
-          <w:szCs w:val="24"/>
-        </w:rPr>
-      </w:pPr>
-      <w:r>
-        <w:rPr>
-          <w:rFonts w:ascii="Times New Roman" w:eastAsia="Times New Roman" w:hAnsi="Times New Roman" w:cs="Times New Roman"/>
-          <w:sz w:val="24"/>
-          <w:szCs w:val="24"/>
-        </w:rPr>
-        <w:t xml:space="preserve">Option to schedule meetings </w:t>
-      </w:r>
-    </w:p>
-    <w:p>
-      <w:pPr>
-        <w:numPr>
-          <w:ilvl w:val="0"/>
-          <w:numId w:val="12"/>
-        </w:numPr>
-        <w:spacing w:before="100" w:beforeAutospacing="1" w:after="100" w:afterAutospacing="1" w:line="240" w:lineRule="auto"/>
-        <w:rPr>
-          <w:rFonts w:ascii="Times New Roman" w:eastAsia="Times New Roman" w:hAnsi="Times New Roman" w:cs="Times New Roman"/>
-          <w:sz w:val="24"/>
-          <w:szCs w:val="24"/>
-        </w:rPr>
-      </w:pPr>
-      <w:r>
-        <w:rPr>
-          <w:rFonts w:ascii="Times New Roman" w:eastAsia="Times New Roman" w:hAnsi="Times New Roman" w:cs="Times New Roman"/>
-          <w:sz w:val="24"/>
-          <w:szCs w:val="24"/>
-        </w:rPr>
-        <w:t>Clear response expectations</w:t>
-      </w:r>
-    </w:p>
-    <w:p>
-      <w:pPr>
-        <w:rPr>
-          <w:u w:val="single"/>
-        </w:rPr>
-      </w:pPr>
-      <w:proofErr w:type="gramStart"/>
-      <w:r>
-        <w:rPr>
-          <w:u w:val="single"/>
-        </w:rPr>
-        <w:t>3.</w:t>
-      </w:r>
-      <w:r>
-        <w:rPr>
-          <w:u w:val="single"/>
-        </w:rPr>
-        <w:t>SCHOOL</w:t>
-      </w:r>
-      <w:proofErr w:type="gramEnd"/>
-      <w:r>
-        <w:rPr>
-          <w:u w:val="single"/>
-        </w:rPr>
-        <w:t xml:space="preserve"> STAFF</w:t>
-      </w:r>
-      <w:r>
-        <w:rPr>
-          <w:u w:val="single"/>
-        </w:rPr>
-        <w:t xml:space="preserve"> PAINPOINTS AND THEIR SOLUTIONS</w:t>
-      </w:r>
-    </w:p>
-    <w:p>
-      <w:pPr>
-        <w:spacing w:before="100" w:beforeAutospacing="1" w:after="100" w:afterAutospacing="1" w:line="240" w:lineRule="auto"/>
-        <w:outlineLvl w:val="1"/>
+      </w:pPr>
+      <w:r>
         <w:rPr>
           <w:rFonts w:ascii="Times New Roman" w:eastAsia="Times New Roman" w:hAnsi="Times New Roman" w:cs="Times New Roman"/>
           <w:b/>
@@ -1540,7 +1650,8 @@
           <w:sz w:val="36"/>
           <w:szCs w:val="36"/>
         </w:rPr>
-      </w:pPr>
+        <w:t>“Difficult to manage assignments</w:t>
+      </w:r>
       <w:r>
         <w:rPr>
           <w:rFonts w:ascii="Times New Roman" w:eastAsia="Times New Roman" w:hAnsi="Times New Roman" w:cs="Times New Roman"/>
@@ -1549,7 +1660,7 @@
           <w:sz w:val="36"/>
           <w:szCs w:val="36"/>
         </w:rPr>
-        <w:t>“Entering grades takes too much time”</w:t>
+        <w:t>”</w:t>
       </w:r>
     </w:p>
     <w:p>
@@ -1569,8 +1680,62 @@
           <w:sz w:val="24"/>
           <w:szCs w:val="24"/>
         </w:rPr>
-        <w:t>Pain</w:t>
-      </w:r>
+        <w:t>Pain:</w:t>
+      </w:r>
+    </w:p>
+    <w:p>
+      <w:pPr>
+        <w:numPr>
+          <w:ilvl w:val="0"/>
+          <w:numId w:val="15"/>
+        </w:numPr>
+        <w:spacing w:before="100" w:beforeAutospacing="1" w:after="100" w:afterAutospacing="1" w:line="240" w:lineRule="auto"/>
+        <w:rPr>
+          <w:rFonts w:ascii="Times New Roman" w:eastAsia="Times New Roman" w:hAnsi="Times New Roman" w:cs="Times New Roman"/>
+          <w:sz w:val="24"/>
+          <w:szCs w:val="24"/>
+        </w:rPr>
+      </w:pPr>
+      <w:r>
+        <w:rPr>
+          <w:rFonts w:ascii="Times New Roman" w:eastAsia="Times New Roman" w:hAnsi="Times New Roman" w:cs="Times New Roman"/>
+          <w:sz w:val="24"/>
+          <w:szCs w:val="24"/>
+        </w:rPr>
+        <w:t xml:space="preserve">Hard to track submissions </w:t>
+      </w:r>
+    </w:p>
+    <w:p>
+      <w:pPr>
+        <w:numPr>
+          <w:ilvl w:val="0"/>
+          <w:numId w:val="15"/>
+        </w:numPr>
+        <w:spacing w:before="100" w:beforeAutospacing="1" w:after="100" w:afterAutospacing="1" w:line="240" w:lineRule="auto"/>
+        <w:rPr>
+          <w:rFonts w:ascii="Times New Roman" w:eastAsia="Times New Roman" w:hAnsi="Times New Roman" w:cs="Times New Roman"/>
+          <w:sz w:val="24"/>
+          <w:szCs w:val="24"/>
+        </w:rPr>
+      </w:pPr>
+      <w:r>
+        <w:rPr>
+          <w:rFonts w:ascii="Times New Roman" w:eastAsia="Times New Roman" w:hAnsi="Times New Roman" w:cs="Times New Roman"/>
+          <w:sz w:val="24"/>
+          <w:szCs w:val="24"/>
+        </w:rPr>
+        <w:t xml:space="preserve">Students submit in different formats/platforms </w:t>
+      </w:r>
+    </w:p>
+    <w:p>
+      <w:pPr>
+        <w:spacing w:before="100" w:beforeAutospacing="1" w:after="100" w:afterAutospacing="1" w:line="240" w:lineRule="auto"/>
+        <w:rPr>
+          <w:rFonts w:ascii="Times New Roman" w:eastAsia="Times New Roman" w:hAnsi="Times New Roman" w:cs="Times New Roman"/>
+          <w:sz w:val="24"/>
+          <w:szCs w:val="24"/>
+        </w:rPr>
+      </w:pPr>
       <w:r>
         <w:rPr>
           <w:rFonts w:ascii="Times New Roman" w:eastAsia="Times New Roman" w:hAnsi="Times New Roman" w:cs="Times New Roman"/>
@@ -1579,24 +1744,14 @@
           <w:sz w:val="24"/>
           <w:szCs w:val="24"/>
         </w:rPr>
-        <w:t xml:space="preserve"> points</w:t>
-      </w:r>
-      <w:r>
-        <w:rPr>
-          <w:rFonts w:ascii="Times New Roman" w:eastAsia="Times New Roman" w:hAnsi="Times New Roman" w:cs="Times New Roman"/>
-          <w:b/>
-          <w:bCs/>
-          <w:sz w:val="24"/>
-          <w:szCs w:val="24"/>
-        </w:rPr>
-        <w:t>:</w:t>
+        <w:t>Solution: Centralized assignment system</w:t>
       </w:r>
     </w:p>
     <w:p>
       <w:pPr>
         <w:numPr>
           <w:ilvl w:val="0"/>
-          <w:numId w:val="13"/>
+          <w:numId w:val="16"/>
         </w:numPr>
         <w:spacing w:before="100" w:beforeAutospacing="1" w:after="100" w:afterAutospacing="1" w:line="240" w:lineRule="auto"/>
         <w:rPr>
@@ -1611,14 +1766,80 @@
           <w:sz w:val="24"/>
           <w:szCs w:val="24"/>
         </w:rPr>
-        <w:t xml:space="preserve">Manual data entry is repetitive and slow </w:t>
+        <w:t xml:space="preserve">One place to: </w:t>
+      </w:r>
+    </w:p>
+    <w:p>
+      <w:pPr>
+        <w:numPr>
+          <w:ilvl w:val="1"/>
+          <w:numId w:val="16"/>
+        </w:numPr>
+        <w:spacing w:before="100" w:beforeAutospacing="1" w:after="100" w:afterAutospacing="1" w:line="240" w:lineRule="auto"/>
+        <w:rPr>
+          <w:rFonts w:ascii="Times New Roman" w:eastAsia="Times New Roman" w:hAnsi="Times New Roman" w:cs="Times New Roman"/>
+          <w:sz w:val="24"/>
+          <w:szCs w:val="24"/>
+        </w:rPr>
+      </w:pPr>
+      <w:r>
+        <w:rPr>
+          <w:rFonts w:ascii="Times New Roman" w:eastAsia="Times New Roman" w:hAnsi="Times New Roman" w:cs="Times New Roman"/>
+          <w:sz w:val="24"/>
+          <w:szCs w:val="24"/>
+        </w:rPr>
+        <w:t xml:space="preserve">Create assignments </w:t>
+      </w:r>
+    </w:p>
+    <w:p>
+      <w:pPr>
+        <w:numPr>
+          <w:ilvl w:val="1"/>
+          <w:numId w:val="16"/>
+        </w:numPr>
+        <w:spacing w:before="100" w:beforeAutospacing="1" w:after="100" w:afterAutospacing="1" w:line="240" w:lineRule="auto"/>
+        <w:rPr>
+          <w:rFonts w:ascii="Times New Roman" w:eastAsia="Times New Roman" w:hAnsi="Times New Roman" w:cs="Times New Roman"/>
+          <w:sz w:val="24"/>
+          <w:szCs w:val="24"/>
+        </w:rPr>
+      </w:pPr>
+      <w:r>
+        <w:rPr>
+          <w:rFonts w:ascii="Times New Roman" w:eastAsia="Times New Roman" w:hAnsi="Times New Roman" w:cs="Times New Roman"/>
+          <w:sz w:val="24"/>
+          <w:szCs w:val="24"/>
+        </w:rPr>
+        <w:t xml:space="preserve">Set deadlines </w:t>
+      </w:r>
+    </w:p>
+    <w:p>
+      <w:pPr>
+        <w:numPr>
+          <w:ilvl w:val="1"/>
+          <w:numId w:val="16"/>
+        </w:numPr>
+        <w:spacing w:before="100" w:beforeAutospacing="1" w:after="100" w:afterAutospacing="1" w:line="240" w:lineRule="auto"/>
+        <w:rPr>
+          <w:rFonts w:ascii="Times New Roman" w:eastAsia="Times New Roman" w:hAnsi="Times New Roman" w:cs="Times New Roman"/>
+          <w:sz w:val="24"/>
+          <w:szCs w:val="24"/>
+        </w:rPr>
+      </w:pPr>
+      <w:r>
+        <w:rPr>
+          <w:rFonts w:ascii="Times New Roman" w:eastAsia="Times New Roman" w:hAnsi="Times New Roman" w:cs="Times New Roman"/>
+          <w:sz w:val="24"/>
+          <w:szCs w:val="24"/>
+        </w:rPr>
+        <w:t xml:space="preserve">Collect submissions </w:t>
       </w:r>
     </w:p>
     <w:p>
       <w:pPr>
         <w:numPr>
           <w:ilvl w:val="0"/>
-          <w:numId w:val="13"/>
+          <w:numId w:val="16"/>
         </w:numPr>
         <w:spacing w:before="100" w:beforeAutospacing="1" w:after="100" w:afterAutospacing="1" w:line="240" w:lineRule="auto"/>
         <w:rPr>
@@ -1633,71 +1854,7 @@
           <w:sz w:val="24"/>
           <w:szCs w:val="24"/>
         </w:rPr>
-        <w:t xml:space="preserve">Uploading results is frustrating </w:t>
-      </w:r>
-    </w:p>
-    <w:p>
-      <w:pPr>
-        <w:spacing w:before="100" w:beforeAutospacing="1" w:after="100" w:afterAutospacing="1" w:line="240" w:lineRule="auto"/>
-        <w:rPr>
-          <w:rFonts w:ascii="Times New Roman" w:eastAsia="Times New Roman" w:hAnsi="Times New Roman" w:cs="Times New Roman"/>
-          <w:sz w:val="24"/>
-          <w:szCs w:val="24"/>
-        </w:rPr>
-      </w:pPr>
-      <w:r>
-        <w:rPr>
-          <w:rFonts w:ascii="Times New Roman" w:eastAsia="Times New Roman" w:hAnsi="Times New Roman" w:cs="Times New Roman"/>
-          <w:b/>
-          <w:bCs/>
-          <w:sz w:val="24"/>
-          <w:szCs w:val="24"/>
-        </w:rPr>
-        <w:t>Solution: Fast grading tools</w:t>
-      </w:r>
-    </w:p>
-    <w:p>
-      <w:pPr>
-        <w:numPr>
-          <w:ilvl w:val="0"/>
-          <w:numId w:val="14"/>
-        </w:numPr>
-        <w:spacing w:before="100" w:beforeAutospacing="1" w:after="100" w:afterAutospacing="1" w:line="240" w:lineRule="auto"/>
-        <w:rPr>
-          <w:rFonts w:ascii="Times New Roman" w:eastAsia="Times New Roman" w:hAnsi="Times New Roman" w:cs="Times New Roman"/>
-          <w:sz w:val="24"/>
-          <w:szCs w:val="24"/>
-        </w:rPr>
-      </w:pPr>
-      <w:r>
-        <w:rPr>
-          <w:rFonts w:ascii="Times New Roman" w:eastAsia="Times New Roman" w:hAnsi="Times New Roman" w:cs="Times New Roman"/>
-          <w:sz w:val="24"/>
-          <w:szCs w:val="24"/>
-        </w:rPr>
-        <w:t xml:space="preserve">Bulk grade entry (upload via Excel/CSV) </w:t>
-      </w:r>
-    </w:p>
-    <w:p>
-      <w:pPr>
-        <w:numPr>
-          <w:ilvl w:val="0"/>
-          <w:numId w:val="14"/>
-        </w:numPr>
-        <w:spacing w:before="100" w:beforeAutospacing="1" w:after="100" w:afterAutospacing="1" w:line="240" w:lineRule="auto"/>
-        <w:rPr>
-          <w:rFonts w:ascii="Times New Roman" w:eastAsia="Times New Roman" w:hAnsi="Times New Roman" w:cs="Times New Roman"/>
-          <w:sz w:val="24"/>
-          <w:szCs w:val="24"/>
-        </w:rPr>
-      </w:pPr>
-      <w:r>
-        <w:rPr>
-          <w:rFonts w:ascii="Times New Roman" w:eastAsia="Times New Roman" w:hAnsi="Times New Roman" w:cs="Times New Roman"/>
-          <w:sz w:val="24"/>
-          <w:szCs w:val="24"/>
-        </w:rPr>
-        <w:t xml:space="preserve">Auto-save while typing </w:t>
+        <w:t>Auto-organize by class and date</w:t>
       </w:r>
     </w:p>
     <w:p>
@@ -1720,9 +1877,139 @@
           <w:sz w:val="36"/>
           <w:szCs w:val="36"/>
         </w:rPr>
-        <w:t>“Difficult to manage assignments</w:t>
-      </w:r>
-      <w:r>
+        <w:t>“Communication is scattered”</w:t>
+      </w:r>
+    </w:p>
+    <w:p>
+      <w:pPr>
+        <w:spacing w:before="100" w:beforeAutospacing="1" w:after="100" w:afterAutospacing="1" w:line="240" w:lineRule="auto"/>
+        <w:rPr>
+          <w:rFonts w:ascii="Times New Roman" w:eastAsia="Times New Roman" w:hAnsi="Times New Roman" w:cs="Times New Roman"/>
+          <w:sz w:val="24"/>
+          <w:szCs w:val="24"/>
+        </w:rPr>
+      </w:pPr>
+      <w:r>
+        <w:rPr>
+          <w:rFonts w:ascii="Times New Roman" w:eastAsia="Times New Roman" w:hAnsi="Times New Roman" w:cs="Times New Roman"/>
+          <w:b/>
+          <w:bCs/>
+          <w:sz w:val="24"/>
+          <w:szCs w:val="24"/>
+        </w:rPr>
+        <w:t>Pain:</w:t>
+      </w:r>
+    </w:p>
+    <w:p>
+      <w:pPr>
+        <w:numPr>
+          <w:ilvl w:val="0"/>
+          <w:numId w:val="17"/>
+        </w:numPr>
+        <w:spacing w:before="100" w:beforeAutospacing="1" w:after="100" w:afterAutospacing="1" w:line="240" w:lineRule="auto"/>
+        <w:rPr>
+          <w:rFonts w:ascii="Times New Roman" w:eastAsia="Times New Roman" w:hAnsi="Times New Roman" w:cs="Times New Roman"/>
+          <w:sz w:val="24"/>
+          <w:szCs w:val="24"/>
+        </w:rPr>
+      </w:pPr>
+      <w:r>
+        <w:rPr>
+          <w:rFonts w:ascii="Times New Roman" w:eastAsia="Times New Roman" w:hAnsi="Times New Roman" w:cs="Times New Roman"/>
+          <w:sz w:val="24"/>
+          <w:szCs w:val="24"/>
+        </w:rPr>
+        <w:t xml:space="preserve">Emails, WhatsApp, and verbal messages everywhere </w:t>
+      </w:r>
+    </w:p>
+    <w:p>
+      <w:pPr>
+        <w:spacing w:before="100" w:beforeAutospacing="1" w:after="100" w:afterAutospacing="1" w:line="240" w:lineRule="auto"/>
+        <w:rPr>
+          <w:rFonts w:ascii="Times New Roman" w:eastAsia="Times New Roman" w:hAnsi="Times New Roman" w:cs="Times New Roman"/>
+          <w:sz w:val="24"/>
+          <w:szCs w:val="24"/>
+        </w:rPr>
+      </w:pPr>
+      <w:r>
+        <w:rPr>
+          <w:rFonts w:ascii="Times New Roman" w:eastAsia="Times New Roman" w:hAnsi="Times New Roman" w:cs="Times New Roman"/>
+          <w:b/>
+          <w:bCs/>
+          <w:sz w:val="24"/>
+          <w:szCs w:val="24"/>
+        </w:rPr>
+        <w:lastRenderedPageBreak/>
+        <w:t>Solution: Unified communication system</w:t>
+      </w:r>
+    </w:p>
+    <w:p>
+      <w:pPr>
+        <w:numPr>
+          <w:ilvl w:val="0"/>
+          <w:numId w:val="18"/>
+        </w:numPr>
+        <w:spacing w:before="100" w:beforeAutospacing="1" w:after="100" w:afterAutospacing="1" w:line="240" w:lineRule="auto"/>
+        <w:rPr>
+          <w:rFonts w:ascii="Times New Roman" w:eastAsia="Times New Roman" w:hAnsi="Times New Roman" w:cs="Times New Roman"/>
+          <w:sz w:val="24"/>
+          <w:szCs w:val="24"/>
+        </w:rPr>
+      </w:pPr>
+      <w:r>
+        <w:rPr>
+          <w:rFonts w:ascii="Times New Roman" w:eastAsia="Times New Roman" w:hAnsi="Times New Roman" w:cs="Times New Roman"/>
+          <w:sz w:val="24"/>
+          <w:szCs w:val="24"/>
+        </w:rPr>
+        <w:t xml:space="preserve">Built-in messaging (teacher ↔ students ↔ parents) </w:t>
+      </w:r>
+    </w:p>
+    <w:p>
+      <w:pPr>
+        <w:numPr>
+          <w:ilvl w:val="0"/>
+          <w:numId w:val="18"/>
+        </w:numPr>
+        <w:spacing w:before="100" w:beforeAutospacing="1" w:after="100" w:afterAutospacing="1" w:line="240" w:lineRule="auto"/>
+        <w:rPr>
+          <w:rFonts w:ascii="Times New Roman" w:eastAsia="Times New Roman" w:hAnsi="Times New Roman" w:cs="Times New Roman"/>
+          <w:sz w:val="24"/>
+          <w:szCs w:val="24"/>
+        </w:rPr>
+      </w:pPr>
+      <w:r>
+        <w:rPr>
+          <w:rFonts w:ascii="Times New Roman" w:eastAsia="Times New Roman" w:hAnsi="Times New Roman" w:cs="Times New Roman"/>
+          <w:sz w:val="24"/>
+          <w:szCs w:val="24"/>
+        </w:rPr>
+        <w:t>Class-wide announcement</w:t>
+      </w:r>
+    </w:p>
+    <w:p>
+      <w:pPr>
+        <w:spacing w:before="100" w:beforeAutospacing="1" w:after="100" w:afterAutospacing="1" w:line="240" w:lineRule="auto"/>
+        <w:ind w:left="720"/>
+        <w:rPr>
+          <w:rFonts w:ascii="Times New Roman" w:eastAsia="Times New Roman" w:hAnsi="Times New Roman" w:cs="Times New Roman"/>
+          <w:sz w:val="24"/>
+          <w:szCs w:val="24"/>
+        </w:rPr>
+      </w:pPr>
+      <w:r>
+        <w:rPr>
+          <w:rFonts w:ascii="Times New Roman" w:eastAsia="Times New Roman" w:hAnsi="Times New Roman" w:cs="Times New Roman"/>
+          <w:sz w:val="24"/>
+          <w:szCs w:val="24"/>
+        </w:rPr>
+        <w:t>4.BROADER COMMUNITY</w:t>
+      </w:r>
+    </w:p>
+    <w:p>
+      <w:pPr>
+        <w:spacing w:before="100" w:beforeAutospacing="1" w:after="100" w:afterAutospacing="1" w:line="240" w:lineRule="auto"/>
+        <w:outlineLvl w:val="1"/>
         <w:rPr>
           <w:rFonts w:ascii="Times New Roman" w:eastAsia="Times New Roman" w:hAnsi="Times New Roman" w:cs="Times New Roman"/>
           <w:b/>
@@ -1730,207 +2017,8 @@
           <w:sz w:val="36"/>
           <w:szCs w:val="36"/>
         </w:rPr>
-        <w:t>”</w:t>
-      </w:r>
-    </w:p>
-    <w:p>
-      <w:pPr>
-        <w:spacing w:before="100" w:beforeAutospacing="1" w:after="100" w:afterAutospacing="1" w:line="240" w:lineRule="auto"/>
-        <w:rPr>
-          <w:rFonts w:ascii="Times New Roman" w:eastAsia="Times New Roman" w:hAnsi="Times New Roman" w:cs="Times New Roman"/>
-          <w:sz w:val="24"/>
-          <w:szCs w:val="24"/>
-        </w:rPr>
-      </w:pPr>
-      <w:r>
-        <w:rPr>
-          <w:rFonts w:ascii="Times New Roman" w:eastAsia="Times New Roman" w:hAnsi="Times New Roman" w:cs="Times New Roman"/>
-          <w:b/>
-          <w:bCs/>
-          <w:sz w:val="24"/>
-          <w:szCs w:val="24"/>
-        </w:rPr>
-        <w:t>Pain:</w:t>
-      </w:r>
-    </w:p>
-    <w:p>
-      <w:pPr>
-        <w:numPr>
-          <w:ilvl w:val="0"/>
-          <w:numId w:val="15"/>
-        </w:numPr>
-        <w:spacing w:before="100" w:beforeAutospacing="1" w:after="100" w:afterAutospacing="1" w:line="240" w:lineRule="auto"/>
-        <w:rPr>
-          <w:rFonts w:ascii="Times New Roman" w:eastAsia="Times New Roman" w:hAnsi="Times New Roman" w:cs="Times New Roman"/>
-          <w:sz w:val="24"/>
-          <w:szCs w:val="24"/>
-        </w:rPr>
-      </w:pPr>
-      <w:r>
-        <w:rPr>
-          <w:rFonts w:ascii="Times New Roman" w:eastAsia="Times New Roman" w:hAnsi="Times New Roman" w:cs="Times New Roman"/>
-          <w:sz w:val="24"/>
-          <w:szCs w:val="24"/>
-        </w:rPr>
-        <w:t xml:space="preserve">Hard to track submissions </w:t>
-      </w:r>
-    </w:p>
-    <w:p>
-      <w:pPr>
-        <w:numPr>
-          <w:ilvl w:val="0"/>
-          <w:numId w:val="15"/>
-        </w:numPr>
-        <w:spacing w:before="100" w:beforeAutospacing="1" w:after="100" w:afterAutospacing="1" w:line="240" w:lineRule="auto"/>
-        <w:rPr>
-          <w:rFonts w:ascii="Times New Roman" w:eastAsia="Times New Roman" w:hAnsi="Times New Roman" w:cs="Times New Roman"/>
-          <w:sz w:val="24"/>
-          <w:szCs w:val="24"/>
-        </w:rPr>
-      </w:pPr>
-      <w:r>
-        <w:rPr>
-          <w:rFonts w:ascii="Times New Roman" w:eastAsia="Times New Roman" w:hAnsi="Times New Roman" w:cs="Times New Roman"/>
-          <w:sz w:val="24"/>
-          <w:szCs w:val="24"/>
-        </w:rPr>
-        <w:t xml:space="preserve">Students submit in different formats/platforms </w:t>
-      </w:r>
-    </w:p>
-    <w:p>
-      <w:pPr>
-        <w:spacing w:before="100" w:beforeAutospacing="1" w:after="100" w:afterAutospacing="1" w:line="240" w:lineRule="auto"/>
-        <w:rPr>
-          <w:rFonts w:ascii="Times New Roman" w:eastAsia="Times New Roman" w:hAnsi="Times New Roman" w:cs="Times New Roman"/>
-          <w:sz w:val="24"/>
-          <w:szCs w:val="24"/>
-        </w:rPr>
-      </w:pPr>
-      <w:r>
-        <w:rPr>
-          <w:rFonts w:ascii="Times New Roman" w:eastAsia="Times New Roman" w:hAnsi="Times New Roman" w:cs="Times New Roman"/>
-          <w:b/>
-          <w:bCs/>
-          <w:sz w:val="24"/>
-          <w:szCs w:val="24"/>
-        </w:rPr>
-        <w:t>Solution: Centralized assignment system</w:t>
-      </w:r>
-    </w:p>
-    <w:p>
-      <w:pPr>
-        <w:numPr>
-          <w:ilvl w:val="0"/>
-          <w:numId w:val="16"/>
-        </w:numPr>
-        <w:spacing w:before="100" w:beforeAutospacing="1" w:after="100" w:afterAutospacing="1" w:line="240" w:lineRule="auto"/>
-        <w:rPr>
-          <w:rFonts w:ascii="Times New Roman" w:eastAsia="Times New Roman" w:hAnsi="Times New Roman" w:cs="Times New Roman"/>
-          <w:sz w:val="24"/>
-          <w:szCs w:val="24"/>
-        </w:rPr>
-      </w:pPr>
-      <w:r>
-        <w:rPr>
-          <w:rFonts w:ascii="Times New Roman" w:eastAsia="Times New Roman" w:hAnsi="Times New Roman" w:cs="Times New Roman"/>
-          <w:sz w:val="24"/>
-          <w:szCs w:val="24"/>
-        </w:rPr>
-        <w:t xml:space="preserve">One place to: </w:t>
-      </w:r>
-    </w:p>
-    <w:p>
-      <w:pPr>
-        <w:numPr>
-          <w:ilvl w:val="1"/>
-          <w:numId w:val="16"/>
-        </w:numPr>
-        <w:spacing w:before="100" w:beforeAutospacing="1" w:after="100" w:afterAutospacing="1" w:line="240" w:lineRule="auto"/>
-        <w:rPr>
-          <w:rFonts w:ascii="Times New Roman" w:eastAsia="Times New Roman" w:hAnsi="Times New Roman" w:cs="Times New Roman"/>
-          <w:sz w:val="24"/>
-          <w:szCs w:val="24"/>
-        </w:rPr>
-      </w:pPr>
-      <w:r>
-        <w:rPr>
-          <w:rFonts w:ascii="Times New Roman" w:eastAsia="Times New Roman" w:hAnsi="Times New Roman" w:cs="Times New Roman"/>
-          <w:sz w:val="24"/>
-          <w:szCs w:val="24"/>
-        </w:rPr>
-        <w:t xml:space="preserve">Create assignments </w:t>
-      </w:r>
-    </w:p>
-    <w:p>
-      <w:pPr>
-        <w:numPr>
-          <w:ilvl w:val="1"/>
-          <w:numId w:val="16"/>
-        </w:numPr>
-        <w:spacing w:before="100" w:beforeAutospacing="1" w:after="100" w:afterAutospacing="1" w:line="240" w:lineRule="auto"/>
-        <w:rPr>
-          <w:rFonts w:ascii="Times New Roman" w:eastAsia="Times New Roman" w:hAnsi="Times New Roman" w:cs="Times New Roman"/>
-          <w:sz w:val="24"/>
-          <w:szCs w:val="24"/>
-        </w:rPr>
-      </w:pPr>
-      <w:r>
-        <w:rPr>
-          <w:rFonts w:ascii="Times New Roman" w:eastAsia="Times New Roman" w:hAnsi="Times New Roman" w:cs="Times New Roman"/>
-          <w:sz w:val="24"/>
-          <w:szCs w:val="24"/>
-        </w:rPr>
-        <w:t xml:space="preserve">Set deadlines </w:t>
-      </w:r>
-    </w:p>
-    <w:p>
-      <w:pPr>
-        <w:numPr>
-          <w:ilvl w:val="1"/>
-          <w:numId w:val="16"/>
-        </w:numPr>
-        <w:spacing w:before="100" w:beforeAutospacing="1" w:after="100" w:afterAutospacing="1" w:line="240" w:lineRule="auto"/>
-        <w:rPr>
-          <w:rFonts w:ascii="Times New Roman" w:eastAsia="Times New Roman" w:hAnsi="Times New Roman" w:cs="Times New Roman"/>
-          <w:sz w:val="24"/>
-          <w:szCs w:val="24"/>
-        </w:rPr>
-      </w:pPr>
-      <w:r>
-        <w:rPr>
-          <w:rFonts w:ascii="Times New Roman" w:eastAsia="Times New Roman" w:hAnsi="Times New Roman" w:cs="Times New Roman"/>
-          <w:sz w:val="24"/>
-          <w:szCs w:val="24"/>
-        </w:rPr>
-        <w:t xml:space="preserve">Collect submissions </w:t>
-      </w:r>
-    </w:p>
-    <w:p>
-      <w:pPr>
-        <w:numPr>
-          <w:ilvl w:val="0"/>
-          <w:numId w:val="16"/>
-        </w:numPr>
-        <w:spacing w:before="100" w:beforeAutospacing="1" w:after="100" w:afterAutospacing="1" w:line="240" w:lineRule="auto"/>
-        <w:rPr>
-          <w:rFonts w:ascii="Times New Roman" w:eastAsia="Times New Roman" w:hAnsi="Times New Roman" w:cs="Times New Roman"/>
-          <w:sz w:val="24"/>
-          <w:szCs w:val="24"/>
-        </w:rPr>
-      </w:pPr>
-      <w:r>
-        <w:rPr>
-          <w:rFonts w:ascii="Times New Roman" w:eastAsia="Times New Roman" w:hAnsi="Times New Roman" w:cs="Times New Roman"/>
-          <w:sz w:val="24"/>
-          <w:szCs w:val="24"/>
-        </w:rPr>
-        <w:t>Auto-organize by class and date</w:t>
-      </w:r>
-    </w:p>
-    <w:p>
-      <w:pPr>
-        <w:spacing w:before="100" w:beforeAutospacing="1" w:after="100" w:afterAutospacing="1" w:line="240" w:lineRule="auto"/>
-        <w:outlineLvl w:val="1"/>
+      </w:pPr>
+      <w:r>
         <w:rPr>
           <w:rFonts w:ascii="Times New Roman" w:eastAsia="Times New Roman" w:hAnsi="Times New Roman" w:cs="Times New Roman"/>
           <w:b/>
@@ -1938,8 +2026,163 @@
           <w:sz w:val="36"/>
           <w:szCs w:val="36"/>
         </w:rPr>
-      </w:pPr>
-      <w:r>
+        <w:t>I can’t quickly understand what this school is about”</w:t>
+      </w:r>
+    </w:p>
+    <w:p>
+      <w:pPr>
+        <w:spacing w:before="100" w:beforeAutospacing="1" w:after="100" w:afterAutospacing="1" w:line="240" w:lineRule="auto"/>
+        <w:rPr>
+          <w:rFonts w:ascii="Times New Roman" w:eastAsia="Times New Roman" w:hAnsi="Times New Roman" w:cs="Times New Roman"/>
+          <w:sz w:val="24"/>
+          <w:szCs w:val="24"/>
+        </w:rPr>
+      </w:pPr>
+      <w:r>
+        <w:rPr>
+          <w:rFonts w:ascii="Times New Roman" w:eastAsia="Times New Roman" w:hAnsi="Times New Roman" w:cs="Times New Roman"/>
+          <w:b/>
+          <w:bCs/>
+          <w:sz w:val="24"/>
+          <w:szCs w:val="24"/>
+        </w:rPr>
+        <w:t>Pain:</w:t>
+      </w:r>
+    </w:p>
+    <w:p>
+      <w:pPr>
+        <w:numPr>
+          <w:ilvl w:val="0"/>
+          <w:numId w:val="19"/>
+        </w:numPr>
+        <w:spacing w:before="100" w:beforeAutospacing="1" w:after="100" w:afterAutospacing="1" w:line="240" w:lineRule="auto"/>
+        <w:rPr>
+          <w:rFonts w:ascii="Times New Roman" w:eastAsia="Times New Roman" w:hAnsi="Times New Roman" w:cs="Times New Roman"/>
+          <w:sz w:val="24"/>
+          <w:szCs w:val="24"/>
+        </w:rPr>
+      </w:pPr>
+      <w:r>
+        <w:rPr>
+          <w:rFonts w:ascii="Times New Roman" w:eastAsia="Times New Roman" w:hAnsi="Times New Roman" w:cs="Times New Roman"/>
+          <w:sz w:val="24"/>
+          <w:szCs w:val="24"/>
+        </w:rPr>
+        <w:t xml:space="preserve">Mission, values, and strengths are unclear </w:t>
+      </w:r>
+    </w:p>
+    <w:p>
+      <w:pPr>
+        <w:numPr>
+          <w:ilvl w:val="0"/>
+          <w:numId w:val="19"/>
+        </w:numPr>
+        <w:spacing w:before="100" w:beforeAutospacing="1" w:after="100" w:afterAutospacing="1" w:line="240" w:lineRule="auto"/>
+        <w:rPr>
+          <w:rFonts w:ascii="Times New Roman" w:eastAsia="Times New Roman" w:hAnsi="Times New Roman" w:cs="Times New Roman"/>
+          <w:sz w:val="24"/>
+          <w:szCs w:val="24"/>
+        </w:rPr>
+      </w:pPr>
+      <w:r>
+        <w:rPr>
+          <w:rFonts w:ascii="Times New Roman" w:eastAsia="Times New Roman" w:hAnsi="Times New Roman" w:cs="Times New Roman"/>
+          <w:sz w:val="24"/>
+          <w:szCs w:val="24"/>
+        </w:rPr>
+        <w:t xml:space="preserve">Website feels cluttered or outdated </w:t>
+      </w:r>
+    </w:p>
+    <w:p>
+      <w:pPr>
+        <w:spacing w:before="100" w:beforeAutospacing="1" w:after="100" w:afterAutospacing="1" w:line="240" w:lineRule="auto"/>
+        <w:rPr>
+          <w:rFonts w:ascii="Times New Roman" w:eastAsia="Times New Roman" w:hAnsi="Times New Roman" w:cs="Times New Roman"/>
+          <w:sz w:val="24"/>
+          <w:szCs w:val="24"/>
+        </w:rPr>
+      </w:pPr>
+      <w:r>
+        <w:rPr>
+          <w:rFonts w:ascii="Times New Roman" w:eastAsia="Times New Roman" w:hAnsi="Times New Roman" w:cs="Times New Roman"/>
+          <w:b/>
+          <w:bCs/>
+          <w:sz w:val="24"/>
+          <w:szCs w:val="24"/>
+        </w:rPr>
+        <w:t>Solution: Clear, strong homepage</w:t>
+      </w:r>
+    </w:p>
+    <w:p>
+      <w:pPr>
+        <w:numPr>
+          <w:ilvl w:val="0"/>
+          <w:numId w:val="20"/>
+        </w:numPr>
+        <w:spacing w:before="100" w:beforeAutospacing="1" w:after="100" w:afterAutospacing="1" w:line="240" w:lineRule="auto"/>
+        <w:rPr>
+          <w:rFonts w:ascii="Times New Roman" w:eastAsia="Times New Roman" w:hAnsi="Times New Roman" w:cs="Times New Roman"/>
+          <w:sz w:val="24"/>
+          <w:szCs w:val="24"/>
+        </w:rPr>
+      </w:pPr>
+      <w:r>
+        <w:rPr>
+          <w:rFonts w:ascii="Times New Roman" w:eastAsia="Times New Roman" w:hAnsi="Times New Roman" w:cs="Times New Roman"/>
+          <w:sz w:val="24"/>
+          <w:szCs w:val="24"/>
+        </w:rPr>
+        <w:t xml:space="preserve">Short intro: who the school is + what it offers </w:t>
+      </w:r>
+    </w:p>
+    <w:p>
+      <w:pPr>
+        <w:numPr>
+          <w:ilvl w:val="0"/>
+          <w:numId w:val="20"/>
+        </w:numPr>
+        <w:spacing w:before="100" w:beforeAutospacing="1" w:after="100" w:afterAutospacing="1" w:line="240" w:lineRule="auto"/>
+        <w:rPr>
+          <w:rFonts w:ascii="Times New Roman" w:eastAsia="Times New Roman" w:hAnsi="Times New Roman" w:cs="Times New Roman"/>
+          <w:sz w:val="24"/>
+          <w:szCs w:val="24"/>
+        </w:rPr>
+      </w:pPr>
+      <w:r>
+        <w:rPr>
+          <w:rFonts w:ascii="Times New Roman" w:eastAsia="Times New Roman" w:hAnsi="Times New Roman" w:cs="Times New Roman"/>
+          <w:sz w:val="24"/>
+          <w:szCs w:val="24"/>
+        </w:rPr>
+        <w:t xml:space="preserve">Highlight key strengths (results, facilities, programs) </w:t>
+      </w:r>
+    </w:p>
+    <w:p>
+      <w:pPr>
+        <w:numPr>
+          <w:ilvl w:val="0"/>
+          <w:numId w:val="20"/>
+        </w:numPr>
+        <w:spacing w:before="100" w:beforeAutospacing="1" w:after="100" w:afterAutospacing="1" w:line="240" w:lineRule="auto"/>
+        <w:rPr>
+          <w:rFonts w:ascii="Times New Roman" w:eastAsia="Times New Roman" w:hAnsi="Times New Roman" w:cs="Times New Roman"/>
+          <w:sz w:val="24"/>
+          <w:szCs w:val="24"/>
+        </w:rPr>
+      </w:pPr>
+      <w:r>
+        <w:rPr>
+          <w:rFonts w:ascii="Times New Roman" w:eastAsia="Times New Roman" w:hAnsi="Times New Roman" w:cs="Times New Roman"/>
+          <w:sz w:val="24"/>
+          <w:szCs w:val="24"/>
+        </w:rPr>
+        <w:t>Use visuals and simple language</w:t>
+      </w:r>
+    </w:p>
+    <w:p>
+      <w:pPr>
+        <w:spacing w:before="100" w:beforeAutospacing="1" w:after="100" w:afterAutospacing="1" w:line="240" w:lineRule="auto"/>
+        <w:outlineLvl w:val="1"/>
         <w:rPr>
           <w:rFonts w:ascii="Times New Roman" w:eastAsia="Times New Roman" w:hAnsi="Times New Roman" w:cs="Times New Roman"/>
           <w:b/>
@@ -1947,167 +2190,8 @@
           <w:sz w:val="36"/>
           <w:szCs w:val="36"/>
         </w:rPr>
-        <w:t>“Communication is scattered”</w:t>
-      </w:r>
-    </w:p>
-    <w:p>
-      <w:pPr>
-        <w:spacing w:before="100" w:beforeAutospacing="1" w:after="100" w:afterAutospacing="1" w:line="240" w:lineRule="auto"/>
-        <w:rPr>
-          <w:rFonts w:ascii="Times New Roman" w:eastAsia="Times New Roman" w:hAnsi="Times New Roman" w:cs="Times New Roman"/>
-          <w:sz w:val="24"/>
-          <w:szCs w:val="24"/>
-        </w:rPr>
-      </w:pPr>
-      <w:r>
-        <w:rPr>
-          <w:rFonts w:ascii="Times New Roman" w:eastAsia="Times New Roman" w:hAnsi="Times New Roman" w:cs="Times New Roman"/>
-          <w:b/>
-          <w:bCs/>
-          <w:sz w:val="24"/>
-          <w:szCs w:val="24"/>
-        </w:rPr>
-        <w:t>Pain:</w:t>
-      </w:r>
-    </w:p>
-    <w:p>
-      <w:pPr>
-        <w:numPr>
-          <w:ilvl w:val="0"/>
-          <w:numId w:val="17"/>
-        </w:numPr>
-        <w:spacing w:before="100" w:beforeAutospacing="1" w:after="100" w:afterAutospacing="1" w:line="240" w:lineRule="auto"/>
-        <w:rPr>
-          <w:rFonts w:ascii="Times New Roman" w:eastAsia="Times New Roman" w:hAnsi="Times New Roman" w:cs="Times New Roman"/>
-          <w:sz w:val="24"/>
-          <w:szCs w:val="24"/>
-        </w:rPr>
-      </w:pPr>
-      <w:r>
-        <w:rPr>
-          <w:rFonts w:ascii="Times New Roman" w:eastAsia="Times New Roman" w:hAnsi="Times New Roman" w:cs="Times New Roman"/>
-          <w:sz w:val="24"/>
-          <w:szCs w:val="24"/>
-        </w:rPr>
-        <w:t xml:space="preserve">Emails, </w:t>
-      </w:r>
-      <w:proofErr w:type="spellStart"/>
-      <w:r>
-        <w:rPr>
-          <w:rFonts w:ascii="Times New Roman" w:eastAsia="Times New Roman" w:hAnsi="Times New Roman" w:cs="Times New Roman"/>
-          <w:sz w:val="24"/>
-          <w:szCs w:val="24"/>
-        </w:rPr>
-        <w:t>WhatsApp</w:t>
-      </w:r>
-      <w:proofErr w:type="spellEnd"/>
-      <w:r>
-        <w:rPr>
-          <w:rFonts w:ascii="Times New Roman" w:eastAsia="Times New Roman" w:hAnsi="Times New Roman" w:cs="Times New Roman"/>
-          <w:sz w:val="24"/>
-          <w:szCs w:val="24"/>
-        </w:rPr>
-        <w:t xml:space="preserve">, and verbal messages everywhere </w:t>
-      </w:r>
-    </w:p>
-    <w:p>
-      <w:pPr>
-        <w:spacing w:before="100" w:beforeAutospacing="1" w:after="100" w:afterAutospacing="1" w:line="240" w:lineRule="auto"/>
-        <w:rPr>
-          <w:rFonts w:ascii="Times New Roman" w:eastAsia="Times New Roman" w:hAnsi="Times New Roman" w:cs="Times New Roman"/>
-          <w:sz w:val="24"/>
-          <w:szCs w:val="24"/>
-        </w:rPr>
-      </w:pPr>
-      <w:r>
-        <w:rPr>
-          <w:rFonts w:ascii="Times New Roman" w:eastAsia="Times New Roman" w:hAnsi="Times New Roman" w:cs="Times New Roman"/>
-          <w:b/>
-          <w:bCs/>
-          <w:sz w:val="24"/>
-          <w:szCs w:val="24"/>
-        </w:rPr>
-        <w:lastRenderedPageBreak/>
-        <w:t>Solution: Unified communication system</w:t>
-      </w:r>
-    </w:p>
-    <w:p>
-      <w:pPr>
-        <w:numPr>
-          <w:ilvl w:val="0"/>
-          <w:numId w:val="18"/>
-        </w:numPr>
-        <w:spacing w:before="100" w:beforeAutospacing="1" w:after="100" w:afterAutospacing="1" w:line="240" w:lineRule="auto"/>
-        <w:rPr>
-          <w:rFonts w:ascii="Times New Roman" w:eastAsia="Times New Roman" w:hAnsi="Times New Roman" w:cs="Times New Roman"/>
-          <w:sz w:val="24"/>
-          <w:szCs w:val="24"/>
-        </w:rPr>
-      </w:pPr>
-      <w:r>
-        <w:rPr>
-          <w:rFonts w:ascii="Times New Roman" w:eastAsia="Times New Roman" w:hAnsi="Times New Roman" w:cs="Times New Roman"/>
-          <w:sz w:val="24"/>
-          <w:szCs w:val="24"/>
-        </w:rPr>
-        <w:t xml:space="preserve">Built-in messaging (teacher ↔ students ↔ parents) </w:t>
-      </w:r>
-    </w:p>
-    <w:p>
-      <w:pPr>
-        <w:numPr>
-          <w:ilvl w:val="0"/>
-          <w:numId w:val="18"/>
-        </w:numPr>
-        <w:spacing w:before="100" w:beforeAutospacing="1" w:after="100" w:afterAutospacing="1" w:line="240" w:lineRule="auto"/>
-        <w:rPr>
-          <w:rFonts w:ascii="Times New Roman" w:eastAsia="Times New Roman" w:hAnsi="Times New Roman" w:cs="Times New Roman"/>
-          <w:sz w:val="24"/>
-          <w:szCs w:val="24"/>
-        </w:rPr>
-      </w:pPr>
-      <w:r>
-        <w:rPr>
-          <w:rFonts w:ascii="Times New Roman" w:eastAsia="Times New Roman" w:hAnsi="Times New Roman" w:cs="Times New Roman"/>
-          <w:sz w:val="24"/>
-          <w:szCs w:val="24"/>
-        </w:rPr>
-        <w:t>Class-wide announcement</w:t>
-      </w:r>
-    </w:p>
-    <w:p>
-      <w:pPr>
-        <w:spacing w:before="100" w:beforeAutospacing="1" w:after="100" w:afterAutospacing="1" w:line="240" w:lineRule="auto"/>
-        <w:ind w:left="720"/>
-        <w:rPr>
-          <w:rFonts w:ascii="Times New Roman" w:eastAsia="Times New Roman" w:hAnsi="Times New Roman" w:cs="Times New Roman"/>
-          <w:sz w:val="24"/>
-          <w:szCs w:val="24"/>
-        </w:rPr>
-      </w:pPr>
-      <w:proofErr w:type="gramStart"/>
-      <w:r>
-        <w:rPr>
-          <w:rFonts w:ascii="Times New Roman" w:eastAsia="Times New Roman" w:hAnsi="Times New Roman" w:cs="Times New Roman"/>
-          <w:sz w:val="24"/>
-          <w:szCs w:val="24"/>
-        </w:rPr>
-        <w:t>4.BROADER</w:t>
-      </w:r>
-      <w:proofErr w:type="gramEnd"/>
-      <w:r>
-        <w:rPr>
-          <w:rFonts w:ascii="Times New Roman" w:eastAsia="Times New Roman" w:hAnsi="Times New Roman" w:cs="Times New Roman"/>
-          <w:sz w:val="24"/>
-          <w:szCs w:val="24"/>
-        </w:rPr>
-        <w:t xml:space="preserve"> COMMUNITY</w:t>
-      </w:r>
-    </w:p>
-    <w:p>
-      <w:pPr>
-        <w:spacing w:before="100" w:beforeAutospacing="1" w:after="100" w:afterAutospacing="1" w:line="240" w:lineRule="auto"/>
-        <w:outlineLvl w:val="1"/>
+      </w:pPr>
+      <w:r>
         <w:rPr>
           <w:rFonts w:ascii="Times New Roman" w:eastAsia="Times New Roman" w:hAnsi="Times New Roman" w:cs="Times New Roman"/>
           <w:b/>
@@ -2115,8 +2199,206 @@
           <w:sz w:val="36"/>
           <w:szCs w:val="36"/>
         </w:rPr>
-      </w:pPr>
-      <w:r>
+        <w:t>“I don’t know how to apply or enroll”</w:t>
+      </w:r>
+    </w:p>
+    <w:p>
+      <w:pPr>
+        <w:spacing w:before="100" w:beforeAutospacing="1" w:after="100" w:afterAutospacing="1" w:line="240" w:lineRule="auto"/>
+        <w:rPr>
+          <w:rFonts w:ascii="Times New Roman" w:eastAsia="Times New Roman" w:hAnsi="Times New Roman" w:cs="Times New Roman"/>
+          <w:sz w:val="24"/>
+          <w:szCs w:val="24"/>
+        </w:rPr>
+      </w:pPr>
+      <w:r>
+        <w:rPr>
+          <w:rFonts w:ascii="Times New Roman" w:eastAsia="Times New Roman" w:hAnsi="Times New Roman" w:cs="Times New Roman"/>
+          <w:b/>
+          <w:bCs/>
+          <w:sz w:val="24"/>
+          <w:szCs w:val="24"/>
+        </w:rPr>
+        <w:t>Pain:</w:t>
+      </w:r>
+    </w:p>
+    <w:p>
+      <w:pPr>
+        <w:numPr>
+          <w:ilvl w:val="0"/>
+          <w:numId w:val="21"/>
+        </w:numPr>
+        <w:spacing w:before="100" w:beforeAutospacing="1" w:after="100" w:afterAutospacing="1" w:line="240" w:lineRule="auto"/>
+        <w:rPr>
+          <w:rFonts w:ascii="Times New Roman" w:eastAsia="Times New Roman" w:hAnsi="Times New Roman" w:cs="Times New Roman"/>
+          <w:sz w:val="24"/>
+          <w:szCs w:val="24"/>
+        </w:rPr>
+      </w:pPr>
+      <w:r>
+        <w:rPr>
+          <w:rFonts w:ascii="Times New Roman" w:eastAsia="Times New Roman" w:hAnsi="Times New Roman" w:cs="Times New Roman"/>
+          <w:sz w:val="24"/>
+          <w:szCs w:val="24"/>
+        </w:rPr>
+        <w:t xml:space="preserve">Admission process is unclear or incomplete </w:t>
+      </w:r>
+    </w:p>
+    <w:p>
+      <w:pPr>
+        <w:spacing w:before="100" w:beforeAutospacing="1" w:after="100" w:afterAutospacing="1" w:line="240" w:lineRule="auto"/>
+        <w:rPr>
+          <w:rFonts w:ascii="Times New Roman" w:eastAsia="Times New Roman" w:hAnsi="Times New Roman" w:cs="Times New Roman"/>
+          <w:sz w:val="24"/>
+          <w:szCs w:val="24"/>
+        </w:rPr>
+      </w:pPr>
+      <w:r>
+        <w:rPr>
+          <w:rFonts w:ascii="Times New Roman" w:eastAsia="Times New Roman" w:hAnsi="Times New Roman" w:cs="Times New Roman"/>
+          <w:b/>
+          <w:bCs/>
+          <w:sz w:val="24"/>
+          <w:szCs w:val="24"/>
+        </w:rPr>
+        <w:t>Solution: Step-by-step admissions guide</w:t>
+      </w:r>
+    </w:p>
+    <w:p>
+      <w:pPr>
+        <w:numPr>
+          <w:ilvl w:val="0"/>
+          <w:numId w:val="22"/>
+        </w:numPr>
+        <w:spacing w:before="100" w:beforeAutospacing="1" w:after="100" w:afterAutospacing="1" w:line="240" w:lineRule="auto"/>
+        <w:rPr>
+          <w:rFonts w:ascii="Times New Roman" w:eastAsia="Times New Roman" w:hAnsi="Times New Roman" w:cs="Times New Roman"/>
+          <w:sz w:val="24"/>
+          <w:szCs w:val="24"/>
+        </w:rPr>
+      </w:pPr>
+      <w:r>
+        <w:rPr>
+          <w:rFonts w:ascii="Times New Roman" w:eastAsia="Times New Roman" w:hAnsi="Times New Roman" w:cs="Times New Roman"/>
+          <w:sz w:val="24"/>
+          <w:szCs w:val="24"/>
+        </w:rPr>
+        <w:t xml:space="preserve">Clear instructions: </w:t>
+      </w:r>
+    </w:p>
+    <w:p>
+      <w:pPr>
+        <w:numPr>
+          <w:ilvl w:val="1"/>
+          <w:numId w:val="22"/>
+        </w:numPr>
+        <w:spacing w:before="100" w:beforeAutospacing="1" w:after="100" w:afterAutospacing="1" w:line="240" w:lineRule="auto"/>
+        <w:rPr>
+          <w:rFonts w:ascii="Times New Roman" w:eastAsia="Times New Roman" w:hAnsi="Times New Roman" w:cs="Times New Roman"/>
+          <w:sz w:val="24"/>
+          <w:szCs w:val="24"/>
+        </w:rPr>
+      </w:pPr>
+      <w:r>
+        <w:rPr>
+          <w:rFonts w:ascii="Times New Roman" w:eastAsia="Times New Roman" w:hAnsi="Times New Roman" w:cs="Times New Roman"/>
+          <w:sz w:val="24"/>
+          <w:szCs w:val="24"/>
+        </w:rPr>
+        <w:t xml:space="preserve">Requirements </w:t>
+      </w:r>
+    </w:p>
+    <w:p>
+      <w:pPr>
+        <w:numPr>
+          <w:ilvl w:val="1"/>
+          <w:numId w:val="22"/>
+        </w:numPr>
+        <w:spacing w:before="100" w:beforeAutospacing="1" w:after="100" w:afterAutospacing="1" w:line="240" w:lineRule="auto"/>
+        <w:rPr>
+          <w:rFonts w:ascii="Times New Roman" w:eastAsia="Times New Roman" w:hAnsi="Times New Roman" w:cs="Times New Roman"/>
+          <w:sz w:val="24"/>
+          <w:szCs w:val="24"/>
+        </w:rPr>
+      </w:pPr>
+      <w:r>
+        <w:rPr>
+          <w:rFonts w:ascii="Times New Roman" w:eastAsia="Times New Roman" w:hAnsi="Times New Roman" w:cs="Times New Roman"/>
+          <w:sz w:val="24"/>
+          <w:szCs w:val="24"/>
+        </w:rPr>
+        <w:t xml:space="preserve">Application steps </w:t>
+      </w:r>
+    </w:p>
+    <w:p>
+      <w:pPr>
+        <w:numPr>
+          <w:ilvl w:val="1"/>
+          <w:numId w:val="22"/>
+        </w:numPr>
+        <w:spacing w:before="100" w:beforeAutospacing="1" w:after="100" w:afterAutospacing="1" w:line="240" w:lineRule="auto"/>
+        <w:rPr>
+          <w:rFonts w:ascii="Times New Roman" w:eastAsia="Times New Roman" w:hAnsi="Times New Roman" w:cs="Times New Roman"/>
+          <w:sz w:val="24"/>
+          <w:szCs w:val="24"/>
+        </w:rPr>
+      </w:pPr>
+      <w:r>
+        <w:rPr>
+          <w:rFonts w:ascii="Times New Roman" w:eastAsia="Times New Roman" w:hAnsi="Times New Roman" w:cs="Times New Roman"/>
+          <w:sz w:val="24"/>
+          <w:szCs w:val="24"/>
+        </w:rPr>
+        <w:t xml:space="preserve">Deadlines </w:t>
+      </w:r>
+    </w:p>
+    <w:p>
+      <w:pPr>
+        <w:numPr>
+          <w:ilvl w:val="0"/>
+          <w:numId w:val="22"/>
+        </w:numPr>
+        <w:spacing w:before="100" w:beforeAutospacing="1" w:after="100" w:afterAutospacing="1" w:line="240" w:lineRule="auto"/>
+        <w:rPr>
+          <w:rFonts w:ascii="Times New Roman" w:eastAsia="Times New Roman" w:hAnsi="Times New Roman" w:cs="Times New Roman"/>
+          <w:sz w:val="24"/>
+          <w:szCs w:val="24"/>
+        </w:rPr>
+      </w:pPr>
+      <w:r>
+        <w:rPr>
+          <w:rFonts w:ascii="Times New Roman" w:eastAsia="Times New Roman" w:hAnsi="Times New Roman" w:cs="Times New Roman"/>
+          <w:sz w:val="24"/>
+          <w:szCs w:val="24"/>
+        </w:rPr>
+        <w:t>Downloadable forms or online application</w:t>
+      </w:r>
+    </w:p>
+    <w:p>
+      <w:pPr>
+        <w:spacing w:before="100" w:beforeAutospacing="1" w:after="100" w:afterAutospacing="1" w:line="240" w:lineRule="auto"/>
+        <w:ind w:left="720"/>
+        <w:rPr>
+          <w:rFonts w:ascii="Times New Roman" w:eastAsia="Times New Roman" w:hAnsi="Times New Roman" w:cs="Times New Roman"/>
+          <w:sz w:val="24"/>
+          <w:szCs w:val="24"/>
+          <w:u w:val="single"/>
+        </w:rPr>
+      </w:pPr>
+      <w:r>
+        <w:rPr>
+          <w:rFonts w:ascii="Times New Roman" w:eastAsia="Times New Roman" w:hAnsi="Times New Roman" w:cs="Times New Roman"/>
+          <w:sz w:val="24"/>
+          <w:szCs w:val="24"/>
+          <w:u w:val="single"/>
+        </w:rPr>
+        <w:t>5.PAIN POINTS ABOUT TECHNICAL ABILITIES OF END USERS AND SOLUTIONS</w:t>
+      </w:r>
+    </w:p>
+    <w:p>
+      <w:pPr>
+        <w:spacing w:before="100" w:beforeAutospacing="1" w:after="100" w:afterAutospacing="1" w:line="240" w:lineRule="auto"/>
+        <w:outlineLvl w:val="1"/>
         <w:rPr>
           <w:rFonts w:ascii="Times New Roman" w:eastAsia="Times New Roman" w:hAnsi="Times New Roman" w:cs="Times New Roman"/>
           <w:b/>
@@ -2124,163 +2406,8 @@
           <w:sz w:val="36"/>
           <w:szCs w:val="36"/>
         </w:rPr>
-        <w:t>I can’t quickly understand what this school is about”</w:t>
-      </w:r>
-    </w:p>
-    <w:p>
-      <w:pPr>
-        <w:spacing w:before="100" w:beforeAutospacing="1" w:after="100" w:afterAutospacing="1" w:line="240" w:lineRule="auto"/>
-        <w:rPr>
-          <w:rFonts w:ascii="Times New Roman" w:eastAsia="Times New Roman" w:hAnsi="Times New Roman" w:cs="Times New Roman"/>
-          <w:sz w:val="24"/>
-          <w:szCs w:val="24"/>
-        </w:rPr>
-      </w:pPr>
-      <w:r>
-        <w:rPr>
-          <w:rFonts w:ascii="Times New Roman" w:eastAsia="Times New Roman" w:hAnsi="Times New Roman" w:cs="Times New Roman"/>
-          <w:b/>
-          <w:bCs/>
-          <w:sz w:val="24"/>
-          <w:szCs w:val="24"/>
-        </w:rPr>
-        <w:t>Pain:</w:t>
-      </w:r>
-    </w:p>
-    <w:p>
-      <w:pPr>
-        <w:numPr>
-          <w:ilvl w:val="0"/>
-          <w:numId w:val="19"/>
-        </w:numPr>
-        <w:spacing w:before="100" w:beforeAutospacing="1" w:after="100" w:afterAutospacing="1" w:line="240" w:lineRule="auto"/>
-        <w:rPr>
-          <w:rFonts w:ascii="Times New Roman" w:eastAsia="Times New Roman" w:hAnsi="Times New Roman" w:cs="Times New Roman"/>
-          <w:sz w:val="24"/>
-          <w:szCs w:val="24"/>
-        </w:rPr>
-      </w:pPr>
-      <w:r>
-        <w:rPr>
-          <w:rFonts w:ascii="Times New Roman" w:eastAsia="Times New Roman" w:hAnsi="Times New Roman" w:cs="Times New Roman"/>
-          <w:sz w:val="24"/>
-          <w:szCs w:val="24"/>
-        </w:rPr>
-        <w:t xml:space="preserve">Mission, values, and strengths are unclear </w:t>
-      </w:r>
-    </w:p>
-    <w:p>
-      <w:pPr>
-        <w:numPr>
-          <w:ilvl w:val="0"/>
-          <w:numId w:val="19"/>
-        </w:numPr>
-        <w:spacing w:before="100" w:beforeAutospacing="1" w:after="100" w:afterAutospacing="1" w:line="240" w:lineRule="auto"/>
-        <w:rPr>
-          <w:rFonts w:ascii="Times New Roman" w:eastAsia="Times New Roman" w:hAnsi="Times New Roman" w:cs="Times New Roman"/>
-          <w:sz w:val="24"/>
-          <w:szCs w:val="24"/>
-        </w:rPr>
-      </w:pPr>
-      <w:r>
-        <w:rPr>
-          <w:rFonts w:ascii="Times New Roman" w:eastAsia="Times New Roman" w:hAnsi="Times New Roman" w:cs="Times New Roman"/>
-          <w:sz w:val="24"/>
-          <w:szCs w:val="24"/>
-        </w:rPr>
-        <w:t xml:space="preserve">Website feels cluttered or outdated </w:t>
-      </w:r>
-    </w:p>
-    <w:p>
-      <w:pPr>
-        <w:spacing w:before="100" w:beforeAutospacing="1" w:after="100" w:afterAutospacing="1" w:line="240" w:lineRule="auto"/>
-        <w:rPr>
-          <w:rFonts w:ascii="Times New Roman" w:eastAsia="Times New Roman" w:hAnsi="Times New Roman" w:cs="Times New Roman"/>
-          <w:sz w:val="24"/>
-          <w:szCs w:val="24"/>
-        </w:rPr>
-      </w:pPr>
-      <w:r>
-        <w:rPr>
-          <w:rFonts w:ascii="Times New Roman" w:eastAsia="Times New Roman" w:hAnsi="Times New Roman" w:cs="Times New Roman"/>
-          <w:b/>
-          <w:bCs/>
-          <w:sz w:val="24"/>
-          <w:szCs w:val="24"/>
-        </w:rPr>
-        <w:t>Solution: Clear, strong homepage</w:t>
-      </w:r>
-    </w:p>
-    <w:p>
-      <w:pPr>
-        <w:numPr>
-          <w:ilvl w:val="0"/>
-          <w:numId w:val="20"/>
-        </w:numPr>
-        <w:spacing w:before="100" w:beforeAutospacing="1" w:after="100" w:afterAutospacing="1" w:line="240" w:lineRule="auto"/>
-        <w:rPr>
-          <w:rFonts w:ascii="Times New Roman" w:eastAsia="Times New Roman" w:hAnsi="Times New Roman" w:cs="Times New Roman"/>
-          <w:sz w:val="24"/>
-          <w:szCs w:val="24"/>
-        </w:rPr>
-      </w:pPr>
-      <w:r>
-        <w:rPr>
-          <w:rFonts w:ascii="Times New Roman" w:eastAsia="Times New Roman" w:hAnsi="Times New Roman" w:cs="Times New Roman"/>
-          <w:sz w:val="24"/>
-          <w:szCs w:val="24"/>
-        </w:rPr>
-        <w:t xml:space="preserve">Short intro: who the school is + what it offers </w:t>
-      </w:r>
-    </w:p>
-    <w:p>
-      <w:pPr>
-        <w:numPr>
-          <w:ilvl w:val="0"/>
-          <w:numId w:val="20"/>
-        </w:numPr>
-        <w:spacing w:before="100" w:beforeAutospacing="1" w:after="100" w:afterAutospacing="1" w:line="240" w:lineRule="auto"/>
-        <w:rPr>
-          <w:rFonts w:ascii="Times New Roman" w:eastAsia="Times New Roman" w:hAnsi="Times New Roman" w:cs="Times New Roman"/>
-          <w:sz w:val="24"/>
-          <w:szCs w:val="24"/>
-        </w:rPr>
-      </w:pPr>
-      <w:r>
-        <w:rPr>
-          <w:rFonts w:ascii="Times New Roman" w:eastAsia="Times New Roman" w:hAnsi="Times New Roman" w:cs="Times New Roman"/>
-          <w:sz w:val="24"/>
-          <w:szCs w:val="24"/>
-        </w:rPr>
-        <w:t xml:space="preserve">Highlight key strengths (results, facilities, programs) </w:t>
-      </w:r>
-    </w:p>
-    <w:p>
-      <w:pPr>
-        <w:numPr>
-          <w:ilvl w:val="0"/>
-          <w:numId w:val="20"/>
-        </w:numPr>
-        <w:spacing w:before="100" w:beforeAutospacing="1" w:after="100" w:afterAutospacing="1" w:line="240" w:lineRule="auto"/>
-        <w:rPr>
-          <w:rFonts w:ascii="Times New Roman" w:eastAsia="Times New Roman" w:hAnsi="Times New Roman" w:cs="Times New Roman"/>
-          <w:sz w:val="24"/>
-          <w:szCs w:val="24"/>
-        </w:rPr>
-      </w:pPr>
-      <w:r>
-        <w:rPr>
-          <w:rFonts w:ascii="Times New Roman" w:eastAsia="Times New Roman" w:hAnsi="Times New Roman" w:cs="Times New Roman"/>
-          <w:sz w:val="24"/>
-          <w:szCs w:val="24"/>
-        </w:rPr>
-        <w:t>Use visuals and simple language</w:t>
-      </w:r>
-    </w:p>
-    <w:p>
-      <w:pPr>
-        <w:spacing w:before="100" w:beforeAutospacing="1" w:after="100" w:afterAutospacing="1" w:line="240" w:lineRule="auto"/>
-        <w:outlineLvl w:val="1"/>
+      </w:pPr>
+      <w:r>
         <w:rPr>
           <w:rFonts w:ascii="Times New Roman" w:eastAsia="Times New Roman" w:hAnsi="Times New Roman" w:cs="Times New Roman"/>
           <w:b/>
@@ -2288,8 +2415,164 @@
           <w:sz w:val="36"/>
           <w:szCs w:val="36"/>
         </w:rPr>
-      </w:pPr>
-      <w:r>
+        <w:t>“Logging in and passwords are confusing”</w:t>
+      </w:r>
+    </w:p>
+    <w:p>
+      <w:pPr>
+        <w:spacing w:before="100" w:beforeAutospacing="1" w:after="100" w:afterAutospacing="1" w:line="240" w:lineRule="auto"/>
+        <w:rPr>
+          <w:rFonts w:ascii="Times New Roman" w:eastAsia="Times New Roman" w:hAnsi="Times New Roman" w:cs="Times New Roman"/>
+          <w:sz w:val="24"/>
+          <w:szCs w:val="24"/>
+        </w:rPr>
+      </w:pPr>
+      <w:r>
+        <w:rPr>
+          <w:rFonts w:ascii="Times New Roman" w:eastAsia="Times New Roman" w:hAnsi="Times New Roman" w:cs="Times New Roman"/>
+          <w:b/>
+          <w:bCs/>
+          <w:sz w:val="24"/>
+          <w:szCs w:val="24"/>
+        </w:rPr>
+        <w:t>Pain:</w:t>
+      </w:r>
+    </w:p>
+    <w:p>
+      <w:pPr>
+        <w:numPr>
+          <w:ilvl w:val="0"/>
+          <w:numId w:val="24"/>
+        </w:numPr>
+        <w:spacing w:before="100" w:beforeAutospacing="1" w:after="100" w:afterAutospacing="1" w:line="240" w:lineRule="auto"/>
+        <w:rPr>
+          <w:rFonts w:ascii="Times New Roman" w:eastAsia="Times New Roman" w:hAnsi="Times New Roman" w:cs="Times New Roman"/>
+          <w:sz w:val="24"/>
+          <w:szCs w:val="24"/>
+        </w:rPr>
+      </w:pPr>
+      <w:r>
+        <w:rPr>
+          <w:rFonts w:ascii="Times New Roman" w:eastAsia="Times New Roman" w:hAnsi="Times New Roman" w:cs="Times New Roman"/>
+          <w:sz w:val="24"/>
+          <w:szCs w:val="24"/>
+        </w:rPr>
+        <w:t xml:space="preserve">Forgotten passwords </w:t>
+      </w:r>
+    </w:p>
+    <w:p>
+      <w:pPr>
+        <w:numPr>
+          <w:ilvl w:val="0"/>
+          <w:numId w:val="24"/>
+        </w:numPr>
+        <w:spacing w:before="100" w:beforeAutospacing="1" w:after="100" w:afterAutospacing="1" w:line="240" w:lineRule="auto"/>
+        <w:rPr>
+          <w:rFonts w:ascii="Times New Roman" w:eastAsia="Times New Roman" w:hAnsi="Times New Roman" w:cs="Times New Roman"/>
+          <w:sz w:val="24"/>
+          <w:szCs w:val="24"/>
+        </w:rPr>
+      </w:pPr>
+      <w:r>
+        <w:rPr>
+          <w:rFonts w:ascii="Times New Roman" w:eastAsia="Times New Roman" w:hAnsi="Times New Roman" w:cs="Times New Roman"/>
+          <w:sz w:val="24"/>
+          <w:szCs w:val="24"/>
+        </w:rPr>
+        <w:t xml:space="preserve">Complicated login process </w:t>
+      </w:r>
+    </w:p>
+    <w:p>
+      <w:pPr>
+        <w:spacing w:before="100" w:beforeAutospacing="1" w:after="100" w:afterAutospacing="1" w:line="240" w:lineRule="auto"/>
+        <w:rPr>
+          <w:rFonts w:ascii="Times New Roman" w:eastAsia="Times New Roman" w:hAnsi="Times New Roman" w:cs="Times New Roman"/>
+          <w:sz w:val="24"/>
+          <w:szCs w:val="24"/>
+        </w:rPr>
+      </w:pPr>
+      <w:r>
+        <w:rPr>
+          <w:rFonts w:ascii="Times New Roman" w:eastAsia="Times New Roman" w:hAnsi="Times New Roman" w:cs="Times New Roman"/>
+          <w:b/>
+          <w:bCs/>
+          <w:sz w:val="24"/>
+          <w:szCs w:val="24"/>
+        </w:rPr>
+        <w:t>Solution: Simple authentication</w:t>
+      </w:r>
+    </w:p>
+    <w:p>
+      <w:pPr>
+        <w:numPr>
+          <w:ilvl w:val="0"/>
+          <w:numId w:val="25"/>
+        </w:numPr>
+        <w:spacing w:before="100" w:beforeAutospacing="1" w:after="100" w:afterAutospacing="1" w:line="240" w:lineRule="auto"/>
+        <w:rPr>
+          <w:rFonts w:ascii="Times New Roman" w:eastAsia="Times New Roman" w:hAnsi="Times New Roman" w:cs="Times New Roman"/>
+          <w:sz w:val="24"/>
+          <w:szCs w:val="24"/>
+        </w:rPr>
+      </w:pPr>
+      <w:r>
+        <w:rPr>
+          <w:rFonts w:ascii="Times New Roman" w:eastAsia="Times New Roman" w:hAnsi="Times New Roman" w:cs="Times New Roman"/>
+          <w:sz w:val="24"/>
+          <w:szCs w:val="24"/>
+        </w:rPr>
+        <w:lastRenderedPageBreak/>
+        <w:t xml:space="preserve">Easy password reset </w:t>
+      </w:r>
+    </w:p>
+    <w:p>
+      <w:pPr>
+        <w:numPr>
+          <w:ilvl w:val="0"/>
+          <w:numId w:val="25"/>
+        </w:numPr>
+        <w:spacing w:before="100" w:beforeAutospacing="1" w:after="100" w:afterAutospacing="1" w:line="240" w:lineRule="auto"/>
+        <w:rPr>
+          <w:rFonts w:ascii="Times New Roman" w:eastAsia="Times New Roman" w:hAnsi="Times New Roman" w:cs="Times New Roman"/>
+          <w:sz w:val="24"/>
+          <w:szCs w:val="24"/>
+        </w:rPr>
+      </w:pPr>
+      <w:r>
+        <w:rPr>
+          <w:rFonts w:ascii="Times New Roman" w:eastAsia="Times New Roman" w:hAnsi="Times New Roman" w:cs="Times New Roman"/>
+          <w:sz w:val="24"/>
+          <w:szCs w:val="24"/>
+        </w:rPr>
+        <w:t xml:space="preserve">Remember user sessions </w:t>
+      </w:r>
+    </w:p>
+    <w:p>
+      <w:pPr>
+        <w:numPr>
+          <w:ilvl w:val="0"/>
+          <w:numId w:val="25"/>
+        </w:numPr>
+        <w:spacing w:before="100" w:beforeAutospacing="1" w:after="100" w:afterAutospacing="1" w:line="240" w:lineRule="auto"/>
+        <w:rPr>
+          <w:rFonts w:ascii="Times New Roman" w:eastAsia="Times New Roman" w:hAnsi="Times New Roman" w:cs="Times New Roman"/>
+          <w:sz w:val="24"/>
+          <w:szCs w:val="24"/>
+        </w:rPr>
+      </w:pPr>
+      <w:r>
+        <w:rPr>
+          <w:rFonts w:ascii="Times New Roman" w:eastAsia="Times New Roman" w:hAnsi="Times New Roman" w:cs="Times New Roman"/>
+          <w:sz w:val="24"/>
+          <w:szCs w:val="24"/>
+        </w:rPr>
+        <w:t>Optional: login with phone number</w:t>
+      </w:r>
+    </w:p>
+    <w:p>
+      <w:pPr>
+        <w:spacing w:before="100" w:beforeAutospacing="1" w:after="100" w:afterAutospacing="1" w:line="240" w:lineRule="auto"/>
+        <w:outlineLvl w:val="1"/>
         <w:rPr>
           <w:rFonts w:ascii="Times New Roman" w:eastAsia="Times New Roman" w:hAnsi="Times New Roman" w:cs="Times New Roman"/>
           <w:b/>
@@ -2297,217 +2580,8 @@
           <w:sz w:val="36"/>
           <w:szCs w:val="36"/>
         </w:rPr>
-        <w:t>“I don’t know how to apply or enroll”</w:t>
-      </w:r>
-    </w:p>
-    <w:p>
-      <w:pPr>
-        <w:spacing w:before="100" w:beforeAutospacing="1" w:after="100" w:afterAutospacing="1" w:line="240" w:lineRule="auto"/>
-        <w:rPr>
-          <w:rFonts w:ascii="Times New Roman" w:eastAsia="Times New Roman" w:hAnsi="Times New Roman" w:cs="Times New Roman"/>
-          <w:sz w:val="24"/>
-          <w:szCs w:val="24"/>
-        </w:rPr>
-      </w:pPr>
-      <w:r>
-        <w:rPr>
-          <w:rFonts w:ascii="Times New Roman" w:eastAsia="Times New Roman" w:hAnsi="Times New Roman" w:cs="Times New Roman"/>
-          <w:b/>
-          <w:bCs/>
-          <w:sz w:val="24"/>
-          <w:szCs w:val="24"/>
-        </w:rPr>
-        <w:t>Pain:</w:t>
-      </w:r>
-    </w:p>
-    <w:p>
-      <w:pPr>
-        <w:numPr>
-          <w:ilvl w:val="0"/>
-          <w:numId w:val="21"/>
-        </w:numPr>
-        <w:spacing w:before="100" w:beforeAutospacing="1" w:after="100" w:afterAutospacing="1" w:line="240" w:lineRule="auto"/>
-        <w:rPr>
-          <w:rFonts w:ascii="Times New Roman" w:eastAsia="Times New Roman" w:hAnsi="Times New Roman" w:cs="Times New Roman"/>
-          <w:sz w:val="24"/>
-          <w:szCs w:val="24"/>
-        </w:rPr>
-      </w:pPr>
-      <w:r>
-        <w:rPr>
-          <w:rFonts w:ascii="Times New Roman" w:eastAsia="Times New Roman" w:hAnsi="Times New Roman" w:cs="Times New Roman"/>
-          <w:sz w:val="24"/>
-          <w:szCs w:val="24"/>
-        </w:rPr>
-        <w:t xml:space="preserve">Admission process is unclear or incomplete </w:t>
-      </w:r>
-    </w:p>
-    <w:p>
-      <w:pPr>
-        <w:spacing w:before="100" w:beforeAutospacing="1" w:after="100" w:afterAutospacing="1" w:line="240" w:lineRule="auto"/>
-        <w:rPr>
-          <w:rFonts w:ascii="Times New Roman" w:eastAsia="Times New Roman" w:hAnsi="Times New Roman" w:cs="Times New Roman"/>
-          <w:sz w:val="24"/>
-          <w:szCs w:val="24"/>
-        </w:rPr>
-      </w:pPr>
-      <w:r>
-        <w:rPr>
-          <w:rFonts w:ascii="Times New Roman" w:eastAsia="Times New Roman" w:hAnsi="Times New Roman" w:cs="Times New Roman"/>
-          <w:b/>
-          <w:bCs/>
-          <w:sz w:val="24"/>
-          <w:szCs w:val="24"/>
-        </w:rPr>
-        <w:t>Solution: Step-by-step admissions guide</w:t>
-      </w:r>
-    </w:p>
-    <w:p>
-      <w:pPr>
-        <w:numPr>
-          <w:ilvl w:val="0"/>
-          <w:numId w:val="22"/>
-        </w:numPr>
-        <w:spacing w:before="100" w:beforeAutospacing="1" w:after="100" w:afterAutospacing="1" w:line="240" w:lineRule="auto"/>
-        <w:rPr>
-          <w:rFonts w:ascii="Times New Roman" w:eastAsia="Times New Roman" w:hAnsi="Times New Roman" w:cs="Times New Roman"/>
-          <w:sz w:val="24"/>
-          <w:szCs w:val="24"/>
-        </w:rPr>
-      </w:pPr>
-      <w:r>
-        <w:rPr>
-          <w:rFonts w:ascii="Times New Roman" w:eastAsia="Times New Roman" w:hAnsi="Times New Roman" w:cs="Times New Roman"/>
-          <w:sz w:val="24"/>
-          <w:szCs w:val="24"/>
-        </w:rPr>
-        <w:t xml:space="preserve">Clear instructions: </w:t>
-      </w:r>
-    </w:p>
-    <w:p>
-      <w:pPr>
-        <w:numPr>
-          <w:ilvl w:val="1"/>
-          <w:numId w:val="22"/>
-        </w:numPr>
-        <w:spacing w:before="100" w:beforeAutospacing="1" w:after="100" w:afterAutospacing="1" w:line="240" w:lineRule="auto"/>
-        <w:rPr>
-          <w:rFonts w:ascii="Times New Roman" w:eastAsia="Times New Roman" w:hAnsi="Times New Roman" w:cs="Times New Roman"/>
-          <w:sz w:val="24"/>
-          <w:szCs w:val="24"/>
-        </w:rPr>
-      </w:pPr>
-      <w:r>
-        <w:rPr>
-          <w:rFonts w:ascii="Times New Roman" w:eastAsia="Times New Roman" w:hAnsi="Times New Roman" w:cs="Times New Roman"/>
-          <w:sz w:val="24"/>
-          <w:szCs w:val="24"/>
-        </w:rPr>
-        <w:t xml:space="preserve">Requirements </w:t>
-      </w:r>
-    </w:p>
-    <w:p>
-      <w:pPr>
-        <w:numPr>
-          <w:ilvl w:val="1"/>
-          <w:numId w:val="22"/>
-        </w:numPr>
-        <w:spacing w:before="100" w:beforeAutospacing="1" w:after="100" w:afterAutospacing="1" w:line="240" w:lineRule="auto"/>
-        <w:rPr>
-          <w:rFonts w:ascii="Times New Roman" w:eastAsia="Times New Roman" w:hAnsi="Times New Roman" w:cs="Times New Roman"/>
-          <w:sz w:val="24"/>
-          <w:szCs w:val="24"/>
-        </w:rPr>
-      </w:pPr>
-      <w:r>
-        <w:rPr>
-          <w:rFonts w:ascii="Times New Roman" w:eastAsia="Times New Roman" w:hAnsi="Times New Roman" w:cs="Times New Roman"/>
-          <w:sz w:val="24"/>
-          <w:szCs w:val="24"/>
-        </w:rPr>
-        <w:t xml:space="preserve">Application steps </w:t>
-      </w:r>
-    </w:p>
-    <w:p>
-      <w:pPr>
-        <w:numPr>
-          <w:ilvl w:val="1"/>
-          <w:numId w:val="22"/>
-        </w:numPr>
-        <w:spacing w:before="100" w:beforeAutospacing="1" w:after="100" w:afterAutospacing="1" w:line="240" w:lineRule="auto"/>
-        <w:rPr>
-          <w:rFonts w:ascii="Times New Roman" w:eastAsia="Times New Roman" w:hAnsi="Times New Roman" w:cs="Times New Roman"/>
-          <w:sz w:val="24"/>
-          <w:szCs w:val="24"/>
-        </w:rPr>
-      </w:pPr>
-      <w:r>
-        <w:rPr>
-          <w:rFonts w:ascii="Times New Roman" w:eastAsia="Times New Roman" w:hAnsi="Times New Roman" w:cs="Times New Roman"/>
-          <w:sz w:val="24"/>
-          <w:szCs w:val="24"/>
-        </w:rPr>
-        <w:t xml:space="preserve">Deadlines </w:t>
-      </w:r>
-    </w:p>
-    <w:p>
-      <w:pPr>
-        <w:numPr>
-          <w:ilvl w:val="0"/>
-          <w:numId w:val="22"/>
-        </w:numPr>
-        <w:spacing w:before="100" w:beforeAutospacing="1" w:after="100" w:afterAutospacing="1" w:line="240" w:lineRule="auto"/>
-        <w:rPr>
-          <w:rFonts w:ascii="Times New Roman" w:eastAsia="Times New Roman" w:hAnsi="Times New Roman" w:cs="Times New Roman"/>
-          <w:sz w:val="24"/>
-          <w:szCs w:val="24"/>
-        </w:rPr>
-      </w:pPr>
-      <w:r>
-        <w:rPr>
-          <w:rFonts w:ascii="Times New Roman" w:eastAsia="Times New Roman" w:hAnsi="Times New Roman" w:cs="Times New Roman"/>
-          <w:sz w:val="24"/>
-          <w:szCs w:val="24"/>
-        </w:rPr>
-        <w:t>Downloadable forms or online application</w:t>
-      </w:r>
-    </w:p>
-    <w:p>
-      <w:pPr>
-        <w:spacing w:before="100" w:beforeAutospacing="1" w:after="100" w:afterAutospacing="1" w:line="240" w:lineRule="auto"/>
-        <w:ind w:left="720"/>
-        <w:rPr>
-          <w:rFonts w:ascii="Times New Roman" w:eastAsia="Times New Roman" w:hAnsi="Times New Roman" w:cs="Times New Roman"/>
-          <w:sz w:val="24"/>
-          <w:szCs w:val="24"/>
-          <w:u w:val="single"/>
-        </w:rPr>
-      </w:pPr>
-      <w:proofErr w:type="gramStart"/>
-      <w:r>
-        <w:rPr>
-          <w:rFonts w:ascii="Times New Roman" w:eastAsia="Times New Roman" w:hAnsi="Times New Roman" w:cs="Times New Roman"/>
-          <w:sz w:val="24"/>
-          <w:szCs w:val="24"/>
-          <w:u w:val="single"/>
-        </w:rPr>
-        <w:t>5.PAIN</w:t>
-      </w:r>
-      <w:proofErr w:type="gramEnd"/>
-      <w:r>
-        <w:rPr>
-          <w:rFonts w:ascii="Times New Roman" w:eastAsia="Times New Roman" w:hAnsi="Times New Roman" w:cs="Times New Roman"/>
-          <w:sz w:val="24"/>
-          <w:szCs w:val="24"/>
-          <w:u w:val="single"/>
-        </w:rPr>
-        <w:t xml:space="preserve"> POINTS ABOUT TECHNICAL ABILITIES OF END USERS AND SOLUTIONS</w:t>
-      </w:r>
-    </w:p>
-    <w:p>
-      <w:pPr>
-        <w:spacing w:before="100" w:beforeAutospacing="1" w:after="100" w:afterAutospacing="1" w:line="240" w:lineRule="auto"/>
-        <w:outlineLvl w:val="1"/>
+      </w:pPr>
+      <w:r>
         <w:rPr>
           <w:rFonts w:ascii="Times New Roman" w:eastAsia="Times New Roman" w:hAnsi="Times New Roman" w:cs="Times New Roman"/>
           <w:b/>
@@ -2515,7 +2589,8 @@
           <w:sz w:val="36"/>
           <w:szCs w:val="36"/>
         </w:rPr>
-      </w:pPr>
+        <w:t>“UNABLE TO UNDERSTAND LANGUAGE</w:t>
+      </w:r>
       <w:r>
         <w:rPr>
           <w:rFonts w:ascii="Times New Roman" w:eastAsia="Times New Roman" w:hAnsi="Times New Roman" w:cs="Times New Roman"/>
@@ -2524,192 +2599,6 @@
           <w:sz w:val="36"/>
           <w:szCs w:val="36"/>
         </w:rPr>
-        <w:t>“Logging in and passwords are confusing”</w:t>
-      </w:r>
-    </w:p>
-    <w:p>
-      <w:pPr>
-        <w:spacing w:before="100" w:beforeAutospacing="1" w:after="100" w:afterAutospacing="1" w:line="240" w:lineRule="auto"/>
-        <w:rPr>
-          <w:rFonts w:ascii="Times New Roman" w:eastAsia="Times New Roman" w:hAnsi="Times New Roman" w:cs="Times New Roman"/>
-          <w:sz w:val="24"/>
-          <w:szCs w:val="24"/>
-        </w:rPr>
-      </w:pPr>
-      <w:r>
-        <w:rPr>
-          <w:rFonts w:ascii="Times New Roman" w:eastAsia="Times New Roman" w:hAnsi="Times New Roman" w:cs="Times New Roman"/>
-          <w:b/>
-          <w:bCs/>
-          <w:sz w:val="24"/>
-          <w:szCs w:val="24"/>
-        </w:rPr>
-        <w:t>Pain:</w:t>
-      </w:r>
-    </w:p>
-    <w:p>
-      <w:pPr>
-        <w:numPr>
-          <w:ilvl w:val="0"/>
-          <w:numId w:val="24"/>
-        </w:numPr>
-        <w:spacing w:before="100" w:beforeAutospacing="1" w:after="100" w:afterAutospacing="1" w:line="240" w:lineRule="auto"/>
-        <w:rPr>
-          <w:rFonts w:ascii="Times New Roman" w:eastAsia="Times New Roman" w:hAnsi="Times New Roman" w:cs="Times New Roman"/>
-          <w:sz w:val="24"/>
-          <w:szCs w:val="24"/>
-        </w:rPr>
-      </w:pPr>
-      <w:r>
-        <w:rPr>
-          <w:rFonts w:ascii="Times New Roman" w:eastAsia="Times New Roman" w:hAnsi="Times New Roman" w:cs="Times New Roman"/>
-          <w:sz w:val="24"/>
-          <w:szCs w:val="24"/>
-        </w:rPr>
-        <w:t xml:space="preserve">Forgotten passwords </w:t>
-      </w:r>
-    </w:p>
-    <w:p>
-      <w:pPr>
-        <w:numPr>
-          <w:ilvl w:val="0"/>
-          <w:numId w:val="24"/>
-        </w:numPr>
-        <w:spacing w:before="100" w:beforeAutospacing="1" w:after="100" w:afterAutospacing="1" w:line="240" w:lineRule="auto"/>
-        <w:rPr>
-          <w:rFonts w:ascii="Times New Roman" w:eastAsia="Times New Roman" w:hAnsi="Times New Roman" w:cs="Times New Roman"/>
-          <w:sz w:val="24"/>
-          <w:szCs w:val="24"/>
-        </w:rPr>
-      </w:pPr>
-      <w:r>
-        <w:rPr>
-          <w:rFonts w:ascii="Times New Roman" w:eastAsia="Times New Roman" w:hAnsi="Times New Roman" w:cs="Times New Roman"/>
-          <w:sz w:val="24"/>
-          <w:szCs w:val="24"/>
-        </w:rPr>
-        <w:t xml:space="preserve">Complicated login process </w:t>
-      </w:r>
-    </w:p>
-    <w:p>
-      <w:pPr>
-        <w:spacing w:before="100" w:beforeAutospacing="1" w:after="100" w:afterAutospacing="1" w:line="240" w:lineRule="auto"/>
-        <w:rPr>
-          <w:rFonts w:ascii="Times New Roman" w:eastAsia="Times New Roman" w:hAnsi="Times New Roman" w:cs="Times New Roman"/>
-          <w:sz w:val="24"/>
-          <w:szCs w:val="24"/>
-        </w:rPr>
-      </w:pPr>
-      <w:r>
-        <w:rPr>
-          <w:rFonts w:ascii="Times New Roman" w:eastAsia="Times New Roman" w:hAnsi="Times New Roman" w:cs="Times New Roman"/>
-          <w:b/>
-          <w:bCs/>
-          <w:sz w:val="24"/>
-          <w:szCs w:val="24"/>
-        </w:rPr>
-        <w:t>Solution: Simple authentication</w:t>
-      </w:r>
-    </w:p>
-    <w:p>
-      <w:pPr>
-        <w:numPr>
-          <w:ilvl w:val="0"/>
-          <w:numId w:val="25"/>
-        </w:numPr>
-        <w:spacing w:before="100" w:beforeAutospacing="1" w:after="100" w:afterAutospacing="1" w:line="240" w:lineRule="auto"/>
-        <w:rPr>
-          <w:rFonts w:ascii="Times New Roman" w:eastAsia="Times New Roman" w:hAnsi="Times New Roman" w:cs="Times New Roman"/>
-          <w:sz w:val="24"/>
-          <w:szCs w:val="24"/>
-        </w:rPr>
-      </w:pPr>
-      <w:r>
-        <w:rPr>
-          <w:rFonts w:ascii="Times New Roman" w:eastAsia="Times New Roman" w:hAnsi="Times New Roman" w:cs="Times New Roman"/>
-          <w:sz w:val="24"/>
-          <w:szCs w:val="24"/>
-        </w:rPr>
-        <w:lastRenderedPageBreak/>
-        <w:t xml:space="preserve">Easy password reset </w:t>
-      </w:r>
-    </w:p>
-    <w:p>
-      <w:pPr>
-        <w:numPr>
-          <w:ilvl w:val="0"/>
-          <w:numId w:val="25"/>
-        </w:numPr>
-        <w:spacing w:before="100" w:beforeAutospacing="1" w:after="100" w:afterAutospacing="1" w:line="240" w:lineRule="auto"/>
-        <w:rPr>
-          <w:rFonts w:ascii="Times New Roman" w:eastAsia="Times New Roman" w:hAnsi="Times New Roman" w:cs="Times New Roman"/>
-          <w:sz w:val="24"/>
-          <w:szCs w:val="24"/>
-        </w:rPr>
-      </w:pPr>
-      <w:r>
-        <w:rPr>
-          <w:rFonts w:ascii="Times New Roman" w:eastAsia="Times New Roman" w:hAnsi="Times New Roman" w:cs="Times New Roman"/>
-          <w:sz w:val="24"/>
-          <w:szCs w:val="24"/>
-        </w:rPr>
-        <w:t xml:space="preserve">Remember user sessions </w:t>
-      </w:r>
-    </w:p>
-    <w:p>
-      <w:pPr>
-        <w:numPr>
-          <w:ilvl w:val="0"/>
-          <w:numId w:val="25"/>
-        </w:numPr>
-        <w:spacing w:before="100" w:beforeAutospacing="1" w:after="100" w:afterAutospacing="1" w:line="240" w:lineRule="auto"/>
-        <w:rPr>
-          <w:rFonts w:ascii="Times New Roman" w:eastAsia="Times New Roman" w:hAnsi="Times New Roman" w:cs="Times New Roman"/>
-          <w:sz w:val="24"/>
-          <w:szCs w:val="24"/>
-        </w:rPr>
-      </w:pPr>
-      <w:r>
-        <w:rPr>
-          <w:rFonts w:ascii="Times New Roman" w:eastAsia="Times New Roman" w:hAnsi="Times New Roman" w:cs="Times New Roman"/>
-          <w:sz w:val="24"/>
-          <w:szCs w:val="24"/>
-        </w:rPr>
-        <w:t>Optional: login with phone number</w:t>
-      </w:r>
-    </w:p>
-    <w:p>
-      <w:pPr>
-        <w:spacing w:before="100" w:beforeAutospacing="1" w:after="100" w:afterAutospacing="1" w:line="240" w:lineRule="auto"/>
-        <w:outlineLvl w:val="1"/>
-        <w:rPr>
-          <w:rFonts w:ascii="Times New Roman" w:eastAsia="Times New Roman" w:hAnsi="Times New Roman" w:cs="Times New Roman"/>
-          <w:b/>
-          <w:bCs/>
-          <w:sz w:val="36"/>
-          <w:szCs w:val="36"/>
-        </w:rPr>
-      </w:pPr>
-      <w:r>
-        <w:rPr>
-          <w:rFonts w:ascii="Times New Roman" w:eastAsia="Times New Roman" w:hAnsi="Times New Roman" w:cs="Times New Roman"/>
-          <w:b/>
-          <w:bCs/>
-          <w:sz w:val="36"/>
-          <w:szCs w:val="36"/>
-        </w:rPr>
-        <w:t>“UNABLE TO UNDERSTAND LANGUAGE</w:t>
-      </w:r>
-      <w:bookmarkStart w:id="0" w:name="_GoBack"/>
-      <w:bookmarkEnd w:id="0"/>
-      <w:r>
-        <w:rPr>
-          <w:rFonts w:ascii="Times New Roman" w:eastAsia="Times New Roman" w:hAnsi="Times New Roman" w:cs="Times New Roman"/>
-          <w:b/>
-          <w:bCs/>
-          <w:sz w:val="36"/>
-          <w:szCs w:val="36"/>
-        </w:rPr>
         <w:t>”</w:t>
       </w:r>
     </w:p>
@@ -2873,6 +2762,1654 @@
           <w:szCs w:val="24"/>
         </w:rPr>
       </w:pPr>
+    </w:p>
+    <w:p>
+      <w:pPr>
+        <w:spacing w:before="100" w:beforeAutospacing="1" w:after="100" w:afterAutospacing="1" w:line="240" w:lineRule="auto"/>
+        <w:ind w:left="720"/>
+        <w:rPr>
+          <w:rFonts w:ascii="Times New Roman" w:eastAsia="Times New Roman" w:hAnsi="Times New Roman" w:cs="Times New Roman"/>
+          <w:b/>
+          <w:sz w:val="24"/>
+          <w:szCs w:val="24"/>
+        </w:rPr>
+      </w:pPr>
+      <w:r>
+        <w:rPr>
+          <w:rFonts w:ascii="Times New Roman" w:eastAsia="Times New Roman" w:hAnsi="Times New Roman" w:cs="Times New Roman"/>
+          <w:b/>
+          <w:sz w:val="24"/>
+          <w:szCs w:val="24"/>
+        </w:rPr>
+        <w:t>Task2:Data collection</w:t>
+      </w:r>
+    </w:p>
+    <w:p>
+      <w:pPr>
+        <w:spacing w:before="100" w:beforeAutospacing="1" w:after="100" w:afterAutospacing="1" w:line="240" w:lineRule="auto"/>
+        <w:ind w:left="720"/>
+        <w:rPr>
+          <w:rFonts w:ascii="Times New Roman" w:eastAsia="Times New Roman" w:hAnsi="Times New Roman" w:cs="Times New Roman"/>
+          <w:sz w:val="24"/>
+          <w:szCs w:val="24"/>
+        </w:rPr>
+      </w:pPr>
+      <w:r>
+        <w:rPr>
+          <w:rFonts w:ascii="Times New Roman" w:eastAsia="Times New Roman" w:hAnsi="Times New Roman" w:cs="Times New Roman"/>
+          <w:b/>
+          <w:sz w:val="24"/>
+          <w:szCs w:val="24"/>
+        </w:rPr>
+        <w:t>TOOL:QUESTIONNAIRE</w:t>
+      </w:r>
+    </w:p>
+    <w:p>
+      <w:pPr>
+        <w:pStyle w:val="Heading3"/>
+      </w:pPr>
+      <w:r>
+        <w:rPr>
+          <w:rStyle w:val="Strong"/>
+          <w:b w:val="0"/>
+          <w:bCs w:val="0"/>
+        </w:rPr>
+        <w:t>Section 1: Current Challenges</w:t>
+      </w:r>
+    </w:p>
+    <w:p>
+      <w:pPr>
+        <w:numPr>
+          <w:ilvl w:val="0"/>
+          <w:numId w:val="28"/>
+        </w:numPr>
+        <w:spacing w:before="100" w:beforeAutospacing="1" w:after="100" w:afterAutospacing="1" w:line="240" w:lineRule="auto"/>
+      </w:pPr>
+      <w:r>
+        <w:t xml:space="preserve">What are the biggest challenges you face in your daily operations? </w:t>
+      </w:r>
+    </w:p>
+    <w:p>
+      <w:pPr>
+        <w:numPr>
+          <w:ilvl w:val="0"/>
+          <w:numId w:val="28"/>
+        </w:numPr>
+        <w:spacing w:before="100" w:beforeAutospacing="1" w:after="100" w:afterAutospacing="1" w:line="240" w:lineRule="auto"/>
+      </w:pPr>
+      <w:r>
+        <w:t xml:space="preserve">Which tasks take the most time? </w:t>
+      </w:r>
+    </w:p>
+    <w:p>
+      <w:pPr>
+        <w:numPr>
+          <w:ilvl w:val="0"/>
+          <w:numId w:val="28"/>
+        </w:numPr>
+        <w:spacing w:before="100" w:beforeAutospacing="1" w:after="100" w:afterAutospacing="1" w:line="240" w:lineRule="auto"/>
+      </w:pPr>
+      <w:r>
+        <w:t xml:space="preserve">What problems do you experience with your current system? </w:t>
+      </w:r>
+    </w:p>
+    <w:p>
+      <w:pPr>
+        <w:numPr>
+          <w:ilvl w:val="0"/>
+          <w:numId w:val="28"/>
+        </w:numPr>
+        <w:spacing w:before="100" w:beforeAutospacing="1" w:after="100" w:afterAutospacing="1" w:line="240" w:lineRule="auto"/>
+      </w:pPr>
+      <w:r>
+        <w:t xml:space="preserve">Are there frequent errors or losses? If yes, explain (e.g., inventory mismatch, billing errors). </w:t>
+      </w:r>
+    </w:p>
+    <w:p>
+      <w:pPr>
+        <w:spacing w:after="0"/>
+      </w:pPr>
+      <w:r>
+        <w:pict>
+          <v:rect id="_x0000_i1025" style="width:0;height:1.5pt" o:hralign="center" o:hrstd="t" o:hr="t" fillcolor="#a0a0a0" stroked="f"/>
+        </w:pict>
+      </w:r>
+    </w:p>
+    <w:p>
+      <w:pPr>
+        <w:pStyle w:val="Heading3"/>
+      </w:pPr>
+      <w:r>
+        <w:rPr>
+          <w:rStyle w:val="Strong"/>
+          <w:b w:val="0"/>
+          <w:bCs w:val="0"/>
+        </w:rPr>
+        <w:t>Section 2: Inventory Management</w:t>
+      </w:r>
+    </w:p>
+    <w:p>
+      <w:pPr>
+        <w:numPr>
+          <w:ilvl w:val="0"/>
+          <w:numId w:val="29"/>
+        </w:numPr>
+        <w:spacing w:before="100" w:beforeAutospacing="1" w:after="100" w:afterAutospacing="1" w:line="240" w:lineRule="auto"/>
+      </w:pPr>
+      <w:r>
+        <w:t xml:space="preserve">How do you currently track your inventory? </w:t>
+      </w:r>
+    </w:p>
+    <w:p>
+      <w:pPr>
+        <w:numPr>
+          <w:ilvl w:val="0"/>
+          <w:numId w:val="29"/>
+        </w:numPr>
+        <w:spacing w:before="100" w:beforeAutospacing="1" w:after="100" w:afterAutospacing="1" w:line="240" w:lineRule="auto"/>
+      </w:pPr>
+      <w:r>
+        <w:t xml:space="preserve">Do you face stock shortages or overstock issues? </w:t>
+      </w:r>
+    </w:p>
+    <w:p>
+      <w:pPr>
+        <w:numPr>
+          <w:ilvl w:val="0"/>
+          <w:numId w:val="29"/>
+        </w:numPr>
+        <w:spacing w:before="100" w:beforeAutospacing="1" w:after="100" w:afterAutospacing="1" w:line="240" w:lineRule="auto"/>
+      </w:pPr>
+      <w:r>
+        <w:t xml:space="preserve">Do you need: </w:t>
+      </w:r>
+    </w:p>
+    <w:p>
+      <w:pPr>
+        <w:numPr>
+          <w:ilvl w:val="0"/>
+          <w:numId w:val="30"/>
+        </w:numPr>
+        <w:spacing w:before="100" w:beforeAutospacing="1" w:after="100" w:afterAutospacing="1" w:line="240" w:lineRule="auto"/>
+      </w:pPr>
+      <w:r>
+        <w:t xml:space="preserve">Low stock alerts </w:t>
+      </w:r>
+    </w:p>
+    <w:p>
+      <w:pPr>
+        <w:numPr>
+          <w:ilvl w:val="0"/>
+          <w:numId w:val="30"/>
+        </w:numPr>
+        <w:spacing w:before="100" w:beforeAutospacing="1" w:after="100" w:afterAutospacing="1" w:line="240" w:lineRule="auto"/>
+      </w:pPr>
+      <w:r>
+        <w:t xml:space="preserve">Barcode scanning </w:t>
+      </w:r>
+    </w:p>
+    <w:p>
+      <w:pPr>
+        <w:numPr>
+          <w:ilvl w:val="0"/>
+          <w:numId w:val="30"/>
+        </w:numPr>
+        <w:spacing w:before="100" w:beforeAutospacing="1" w:after="100" w:afterAutospacing="1" w:line="240" w:lineRule="auto"/>
+      </w:pPr>
+      <w:r>
+        <w:t xml:space="preserve">Automatic stock updates </w:t>
+      </w:r>
+    </w:p>
+    <w:p>
+      <w:pPr>
+        <w:spacing w:after="0"/>
+      </w:pPr>
+      <w:r>
+        <w:pict>
+          <v:rect id="_x0000_i1026" style="width:0;height:1.5pt" o:hralign="center" o:hrstd="t" o:hr="t" fillcolor="#a0a0a0" stroked="f"/>
+        </w:pict>
+      </w:r>
+    </w:p>
+    <w:p>
+      <w:pPr>
+        <w:pStyle w:val="Heading3"/>
+      </w:pPr>
+      <w:r>
+        <w:rPr>
+          <w:rStyle w:val="Strong"/>
+          <w:b w:val="0"/>
+          <w:bCs w:val="0"/>
+        </w:rPr>
+        <w:t>Section 3: Sales &amp; Billing</w:t>
+      </w:r>
+    </w:p>
+    <w:p>
+      <w:pPr>
+        <w:numPr>
+          <w:ilvl w:val="0"/>
+          <w:numId w:val="31"/>
+        </w:numPr>
+        <w:spacing w:before="100" w:beforeAutospacing="1" w:after="100" w:afterAutospacing="1" w:line="240" w:lineRule="auto"/>
+      </w:pPr>
+      <w:r>
+        <w:t xml:space="preserve">How do you process sales transactions? </w:t>
+      </w:r>
+    </w:p>
+    <w:p>
+      <w:pPr>
+        <w:numPr>
+          <w:ilvl w:val="0"/>
+          <w:numId w:val="31"/>
+        </w:numPr>
+        <w:spacing w:before="100" w:beforeAutospacing="1" w:after="100" w:afterAutospacing="1" w:line="240" w:lineRule="auto"/>
+      </w:pPr>
+      <w:r>
+        <w:lastRenderedPageBreak/>
+        <w:t xml:space="preserve">Do you need a Point of Sale (POS) system? </w:t>
+      </w:r>
+    </w:p>
+    <w:p>
+      <w:pPr>
+        <w:numPr>
+          <w:ilvl w:val="0"/>
+          <w:numId w:val="31"/>
+        </w:numPr>
+        <w:spacing w:before="100" w:beforeAutospacing="1" w:after="100" w:afterAutospacing="1" w:line="240" w:lineRule="auto"/>
+      </w:pPr>
+      <w:r>
+        <w:t xml:space="preserve">What payment methods do you accept? (cash, card, mobile money, etc.) </w:t>
+      </w:r>
+    </w:p>
+    <w:p>
+      <w:pPr>
+        <w:spacing w:after="0"/>
+      </w:pPr>
+      <w:r>
+        <w:pict>
+          <v:rect id="_x0000_i1027" style="width:0;height:1.5pt" o:hralign="center" o:hrstd="t" o:hr="t" fillcolor="#a0a0a0" stroked="f"/>
+        </w:pict>
+      </w:r>
+    </w:p>
+    <w:p>
+      <w:pPr>
+        <w:rPr>
+          <w:b/>
+        </w:rPr>
+      </w:pPr>
+      <w:r>
+        <w:rPr>
+          <w:b/>
+        </w:rPr>
+        <w:t>TASK 3: INTERPRETATION OF DATA</w:t>
+      </w:r>
+    </w:p>
+    <w:p>
+      <w:pPr>
+        <w:rPr>
+          <w:rFonts w:ascii="Times New Roman" w:eastAsia="Times New Roman" w:hAnsi="Times New Roman" w:cs="Times New Roman"/>
+          <w:sz w:val="24"/>
+          <w:szCs w:val="24"/>
+        </w:rPr>
+      </w:pPr>
+      <w:r>
+        <w:rPr>
+          <w:rFonts w:ascii="Times New Roman" w:eastAsia="Times New Roman" w:hAnsi="Times New Roman" w:cs="Times New Roman"/>
+          <w:sz w:val="24"/>
+          <w:szCs w:val="24"/>
+        </w:rPr>
+        <w:t>T</w:t>
+      </w:r>
+      <w:r>
+        <w:rPr>
+          <w:rFonts w:ascii="Times New Roman" w:eastAsia="Times New Roman" w:hAnsi="Times New Roman" w:cs="Times New Roman"/>
+          <w:sz w:val="24"/>
+          <w:szCs w:val="24"/>
+        </w:rPr>
+        <w:t>o design the educational platform based on comprehensive user insights, we will use data manipulation and data visualization techniques to interpret user preferences, engagement patterns, and feedback.</w:t>
+      </w:r>
+    </w:p>
+    <w:p>
+      <w:pPr>
+        <w:spacing w:before="100" w:beforeAutospacing="1" w:after="100" w:afterAutospacing="1" w:line="240" w:lineRule="auto"/>
+        <w:rPr>
+          <w:rFonts w:ascii="Times New Roman" w:eastAsia="Times New Roman" w:hAnsi="Times New Roman" w:cs="Times New Roman"/>
+          <w:sz w:val="24"/>
+          <w:szCs w:val="24"/>
+        </w:rPr>
+      </w:pPr>
+      <w:r>
+        <w:rPr>
+          <w:rFonts w:ascii="Times New Roman" w:eastAsia="Times New Roman" w:hAnsi="Times New Roman" w:cs="Times New Roman"/>
+          <w:sz w:val="24"/>
+          <w:szCs w:val="24"/>
+        </w:rPr>
+        <w:t xml:space="preserve">First, we will collect data from similar educational platforms, including metrics such as course completion rates, time spent on tutorials, and feature usage. We will then apply </w:t>
+      </w:r>
+      <w:r>
+        <w:rPr>
+          <w:rFonts w:ascii="Times New Roman" w:eastAsia="Times New Roman" w:hAnsi="Times New Roman" w:cs="Times New Roman"/>
+          <w:b/>
+          <w:bCs/>
+          <w:sz w:val="24"/>
+          <w:szCs w:val="24"/>
+        </w:rPr>
+        <w:t>data manipulation</w:t>
+      </w:r>
+      <w:r>
+        <w:rPr>
+          <w:rFonts w:ascii="Times New Roman" w:eastAsia="Times New Roman" w:hAnsi="Times New Roman" w:cs="Times New Roman"/>
+          <w:sz w:val="24"/>
+          <w:szCs w:val="24"/>
+        </w:rPr>
+        <w:t xml:space="preserve"> techniques such as cleaning (removing duplicates and errors), handling missing values, and organizing the data into structured tables.</w:t>
+      </w:r>
+    </w:p>
+    <w:p>
+      <w:pPr>
+        <w:spacing w:before="100" w:beforeAutospacing="1" w:after="100" w:afterAutospacing="1" w:line="240" w:lineRule="auto"/>
+        <w:rPr>
+          <w:rFonts w:ascii="Times New Roman" w:eastAsia="Times New Roman" w:hAnsi="Times New Roman" w:cs="Times New Roman"/>
+          <w:sz w:val="24"/>
+          <w:szCs w:val="24"/>
+        </w:rPr>
+      </w:pPr>
+      <w:r>
+        <w:rPr>
+          <w:rFonts w:ascii="Times New Roman" w:eastAsia="Times New Roman" w:hAnsi="Times New Roman" w:cs="Times New Roman"/>
+          <w:sz w:val="24"/>
+          <w:szCs w:val="24"/>
+        </w:rPr>
+        <w:t>For example, a sample dataset after cleaning may look like:</w:t>
+      </w:r>
+    </w:p>
+    <w:tbl>
+      <w:tblPr>
+        <w:tblW w:w="0" w:type="auto"/>
+        <w:tblCellSpacing w:w="15" w:type="dxa"/>
+        <w:tblCellMar>
+          <w:top w:w="15" w:type="dxa"/>
+          <w:left w:w="15" w:type="dxa"/>
+          <w:bottom w:w="15" w:type="dxa"/>
+          <w:right w:w="15" w:type="dxa"/>
+        </w:tblCellMar>
+        <w:tblLook w:val="04A0" w:firstRow="1" w:lastRow="0" w:firstColumn="1" w:lastColumn="0" w:noHBand="0" w:noVBand="1"/>
+      </w:tblPr>
+      <w:tblGrid>
+        <w:gridCol w:w="1628"/>
+        <w:gridCol w:w="1587"/>
+        <w:gridCol w:w="1800"/>
+        <w:gridCol w:w="2442"/>
+      </w:tblGrid>
+      <w:tr>
+        <w:trPr>
+          <w:tblHeader/>
+          <w:tblCellSpacing w:w="15" w:type="dxa"/>
+        </w:trPr>
+        <w:tc>
+          <w:tcPr>
+            <w:tcW w:w="0" w:type="auto"/>
+            <w:vAlign w:val="center"/>
+            <w:hideMark/>
+          </w:tcPr>
+          <w:p>
+            <w:pPr>
+              <w:spacing w:after="0" w:line="240" w:lineRule="auto"/>
+              <w:jc w:val="center"/>
+              <w:rPr>
+                <w:rFonts w:ascii="Times New Roman" w:eastAsia="Times New Roman" w:hAnsi="Times New Roman" w:cs="Times New Roman"/>
+                <w:b/>
+                <w:bCs/>
+                <w:sz w:val="24"/>
+                <w:szCs w:val="24"/>
+              </w:rPr>
+            </w:pPr>
+            <w:r>
+              <w:rPr>
+                <w:rFonts w:ascii="Times New Roman" w:eastAsia="Times New Roman" w:hAnsi="Times New Roman" w:cs="Times New Roman"/>
+                <w:b/>
+                <w:bCs/>
+                <w:sz w:val="24"/>
+                <w:szCs w:val="24"/>
+              </w:rPr>
+              <w:t>Course Type</w:t>
+            </w:r>
+          </w:p>
+        </w:tc>
+        <w:tc>
+          <w:tcPr>
+            <w:tcW w:w="0" w:type="auto"/>
+            <w:vAlign w:val="center"/>
+            <w:hideMark/>
+          </w:tcPr>
+          <w:p>
+            <w:pPr>
+              <w:spacing w:after="0" w:line="240" w:lineRule="auto"/>
+              <w:jc w:val="center"/>
+              <w:rPr>
+                <w:rFonts w:ascii="Times New Roman" w:eastAsia="Times New Roman" w:hAnsi="Times New Roman" w:cs="Times New Roman"/>
+                <w:b/>
+                <w:bCs/>
+                <w:sz w:val="24"/>
+                <w:szCs w:val="24"/>
+              </w:rPr>
+            </w:pPr>
+            <w:r>
+              <w:rPr>
+                <w:rFonts w:ascii="Times New Roman" w:eastAsia="Times New Roman" w:hAnsi="Times New Roman" w:cs="Times New Roman"/>
+                <w:b/>
+                <w:bCs/>
+                <w:sz w:val="24"/>
+                <w:szCs w:val="24"/>
+              </w:rPr>
+              <w:t>Users Enrolled</w:t>
+            </w:r>
+          </w:p>
+        </w:tc>
+        <w:tc>
+          <w:tcPr>
+            <w:tcW w:w="0" w:type="auto"/>
+            <w:vAlign w:val="center"/>
+            <w:hideMark/>
+          </w:tcPr>
+          <w:p>
+            <w:pPr>
+              <w:spacing w:after="0" w:line="240" w:lineRule="auto"/>
+              <w:jc w:val="center"/>
+              <w:rPr>
+                <w:rFonts w:ascii="Times New Roman" w:eastAsia="Times New Roman" w:hAnsi="Times New Roman" w:cs="Times New Roman"/>
+                <w:b/>
+                <w:bCs/>
+                <w:sz w:val="24"/>
+                <w:szCs w:val="24"/>
+              </w:rPr>
+            </w:pPr>
+            <w:r>
+              <w:rPr>
+                <w:rFonts w:ascii="Times New Roman" w:eastAsia="Times New Roman" w:hAnsi="Times New Roman" w:cs="Times New Roman"/>
+                <w:b/>
+                <w:bCs/>
+                <w:sz w:val="24"/>
+                <w:szCs w:val="24"/>
+              </w:rPr>
+              <w:t>Completion Rate</w:t>
+            </w:r>
+          </w:p>
+        </w:tc>
+        <w:tc>
+          <w:tcPr>
+            <w:tcW w:w="0" w:type="auto"/>
+            <w:vAlign w:val="center"/>
+            <w:hideMark/>
+          </w:tcPr>
+          <w:p>
+            <w:pPr>
+              <w:spacing w:after="0" w:line="240" w:lineRule="auto"/>
+              <w:jc w:val="center"/>
+              <w:rPr>
+                <w:rFonts w:ascii="Times New Roman" w:eastAsia="Times New Roman" w:hAnsi="Times New Roman" w:cs="Times New Roman"/>
+                <w:b/>
+                <w:bCs/>
+                <w:sz w:val="24"/>
+                <w:szCs w:val="24"/>
+              </w:rPr>
+            </w:pPr>
+            <w:r>
+              <w:rPr>
+                <w:rFonts w:ascii="Times New Roman" w:eastAsia="Times New Roman" w:hAnsi="Times New Roman" w:cs="Times New Roman"/>
+                <w:b/>
+                <w:bCs/>
+                <w:sz w:val="24"/>
+                <w:szCs w:val="24"/>
+              </w:rPr>
+              <w:t>Avg Time Spent (mins)</w:t>
+            </w:r>
+          </w:p>
+        </w:tc>
+      </w:tr>
+      <w:tr>
+        <w:trPr>
+          <w:tblCellSpacing w:w="15" w:type="dxa"/>
+        </w:trPr>
+        <w:tc>
+          <w:tcPr>
+            <w:tcW w:w="0" w:type="auto"/>
+            <w:vAlign w:val="center"/>
+            <w:hideMark/>
+          </w:tcPr>
+          <w:p>
+            <w:pPr>
+              <w:spacing w:after="0" w:line="240" w:lineRule="auto"/>
+              <w:rPr>
+                <w:rFonts w:ascii="Times New Roman" w:eastAsia="Times New Roman" w:hAnsi="Times New Roman" w:cs="Times New Roman"/>
+                <w:sz w:val="24"/>
+                <w:szCs w:val="24"/>
+              </w:rPr>
+            </w:pPr>
+            <w:r>
+              <w:rPr>
+                <w:rFonts w:ascii="Times New Roman" w:eastAsia="Times New Roman" w:hAnsi="Times New Roman" w:cs="Times New Roman"/>
+                <w:sz w:val="24"/>
+                <w:szCs w:val="24"/>
+              </w:rPr>
+              <w:t>Video Courses</w:t>
+            </w:r>
+          </w:p>
+        </w:tc>
+        <w:tc>
+          <w:tcPr>
+            <w:tcW w:w="0" w:type="auto"/>
+            <w:vAlign w:val="center"/>
+            <w:hideMark/>
+          </w:tcPr>
+          <w:p>
+            <w:pPr>
+              <w:spacing w:after="0" w:line="240" w:lineRule="auto"/>
+              <w:rPr>
+                <w:rFonts w:ascii="Times New Roman" w:eastAsia="Times New Roman" w:hAnsi="Times New Roman" w:cs="Times New Roman"/>
+                <w:sz w:val="24"/>
+                <w:szCs w:val="24"/>
+              </w:rPr>
+            </w:pPr>
+            <w:r>
+              <w:rPr>
+                <w:rFonts w:ascii="Times New Roman" w:eastAsia="Times New Roman" w:hAnsi="Times New Roman" w:cs="Times New Roman"/>
+                <w:sz w:val="24"/>
+                <w:szCs w:val="24"/>
+              </w:rPr>
+              <w:t>500</w:t>
+            </w:r>
+          </w:p>
+        </w:tc>
+        <w:tc>
+          <w:tcPr>
+            <w:tcW w:w="0" w:type="auto"/>
+            <w:vAlign w:val="center"/>
+            <w:hideMark/>
+          </w:tcPr>
+          <w:p>
+            <w:pPr>
+              <w:spacing w:after="0" w:line="240" w:lineRule="auto"/>
+              <w:rPr>
+                <w:rFonts w:ascii="Times New Roman" w:eastAsia="Times New Roman" w:hAnsi="Times New Roman" w:cs="Times New Roman"/>
+                <w:sz w:val="24"/>
+                <w:szCs w:val="24"/>
+              </w:rPr>
+            </w:pPr>
+            <w:r>
+              <w:rPr>
+                <w:rFonts w:ascii="Times New Roman" w:eastAsia="Times New Roman" w:hAnsi="Times New Roman" w:cs="Times New Roman"/>
+                <w:sz w:val="24"/>
+                <w:szCs w:val="24"/>
+              </w:rPr>
+              <w:t>80%</w:t>
+            </w:r>
+          </w:p>
+        </w:tc>
+        <w:tc>
+          <w:tcPr>
+            <w:tcW w:w="0" w:type="auto"/>
+            <w:vAlign w:val="center"/>
+            <w:hideMark/>
+          </w:tcPr>
+          <w:p>
+            <w:pPr>
+              <w:spacing w:after="0" w:line="240" w:lineRule="auto"/>
+              <w:rPr>
+                <w:rFonts w:ascii="Times New Roman" w:eastAsia="Times New Roman" w:hAnsi="Times New Roman" w:cs="Times New Roman"/>
+                <w:sz w:val="24"/>
+                <w:szCs w:val="24"/>
+              </w:rPr>
+            </w:pPr>
+            <w:r>
+              <w:rPr>
+                <w:rFonts w:ascii="Times New Roman" w:eastAsia="Times New Roman" w:hAnsi="Times New Roman" w:cs="Times New Roman"/>
+                <w:sz w:val="24"/>
+                <w:szCs w:val="24"/>
+              </w:rPr>
+              <w:t>120</w:t>
+            </w:r>
+          </w:p>
+        </w:tc>
+      </w:tr>
+      <w:tr>
+        <w:trPr>
+          <w:tblCellSpacing w:w="15" w:type="dxa"/>
+        </w:trPr>
+        <w:tc>
+          <w:tcPr>
+            <w:tcW w:w="0" w:type="auto"/>
+            <w:vAlign w:val="center"/>
+            <w:hideMark/>
+          </w:tcPr>
+          <w:p>
+            <w:pPr>
+              <w:spacing w:after="0" w:line="240" w:lineRule="auto"/>
+              <w:rPr>
+                <w:rFonts w:ascii="Times New Roman" w:eastAsia="Times New Roman" w:hAnsi="Times New Roman" w:cs="Times New Roman"/>
+                <w:sz w:val="24"/>
+                <w:szCs w:val="24"/>
+              </w:rPr>
+            </w:pPr>
+            <w:r>
+              <w:rPr>
+                <w:rFonts w:ascii="Times New Roman" w:eastAsia="Times New Roman" w:hAnsi="Times New Roman" w:cs="Times New Roman"/>
+                <w:sz w:val="24"/>
+                <w:szCs w:val="24"/>
+              </w:rPr>
+              <w:t>Text Tutorials</w:t>
+            </w:r>
+          </w:p>
+        </w:tc>
+        <w:tc>
+          <w:tcPr>
+            <w:tcW w:w="0" w:type="auto"/>
+            <w:vAlign w:val="center"/>
+            <w:hideMark/>
+          </w:tcPr>
+          <w:p>
+            <w:pPr>
+              <w:spacing w:after="0" w:line="240" w:lineRule="auto"/>
+              <w:rPr>
+                <w:rFonts w:ascii="Times New Roman" w:eastAsia="Times New Roman" w:hAnsi="Times New Roman" w:cs="Times New Roman"/>
+                <w:sz w:val="24"/>
+                <w:szCs w:val="24"/>
+              </w:rPr>
+            </w:pPr>
+            <w:r>
+              <w:rPr>
+                <w:rFonts w:ascii="Times New Roman" w:eastAsia="Times New Roman" w:hAnsi="Times New Roman" w:cs="Times New Roman"/>
+                <w:sz w:val="24"/>
+                <w:szCs w:val="24"/>
+              </w:rPr>
+              <w:t>300</w:t>
+            </w:r>
+          </w:p>
+        </w:tc>
+        <w:tc>
+          <w:tcPr>
+            <w:tcW w:w="0" w:type="auto"/>
+            <w:vAlign w:val="center"/>
+            <w:hideMark/>
+          </w:tcPr>
+          <w:p>
+            <w:pPr>
+              <w:spacing w:after="0" w:line="240" w:lineRule="auto"/>
+              <w:rPr>
+                <w:rFonts w:ascii="Times New Roman" w:eastAsia="Times New Roman" w:hAnsi="Times New Roman" w:cs="Times New Roman"/>
+                <w:sz w:val="24"/>
+                <w:szCs w:val="24"/>
+              </w:rPr>
+            </w:pPr>
+            <w:r>
+              <w:rPr>
+                <w:rFonts w:ascii="Times New Roman" w:eastAsia="Times New Roman" w:hAnsi="Times New Roman" w:cs="Times New Roman"/>
+                <w:sz w:val="24"/>
+                <w:szCs w:val="24"/>
+              </w:rPr>
+              <w:t>60%</w:t>
+            </w:r>
+          </w:p>
+        </w:tc>
+        <w:tc>
+          <w:tcPr>
+            <w:tcW w:w="0" w:type="auto"/>
+            <w:vAlign w:val="center"/>
+            <w:hideMark/>
+          </w:tcPr>
+          <w:p>
+            <w:pPr>
+              <w:spacing w:after="0" w:line="240" w:lineRule="auto"/>
+              <w:rPr>
+                <w:rFonts w:ascii="Times New Roman" w:eastAsia="Times New Roman" w:hAnsi="Times New Roman" w:cs="Times New Roman"/>
+                <w:sz w:val="24"/>
+                <w:szCs w:val="24"/>
+              </w:rPr>
+            </w:pPr>
+            <w:r>
+              <w:rPr>
+                <w:rFonts w:ascii="Times New Roman" w:eastAsia="Times New Roman" w:hAnsi="Times New Roman" w:cs="Times New Roman"/>
+                <w:sz w:val="24"/>
+                <w:szCs w:val="24"/>
+              </w:rPr>
+              <w:t>90</w:t>
+            </w:r>
+          </w:p>
+        </w:tc>
+      </w:tr>
+      <w:tr>
+        <w:trPr>
+          <w:tblCellSpacing w:w="15" w:type="dxa"/>
+        </w:trPr>
+        <w:tc>
+          <w:tcPr>
+            <w:tcW w:w="0" w:type="auto"/>
+            <w:vAlign w:val="center"/>
+            <w:hideMark/>
+          </w:tcPr>
+          <w:p>
+            <w:pPr>
+              <w:spacing w:after="0" w:line="240" w:lineRule="auto"/>
+              <w:rPr>
+                <w:rFonts w:ascii="Times New Roman" w:eastAsia="Times New Roman" w:hAnsi="Times New Roman" w:cs="Times New Roman"/>
+                <w:sz w:val="24"/>
+                <w:szCs w:val="24"/>
+              </w:rPr>
+            </w:pPr>
+            <w:r>
+              <w:rPr>
+                <w:rFonts w:ascii="Times New Roman" w:eastAsia="Times New Roman" w:hAnsi="Times New Roman" w:cs="Times New Roman"/>
+                <w:sz w:val="24"/>
+                <w:szCs w:val="24"/>
+              </w:rPr>
+              <w:t>Interactive Labs</w:t>
+            </w:r>
+          </w:p>
+        </w:tc>
+        <w:tc>
+          <w:tcPr>
+            <w:tcW w:w="0" w:type="auto"/>
+            <w:vAlign w:val="center"/>
+            <w:hideMark/>
+          </w:tcPr>
+          <w:p>
+            <w:pPr>
+              <w:spacing w:after="0" w:line="240" w:lineRule="auto"/>
+              <w:rPr>
+                <w:rFonts w:ascii="Times New Roman" w:eastAsia="Times New Roman" w:hAnsi="Times New Roman" w:cs="Times New Roman"/>
+                <w:sz w:val="24"/>
+                <w:szCs w:val="24"/>
+              </w:rPr>
+            </w:pPr>
+            <w:r>
+              <w:rPr>
+                <w:rFonts w:ascii="Times New Roman" w:eastAsia="Times New Roman" w:hAnsi="Times New Roman" w:cs="Times New Roman"/>
+                <w:sz w:val="24"/>
+                <w:szCs w:val="24"/>
+              </w:rPr>
+              <w:t>400</w:t>
+            </w:r>
+          </w:p>
+        </w:tc>
+        <w:tc>
+          <w:tcPr>
+            <w:tcW w:w="0" w:type="auto"/>
+            <w:vAlign w:val="center"/>
+            <w:hideMark/>
+          </w:tcPr>
+          <w:p>
+            <w:pPr>
+              <w:spacing w:after="0" w:line="240" w:lineRule="auto"/>
+              <w:rPr>
+                <w:rFonts w:ascii="Times New Roman" w:eastAsia="Times New Roman" w:hAnsi="Times New Roman" w:cs="Times New Roman"/>
+                <w:sz w:val="24"/>
+                <w:szCs w:val="24"/>
+              </w:rPr>
+            </w:pPr>
+            <w:r>
+              <w:rPr>
+                <w:rFonts w:ascii="Times New Roman" w:eastAsia="Times New Roman" w:hAnsi="Times New Roman" w:cs="Times New Roman"/>
+                <w:sz w:val="24"/>
+                <w:szCs w:val="24"/>
+              </w:rPr>
+              <w:t>85%</w:t>
+            </w:r>
+          </w:p>
+        </w:tc>
+        <w:tc>
+          <w:tcPr>
+            <w:tcW w:w="0" w:type="auto"/>
+            <w:vAlign w:val="center"/>
+            <w:hideMark/>
+          </w:tcPr>
+          <w:p>
+            <w:pPr>
+              <w:spacing w:after="0" w:line="240" w:lineRule="auto"/>
+              <w:rPr>
+                <w:rFonts w:ascii="Times New Roman" w:eastAsia="Times New Roman" w:hAnsi="Times New Roman" w:cs="Times New Roman"/>
+                <w:sz w:val="24"/>
+                <w:szCs w:val="24"/>
+              </w:rPr>
+            </w:pPr>
+            <w:r>
+              <w:rPr>
+                <w:rFonts w:ascii="Times New Roman" w:eastAsia="Times New Roman" w:hAnsi="Times New Roman" w:cs="Times New Roman"/>
+                <w:sz w:val="24"/>
+                <w:szCs w:val="24"/>
+              </w:rPr>
+              <w:t>150</w:t>
+            </w:r>
+          </w:p>
+        </w:tc>
+      </w:tr>
+    </w:tbl>
+    <w:p>
+      <w:pPr>
+        <w:spacing w:before="100" w:beforeAutospacing="1" w:after="100" w:afterAutospacing="1" w:line="240" w:lineRule="auto"/>
+        <w:rPr>
+          <w:rFonts w:ascii="Times New Roman" w:eastAsia="Times New Roman" w:hAnsi="Times New Roman" w:cs="Times New Roman"/>
+          <w:sz w:val="24"/>
+          <w:szCs w:val="24"/>
+        </w:rPr>
+      </w:pPr>
+      <w:r>
+        <w:rPr>
+          <w:rFonts w:ascii="Times New Roman" w:eastAsia="Times New Roman" w:hAnsi="Times New Roman" w:cs="Times New Roman"/>
+          <w:sz w:val="24"/>
+          <w:szCs w:val="24"/>
+        </w:rPr>
+        <w:t xml:space="preserve">Next, we will apply </w:t>
+      </w:r>
+      <w:r>
+        <w:rPr>
+          <w:rFonts w:ascii="Times New Roman" w:eastAsia="Times New Roman" w:hAnsi="Times New Roman" w:cs="Times New Roman"/>
+          <w:b/>
+          <w:bCs/>
+          <w:sz w:val="24"/>
+          <w:szCs w:val="24"/>
+        </w:rPr>
+        <w:t>data visualization</w:t>
+      </w:r>
+      <w:r>
+        <w:rPr>
+          <w:rFonts w:ascii="Times New Roman" w:eastAsia="Times New Roman" w:hAnsi="Times New Roman" w:cs="Times New Roman"/>
+          <w:sz w:val="24"/>
+          <w:szCs w:val="24"/>
+        </w:rPr>
+        <w:t xml:space="preserve"> to interpret this data:</w:t>
+      </w:r>
+    </w:p>
+    <w:p>
+      <w:pPr>
+        <w:numPr>
+          <w:ilvl w:val="0"/>
+          <w:numId w:val="41"/>
+        </w:numPr>
+        <w:spacing w:before="100" w:beforeAutospacing="1" w:after="100" w:afterAutospacing="1" w:line="240" w:lineRule="auto"/>
+        <w:rPr>
+          <w:rFonts w:ascii="Times New Roman" w:eastAsia="Times New Roman" w:hAnsi="Times New Roman" w:cs="Times New Roman"/>
+          <w:sz w:val="24"/>
+          <w:szCs w:val="24"/>
+        </w:rPr>
+      </w:pPr>
+      <w:r>
+        <w:rPr>
+          <w:rFonts w:ascii="Times New Roman" w:eastAsia="Times New Roman" w:hAnsi="Times New Roman" w:cs="Times New Roman"/>
+          <w:sz w:val="24"/>
+          <w:szCs w:val="24"/>
+        </w:rPr>
+        <w:t xml:space="preserve">A </w:t>
+      </w:r>
+      <w:r>
+        <w:rPr>
+          <w:rFonts w:ascii="Times New Roman" w:eastAsia="Times New Roman" w:hAnsi="Times New Roman" w:cs="Times New Roman"/>
+          <w:b/>
+          <w:bCs/>
+          <w:sz w:val="24"/>
+          <w:szCs w:val="24"/>
+        </w:rPr>
+        <w:t>bar chart</w:t>
+      </w:r>
+      <w:r>
+        <w:rPr>
+          <w:rFonts w:ascii="Times New Roman" w:eastAsia="Times New Roman" w:hAnsi="Times New Roman" w:cs="Times New Roman"/>
+          <w:sz w:val="24"/>
+          <w:szCs w:val="24"/>
+        </w:rPr>
+        <w:t xml:space="preserve"> will compare enrollment across course types, showing that video courses are most popular </w:t>
+      </w:r>
+    </w:p>
+    <w:p>
+      <w:pPr>
+        <w:numPr>
+          <w:ilvl w:val="0"/>
+          <w:numId w:val="41"/>
+        </w:numPr>
+        <w:spacing w:before="100" w:beforeAutospacing="1" w:after="100" w:afterAutospacing="1" w:line="240" w:lineRule="auto"/>
+        <w:rPr>
+          <w:rFonts w:ascii="Times New Roman" w:eastAsia="Times New Roman" w:hAnsi="Times New Roman" w:cs="Times New Roman"/>
+          <w:sz w:val="24"/>
+          <w:szCs w:val="24"/>
+        </w:rPr>
+      </w:pPr>
+      <w:r>
+        <w:rPr>
+          <w:rFonts w:ascii="Times New Roman" w:eastAsia="Times New Roman" w:hAnsi="Times New Roman" w:cs="Times New Roman"/>
+          <w:sz w:val="24"/>
+          <w:szCs w:val="24"/>
+        </w:rPr>
+        <w:t xml:space="preserve">A </w:t>
+      </w:r>
+      <w:r>
+        <w:rPr>
+          <w:rFonts w:ascii="Times New Roman" w:eastAsia="Times New Roman" w:hAnsi="Times New Roman" w:cs="Times New Roman"/>
+          <w:b/>
+          <w:bCs/>
+          <w:sz w:val="24"/>
+          <w:szCs w:val="24"/>
+        </w:rPr>
+        <w:t>line graph</w:t>
+      </w:r>
+      <w:r>
+        <w:rPr>
+          <w:rFonts w:ascii="Times New Roman" w:eastAsia="Times New Roman" w:hAnsi="Times New Roman" w:cs="Times New Roman"/>
+          <w:sz w:val="24"/>
+          <w:szCs w:val="24"/>
+        </w:rPr>
+        <w:t xml:space="preserve"> will track user engagement over time, helping identify where users drop off </w:t>
+      </w:r>
+    </w:p>
+    <w:p>
+      <w:pPr>
+        <w:numPr>
+          <w:ilvl w:val="0"/>
+          <w:numId w:val="41"/>
+        </w:numPr>
+        <w:spacing w:before="100" w:beforeAutospacing="1" w:after="100" w:afterAutospacing="1" w:line="240" w:lineRule="auto"/>
+        <w:rPr>
+          <w:rFonts w:ascii="Times New Roman" w:eastAsia="Times New Roman" w:hAnsi="Times New Roman" w:cs="Times New Roman"/>
+          <w:sz w:val="24"/>
+          <w:szCs w:val="24"/>
+        </w:rPr>
+      </w:pPr>
+      <w:r>
+        <w:rPr>
+          <w:rFonts w:ascii="Times New Roman" w:eastAsia="Times New Roman" w:hAnsi="Times New Roman" w:cs="Times New Roman"/>
+          <w:sz w:val="24"/>
+          <w:szCs w:val="24"/>
+        </w:rPr>
+        <w:t xml:space="preserve">A </w:t>
+      </w:r>
+      <w:r>
+        <w:rPr>
+          <w:rFonts w:ascii="Times New Roman" w:eastAsia="Times New Roman" w:hAnsi="Times New Roman" w:cs="Times New Roman"/>
+          <w:b/>
+          <w:bCs/>
+          <w:sz w:val="24"/>
+          <w:szCs w:val="24"/>
+        </w:rPr>
+        <w:t>pie chart</w:t>
+      </w:r>
+      <w:r>
+        <w:rPr>
+          <w:rFonts w:ascii="Times New Roman" w:eastAsia="Times New Roman" w:hAnsi="Times New Roman" w:cs="Times New Roman"/>
+          <w:sz w:val="24"/>
+          <w:szCs w:val="24"/>
+        </w:rPr>
+        <w:t xml:space="preserve"> will show that, for example, 50% prefer video, 30% interactive, and 20% text </w:t>
+      </w:r>
+    </w:p>
+    <w:p>
+      <w:pPr>
+        <w:numPr>
+          <w:ilvl w:val="0"/>
+          <w:numId w:val="41"/>
+        </w:numPr>
+        <w:spacing w:before="100" w:beforeAutospacing="1" w:after="100" w:afterAutospacing="1" w:line="240" w:lineRule="auto"/>
+        <w:rPr>
+          <w:rFonts w:ascii="Times New Roman" w:eastAsia="Times New Roman" w:hAnsi="Times New Roman" w:cs="Times New Roman"/>
+          <w:sz w:val="24"/>
+          <w:szCs w:val="24"/>
+        </w:rPr>
+      </w:pPr>
+      <w:r>
+        <w:rPr>
+          <w:rFonts w:ascii="Times New Roman" w:eastAsia="Times New Roman" w:hAnsi="Times New Roman" w:cs="Times New Roman"/>
+          <w:sz w:val="24"/>
+          <w:szCs w:val="24"/>
+        </w:rPr>
+        <w:t xml:space="preserve">A </w:t>
+      </w:r>
+      <w:r>
+        <w:rPr>
+          <w:rFonts w:ascii="Times New Roman" w:eastAsia="Times New Roman" w:hAnsi="Times New Roman" w:cs="Times New Roman"/>
+          <w:b/>
+          <w:bCs/>
+          <w:sz w:val="24"/>
+          <w:szCs w:val="24"/>
+        </w:rPr>
+        <w:t>heatmap</w:t>
+      </w:r>
+      <w:r>
+        <w:rPr>
+          <w:rFonts w:ascii="Times New Roman" w:eastAsia="Times New Roman" w:hAnsi="Times New Roman" w:cs="Times New Roman"/>
+          <w:sz w:val="24"/>
+          <w:szCs w:val="24"/>
+        </w:rPr>
+        <w:t xml:space="preserve"> will highlight which sections of the platform receive the most clicks </w:t>
+      </w:r>
+    </w:p>
+    <w:p>
+      <w:pPr>
+        <w:numPr>
+          <w:ilvl w:val="0"/>
+          <w:numId w:val="41"/>
+        </w:numPr>
+        <w:spacing w:before="100" w:beforeAutospacing="1" w:after="100" w:afterAutospacing="1" w:line="240" w:lineRule="auto"/>
+        <w:rPr>
+          <w:rFonts w:ascii="Times New Roman" w:eastAsia="Times New Roman" w:hAnsi="Times New Roman" w:cs="Times New Roman"/>
+          <w:sz w:val="24"/>
+          <w:szCs w:val="24"/>
+        </w:rPr>
+      </w:pPr>
+      <w:r>
+        <w:rPr>
+          <w:rFonts w:ascii="Times New Roman" w:eastAsia="Times New Roman" w:hAnsi="Times New Roman" w:cs="Times New Roman"/>
+          <w:sz w:val="24"/>
+          <w:szCs w:val="24"/>
+        </w:rPr>
+        <w:t xml:space="preserve">A </w:t>
+      </w:r>
+      <w:r>
+        <w:rPr>
+          <w:rFonts w:ascii="Times New Roman" w:eastAsia="Times New Roman" w:hAnsi="Times New Roman" w:cs="Times New Roman"/>
+          <w:b/>
+          <w:bCs/>
+          <w:sz w:val="24"/>
+          <w:szCs w:val="24"/>
+        </w:rPr>
+        <w:t>dashboard</w:t>
+      </w:r>
+      <w:r>
+        <w:rPr>
+          <w:rFonts w:ascii="Times New Roman" w:eastAsia="Times New Roman" w:hAnsi="Times New Roman" w:cs="Times New Roman"/>
+          <w:sz w:val="24"/>
+          <w:szCs w:val="24"/>
+        </w:rPr>
+        <w:t xml:space="preserve"> will combine all these visuals to give an overview of user behavior </w:t>
+      </w:r>
+    </w:p>
+    <w:p>
+      <w:pPr>
+        <w:spacing w:before="100" w:beforeAutospacing="1" w:after="100" w:afterAutospacing="1" w:line="240" w:lineRule="auto"/>
+        <w:rPr>
+          <w:rFonts w:ascii="Times New Roman" w:eastAsia="Times New Roman" w:hAnsi="Times New Roman" w:cs="Times New Roman"/>
+          <w:sz w:val="24"/>
+          <w:szCs w:val="24"/>
+        </w:rPr>
+      </w:pPr>
+      <w:r>
+        <w:rPr>
+          <w:rFonts w:ascii="Times New Roman" w:eastAsia="Times New Roman" w:hAnsi="Times New Roman" w:cs="Times New Roman"/>
+          <w:sz w:val="24"/>
+          <w:szCs w:val="24"/>
+        </w:rPr>
+        <w:t xml:space="preserve">From the example above, we can clearly see that </w:t>
+      </w:r>
+      <w:r>
+        <w:rPr>
+          <w:rFonts w:ascii="Times New Roman" w:eastAsia="Times New Roman" w:hAnsi="Times New Roman" w:cs="Times New Roman"/>
+          <w:b/>
+          <w:bCs/>
+          <w:sz w:val="24"/>
+          <w:szCs w:val="24"/>
+        </w:rPr>
+        <w:t>interactive labs have the highest completion rate (85%)</w:t>
+      </w:r>
+      <w:r>
+        <w:rPr>
+          <w:rFonts w:ascii="Times New Roman" w:eastAsia="Times New Roman" w:hAnsi="Times New Roman" w:cs="Times New Roman"/>
+          <w:sz w:val="24"/>
+          <w:szCs w:val="24"/>
+        </w:rPr>
+        <w:t>, which suggests that users engage more with interactive content. Therefore, we will prioritize interactive tutorials and hands-on learning features in the platform design.</w:t>
+      </w:r>
+    </w:p>
+    <w:p>
+      <w:pPr>
+        <w:spacing w:before="100" w:beforeAutospacing="1" w:after="100" w:afterAutospacing="1" w:line="240" w:lineRule="auto"/>
+        <w:rPr>
+          <w:rFonts w:ascii="Times New Roman" w:eastAsia="Times New Roman" w:hAnsi="Times New Roman" w:cs="Times New Roman"/>
+          <w:sz w:val="24"/>
+          <w:szCs w:val="24"/>
+        </w:rPr>
+      </w:pPr>
+      <w:r>
+        <w:rPr>
+          <w:rFonts w:ascii="Times New Roman" w:eastAsia="Times New Roman" w:hAnsi="Times New Roman" w:cs="Times New Roman"/>
+          <w:sz w:val="24"/>
+          <w:szCs w:val="24"/>
+        </w:rPr>
+        <w:t>Finally, we will continuously monitor user behavior using real-time dashboards and update the platform based on new insights, ensuring continuous improvement.</w:t>
+      </w:r>
+    </w:p>
+    <w:p>
+      <w:pPr>
+        <w:spacing w:before="100" w:beforeAutospacing="1" w:after="100" w:afterAutospacing="1" w:line="240" w:lineRule="auto"/>
+        <w:rPr>
+          <w:rFonts w:ascii="Times New Roman" w:eastAsia="Times New Roman" w:hAnsi="Times New Roman" w:cs="Times New Roman"/>
+          <w:b/>
+          <w:sz w:val="24"/>
+          <w:szCs w:val="24"/>
+        </w:rPr>
+      </w:pPr>
+      <w:r>
+        <w:rPr>
+          <w:rFonts w:ascii="Times New Roman" w:eastAsia="Times New Roman" w:hAnsi="Times New Roman" w:cs="Times New Roman"/>
+          <w:sz w:val="24"/>
+          <w:szCs w:val="24"/>
+        </w:rPr>
+        <w:t xml:space="preserve"> </w:t>
+      </w:r>
+      <w:r>
+        <w:rPr>
+          <w:rFonts w:ascii="Times New Roman" w:eastAsia="Times New Roman" w:hAnsi="Times New Roman" w:cs="Times New Roman"/>
+          <w:b/>
+          <w:sz w:val="24"/>
+          <w:szCs w:val="24"/>
+        </w:rPr>
+        <w:t>TASK 4: ORGANISING CUSTOMER NEEDS</w:t>
+      </w:r>
+    </w:p>
+    <w:p>
+      <w:pPr>
+        <w:pStyle w:val="Heading3"/>
+      </w:pPr>
+      <w:r>
+        <w:t>1. Data Cleansing (Improving Data Quality)</w:t>
+      </w:r>
+    </w:p>
+    <w:p>
+      <w:pPr>
+        <w:pStyle w:val="NormalWeb"/>
+      </w:pPr>
+      <w:r>
+        <w:t>Data cleansing ensures that employee data is accurate, complete, and consistent.</w:t>
+      </w:r>
+    </w:p>
+    <w:p>
+      <w:pPr>
+        <w:pStyle w:val="NormalWeb"/>
+      </w:pPr>
+      <w:r>
+        <w:lastRenderedPageBreak/>
+        <w:t>This will involve:</w:t>
+      </w:r>
+    </w:p>
+    <w:p>
+      <w:pPr>
+        <w:numPr>
+          <w:ilvl w:val="0"/>
+          <w:numId w:val="42"/>
+        </w:numPr>
+        <w:spacing w:before="100" w:beforeAutospacing="1" w:after="100" w:afterAutospacing="1" w:line="240" w:lineRule="auto"/>
+      </w:pPr>
+      <w:r>
+        <w:rPr>
+          <w:rStyle w:val="Strong"/>
+        </w:rPr>
+        <w:t>Removing duplicates</w:t>
+      </w:r>
+      <w:r>
+        <w:t xml:space="preserve"> (e.g., the same employee recorded twice) </w:t>
+      </w:r>
+    </w:p>
+    <w:p>
+      <w:pPr>
+        <w:numPr>
+          <w:ilvl w:val="0"/>
+          <w:numId w:val="42"/>
+        </w:numPr>
+        <w:spacing w:before="100" w:beforeAutospacing="1" w:after="100" w:afterAutospacing="1" w:line="240" w:lineRule="auto"/>
+      </w:pPr>
+      <w:r>
+        <w:rPr>
+          <w:rStyle w:val="Strong"/>
+        </w:rPr>
+        <w:t>Correcting errors</w:t>
+      </w:r>
+      <w:r>
+        <w:t xml:space="preserve"> (e.g., misspelled names, wrong salary values) </w:t>
+      </w:r>
+    </w:p>
+    <w:p>
+      <w:pPr>
+        <w:numPr>
+          <w:ilvl w:val="0"/>
+          <w:numId w:val="42"/>
+        </w:numPr>
+        <w:spacing w:before="100" w:beforeAutospacing="1" w:after="100" w:afterAutospacing="1" w:line="240" w:lineRule="auto"/>
+      </w:pPr>
+      <w:r>
+        <w:rPr>
+          <w:rStyle w:val="Strong"/>
+        </w:rPr>
+        <w:t>Handling missing data</w:t>
+      </w:r>
+      <w:r>
+        <w:t xml:space="preserve"> (e.g., filling missing phone numbers or marking them as “unknown”) </w:t>
+      </w:r>
+    </w:p>
+    <w:p>
+      <w:pPr>
+        <w:numPr>
+          <w:ilvl w:val="0"/>
+          <w:numId w:val="42"/>
+        </w:numPr>
+        <w:spacing w:before="100" w:beforeAutospacing="1" w:after="100" w:afterAutospacing="1" w:line="240" w:lineRule="auto"/>
+      </w:pPr>
+      <w:r>
+        <w:rPr>
+          <w:rStyle w:val="Strong"/>
+        </w:rPr>
+        <w:t>Standardizing formats</w:t>
+      </w:r>
+      <w:r>
+        <w:t xml:space="preserve"> (e.g., consistent date format like DD/MM/YYYY, consistent job titles) </w:t>
+      </w:r>
+    </w:p>
+    <w:p>
+      <w:pPr>
+        <w:numPr>
+          <w:ilvl w:val="0"/>
+          <w:numId w:val="42"/>
+        </w:numPr>
+        <w:spacing w:before="100" w:beforeAutospacing="1" w:after="100" w:afterAutospacing="1" w:line="240" w:lineRule="auto"/>
+      </w:pPr>
+      <w:r>
+        <w:rPr>
+          <w:rStyle w:val="Strong"/>
+        </w:rPr>
+        <w:t>Validating data</w:t>
+      </w:r>
+      <w:r>
+        <w:t xml:space="preserve"> (e.g., ensuring salaries are within expected ranges, emails are valid) </w:t>
+      </w:r>
+    </w:p>
+    <w:p>
+      <w:pPr>
+        <w:pStyle w:val="NormalWeb"/>
+      </w:pPr>
+      <w:r>
+        <w:rPr>
+          <w:rFonts w:ascii="Segoe UI Symbol" w:hAnsi="Segoe UI Symbol" w:cs="Segoe UI Symbol"/>
+        </w:rPr>
+        <w:t>Example:</w:t>
+      </w:r>
+      <w:r>
+        <w:br/>
+        <w:t xml:space="preserve">“J. Doe”, “John Doe”, and “john doe” → standardized to </w:t>
+      </w:r>
+      <w:r>
+        <w:rPr>
+          <w:rStyle w:val="Strong"/>
+        </w:rPr>
+        <w:t>John Doe</w:t>
+      </w:r>
+    </w:p>
+    <w:p>
+      <w:r>
+        <w:pict>
+          <v:rect id="_x0000_i1055" style="width:0;height:1.5pt" o:hralign="center" o:hrstd="t" o:hr="t" fillcolor="#a0a0a0" stroked="f"/>
+        </w:pict>
+      </w:r>
+    </w:p>
+    <w:p>
+      <w:pPr>
+        <w:pStyle w:val="Heading3"/>
+      </w:pPr>
+      <w:r>
+        <w:rPr>
+          <w:rFonts w:ascii="Segoe UI Symbol" w:hAnsi="Segoe UI Symbol" w:cs="Segoe UI Symbol"/>
+        </w:rPr>
+        <w:t>🔹</w:t>
+      </w:r>
+      <w:r>
+        <w:t xml:space="preserve"> 2. Data Categorization (Organizing Data)</w:t>
+      </w:r>
+    </w:p>
+    <w:p>
+      <w:pPr>
+        <w:pStyle w:val="NormalWeb"/>
+      </w:pPr>
+      <w:r>
+        <w:t>Data categorization groups employee data into meaningful categories for easier analysis.</w:t>
+      </w:r>
+    </w:p>
+    <w:p>
+      <w:pPr>
+        <w:pStyle w:val="NormalWeb"/>
+      </w:pPr>
+      <w:r>
+        <w:t>This includes:</w:t>
+      </w:r>
+    </w:p>
+    <w:p>
+      <w:pPr>
+        <w:numPr>
+          <w:ilvl w:val="0"/>
+          <w:numId w:val="43"/>
+        </w:numPr>
+        <w:spacing w:before="100" w:beforeAutospacing="1" w:after="100" w:afterAutospacing="1" w:line="240" w:lineRule="auto"/>
+      </w:pPr>
+      <w:r>
+        <w:rPr>
+          <w:rStyle w:val="Strong"/>
+        </w:rPr>
+        <w:t>Department</w:t>
+      </w:r>
+      <w:r>
+        <w:t xml:space="preserve"> (HR, Finance, IT, Sales) </w:t>
+      </w:r>
+    </w:p>
+    <w:p>
+      <w:pPr>
+        <w:numPr>
+          <w:ilvl w:val="0"/>
+          <w:numId w:val="43"/>
+        </w:numPr>
+        <w:spacing w:before="100" w:beforeAutospacing="1" w:after="100" w:afterAutospacing="1" w:line="240" w:lineRule="auto"/>
+      </w:pPr>
+      <w:r>
+        <w:rPr>
+          <w:rStyle w:val="Strong"/>
+        </w:rPr>
+        <w:t>Job role/level</w:t>
+      </w:r>
+      <w:r>
+        <w:t xml:space="preserve"> (Manager, Supervisor, Staff) </w:t>
+      </w:r>
+    </w:p>
+    <w:p>
+      <w:pPr>
+        <w:numPr>
+          <w:ilvl w:val="0"/>
+          <w:numId w:val="43"/>
+        </w:numPr>
+        <w:spacing w:before="100" w:beforeAutospacing="1" w:after="100" w:afterAutospacing="1" w:line="240" w:lineRule="auto"/>
+      </w:pPr>
+      <w:r>
+        <w:rPr>
+          <w:rStyle w:val="Strong"/>
+        </w:rPr>
+        <w:t>Employment type</w:t>
+      </w:r>
+      <w:r>
+        <w:t xml:space="preserve"> (Full-time, Part-time, Contract) </w:t>
+      </w:r>
+    </w:p>
+    <w:p>
+      <w:pPr>
+        <w:numPr>
+          <w:ilvl w:val="0"/>
+          <w:numId w:val="43"/>
+        </w:numPr>
+        <w:spacing w:before="100" w:beforeAutospacing="1" w:after="100" w:afterAutospacing="1" w:line="240" w:lineRule="auto"/>
+      </w:pPr>
+      <w:r>
+        <w:rPr>
+          <w:rStyle w:val="Strong"/>
+        </w:rPr>
+        <w:t>Location/branch</w:t>
+      </w:r>
+      <w:r>
+        <w:t xml:space="preserve"> </w:t>
+      </w:r>
+    </w:p>
+    <w:p>
+      <w:pPr>
+        <w:numPr>
+          <w:ilvl w:val="0"/>
+          <w:numId w:val="43"/>
+        </w:numPr>
+        <w:spacing w:before="100" w:beforeAutospacing="1" w:after="100" w:afterAutospacing="1" w:line="240" w:lineRule="auto"/>
+      </w:pPr>
+      <w:r>
+        <w:rPr>
+          <w:rStyle w:val="Strong"/>
+        </w:rPr>
+        <w:t>Performance levels</w:t>
+      </w:r>
+      <w:r>
+        <w:t xml:space="preserve"> (High</w:t>
+      </w:r>
+      <w:bookmarkStart w:id="0" w:name="_GoBack"/>
+      <w:bookmarkEnd w:id="0"/>
+      <w:r>
+        <w:t xml:space="preserve">, Low) </w:t>
+      </w:r>
+    </w:p>
+    <w:p>
+      <w:pPr>
+        <w:pStyle w:val="NormalWeb"/>
+      </w:pPr>
+      <w:r>
+        <w:t>Example:</w:t>
+      </w:r>
+      <w:r>
+        <w:br/>
+        <w:t>Employees can be grouped by department to analyze workforce distribution.</w:t>
+      </w:r>
+    </w:p>
+    <w:p>
+      <w:r>
+        <w:pict>
+          <v:rect id="_x0000_i1056" style="width:0;height:1.5pt" o:hralign="center" o:hrstd="t" o:hr="t" fillcolor="#a0a0a0" stroked="f"/>
+        </w:pict>
+      </w:r>
+    </w:p>
+    <w:p>
+      <w:pPr>
+        <w:pStyle w:val="Heading3"/>
+      </w:pPr>
+      <w:r>
+        <w:rPr>
+          <w:rFonts w:ascii="Segoe UI Symbol" w:hAnsi="Segoe UI Symbol" w:cs="Segoe UI Symbol"/>
+        </w:rPr>
+        <w:t>🔹</w:t>
+      </w:r>
+      <w:r>
+        <w:t xml:space="preserve"> 3. Data Reporting (Supporting Decision-Making)</w:t>
+      </w:r>
+    </w:p>
+    <w:p>
+      <w:pPr>
+        <w:pStyle w:val="NormalWeb"/>
+      </w:pPr>
+      <w:r>
+        <w:t>Data reporting presents the processed data in a clear and useful way.</w:t>
+      </w:r>
+    </w:p>
+    <w:p>
+      <w:pPr>
+        <w:pStyle w:val="NormalWeb"/>
+      </w:pPr>
+      <w:r>
+        <w:t>This involves:</w:t>
+      </w:r>
+    </w:p>
+    <w:p>
+      <w:pPr>
+        <w:numPr>
+          <w:ilvl w:val="0"/>
+          <w:numId w:val="44"/>
+        </w:numPr>
+        <w:spacing w:before="100" w:beforeAutospacing="1" w:after="100" w:afterAutospacing="1" w:line="240" w:lineRule="auto"/>
+      </w:pPr>
+      <w:r>
+        <w:t xml:space="preserve">Creating </w:t>
+      </w:r>
+      <w:r>
+        <w:rPr>
+          <w:rStyle w:val="Strong"/>
+        </w:rPr>
+        <w:t>reports and dashboards</w:t>
+      </w:r>
+      <w:r>
+        <w:t xml:space="preserve"> for HR managers </w:t>
+      </w:r>
+    </w:p>
+    <w:p>
+      <w:pPr>
+        <w:numPr>
+          <w:ilvl w:val="0"/>
+          <w:numId w:val="44"/>
+        </w:numPr>
+        <w:spacing w:before="100" w:beforeAutospacing="1" w:after="100" w:afterAutospacing="1" w:line="240" w:lineRule="auto"/>
+      </w:pPr>
+      <w:r>
+        <w:t xml:space="preserve">Using </w:t>
+      </w:r>
+      <w:r>
+        <w:rPr>
+          <w:rStyle w:val="Strong"/>
+        </w:rPr>
+        <w:t>visualizations</w:t>
+      </w:r>
+      <w:r>
+        <w:t xml:space="preserve"> such as: </w:t>
+      </w:r>
+    </w:p>
+    <w:p>
+      <w:pPr>
+        <w:numPr>
+          <w:ilvl w:val="1"/>
+          <w:numId w:val="44"/>
+        </w:numPr>
+        <w:spacing w:before="100" w:beforeAutospacing="1" w:after="100" w:afterAutospacing="1" w:line="240" w:lineRule="auto"/>
+      </w:pPr>
+      <w:r>
+        <w:t xml:space="preserve">Bar charts → number of employees per department </w:t>
+      </w:r>
+    </w:p>
+    <w:p>
+      <w:pPr>
+        <w:numPr>
+          <w:ilvl w:val="1"/>
+          <w:numId w:val="44"/>
+        </w:numPr>
+        <w:spacing w:before="100" w:beforeAutospacing="1" w:after="100" w:afterAutospacing="1" w:line="240" w:lineRule="auto"/>
+      </w:pPr>
+      <w:r>
+        <w:t xml:space="preserve">Pie charts → percentage of employee types </w:t>
+      </w:r>
+    </w:p>
+    <w:p>
+      <w:pPr>
+        <w:numPr>
+          <w:ilvl w:val="1"/>
+          <w:numId w:val="44"/>
+        </w:numPr>
+        <w:spacing w:before="100" w:beforeAutospacing="1" w:after="100" w:afterAutospacing="1" w:line="240" w:lineRule="auto"/>
+      </w:pPr>
+      <w:r>
+        <w:t xml:space="preserve">Line graphs → employee growth over time </w:t>
+      </w:r>
+    </w:p>
+    <w:p>
+      <w:pPr>
+        <w:numPr>
+          <w:ilvl w:val="0"/>
+          <w:numId w:val="44"/>
+        </w:numPr>
+        <w:spacing w:before="100" w:beforeAutospacing="1" w:after="100" w:afterAutospacing="1" w:line="240" w:lineRule="auto"/>
+      </w:pPr>
+      <w:r>
+        <w:t xml:space="preserve">Generating key HR reports such as: </w:t>
+      </w:r>
+    </w:p>
+    <w:p>
+      <w:pPr>
+        <w:numPr>
+          <w:ilvl w:val="1"/>
+          <w:numId w:val="44"/>
+        </w:numPr>
+        <w:spacing w:before="100" w:beforeAutospacing="1" w:after="100" w:afterAutospacing="1" w:line="240" w:lineRule="auto"/>
+      </w:pPr>
+      <w:r>
+        <w:t xml:space="preserve">Employee turnover rate </w:t>
+      </w:r>
+    </w:p>
+    <w:p>
+      <w:pPr>
+        <w:numPr>
+          <w:ilvl w:val="1"/>
+          <w:numId w:val="44"/>
+        </w:numPr>
+        <w:spacing w:before="100" w:beforeAutospacing="1" w:after="100" w:afterAutospacing="1" w:line="240" w:lineRule="auto"/>
+      </w:pPr>
+      <w:r>
+        <w:t xml:space="preserve">Attendance and absenteeism </w:t>
+      </w:r>
+    </w:p>
+    <w:p>
+      <w:pPr>
+        <w:numPr>
+          <w:ilvl w:val="1"/>
+          <w:numId w:val="44"/>
+        </w:numPr>
+        <w:spacing w:before="100" w:beforeAutospacing="1" w:after="100" w:afterAutospacing="1" w:line="240" w:lineRule="auto"/>
+      </w:pPr>
+      <w:r>
+        <w:t xml:space="preserve">Performance summaries </w:t>
+      </w:r>
+    </w:p>
+    <w:p>
+      <w:pPr>
+        <w:numPr>
+          <w:ilvl w:val="1"/>
+          <w:numId w:val="44"/>
+        </w:numPr>
+        <w:spacing w:before="100" w:beforeAutospacing="1" w:after="100" w:afterAutospacing="1" w:line="240" w:lineRule="auto"/>
+      </w:pPr>
+      <w:r>
+        <w:t>Salary distribution</w:t>
+      </w:r>
+    </w:p>
+    <w:p>
+      <w:r>
+        <w:lastRenderedPageBreak/>
+        <w:pict>
+          <v:rect id="_x0000_i1057" style="width:0;height:1.5pt" o:hralign="center" o:hrstd="t" o:hr="t" fillcolor="#a0a0a0" stroked="f"/>
+        </w:pict>
+      </w:r>
+    </w:p>
+    <w:p>
+      <w:pPr>
+        <w:pStyle w:val="Heading3"/>
+      </w:pPr>
+      <w:r>
+        <w:rPr>
+          <w:rFonts w:ascii="Segoe UI Symbol" w:hAnsi="Segoe UI Symbol" w:cs="Segoe UI Symbol"/>
+        </w:rPr>
+        <w:t>🔹</w:t>
+      </w:r>
+      <w:r>
+        <w:t xml:space="preserve"> Conclusion</w:t>
+      </w:r>
+    </w:p>
+    <w:p>
+      <w:pPr>
+        <w:pStyle w:val="NormalWeb"/>
+      </w:pPr>
+      <w:r>
+        <w:t>By applying data cleansing, categorization, and reporting, the organization ensures that its Employee Information System provides accurate, well-structured, and actionable insights, leading to better HR decisions and improved efficiency.</w:t>
+      </w:r>
+    </w:p>
+    <w:p>
+      <w:pPr>
+        <w:spacing w:before="100" w:beforeAutospacing="1" w:after="100" w:afterAutospacing="1" w:line="240" w:lineRule="auto"/>
+        <w:rPr>
+          <w:rFonts w:ascii="Times New Roman" w:eastAsia="Times New Roman" w:hAnsi="Times New Roman" w:cs="Times New Roman"/>
+          <w:b/>
+          <w:sz w:val="24"/>
+          <w:szCs w:val="24"/>
+        </w:rPr>
+      </w:pPr>
+    </w:p>
+    <w:p>
+      <w:pPr>
+        <w:rPr>
+          <w:b/>
+        </w:rPr>
+      </w:pPr>
+    </w:p>
+    <w:p>
+      <w:pPr>
+        <w:pStyle w:val="z-BottomofForm"/>
+      </w:pPr>
+      <w:r>
+        <w:t>Bottom of Form</w:t>
+      </w:r>
     </w:p>
     <w:p>
       <w:pPr>
@@ -3193,6 +4730,155 @@
     </w:lvl>
   </w:abstractNum>
   <w:abstractNum w:abstractNumId="2">
+    <w:nsid w:val="09360AAE"/>
+    <w:multiLevelType w:val="multilevel"/>
+    <w:tmpl w:val="C226C690"/>
+    <w:lvl w:ilvl="0">
+      <w:start w:val="1"/>
+      <w:numFmt w:val="bullet"/>
+      <w:lvlText w:val=""/>
+      <w:lvlJc w:val="left"/>
+      <w:pPr>
+        <w:tabs>
+          <w:tab w:val="num" w:pos="720"/>
+        </w:tabs>
+        <w:ind w:left="720" w:hanging="360"/>
+      </w:pPr>
+      <w:rPr>
+        <w:rFonts w:ascii="Symbol" w:hAnsi="Symbol" w:hint="default"/>
+        <w:sz w:val="20"/>
+      </w:rPr>
+    </w:lvl>
+    <w:lvl w:ilvl="1" w:tentative="1">
+      <w:start w:val="1"/>
+      <w:numFmt w:val="bullet"/>
+      <w:lvlText w:val="o"/>
+      <w:lvlJc w:val="left"/>
+      <w:pPr>
+        <w:tabs>
+          <w:tab w:val="num" w:pos="1440"/>
+        </w:tabs>
+        <w:ind w:left="1440" w:hanging="360"/>
+      </w:pPr>
+      <w:rPr>
+        <w:rFonts w:ascii="Courier New" w:hAnsi="Courier New" w:hint="default"/>
+        <w:sz w:val="20"/>
+      </w:rPr>
+    </w:lvl>
+    <w:lvl w:ilvl="2" w:tentative="1">
+      <w:start w:val="1"/>
+      <w:numFmt w:val="bullet"/>
+      <w:lvlText w:val=""/>
+      <w:lvlJc w:val="left"/>
+      <w:pPr>
+        <w:tabs>
+          <w:tab w:val="num" w:pos="2160"/>
+        </w:tabs>
+        <w:ind w:left="2160" w:hanging="360"/>
+      </w:pPr>
+      <w:rPr>
+        <w:rFonts w:ascii="Wingdings" w:hAnsi="Wingdings" w:hint="default"/>
+        <w:sz w:val="20"/>
+      </w:rPr>
+    </w:lvl>
+    <w:lvl w:ilvl="3" w:tentative="1">
+      <w:start w:val="1"/>
+      <w:numFmt w:val="bullet"/>
+      <w:lvlText w:val=""/>
+      <w:lvlJc w:val="left"/>
+      <w:pPr>
+        <w:tabs>
+          <w:tab w:val="num" w:pos="2880"/>
+        </w:tabs>
+        <w:ind w:left="2880" w:hanging="360"/>
+      </w:pPr>
+      <w:rPr>
+        <w:rFonts w:ascii="Wingdings" w:hAnsi="Wingdings" w:hint="default"/>
+        <w:sz w:val="20"/>
+      </w:rPr>
+    </w:lvl>
+    <w:lvl w:ilvl="4" w:tentative="1">
+      <w:start w:val="1"/>
+      <w:numFmt w:val="bullet"/>
+      <w:lvlText w:val=""/>
+      <w:lvlJc w:val="left"/>
+      <w:pPr>
+        <w:tabs>
+          <w:tab w:val="num" w:pos="3600"/>
+        </w:tabs>
+        <w:ind w:left="3600" w:hanging="360"/>
+      </w:pPr>
+      <w:rPr>
+        <w:rFonts w:ascii="Wingdings" w:hAnsi="Wingdings" w:hint="default"/>
+        <w:sz w:val="20"/>
+      </w:rPr>
+    </w:lvl>
+    <w:lvl w:ilvl="5" w:tentative="1">
+      <w:start w:val="1"/>
+      <w:numFmt w:val="bullet"/>
+      <w:lvlText w:val=""/>
+      <w:lvlJc w:val="left"/>
+      <w:pPr>
+        <w:tabs>
+          <w:tab w:val="num" w:pos="4320"/>
+        </w:tabs>
+        <w:ind w:left="4320" w:hanging="360"/>
+      </w:pPr>
+      <w:rPr>
+        <w:rFonts w:ascii="Wingdings" w:hAnsi="Wingdings" w:hint="default"/>
+        <w:sz w:val="20"/>
+      </w:rPr>
+    </w:lvl>
+    <w:lvl w:ilvl="6" w:tentative="1">
+      <w:start w:val="1"/>
+      <w:numFmt w:val="bullet"/>
+      <w:lvlText w:val=""/>
+      <w:lvlJc w:val="left"/>
+      <w:pPr>
+        <w:tabs>
+          <w:tab w:val="num" w:pos="5040"/>
+        </w:tabs>
+        <w:ind w:left="5040" w:hanging="360"/>
+      </w:pPr>
+      <w:rPr>
+        <w:rFonts w:ascii="Wingdings" w:hAnsi="Wingdings" w:hint="default"/>
+        <w:sz w:val="20"/>
+      </w:rPr>
+    </w:lvl>
+    <w:lvl w:ilvl="7" w:tentative="1">
+      <w:start w:val="1"/>
+      <w:numFmt w:val="bullet"/>
+      <w:lvlText w:val=""/>
+      <w:lvlJc w:val="left"/>
+      <w:pPr>
+        <w:tabs>
+          <w:tab w:val="num" w:pos="5760"/>
+        </w:tabs>
+        <w:ind w:left="5760" w:hanging="360"/>
+      </w:pPr>
+      <w:rPr>
+        <w:rFonts w:ascii="Wingdings" w:hAnsi="Wingdings" w:hint="default"/>
+        <w:sz w:val="20"/>
+      </w:rPr>
+    </w:lvl>
+    <w:lvl w:ilvl="8" w:tentative="1">
+      <w:start w:val="1"/>
+      <w:numFmt w:val="bullet"/>
+      <w:lvlText w:val=""/>
+      <w:lvlJc w:val="left"/>
+      <w:pPr>
+        <w:tabs>
+          <w:tab w:val="num" w:pos="6480"/>
+        </w:tabs>
+        <w:ind w:left="6480" w:hanging="360"/>
+      </w:pPr>
+      <w:rPr>
+        <w:rFonts w:ascii="Wingdings" w:hAnsi="Wingdings" w:hint="default"/>
+        <w:sz w:val="20"/>
+      </w:rPr>
+    </w:lvl>
+  </w:abstractNum>
+  <w:abstractNum w:abstractNumId="3">
     <w:nsid w:val="0C037DD7"/>
     <w:multiLevelType w:val="multilevel"/>
     <w:tmpl w:val="F4B2DCB6"/>
@@ -3341,7 +5027,7 @@
       </w:rPr>
     </w:lvl>
   </w:abstractNum>
-  <w:abstractNum w:abstractNumId="3">
+  <w:abstractNum w:abstractNumId="4">
     <w:nsid w:val="0C61127B"/>
     <w:multiLevelType w:val="multilevel"/>
     <w:tmpl w:val="78920B72"/>
@@ -3490,7 +5176,7 @@
       </w:rPr>
     </w:lvl>
   </w:abstractNum>
-  <w:abstractNum w:abstractNumId="4">
+  <w:abstractNum w:abstractNumId="5">
     <w:nsid w:val="14326BCF"/>
     <w:multiLevelType w:val="multilevel"/>
     <w:tmpl w:val="7794CAA2"/>
@@ -3639,7 +5325,156 @@
       </w:rPr>
     </w:lvl>
   </w:abstractNum>
-  <w:abstractNum w:abstractNumId="5">
+  <w:abstractNum w:abstractNumId="6">
+    <w:nsid w:val="185D554F"/>
+    <w:multiLevelType w:val="multilevel"/>
+    <w:tmpl w:val="F8D8F9C0"/>
+    <w:lvl w:ilvl="0">
+      <w:start w:val="1"/>
+      <w:numFmt w:val="bullet"/>
+      <w:lvlText w:val=""/>
+      <w:lvlJc w:val="left"/>
+      <w:pPr>
+        <w:tabs>
+          <w:tab w:val="num" w:pos="720"/>
+        </w:tabs>
+        <w:ind w:left="720" w:hanging="360"/>
+      </w:pPr>
+      <w:rPr>
+        <w:rFonts w:ascii="Symbol" w:hAnsi="Symbol" w:hint="default"/>
+        <w:sz w:val="20"/>
+      </w:rPr>
+    </w:lvl>
+    <w:lvl w:ilvl="1" w:tentative="1">
+      <w:start w:val="1"/>
+      <w:numFmt w:val="bullet"/>
+      <w:lvlText w:val="o"/>
+      <w:lvlJc w:val="left"/>
+      <w:pPr>
+        <w:tabs>
+          <w:tab w:val="num" w:pos="1440"/>
+        </w:tabs>
+        <w:ind w:left="1440" w:hanging="360"/>
+      </w:pPr>
+      <w:rPr>
+        <w:rFonts w:ascii="Courier New" w:hAnsi="Courier New" w:hint="default"/>
+        <w:sz w:val="20"/>
+      </w:rPr>
+    </w:lvl>
+    <w:lvl w:ilvl="2" w:tentative="1">
+      <w:start w:val="1"/>
+      <w:numFmt w:val="bullet"/>
+      <w:lvlText w:val=""/>
+      <w:lvlJc w:val="left"/>
+      <w:pPr>
+        <w:tabs>
+          <w:tab w:val="num" w:pos="2160"/>
+        </w:tabs>
+        <w:ind w:left="2160" w:hanging="360"/>
+      </w:pPr>
+      <w:rPr>
+        <w:rFonts w:ascii="Wingdings" w:hAnsi="Wingdings" w:hint="default"/>
+        <w:sz w:val="20"/>
+      </w:rPr>
+    </w:lvl>
+    <w:lvl w:ilvl="3" w:tentative="1">
+      <w:start w:val="1"/>
+      <w:numFmt w:val="bullet"/>
+      <w:lvlText w:val=""/>
+      <w:lvlJc w:val="left"/>
+      <w:pPr>
+        <w:tabs>
+          <w:tab w:val="num" w:pos="2880"/>
+        </w:tabs>
+        <w:ind w:left="2880" w:hanging="360"/>
+      </w:pPr>
+      <w:rPr>
+        <w:rFonts w:ascii="Wingdings" w:hAnsi="Wingdings" w:hint="default"/>
+        <w:sz w:val="20"/>
+      </w:rPr>
+    </w:lvl>
+    <w:lvl w:ilvl="4" w:tentative="1">
+      <w:start w:val="1"/>
+      <w:numFmt w:val="bullet"/>
+      <w:lvlText w:val=""/>
+      <w:lvlJc w:val="left"/>
+      <w:pPr>
+        <w:tabs>
+          <w:tab w:val="num" w:pos="3600"/>
+        </w:tabs>
+        <w:ind w:left="3600" w:hanging="360"/>
+      </w:pPr>
+      <w:rPr>
+        <w:rFonts w:ascii="Wingdings" w:hAnsi="Wingdings" w:hint="default"/>
+        <w:sz w:val="20"/>
+      </w:rPr>
+    </w:lvl>
+    <w:lvl w:ilvl="5" w:tentative="1">
+      <w:start w:val="1"/>
+      <w:numFmt w:val="bullet"/>
+      <w:lvlText w:val=""/>
+      <w:lvlJc w:val="left"/>
+      <w:pPr>
+        <w:tabs>
+          <w:tab w:val="num" w:pos="4320"/>
+        </w:tabs>
+        <w:ind w:left="4320" w:hanging="360"/>
+      </w:pPr>
+      <w:rPr>
+        <w:rFonts w:ascii="Wingdings" w:hAnsi="Wingdings" w:hint="default"/>
+        <w:sz w:val="20"/>
+      </w:rPr>
+    </w:lvl>
+    <w:lvl w:ilvl="6" w:tentative="1">
+      <w:start w:val="1"/>
+      <w:numFmt w:val="bullet"/>
+      <w:lvlText w:val=""/>
+      <w:lvlJc w:val="left"/>
+      <w:pPr>
+        <w:tabs>
+          <w:tab w:val="num" w:pos="5040"/>
+        </w:tabs>
+        <w:ind w:left="5040" w:hanging="360"/>
+      </w:pPr>
+      <w:rPr>
+        <w:rFonts w:ascii="Wingdings" w:hAnsi="Wingdings" w:hint="default"/>
+        <w:sz w:val="20"/>
+      </w:rPr>
+    </w:lvl>
+    <w:lvl w:ilvl="7" w:tentative="1">
+      <w:start w:val="1"/>
+      <w:numFmt w:val="bullet"/>
+      <w:lvlText w:val=""/>
+      <w:lvlJc w:val="left"/>
+      <w:pPr>
+        <w:tabs>
+          <w:tab w:val="num" w:pos="5760"/>
+        </w:tabs>
+        <w:ind w:left="5760" w:hanging="360"/>
+      </w:pPr>
+      <w:rPr>
+        <w:rFonts w:ascii="Wingdings" w:hAnsi="Wingdings" w:hint="default"/>
+        <w:sz w:val="20"/>
+      </w:rPr>
+    </w:lvl>
+    <w:lvl w:ilvl="8" w:tentative="1">
+      <w:start w:val="1"/>
+      <w:numFmt w:val="bullet"/>
+      <w:lvlText w:val=""/>
+      <w:lvlJc w:val="left"/>
+      <w:pPr>
+        <w:tabs>
+          <w:tab w:val="num" w:pos="6480"/>
+        </w:tabs>
+        <w:ind w:left="6480" w:hanging="360"/>
+      </w:pPr>
+      <w:rPr>
+        <w:rFonts w:ascii="Wingdings" w:hAnsi="Wingdings" w:hint="default"/>
+        <w:sz w:val="20"/>
+      </w:rPr>
+    </w:lvl>
+  </w:abstractNum>
+  <w:abstractNum w:abstractNumId="7">
     <w:nsid w:val="18983750"/>
     <w:multiLevelType w:val="multilevel"/>
     <w:tmpl w:val="7ECA9F1A"/>
@@ -3788,7 +5623,7 @@
       </w:rPr>
     </w:lvl>
   </w:abstractNum>
-  <w:abstractNum w:abstractNumId="6">
+  <w:abstractNum w:abstractNumId="8">
     <w:nsid w:val="194820DB"/>
     <w:multiLevelType w:val="multilevel"/>
     <w:tmpl w:val="5406DD0E"/>
@@ -3937,7 +5772,7 @@
       </w:rPr>
     </w:lvl>
   </w:abstractNum>
-  <w:abstractNum w:abstractNumId="7">
+  <w:abstractNum w:abstractNumId="9">
     <w:nsid w:val="1A626A8A"/>
     <w:multiLevelType w:val="multilevel"/>
     <w:tmpl w:val="19DC5730"/>
@@ -4086,7 +5921,156 @@
       </w:rPr>
     </w:lvl>
   </w:abstractNum>
-  <w:abstractNum w:abstractNumId="8">
+  <w:abstractNum w:abstractNumId="10">
+    <w:nsid w:val="1C0F1F1A"/>
+    <w:multiLevelType w:val="multilevel"/>
+    <w:tmpl w:val="DE2CF71E"/>
+    <w:lvl w:ilvl="0">
+      <w:start w:val="1"/>
+      <w:numFmt w:val="bullet"/>
+      <w:lvlText w:val=""/>
+      <w:lvlJc w:val="left"/>
+      <w:pPr>
+        <w:tabs>
+          <w:tab w:val="num" w:pos="720"/>
+        </w:tabs>
+        <w:ind w:left="720" w:hanging="360"/>
+      </w:pPr>
+      <w:rPr>
+        <w:rFonts w:ascii="Symbol" w:hAnsi="Symbol" w:hint="default"/>
+        <w:sz w:val="20"/>
+      </w:rPr>
+    </w:lvl>
+    <w:lvl w:ilvl="1" w:tentative="1">
+      <w:start w:val="1"/>
+      <w:numFmt w:val="bullet"/>
+      <w:lvlText w:val="o"/>
+      <w:lvlJc w:val="left"/>
+      <w:pPr>
+        <w:tabs>
+          <w:tab w:val="num" w:pos="1440"/>
+        </w:tabs>
+        <w:ind w:left="1440" w:hanging="360"/>
+      </w:pPr>
+      <w:rPr>
+        <w:rFonts w:ascii="Courier New" w:hAnsi="Courier New" w:hint="default"/>
+        <w:sz w:val="20"/>
+      </w:rPr>
+    </w:lvl>
+    <w:lvl w:ilvl="2" w:tentative="1">
+      <w:start w:val="1"/>
+      <w:numFmt w:val="bullet"/>
+      <w:lvlText w:val=""/>
+      <w:lvlJc w:val="left"/>
+      <w:pPr>
+        <w:tabs>
+          <w:tab w:val="num" w:pos="2160"/>
+        </w:tabs>
+        <w:ind w:left="2160" w:hanging="360"/>
+      </w:pPr>
+      <w:rPr>
+        <w:rFonts w:ascii="Wingdings" w:hAnsi="Wingdings" w:hint="default"/>
+        <w:sz w:val="20"/>
+      </w:rPr>
+    </w:lvl>
+    <w:lvl w:ilvl="3" w:tentative="1">
+      <w:start w:val="1"/>
+      <w:numFmt w:val="bullet"/>
+      <w:lvlText w:val=""/>
+      <w:lvlJc w:val="left"/>
+      <w:pPr>
+        <w:tabs>
+          <w:tab w:val="num" w:pos="2880"/>
+        </w:tabs>
+        <w:ind w:left="2880" w:hanging="360"/>
+      </w:pPr>
+      <w:rPr>
+        <w:rFonts w:ascii="Wingdings" w:hAnsi="Wingdings" w:hint="default"/>
+        <w:sz w:val="20"/>
+      </w:rPr>
+    </w:lvl>
+    <w:lvl w:ilvl="4" w:tentative="1">
+      <w:start w:val="1"/>
+      <w:numFmt w:val="bullet"/>
+      <w:lvlText w:val=""/>
+      <w:lvlJc w:val="left"/>
+      <w:pPr>
+        <w:tabs>
+          <w:tab w:val="num" w:pos="3600"/>
+        </w:tabs>
+        <w:ind w:left="3600" w:hanging="360"/>
+      </w:pPr>
+      <w:rPr>
+        <w:rFonts w:ascii="Wingdings" w:hAnsi="Wingdings" w:hint="default"/>
+        <w:sz w:val="20"/>
+      </w:rPr>
+    </w:lvl>
+    <w:lvl w:ilvl="5" w:tentative="1">
+      <w:start w:val="1"/>
+      <w:numFmt w:val="bullet"/>
+      <w:lvlText w:val=""/>
+      <w:lvlJc w:val="left"/>
+      <w:pPr>
+        <w:tabs>
+          <w:tab w:val="num" w:pos="4320"/>
+        </w:tabs>
+        <w:ind w:left="4320" w:hanging="360"/>
+      </w:pPr>
+      <w:rPr>
+        <w:rFonts w:ascii="Wingdings" w:hAnsi="Wingdings" w:hint="default"/>
+        <w:sz w:val="20"/>
+      </w:rPr>
+    </w:lvl>
+    <w:lvl w:ilvl="6" w:tentative="1">
+      <w:start w:val="1"/>
+      <w:numFmt w:val="bullet"/>
+      <w:lvlText w:val=""/>
+      <w:lvlJc w:val="left"/>
+      <w:pPr>
+        <w:tabs>
+          <w:tab w:val="num" w:pos="5040"/>
+        </w:tabs>
+        <w:ind w:left="5040" w:hanging="360"/>
+      </w:pPr>
+      <w:rPr>
+        <w:rFonts w:ascii="Wingdings" w:hAnsi="Wingdings" w:hint="default"/>
+        <w:sz w:val="20"/>
+      </w:rPr>
+    </w:lvl>
+    <w:lvl w:ilvl="7" w:tentative="1">
+      <w:start w:val="1"/>
+      <w:numFmt w:val="bullet"/>
+      <w:lvlText w:val=""/>
+      <w:lvlJc w:val="left"/>
+      <w:pPr>
+        <w:tabs>
+          <w:tab w:val="num" w:pos="5760"/>
+        </w:tabs>
+        <w:ind w:left="5760" w:hanging="360"/>
+      </w:pPr>
+      <w:rPr>
+        <w:rFonts w:ascii="Wingdings" w:hAnsi="Wingdings" w:hint="default"/>
+        <w:sz w:val="20"/>
+      </w:rPr>
+    </w:lvl>
+    <w:lvl w:ilvl="8" w:tentative="1">
+      <w:start w:val="1"/>
+      <w:numFmt w:val="bullet"/>
+      <w:lvlText w:val=""/>
+      <w:lvlJc w:val="left"/>
+      <w:pPr>
+        <w:tabs>
+          <w:tab w:val="num" w:pos="6480"/>
+        </w:tabs>
+        <w:ind w:left="6480" w:hanging="360"/>
+      </w:pPr>
+      <w:rPr>
+        <w:rFonts w:ascii="Wingdings" w:hAnsi="Wingdings" w:hint="default"/>
+        <w:sz w:val="20"/>
+      </w:rPr>
+    </w:lvl>
+  </w:abstractNum>
+  <w:abstractNum w:abstractNumId="11">
     <w:nsid w:val="1FC74537"/>
     <w:multiLevelType w:val="multilevel"/>
     <w:tmpl w:val="142C4612"/>
@@ -4235,7 +6219,7 @@
       </w:rPr>
     </w:lvl>
   </w:abstractNum>
-  <w:abstractNum w:abstractNumId="9">
+  <w:abstractNum w:abstractNumId="12">
     <w:nsid w:val="20092250"/>
     <w:multiLevelType w:val="multilevel"/>
     <w:tmpl w:val="44CA7678"/>
@@ -4384,7 +6368,120 @@
       </w:rPr>
     </w:lvl>
   </w:abstractNum>
-  <w:abstractNum w:abstractNumId="10">
+  <w:abstractNum w:abstractNumId="13">
+    <w:nsid w:val="2328750F"/>
+    <w:multiLevelType w:val="multilevel"/>
+    <w:tmpl w:val="28A48850"/>
+    <w:lvl w:ilvl="0">
+      <w:start w:val="17"/>
+      <w:numFmt w:val="decimal"/>
+      <w:lvlText w:val="%1."/>
+      <w:lvlJc w:val="left"/>
+      <w:pPr>
+        <w:tabs>
+          <w:tab w:val="num" w:pos="720"/>
+        </w:tabs>
+        <w:ind w:left="720" w:hanging="360"/>
+      </w:pPr>
+    </w:lvl>
+    <w:lvl w:ilvl="1" w:tentative="1">
+      <w:start w:val="1"/>
+      <w:numFmt w:val="decimal"/>
+      <w:lvlText w:val="%2."/>
+      <w:lvlJc w:val="left"/>
+      <w:pPr>
+        <w:tabs>
+          <w:tab w:val="num" w:pos="1440"/>
+        </w:tabs>
+        <w:ind w:left="1440" w:hanging="360"/>
+      </w:pPr>
+    </w:lvl>
+    <w:lvl w:ilvl="2" w:tentative="1">
+      <w:start w:val="1"/>
+      <w:numFmt w:val="decimal"/>
+      <w:lvlText w:val="%3."/>
+      <w:lvlJc w:val="left"/>
+      <w:pPr>
+        <w:tabs>
+          <w:tab w:val="num" w:pos="2160"/>
+        </w:tabs>
+        <w:ind w:left="2160" w:hanging="360"/>
+      </w:pPr>
+    </w:lvl>
+    <w:lvl w:ilvl="3" w:tentative="1">
+      <w:start w:val="1"/>
+      <w:numFmt w:val="decimal"/>
+      <w:lvlText w:val="%4."/>
+      <w:lvlJc w:val="left"/>
+      <w:pPr>
+        <w:tabs>
+          <w:tab w:val="num" w:pos="2880"/>
+        </w:tabs>
+        <w:ind w:left="2880" w:hanging="360"/>
+      </w:pPr>
+    </w:lvl>
+    <w:lvl w:ilvl="4" w:tentative="1">
+      <w:start w:val="1"/>
+      <w:numFmt w:val="decimal"/>
+      <w:lvlText w:val="%5."/>
+      <w:lvlJc w:val="left"/>
+      <w:pPr>
+        <w:tabs>
+          <w:tab w:val="num" w:pos="3600"/>
+        </w:tabs>
+        <w:ind w:left="3600" w:hanging="360"/>
+      </w:pPr>
+    </w:lvl>
+    <w:lvl w:ilvl="5" w:tentative="1">
+      <w:start w:val="1"/>
+      <w:numFmt w:val="decimal"/>
+      <w:lvlText w:val="%6."/>
+      <w:lvlJc w:val="left"/>
+      <w:pPr>
+        <w:tabs>
+          <w:tab w:val="num" w:pos="4320"/>
+        </w:tabs>
+        <w:ind w:left="4320" w:hanging="360"/>
+      </w:pPr>
+    </w:lvl>
+    <w:lvl w:ilvl="6" w:tentative="1">
+      <w:start w:val="1"/>
+      <w:numFmt w:val="decimal"/>
+      <w:lvlText w:val="%7."/>
+      <w:lvlJc w:val="left"/>
+      <w:pPr>
+        <w:tabs>
+          <w:tab w:val="num" w:pos="5040"/>
+        </w:tabs>
+        <w:ind w:left="5040" w:hanging="360"/>
+      </w:pPr>
+    </w:lvl>
+    <w:lvl w:ilvl="7" w:tentative="1">
+      <w:start w:val="1"/>
+      <w:numFmt w:val="decimal"/>
+      <w:lvlText w:val="%8."/>
+      <w:lvlJc w:val="left"/>
+      <w:pPr>
+        <w:tabs>
+          <w:tab w:val="num" w:pos="5760"/>
+        </w:tabs>
+        <w:ind w:left="5760" w:hanging="360"/>
+      </w:pPr>
+    </w:lvl>
+    <w:lvl w:ilvl="8" w:tentative="1">
+      <w:start w:val="1"/>
+      <w:numFmt w:val="decimal"/>
+      <w:lvlText w:val="%9."/>
+      <w:lvlJc w:val="left"/>
+      <w:pPr>
+        <w:tabs>
+          <w:tab w:val="num" w:pos="6480"/>
+        </w:tabs>
+        <w:ind w:left="6480" w:hanging="360"/>
+      </w:pPr>
+    </w:lvl>
+  </w:abstractNum>
+  <w:abstractNum w:abstractNumId="14">
     <w:nsid w:val="236A4D8E"/>
     <w:multiLevelType w:val="multilevel"/>
     <w:tmpl w:val="FEA8FE82"/>
@@ -4533,7 +6630,7 @@
       </w:rPr>
     </w:lvl>
   </w:abstractNum>
-  <w:abstractNum w:abstractNumId="11">
+  <w:abstractNum w:abstractNumId="15">
     <w:nsid w:val="26FB14C8"/>
     <w:multiLevelType w:val="multilevel"/>
     <w:tmpl w:val="BE78B79E"/>
@@ -4682,7 +6779,7 @@
       </w:rPr>
     </w:lvl>
   </w:abstractNum>
-  <w:abstractNum w:abstractNumId="12">
+  <w:abstractNum w:abstractNumId="16">
     <w:nsid w:val="2E801831"/>
     <w:multiLevelType w:val="multilevel"/>
     <w:tmpl w:val="6D0CC286"/>
@@ -4831,7 +6928,7 @@
       </w:rPr>
     </w:lvl>
   </w:abstractNum>
-  <w:abstractNum w:abstractNumId="13">
+  <w:abstractNum w:abstractNumId="17">
     <w:nsid w:val="2EED044C"/>
     <w:multiLevelType w:val="multilevel"/>
     <w:tmpl w:val="1FCE80E2"/>
@@ -4980,7 +7077,644 @@
       </w:rPr>
     </w:lvl>
   </w:abstractNum>
-  <w:abstractNum w:abstractNumId="14">
+  <w:abstractNum w:abstractNumId="18">
+    <w:nsid w:val="35CE4D83"/>
+    <w:multiLevelType w:val="multilevel"/>
+    <w:tmpl w:val="E2BE5954"/>
+    <w:lvl w:ilvl="0">
+      <w:start w:val="10"/>
+      <w:numFmt w:val="decimal"/>
+      <w:lvlText w:val="%1."/>
+      <w:lvlJc w:val="left"/>
+      <w:pPr>
+        <w:tabs>
+          <w:tab w:val="num" w:pos="720"/>
+        </w:tabs>
+        <w:ind w:left="720" w:hanging="360"/>
+      </w:pPr>
+    </w:lvl>
+    <w:lvl w:ilvl="1" w:tentative="1">
+      <w:start w:val="1"/>
+      <w:numFmt w:val="decimal"/>
+      <w:lvlText w:val="%2."/>
+      <w:lvlJc w:val="left"/>
+      <w:pPr>
+        <w:tabs>
+          <w:tab w:val="num" w:pos="1440"/>
+        </w:tabs>
+        <w:ind w:left="1440" w:hanging="360"/>
+      </w:pPr>
+    </w:lvl>
+    <w:lvl w:ilvl="2" w:tentative="1">
+      <w:start w:val="1"/>
+      <w:numFmt w:val="decimal"/>
+      <w:lvlText w:val="%3."/>
+      <w:lvlJc w:val="left"/>
+      <w:pPr>
+        <w:tabs>
+          <w:tab w:val="num" w:pos="2160"/>
+        </w:tabs>
+        <w:ind w:left="2160" w:hanging="360"/>
+      </w:pPr>
+    </w:lvl>
+    <w:lvl w:ilvl="3" w:tentative="1">
+      <w:start w:val="1"/>
+      <w:numFmt w:val="decimal"/>
+      <w:lvlText w:val="%4."/>
+      <w:lvlJc w:val="left"/>
+      <w:pPr>
+        <w:tabs>
+          <w:tab w:val="num" w:pos="2880"/>
+        </w:tabs>
+        <w:ind w:left="2880" w:hanging="360"/>
+      </w:pPr>
+    </w:lvl>
+    <w:lvl w:ilvl="4" w:tentative="1">
+      <w:start w:val="1"/>
+      <w:numFmt w:val="decimal"/>
+      <w:lvlText w:val="%5."/>
+      <w:lvlJc w:val="left"/>
+      <w:pPr>
+        <w:tabs>
+          <w:tab w:val="num" w:pos="3600"/>
+        </w:tabs>
+        <w:ind w:left="3600" w:hanging="360"/>
+      </w:pPr>
+    </w:lvl>
+    <w:lvl w:ilvl="5" w:tentative="1">
+      <w:start w:val="1"/>
+      <w:numFmt w:val="decimal"/>
+      <w:lvlText w:val="%6."/>
+      <w:lvlJc w:val="left"/>
+      <w:pPr>
+        <w:tabs>
+          <w:tab w:val="num" w:pos="4320"/>
+        </w:tabs>
+        <w:ind w:left="4320" w:hanging="360"/>
+      </w:pPr>
+    </w:lvl>
+    <w:lvl w:ilvl="6" w:tentative="1">
+      <w:start w:val="1"/>
+      <w:numFmt w:val="decimal"/>
+      <w:lvlText w:val="%7."/>
+      <w:lvlJc w:val="left"/>
+      <w:pPr>
+        <w:tabs>
+          <w:tab w:val="num" w:pos="5040"/>
+        </w:tabs>
+        <w:ind w:left="5040" w:hanging="360"/>
+      </w:pPr>
+    </w:lvl>
+    <w:lvl w:ilvl="7" w:tentative="1">
+      <w:start w:val="1"/>
+      <w:numFmt w:val="decimal"/>
+      <w:lvlText w:val="%8."/>
+      <w:lvlJc w:val="left"/>
+      <w:pPr>
+        <w:tabs>
+          <w:tab w:val="num" w:pos="5760"/>
+        </w:tabs>
+        <w:ind w:left="5760" w:hanging="360"/>
+      </w:pPr>
+    </w:lvl>
+    <w:lvl w:ilvl="8" w:tentative="1">
+      <w:start w:val="1"/>
+      <w:numFmt w:val="decimal"/>
+      <w:lvlText w:val="%9."/>
+      <w:lvlJc w:val="left"/>
+      <w:pPr>
+        <w:tabs>
+          <w:tab w:val="num" w:pos="6480"/>
+        </w:tabs>
+        <w:ind w:left="6480" w:hanging="360"/>
+      </w:pPr>
+    </w:lvl>
+  </w:abstractNum>
+  <w:abstractNum w:abstractNumId="19">
+    <w:nsid w:val="3B3819B7"/>
+    <w:multiLevelType w:val="multilevel"/>
+    <w:tmpl w:val="5B80BA90"/>
+    <w:lvl w:ilvl="0">
+      <w:start w:val="26"/>
+      <w:numFmt w:val="decimal"/>
+      <w:lvlText w:val="%1."/>
+      <w:lvlJc w:val="left"/>
+      <w:pPr>
+        <w:tabs>
+          <w:tab w:val="num" w:pos="720"/>
+        </w:tabs>
+        <w:ind w:left="720" w:hanging="360"/>
+      </w:pPr>
+    </w:lvl>
+    <w:lvl w:ilvl="1" w:tentative="1">
+      <w:start w:val="1"/>
+      <w:numFmt w:val="decimal"/>
+      <w:lvlText w:val="%2."/>
+      <w:lvlJc w:val="left"/>
+      <w:pPr>
+        <w:tabs>
+          <w:tab w:val="num" w:pos="1440"/>
+        </w:tabs>
+        <w:ind w:left="1440" w:hanging="360"/>
+      </w:pPr>
+    </w:lvl>
+    <w:lvl w:ilvl="2" w:tentative="1">
+      <w:start w:val="1"/>
+      <w:numFmt w:val="decimal"/>
+      <w:lvlText w:val="%3."/>
+      <w:lvlJc w:val="left"/>
+      <w:pPr>
+        <w:tabs>
+          <w:tab w:val="num" w:pos="2160"/>
+        </w:tabs>
+        <w:ind w:left="2160" w:hanging="360"/>
+      </w:pPr>
+    </w:lvl>
+    <w:lvl w:ilvl="3" w:tentative="1">
+      <w:start w:val="1"/>
+      <w:numFmt w:val="decimal"/>
+      <w:lvlText w:val="%4."/>
+      <w:lvlJc w:val="left"/>
+      <w:pPr>
+        <w:tabs>
+          <w:tab w:val="num" w:pos="2880"/>
+        </w:tabs>
+        <w:ind w:left="2880" w:hanging="360"/>
+      </w:pPr>
+    </w:lvl>
+    <w:lvl w:ilvl="4" w:tentative="1">
+      <w:start w:val="1"/>
+      <w:numFmt w:val="decimal"/>
+      <w:lvlText w:val="%5."/>
+      <w:lvlJc w:val="left"/>
+      <w:pPr>
+        <w:tabs>
+          <w:tab w:val="num" w:pos="3600"/>
+        </w:tabs>
+        <w:ind w:left="3600" w:hanging="360"/>
+      </w:pPr>
+    </w:lvl>
+    <w:lvl w:ilvl="5" w:tentative="1">
+      <w:start w:val="1"/>
+      <w:numFmt w:val="decimal"/>
+      <w:lvlText w:val="%6."/>
+      <w:lvlJc w:val="left"/>
+      <w:pPr>
+        <w:tabs>
+          <w:tab w:val="num" w:pos="4320"/>
+        </w:tabs>
+        <w:ind w:left="4320" w:hanging="360"/>
+      </w:pPr>
+    </w:lvl>
+    <w:lvl w:ilvl="6" w:tentative="1">
+      <w:start w:val="1"/>
+      <w:numFmt w:val="decimal"/>
+      <w:lvlText w:val="%7."/>
+      <w:lvlJc w:val="left"/>
+      <w:pPr>
+        <w:tabs>
+          <w:tab w:val="num" w:pos="5040"/>
+        </w:tabs>
+        <w:ind w:left="5040" w:hanging="360"/>
+      </w:pPr>
+    </w:lvl>
+    <w:lvl w:ilvl="7" w:tentative="1">
+      <w:start w:val="1"/>
+      <w:numFmt w:val="decimal"/>
+      <w:lvlText w:val="%8."/>
+      <w:lvlJc w:val="left"/>
+      <w:pPr>
+        <w:tabs>
+          <w:tab w:val="num" w:pos="5760"/>
+        </w:tabs>
+        <w:ind w:left="5760" w:hanging="360"/>
+      </w:pPr>
+    </w:lvl>
+    <w:lvl w:ilvl="8" w:tentative="1">
+      <w:start w:val="1"/>
+      <w:numFmt w:val="decimal"/>
+      <w:lvlText w:val="%9."/>
+      <w:lvlJc w:val="left"/>
+      <w:pPr>
+        <w:tabs>
+          <w:tab w:val="num" w:pos="6480"/>
+        </w:tabs>
+        <w:ind w:left="6480" w:hanging="360"/>
+      </w:pPr>
+    </w:lvl>
+  </w:abstractNum>
+  <w:abstractNum w:abstractNumId="20">
+    <w:nsid w:val="3BAC7D61"/>
+    <w:multiLevelType w:val="multilevel"/>
+    <w:tmpl w:val="A5FAE4F0"/>
+    <w:lvl w:ilvl="0">
+      <w:start w:val="1"/>
+      <w:numFmt w:val="bullet"/>
+      <w:lvlText w:val=""/>
+      <w:lvlJc w:val="left"/>
+      <w:pPr>
+        <w:tabs>
+          <w:tab w:val="num" w:pos="720"/>
+        </w:tabs>
+        <w:ind w:left="720" w:hanging="360"/>
+      </w:pPr>
+      <w:rPr>
+        <w:rFonts w:ascii="Symbol" w:hAnsi="Symbol" w:hint="default"/>
+        <w:sz w:val="20"/>
+      </w:rPr>
+    </w:lvl>
+    <w:lvl w:ilvl="1" w:tentative="1">
+      <w:start w:val="1"/>
+      <w:numFmt w:val="bullet"/>
+      <w:lvlText w:val="o"/>
+      <w:lvlJc w:val="left"/>
+      <w:pPr>
+        <w:tabs>
+          <w:tab w:val="num" w:pos="1440"/>
+        </w:tabs>
+        <w:ind w:left="1440" w:hanging="360"/>
+      </w:pPr>
+      <w:rPr>
+        <w:rFonts w:ascii="Courier New" w:hAnsi="Courier New" w:hint="default"/>
+        <w:sz w:val="20"/>
+      </w:rPr>
+    </w:lvl>
+    <w:lvl w:ilvl="2" w:tentative="1">
+      <w:start w:val="1"/>
+      <w:numFmt w:val="bullet"/>
+      <w:lvlText w:val=""/>
+      <w:lvlJc w:val="left"/>
+      <w:pPr>
+        <w:tabs>
+          <w:tab w:val="num" w:pos="2160"/>
+        </w:tabs>
+        <w:ind w:left="2160" w:hanging="360"/>
+      </w:pPr>
+      <w:rPr>
+        <w:rFonts w:ascii="Wingdings" w:hAnsi="Wingdings" w:hint="default"/>
+        <w:sz w:val="20"/>
+      </w:rPr>
+    </w:lvl>
+    <w:lvl w:ilvl="3" w:tentative="1">
+      <w:start w:val="1"/>
+      <w:numFmt w:val="bullet"/>
+      <w:lvlText w:val=""/>
+      <w:lvlJc w:val="left"/>
+      <w:pPr>
+        <w:tabs>
+          <w:tab w:val="num" w:pos="2880"/>
+        </w:tabs>
+        <w:ind w:left="2880" w:hanging="360"/>
+      </w:pPr>
+      <w:rPr>
+        <w:rFonts w:ascii="Wingdings" w:hAnsi="Wingdings" w:hint="default"/>
+        <w:sz w:val="20"/>
+      </w:rPr>
+    </w:lvl>
+    <w:lvl w:ilvl="4" w:tentative="1">
+      <w:start w:val="1"/>
+      <w:numFmt w:val="bullet"/>
+      <w:lvlText w:val=""/>
+      <w:lvlJc w:val="left"/>
+      <w:pPr>
+        <w:tabs>
+          <w:tab w:val="num" w:pos="3600"/>
+        </w:tabs>
+        <w:ind w:left="3600" w:hanging="360"/>
+      </w:pPr>
+      <w:rPr>
+        <w:rFonts w:ascii="Wingdings" w:hAnsi="Wingdings" w:hint="default"/>
+        <w:sz w:val="20"/>
+      </w:rPr>
+    </w:lvl>
+    <w:lvl w:ilvl="5" w:tentative="1">
+      <w:start w:val="1"/>
+      <w:numFmt w:val="bullet"/>
+      <w:lvlText w:val=""/>
+      <w:lvlJc w:val="left"/>
+      <w:pPr>
+        <w:tabs>
+          <w:tab w:val="num" w:pos="4320"/>
+        </w:tabs>
+        <w:ind w:left="4320" w:hanging="360"/>
+      </w:pPr>
+      <w:rPr>
+        <w:rFonts w:ascii="Wingdings" w:hAnsi="Wingdings" w:hint="default"/>
+        <w:sz w:val="20"/>
+      </w:rPr>
+    </w:lvl>
+    <w:lvl w:ilvl="6" w:tentative="1">
+      <w:start w:val="1"/>
+      <w:numFmt w:val="bullet"/>
+      <w:lvlText w:val=""/>
+      <w:lvlJc w:val="left"/>
+      <w:pPr>
+        <w:tabs>
+          <w:tab w:val="num" w:pos="5040"/>
+        </w:tabs>
+        <w:ind w:left="5040" w:hanging="360"/>
+      </w:pPr>
+      <w:rPr>
+        <w:rFonts w:ascii="Wingdings" w:hAnsi="Wingdings" w:hint="default"/>
+        <w:sz w:val="20"/>
+      </w:rPr>
+    </w:lvl>
+    <w:lvl w:ilvl="7" w:tentative="1">
+      <w:start w:val="1"/>
+      <w:numFmt w:val="bullet"/>
+      <w:lvlText w:val=""/>
+      <w:lvlJc w:val="left"/>
+      <w:pPr>
+        <w:tabs>
+          <w:tab w:val="num" w:pos="5760"/>
+        </w:tabs>
+        <w:ind w:left="5760" w:hanging="360"/>
+      </w:pPr>
+      <w:rPr>
+        <w:rFonts w:ascii="Wingdings" w:hAnsi="Wingdings" w:hint="default"/>
+        <w:sz w:val="20"/>
+      </w:rPr>
+    </w:lvl>
+    <w:lvl w:ilvl="8" w:tentative="1">
+      <w:start w:val="1"/>
+      <w:numFmt w:val="bullet"/>
+      <w:lvlText w:val=""/>
+      <w:lvlJc w:val="left"/>
+      <w:pPr>
+        <w:tabs>
+          <w:tab w:val="num" w:pos="6480"/>
+        </w:tabs>
+        <w:ind w:left="6480" w:hanging="360"/>
+      </w:pPr>
+      <w:rPr>
+        <w:rFonts w:ascii="Wingdings" w:hAnsi="Wingdings" w:hint="default"/>
+        <w:sz w:val="20"/>
+      </w:rPr>
+    </w:lvl>
+  </w:abstractNum>
+  <w:abstractNum w:abstractNumId="21">
+    <w:nsid w:val="3EA04B83"/>
+    <w:multiLevelType w:val="multilevel"/>
+    <w:tmpl w:val="52A26810"/>
+    <w:lvl w:ilvl="0">
+      <w:start w:val="22"/>
+      <w:numFmt w:val="decimal"/>
+      <w:lvlText w:val="%1."/>
+      <w:lvlJc w:val="left"/>
+      <w:pPr>
+        <w:tabs>
+          <w:tab w:val="num" w:pos="720"/>
+        </w:tabs>
+        <w:ind w:left="720" w:hanging="360"/>
+      </w:pPr>
+    </w:lvl>
+    <w:lvl w:ilvl="1" w:tentative="1">
+      <w:start w:val="1"/>
+      <w:numFmt w:val="decimal"/>
+      <w:lvlText w:val="%2."/>
+      <w:lvlJc w:val="left"/>
+      <w:pPr>
+        <w:tabs>
+          <w:tab w:val="num" w:pos="1440"/>
+        </w:tabs>
+        <w:ind w:left="1440" w:hanging="360"/>
+      </w:pPr>
+    </w:lvl>
+    <w:lvl w:ilvl="2" w:tentative="1">
+      <w:start w:val="1"/>
+      <w:numFmt w:val="decimal"/>
+      <w:lvlText w:val="%3."/>
+      <w:lvlJc w:val="left"/>
+      <w:pPr>
+        <w:tabs>
+          <w:tab w:val="num" w:pos="2160"/>
+        </w:tabs>
+        <w:ind w:left="2160" w:hanging="360"/>
+      </w:pPr>
+    </w:lvl>
+    <w:lvl w:ilvl="3" w:tentative="1">
+      <w:start w:val="1"/>
+      <w:numFmt w:val="decimal"/>
+      <w:lvlText w:val="%4."/>
+      <w:lvlJc w:val="left"/>
+      <w:pPr>
+        <w:tabs>
+          <w:tab w:val="num" w:pos="2880"/>
+        </w:tabs>
+        <w:ind w:left="2880" w:hanging="360"/>
+      </w:pPr>
+    </w:lvl>
+    <w:lvl w:ilvl="4" w:tentative="1">
+      <w:start w:val="1"/>
+      <w:numFmt w:val="decimal"/>
+      <w:lvlText w:val="%5."/>
+      <w:lvlJc w:val="left"/>
+      <w:pPr>
+        <w:tabs>
+          <w:tab w:val="num" w:pos="3600"/>
+        </w:tabs>
+        <w:ind w:left="3600" w:hanging="360"/>
+      </w:pPr>
+    </w:lvl>
+    <w:lvl w:ilvl="5" w:tentative="1">
+      <w:start w:val="1"/>
+      <w:numFmt w:val="decimal"/>
+      <w:lvlText w:val="%6."/>
+      <w:lvlJc w:val="left"/>
+      <w:pPr>
+        <w:tabs>
+          <w:tab w:val="num" w:pos="4320"/>
+        </w:tabs>
+        <w:ind w:left="4320" w:hanging="360"/>
+      </w:pPr>
+    </w:lvl>
+    <w:lvl w:ilvl="6" w:tentative="1">
+      <w:start w:val="1"/>
+      <w:numFmt w:val="decimal"/>
+      <w:lvlText w:val="%7."/>
+      <w:lvlJc w:val="left"/>
+      <w:pPr>
+        <w:tabs>
+          <w:tab w:val="num" w:pos="5040"/>
+        </w:tabs>
+        <w:ind w:left="5040" w:hanging="360"/>
+      </w:pPr>
+    </w:lvl>
+    <w:lvl w:ilvl="7" w:tentative="1">
+      <w:start w:val="1"/>
+      <w:numFmt w:val="decimal"/>
+      <w:lvlText w:val="%8."/>
+      <w:lvlJc w:val="left"/>
+      <w:pPr>
+        <w:tabs>
+          <w:tab w:val="num" w:pos="5760"/>
+        </w:tabs>
+        <w:ind w:left="5760" w:hanging="360"/>
+      </w:pPr>
+    </w:lvl>
+    <w:lvl w:ilvl="8" w:tentative="1">
+      <w:start w:val="1"/>
+      <w:numFmt w:val="decimal"/>
+      <w:lvlText w:val="%9."/>
+      <w:lvlJc w:val="left"/>
+      <w:pPr>
+        <w:tabs>
+          <w:tab w:val="num" w:pos="6480"/>
+        </w:tabs>
+        <w:ind w:left="6480" w:hanging="360"/>
+      </w:pPr>
+    </w:lvl>
+  </w:abstractNum>
+  <w:abstractNum w:abstractNumId="22">
+    <w:nsid w:val="42A749B6"/>
+    <w:multiLevelType w:val="multilevel"/>
+    <w:tmpl w:val="F9DAAA4C"/>
+    <w:lvl w:ilvl="0">
+      <w:start w:val="1"/>
+      <w:numFmt w:val="bullet"/>
+      <w:lvlText w:val=""/>
+      <w:lvlJc w:val="left"/>
+      <w:pPr>
+        <w:tabs>
+          <w:tab w:val="num" w:pos="720"/>
+        </w:tabs>
+        <w:ind w:left="720" w:hanging="360"/>
+      </w:pPr>
+      <w:rPr>
+        <w:rFonts w:ascii="Symbol" w:hAnsi="Symbol" w:hint="default"/>
+        <w:sz w:val="20"/>
+      </w:rPr>
+    </w:lvl>
+    <w:lvl w:ilvl="1" w:tentative="1">
+      <w:start w:val="1"/>
+      <w:numFmt w:val="bullet"/>
+      <w:lvlText w:val="o"/>
+      <w:lvlJc w:val="left"/>
+      <w:pPr>
+        <w:tabs>
+          <w:tab w:val="num" w:pos="1440"/>
+        </w:tabs>
+        <w:ind w:left="1440" w:hanging="360"/>
+      </w:pPr>
+      <w:rPr>
+        <w:rFonts w:ascii="Courier New" w:hAnsi="Courier New" w:hint="default"/>
+        <w:sz w:val="20"/>
+      </w:rPr>
+    </w:lvl>
+    <w:lvl w:ilvl="2" w:tentative="1">
+      <w:start w:val="1"/>
+      <w:numFmt w:val="bullet"/>
+      <w:lvlText w:val=""/>
+      <w:lvlJc w:val="left"/>
+      <w:pPr>
+        <w:tabs>
+          <w:tab w:val="num" w:pos="2160"/>
+        </w:tabs>
+        <w:ind w:left="2160" w:hanging="360"/>
+      </w:pPr>
+      <w:rPr>
+        <w:rFonts w:ascii="Wingdings" w:hAnsi="Wingdings" w:hint="default"/>
+        <w:sz w:val="20"/>
+      </w:rPr>
+    </w:lvl>
+    <w:lvl w:ilvl="3" w:tentative="1">
+      <w:start w:val="1"/>
+      <w:numFmt w:val="bullet"/>
+      <w:lvlText w:val=""/>
+      <w:lvlJc w:val="left"/>
+      <w:pPr>
+        <w:tabs>
+          <w:tab w:val="num" w:pos="2880"/>
+        </w:tabs>
+        <w:ind w:left="2880" w:hanging="360"/>
+      </w:pPr>
+      <w:rPr>
+        <w:rFonts w:ascii="Wingdings" w:hAnsi="Wingdings" w:hint="default"/>
+        <w:sz w:val="20"/>
+      </w:rPr>
+    </w:lvl>
+    <w:lvl w:ilvl="4" w:tentative="1">
+      <w:start w:val="1"/>
+      <w:numFmt w:val="bullet"/>
+      <w:lvlText w:val=""/>
+      <w:lvlJc w:val="left"/>
+      <w:pPr>
+        <w:tabs>
+          <w:tab w:val="num" w:pos="3600"/>
+        </w:tabs>
+        <w:ind w:left="3600" w:hanging="360"/>
+      </w:pPr>
+      <w:rPr>
+        <w:rFonts w:ascii="Wingdings" w:hAnsi="Wingdings" w:hint="default"/>
+        <w:sz w:val="20"/>
+      </w:rPr>
+    </w:lvl>
+    <w:lvl w:ilvl="5" w:tentative="1">
+      <w:start w:val="1"/>
+      <w:numFmt w:val="bullet"/>
+      <w:lvlText w:val=""/>
+      <w:lvlJc w:val="left"/>
+      <w:pPr>
+        <w:tabs>
+          <w:tab w:val="num" w:pos="4320"/>
+        </w:tabs>
+        <w:ind w:left="4320" w:hanging="360"/>
+      </w:pPr>
+      <w:rPr>
+        <w:rFonts w:ascii="Wingdings" w:hAnsi="Wingdings" w:hint="default"/>
+        <w:sz w:val="20"/>
+      </w:rPr>
+    </w:lvl>
+    <w:lvl w:ilvl="6" w:tentative="1">
+      <w:start w:val="1"/>
+      <w:numFmt w:val="bullet"/>
+      <w:lvlText w:val=""/>
+      <w:lvlJc w:val="left"/>
+      <w:pPr>
+        <w:tabs>
+          <w:tab w:val="num" w:pos="5040"/>
+        </w:tabs>
+        <w:ind w:left="5040" w:hanging="360"/>
+      </w:pPr>
+      <w:rPr>
+        <w:rFonts w:ascii="Wingdings" w:hAnsi="Wingdings" w:hint="default"/>
+        <w:sz w:val="20"/>
+      </w:rPr>
+    </w:lvl>
+    <w:lvl w:ilvl="7" w:tentative="1">
+      <w:start w:val="1"/>
+      <w:numFmt w:val="bullet"/>
+      <w:lvlText w:val=""/>
+      <w:lvlJc w:val="left"/>
+      <w:pPr>
+        <w:tabs>
+          <w:tab w:val="num" w:pos="5760"/>
+        </w:tabs>
+        <w:ind w:left="5760" w:hanging="360"/>
+      </w:pPr>
+      <w:rPr>
+        <w:rFonts w:ascii="Wingdings" w:hAnsi="Wingdings" w:hint="default"/>
+        <w:sz w:val="20"/>
+      </w:rPr>
+    </w:lvl>
+    <w:lvl w:ilvl="8" w:tentative="1">
+      <w:start w:val="1"/>
+      <w:numFmt w:val="bullet"/>
+      <w:lvlText w:val=""/>
+      <w:lvlJc w:val="left"/>
+      <w:pPr>
+        <w:tabs>
+          <w:tab w:val="num" w:pos="6480"/>
+        </w:tabs>
+        <w:ind w:left="6480" w:hanging="360"/>
+      </w:pPr>
+      <w:rPr>
+        <w:rFonts w:ascii="Wingdings" w:hAnsi="Wingdings" w:hint="default"/>
+        <w:sz w:val="20"/>
+      </w:rPr>
+    </w:lvl>
+  </w:abstractNum>
+  <w:abstractNum w:abstractNumId="23">
     <w:nsid w:val="458C3E66"/>
     <w:multiLevelType w:val="multilevel"/>
     <w:tmpl w:val="3E22ED04"/>
@@ -5129,7 +7863,120 @@
       </w:rPr>
     </w:lvl>
   </w:abstractNum>
-  <w:abstractNum w:abstractNumId="15">
+  <w:abstractNum w:abstractNumId="24">
+    <w:nsid w:val="4FA47A9F"/>
+    <w:multiLevelType w:val="multilevel"/>
+    <w:tmpl w:val="D39E0544"/>
+    <w:lvl w:ilvl="0">
+      <w:start w:val="19"/>
+      <w:numFmt w:val="decimal"/>
+      <w:lvlText w:val="%1."/>
+      <w:lvlJc w:val="left"/>
+      <w:pPr>
+        <w:tabs>
+          <w:tab w:val="num" w:pos="720"/>
+        </w:tabs>
+        <w:ind w:left="720" w:hanging="360"/>
+      </w:pPr>
+    </w:lvl>
+    <w:lvl w:ilvl="1" w:tentative="1">
+      <w:start w:val="1"/>
+      <w:numFmt w:val="decimal"/>
+      <w:lvlText w:val="%2."/>
+      <w:lvlJc w:val="left"/>
+      <w:pPr>
+        <w:tabs>
+          <w:tab w:val="num" w:pos="1440"/>
+        </w:tabs>
+        <w:ind w:left="1440" w:hanging="360"/>
+      </w:pPr>
+    </w:lvl>
+    <w:lvl w:ilvl="2" w:tentative="1">
+      <w:start w:val="1"/>
+      <w:numFmt w:val="decimal"/>
+      <w:lvlText w:val="%3."/>
+      <w:lvlJc w:val="left"/>
+      <w:pPr>
+        <w:tabs>
+          <w:tab w:val="num" w:pos="2160"/>
+        </w:tabs>
+        <w:ind w:left="2160" w:hanging="360"/>
+      </w:pPr>
+    </w:lvl>
+    <w:lvl w:ilvl="3" w:tentative="1">
+      <w:start w:val="1"/>
+      <w:numFmt w:val="decimal"/>
+      <w:lvlText w:val="%4."/>
+      <w:lvlJc w:val="left"/>
+      <w:pPr>
+        <w:tabs>
+          <w:tab w:val="num" w:pos="2880"/>
+        </w:tabs>
+        <w:ind w:left="2880" w:hanging="360"/>
+      </w:pPr>
+    </w:lvl>
+    <w:lvl w:ilvl="4" w:tentative="1">
+      <w:start w:val="1"/>
+      <w:numFmt w:val="decimal"/>
+      <w:lvlText w:val="%5."/>
+      <w:lvlJc w:val="left"/>
+      <w:pPr>
+        <w:tabs>
+          <w:tab w:val="num" w:pos="3600"/>
+        </w:tabs>
+        <w:ind w:left="3600" w:hanging="360"/>
+      </w:pPr>
+    </w:lvl>
+    <w:lvl w:ilvl="5" w:tentative="1">
+      <w:start w:val="1"/>
+      <w:numFmt w:val="decimal"/>
+      <w:lvlText w:val="%6."/>
+      <w:lvlJc w:val="left"/>
+      <w:pPr>
+        <w:tabs>
+          <w:tab w:val="num" w:pos="4320"/>
+        </w:tabs>
+        <w:ind w:left="4320" w:hanging="360"/>
+      </w:pPr>
+    </w:lvl>
+    <w:lvl w:ilvl="6" w:tentative="1">
+      <w:start w:val="1"/>
+      <w:numFmt w:val="decimal"/>
+      <w:lvlText w:val="%7."/>
+      <w:lvlJc w:val="left"/>
+      <w:pPr>
+        <w:tabs>
+          <w:tab w:val="num" w:pos="5040"/>
+        </w:tabs>
+        <w:ind w:left="5040" w:hanging="360"/>
+      </w:pPr>
+    </w:lvl>
+    <w:lvl w:ilvl="7" w:tentative="1">
+      <w:start w:val="1"/>
+      <w:numFmt w:val="decimal"/>
+      <w:lvlText w:val="%8."/>
+      <w:lvlJc w:val="left"/>
+      <w:pPr>
+        <w:tabs>
+          <w:tab w:val="num" w:pos="5760"/>
+        </w:tabs>
+        <w:ind w:left="5760" w:hanging="360"/>
+      </w:pPr>
+    </w:lvl>
+    <w:lvl w:ilvl="8" w:tentative="1">
+      <w:start w:val="1"/>
+      <w:numFmt w:val="decimal"/>
+      <w:lvlText w:val="%9."/>
+      <w:lvlJc w:val="left"/>
+      <w:pPr>
+        <w:tabs>
+          <w:tab w:val="num" w:pos="6480"/>
+        </w:tabs>
+        <w:ind w:left="6480" w:hanging="360"/>
+      </w:pPr>
+    </w:lvl>
+  </w:abstractNum>
+  <w:abstractNum w:abstractNumId="25">
     <w:nsid w:val="505E6B2B"/>
     <w:multiLevelType w:val="multilevel"/>
     <w:tmpl w:val="592C6DC6"/>
@@ -5274,7 +8121,120 @@
       </w:rPr>
     </w:lvl>
   </w:abstractNum>
-  <w:abstractNum w:abstractNumId="16">
+  <w:abstractNum w:abstractNumId="26">
+    <w:nsid w:val="558D54D1"/>
+    <w:multiLevelType w:val="multilevel"/>
+    <w:tmpl w:val="5CDCEA3A"/>
+    <w:lvl w:ilvl="0">
+      <w:start w:val="6"/>
+      <w:numFmt w:val="decimal"/>
+      <w:lvlText w:val="%1."/>
+      <w:lvlJc w:val="left"/>
+      <w:pPr>
+        <w:tabs>
+          <w:tab w:val="num" w:pos="720"/>
+        </w:tabs>
+        <w:ind w:left="720" w:hanging="360"/>
+      </w:pPr>
+    </w:lvl>
+    <w:lvl w:ilvl="1" w:tentative="1">
+      <w:start w:val="1"/>
+      <w:numFmt w:val="decimal"/>
+      <w:lvlText w:val="%2."/>
+      <w:lvlJc w:val="left"/>
+      <w:pPr>
+        <w:tabs>
+          <w:tab w:val="num" w:pos="1440"/>
+        </w:tabs>
+        <w:ind w:left="1440" w:hanging="360"/>
+      </w:pPr>
+    </w:lvl>
+    <w:lvl w:ilvl="2" w:tentative="1">
+      <w:start w:val="1"/>
+      <w:numFmt w:val="decimal"/>
+      <w:lvlText w:val="%3."/>
+      <w:lvlJc w:val="left"/>
+      <w:pPr>
+        <w:tabs>
+          <w:tab w:val="num" w:pos="2160"/>
+        </w:tabs>
+        <w:ind w:left="2160" w:hanging="360"/>
+      </w:pPr>
+    </w:lvl>
+    <w:lvl w:ilvl="3" w:tentative="1">
+      <w:start w:val="1"/>
+      <w:numFmt w:val="decimal"/>
+      <w:lvlText w:val="%4."/>
+      <w:lvlJc w:val="left"/>
+      <w:pPr>
+        <w:tabs>
+          <w:tab w:val="num" w:pos="2880"/>
+        </w:tabs>
+        <w:ind w:left="2880" w:hanging="360"/>
+      </w:pPr>
+    </w:lvl>
+    <w:lvl w:ilvl="4" w:tentative="1">
+      <w:start w:val="1"/>
+      <w:numFmt w:val="decimal"/>
+      <w:lvlText w:val="%5."/>
+      <w:lvlJc w:val="left"/>
+      <w:pPr>
+        <w:tabs>
+          <w:tab w:val="num" w:pos="3600"/>
+        </w:tabs>
+        <w:ind w:left="3600" w:hanging="360"/>
+      </w:pPr>
+    </w:lvl>
+    <w:lvl w:ilvl="5" w:tentative="1">
+      <w:start w:val="1"/>
+      <w:numFmt w:val="decimal"/>
+      <w:lvlText w:val="%6."/>
+      <w:lvlJc w:val="left"/>
+      <w:pPr>
+        <w:tabs>
+          <w:tab w:val="num" w:pos="4320"/>
+        </w:tabs>
+        <w:ind w:left="4320" w:hanging="360"/>
+      </w:pPr>
+    </w:lvl>
+    <w:lvl w:ilvl="6" w:tentative="1">
+      <w:start w:val="1"/>
+      <w:numFmt w:val="decimal"/>
+      <w:lvlText w:val="%7."/>
+      <w:lvlJc w:val="left"/>
+      <w:pPr>
+        <w:tabs>
+          <w:tab w:val="num" w:pos="5040"/>
+        </w:tabs>
+        <w:ind w:left="5040" w:hanging="360"/>
+      </w:pPr>
+    </w:lvl>
+    <w:lvl w:ilvl="7" w:tentative="1">
+      <w:start w:val="1"/>
+      <w:numFmt w:val="decimal"/>
+      <w:lvlText w:val="%8."/>
+      <w:lvlJc w:val="left"/>
+      <w:pPr>
+        <w:tabs>
+          <w:tab w:val="num" w:pos="5760"/>
+        </w:tabs>
+        <w:ind w:left="5760" w:hanging="360"/>
+      </w:pPr>
+    </w:lvl>
+    <w:lvl w:ilvl="8" w:tentative="1">
+      <w:start w:val="1"/>
+      <w:numFmt w:val="decimal"/>
+      <w:lvlText w:val="%9."/>
+      <w:lvlJc w:val="left"/>
+      <w:pPr>
+        <w:tabs>
+          <w:tab w:val="num" w:pos="6480"/>
+        </w:tabs>
+        <w:ind w:left="6480" w:hanging="360"/>
+      </w:pPr>
+    </w:lvl>
+  </w:abstractNum>
+  <w:abstractNum w:abstractNumId="27">
     <w:nsid w:val="5A234971"/>
     <w:multiLevelType w:val="multilevel"/>
     <w:tmpl w:val="8F66A7F6"/>
@@ -5423,7 +8383,7 @@
       </w:rPr>
     </w:lvl>
   </w:abstractNum>
-  <w:abstractNum w:abstractNumId="17">
+  <w:abstractNum w:abstractNumId="28">
     <w:nsid w:val="5DE27CE3"/>
     <w:multiLevelType w:val="multilevel"/>
     <w:tmpl w:val="E92AAD5E"/>
@@ -5572,7 +8532,7 @@
       </w:rPr>
     </w:lvl>
   </w:abstractNum>
-  <w:abstractNum w:abstractNumId="18">
+  <w:abstractNum w:abstractNumId="29">
     <w:nsid w:val="5E552A60"/>
     <w:multiLevelType w:val="multilevel"/>
     <w:tmpl w:val="A186395E"/>
@@ -5721,7 +8681,7 @@
       </w:rPr>
     </w:lvl>
   </w:abstractNum>
-  <w:abstractNum w:abstractNumId="19">
+  <w:abstractNum w:abstractNumId="30">
     <w:nsid w:val="5E967400"/>
     <w:multiLevelType w:val="multilevel"/>
     <w:tmpl w:val="C9A8C652"/>
@@ -5870,7 +8830,120 @@
       </w:rPr>
     </w:lvl>
   </w:abstractNum>
-  <w:abstractNum w:abstractNumId="20">
+  <w:abstractNum w:abstractNumId="31">
+    <w:nsid w:val="6130389E"/>
+    <w:multiLevelType w:val="multilevel"/>
+    <w:tmpl w:val="7C8C8AA2"/>
+    <w:lvl w:ilvl="0">
+      <w:start w:val="29"/>
+      <w:numFmt w:val="decimal"/>
+      <w:lvlText w:val="%1."/>
+      <w:lvlJc w:val="left"/>
+      <w:pPr>
+        <w:tabs>
+          <w:tab w:val="num" w:pos="720"/>
+        </w:tabs>
+        <w:ind w:left="720" w:hanging="360"/>
+      </w:pPr>
+    </w:lvl>
+    <w:lvl w:ilvl="1" w:tentative="1">
+      <w:start w:val="1"/>
+      <w:numFmt w:val="decimal"/>
+      <w:lvlText w:val="%2."/>
+      <w:lvlJc w:val="left"/>
+      <w:pPr>
+        <w:tabs>
+          <w:tab w:val="num" w:pos="1440"/>
+        </w:tabs>
+        <w:ind w:left="1440" w:hanging="360"/>
+      </w:pPr>
+    </w:lvl>
+    <w:lvl w:ilvl="2" w:tentative="1">
+      <w:start w:val="1"/>
+      <w:numFmt w:val="decimal"/>
+      <w:lvlText w:val="%3."/>
+      <w:lvlJc w:val="left"/>
+      <w:pPr>
+        <w:tabs>
+          <w:tab w:val="num" w:pos="2160"/>
+        </w:tabs>
+        <w:ind w:left="2160" w:hanging="360"/>
+      </w:pPr>
+    </w:lvl>
+    <w:lvl w:ilvl="3" w:tentative="1">
+      <w:start w:val="1"/>
+      <w:numFmt w:val="decimal"/>
+      <w:lvlText w:val="%4."/>
+      <w:lvlJc w:val="left"/>
+      <w:pPr>
+        <w:tabs>
+          <w:tab w:val="num" w:pos="2880"/>
+        </w:tabs>
+        <w:ind w:left="2880" w:hanging="360"/>
+      </w:pPr>
+    </w:lvl>
+    <w:lvl w:ilvl="4" w:tentative="1">
+      <w:start w:val="1"/>
+      <w:numFmt w:val="decimal"/>
+      <w:lvlText w:val="%5."/>
+      <w:lvlJc w:val="left"/>
+      <w:pPr>
+        <w:tabs>
+          <w:tab w:val="num" w:pos="3600"/>
+        </w:tabs>
+        <w:ind w:left="3600" w:hanging="360"/>
+      </w:pPr>
+    </w:lvl>
+    <w:lvl w:ilvl="5" w:tentative="1">
+      <w:start w:val="1"/>
+      <w:numFmt w:val="decimal"/>
+      <w:lvlText w:val="%6."/>
+      <w:lvlJc w:val="left"/>
+      <w:pPr>
+        <w:tabs>
+          <w:tab w:val="num" w:pos="4320"/>
+        </w:tabs>
+        <w:ind w:left="4320" w:hanging="360"/>
+      </w:pPr>
+    </w:lvl>
+    <w:lvl w:ilvl="6" w:tentative="1">
+      <w:start w:val="1"/>
+      <w:numFmt w:val="decimal"/>
+      <w:lvlText w:val="%7."/>
+      <w:lvlJc w:val="left"/>
+      <w:pPr>
+        <w:tabs>
+          <w:tab w:val="num" w:pos="5040"/>
+        </w:tabs>
+        <w:ind w:left="5040" w:hanging="360"/>
+      </w:pPr>
+    </w:lvl>
+    <w:lvl w:ilvl="7" w:tentative="1">
+      <w:start w:val="1"/>
+      <w:numFmt w:val="decimal"/>
+      <w:lvlText w:val="%8."/>
+      <w:lvlJc w:val="left"/>
+      <w:pPr>
+        <w:tabs>
+          <w:tab w:val="num" w:pos="5760"/>
+        </w:tabs>
+        <w:ind w:left="5760" w:hanging="360"/>
+      </w:pPr>
+    </w:lvl>
+    <w:lvl w:ilvl="8" w:tentative="1">
+      <w:start w:val="1"/>
+      <w:numFmt w:val="decimal"/>
+      <w:lvlText w:val="%9."/>
+      <w:lvlJc w:val="left"/>
+      <w:pPr>
+        <w:tabs>
+          <w:tab w:val="num" w:pos="6480"/>
+        </w:tabs>
+        <w:ind w:left="6480" w:hanging="360"/>
+      </w:pPr>
+    </w:lvl>
+  </w:abstractNum>
+  <w:abstractNum w:abstractNumId="32">
     <w:nsid w:val="63B02DAF"/>
     <w:multiLevelType w:val="multilevel"/>
     <w:tmpl w:val="84C017A8"/>
@@ -6019,7 +9092,305 @@
       </w:rPr>
     </w:lvl>
   </w:abstractNum>
-  <w:abstractNum w:abstractNumId="21">
+  <w:abstractNum w:abstractNumId="33">
+    <w:nsid w:val="640030F4"/>
+    <w:multiLevelType w:val="multilevel"/>
+    <w:tmpl w:val="9146BC7C"/>
+    <w:lvl w:ilvl="0">
+      <w:start w:val="1"/>
+      <w:numFmt w:val="bullet"/>
+      <w:lvlText w:val=""/>
+      <w:lvlJc w:val="left"/>
+      <w:pPr>
+        <w:tabs>
+          <w:tab w:val="num" w:pos="720"/>
+        </w:tabs>
+        <w:ind w:left="720" w:hanging="360"/>
+      </w:pPr>
+      <w:rPr>
+        <w:rFonts w:ascii="Symbol" w:hAnsi="Symbol" w:hint="default"/>
+        <w:sz w:val="20"/>
+      </w:rPr>
+    </w:lvl>
+    <w:lvl w:ilvl="1" w:tentative="1">
+      <w:start w:val="1"/>
+      <w:numFmt w:val="bullet"/>
+      <w:lvlText w:val="o"/>
+      <w:lvlJc w:val="left"/>
+      <w:pPr>
+        <w:tabs>
+          <w:tab w:val="num" w:pos="1440"/>
+        </w:tabs>
+        <w:ind w:left="1440" w:hanging="360"/>
+      </w:pPr>
+      <w:rPr>
+        <w:rFonts w:ascii="Courier New" w:hAnsi="Courier New" w:hint="default"/>
+        <w:sz w:val="20"/>
+      </w:rPr>
+    </w:lvl>
+    <w:lvl w:ilvl="2" w:tentative="1">
+      <w:start w:val="1"/>
+      <w:numFmt w:val="bullet"/>
+      <w:lvlText w:val=""/>
+      <w:lvlJc w:val="left"/>
+      <w:pPr>
+        <w:tabs>
+          <w:tab w:val="num" w:pos="2160"/>
+        </w:tabs>
+        <w:ind w:left="2160" w:hanging="360"/>
+      </w:pPr>
+      <w:rPr>
+        <w:rFonts w:ascii="Wingdings" w:hAnsi="Wingdings" w:hint="default"/>
+        <w:sz w:val="20"/>
+      </w:rPr>
+    </w:lvl>
+    <w:lvl w:ilvl="3" w:tentative="1">
+      <w:start w:val="1"/>
+      <w:numFmt w:val="bullet"/>
+      <w:lvlText w:val=""/>
+      <w:lvlJc w:val="left"/>
+      <w:pPr>
+        <w:tabs>
+          <w:tab w:val="num" w:pos="2880"/>
+        </w:tabs>
+        <w:ind w:left="2880" w:hanging="360"/>
+      </w:pPr>
+      <w:rPr>
+        <w:rFonts w:ascii="Wingdings" w:hAnsi="Wingdings" w:hint="default"/>
+        <w:sz w:val="20"/>
+      </w:rPr>
+    </w:lvl>
+    <w:lvl w:ilvl="4" w:tentative="1">
+      <w:start w:val="1"/>
+      <w:numFmt w:val="bullet"/>
+      <w:lvlText w:val=""/>
+      <w:lvlJc w:val="left"/>
+      <w:pPr>
+        <w:tabs>
+          <w:tab w:val="num" w:pos="3600"/>
+        </w:tabs>
+        <w:ind w:left="3600" w:hanging="360"/>
+      </w:pPr>
+      <w:rPr>
+        <w:rFonts w:ascii="Wingdings" w:hAnsi="Wingdings" w:hint="default"/>
+        <w:sz w:val="20"/>
+      </w:rPr>
+    </w:lvl>
+    <w:lvl w:ilvl="5" w:tentative="1">
+      <w:start w:val="1"/>
+      <w:numFmt w:val="bullet"/>
+      <w:lvlText w:val=""/>
+      <w:lvlJc w:val="left"/>
+      <w:pPr>
+        <w:tabs>
+          <w:tab w:val="num" w:pos="4320"/>
+        </w:tabs>
+        <w:ind w:left="4320" w:hanging="360"/>
+      </w:pPr>
+      <w:rPr>
+        <w:rFonts w:ascii="Wingdings" w:hAnsi="Wingdings" w:hint="default"/>
+        <w:sz w:val="20"/>
+      </w:rPr>
+    </w:lvl>
+    <w:lvl w:ilvl="6" w:tentative="1">
+      <w:start w:val="1"/>
+      <w:numFmt w:val="bullet"/>
+      <w:lvlText w:val=""/>
+      <w:lvlJc w:val="left"/>
+      <w:pPr>
+        <w:tabs>
+          <w:tab w:val="num" w:pos="5040"/>
+        </w:tabs>
+        <w:ind w:left="5040" w:hanging="360"/>
+      </w:pPr>
+      <w:rPr>
+        <w:rFonts w:ascii="Wingdings" w:hAnsi="Wingdings" w:hint="default"/>
+        <w:sz w:val="20"/>
+      </w:rPr>
+    </w:lvl>
+    <w:lvl w:ilvl="7" w:tentative="1">
+      <w:start w:val="1"/>
+      <w:numFmt w:val="bullet"/>
+      <w:lvlText w:val=""/>
+      <w:lvlJc w:val="left"/>
+      <w:pPr>
+        <w:tabs>
+          <w:tab w:val="num" w:pos="5760"/>
+        </w:tabs>
+        <w:ind w:left="5760" w:hanging="360"/>
+      </w:pPr>
+      <w:rPr>
+        <w:rFonts w:ascii="Wingdings" w:hAnsi="Wingdings" w:hint="default"/>
+        <w:sz w:val="20"/>
+      </w:rPr>
+    </w:lvl>
+    <w:lvl w:ilvl="8" w:tentative="1">
+      <w:start w:val="1"/>
+      <w:numFmt w:val="bullet"/>
+      <w:lvlText w:val=""/>
+      <w:lvlJc w:val="left"/>
+      <w:pPr>
+        <w:tabs>
+          <w:tab w:val="num" w:pos="6480"/>
+        </w:tabs>
+        <w:ind w:left="6480" w:hanging="360"/>
+      </w:pPr>
+      <w:rPr>
+        <w:rFonts w:ascii="Wingdings" w:hAnsi="Wingdings" w:hint="default"/>
+        <w:sz w:val="20"/>
+      </w:rPr>
+    </w:lvl>
+  </w:abstractNum>
+  <w:abstractNum w:abstractNumId="34">
+    <w:nsid w:val="67B96796"/>
+    <w:multiLevelType w:val="multilevel"/>
+    <w:tmpl w:val="78F8442C"/>
+    <w:lvl w:ilvl="0">
+      <w:start w:val="1"/>
+      <w:numFmt w:val="bullet"/>
+      <w:lvlText w:val=""/>
+      <w:lvlJc w:val="left"/>
+      <w:pPr>
+        <w:tabs>
+          <w:tab w:val="num" w:pos="720"/>
+        </w:tabs>
+        <w:ind w:left="720" w:hanging="360"/>
+      </w:pPr>
+      <w:rPr>
+        <w:rFonts w:ascii="Symbol" w:hAnsi="Symbol" w:hint="default"/>
+        <w:sz w:val="20"/>
+      </w:rPr>
+    </w:lvl>
+    <w:lvl w:ilvl="1" w:tentative="1">
+      <w:start w:val="1"/>
+      <w:numFmt w:val="bullet"/>
+      <w:lvlText w:val="o"/>
+      <w:lvlJc w:val="left"/>
+      <w:pPr>
+        <w:tabs>
+          <w:tab w:val="num" w:pos="1440"/>
+        </w:tabs>
+        <w:ind w:left="1440" w:hanging="360"/>
+      </w:pPr>
+      <w:rPr>
+        <w:rFonts w:ascii="Courier New" w:hAnsi="Courier New" w:hint="default"/>
+        <w:sz w:val="20"/>
+      </w:rPr>
+    </w:lvl>
+    <w:lvl w:ilvl="2" w:tentative="1">
+      <w:start w:val="1"/>
+      <w:numFmt w:val="bullet"/>
+      <w:lvlText w:val=""/>
+      <w:lvlJc w:val="left"/>
+      <w:pPr>
+        <w:tabs>
+          <w:tab w:val="num" w:pos="2160"/>
+        </w:tabs>
+        <w:ind w:left="2160" w:hanging="360"/>
+      </w:pPr>
+      <w:rPr>
+        <w:rFonts w:ascii="Wingdings" w:hAnsi="Wingdings" w:hint="default"/>
+        <w:sz w:val="20"/>
+      </w:rPr>
+    </w:lvl>
+    <w:lvl w:ilvl="3" w:tentative="1">
+      <w:start w:val="1"/>
+      <w:numFmt w:val="bullet"/>
+      <w:lvlText w:val=""/>
+      <w:lvlJc w:val="left"/>
+      <w:pPr>
+        <w:tabs>
+          <w:tab w:val="num" w:pos="2880"/>
+        </w:tabs>
+        <w:ind w:left="2880" w:hanging="360"/>
+      </w:pPr>
+      <w:rPr>
+        <w:rFonts w:ascii="Wingdings" w:hAnsi="Wingdings" w:hint="default"/>
+        <w:sz w:val="20"/>
+      </w:rPr>
+    </w:lvl>
+    <w:lvl w:ilvl="4" w:tentative="1">
+      <w:start w:val="1"/>
+      <w:numFmt w:val="bullet"/>
+      <w:lvlText w:val=""/>
+      <w:lvlJc w:val="left"/>
+      <w:pPr>
+        <w:tabs>
+          <w:tab w:val="num" w:pos="3600"/>
+        </w:tabs>
+        <w:ind w:left="3600" w:hanging="360"/>
+      </w:pPr>
+      <w:rPr>
+        <w:rFonts w:ascii="Wingdings" w:hAnsi="Wingdings" w:hint="default"/>
+        <w:sz w:val="20"/>
+      </w:rPr>
+    </w:lvl>
+    <w:lvl w:ilvl="5" w:tentative="1">
+      <w:start w:val="1"/>
+      <w:numFmt w:val="bullet"/>
+      <w:lvlText w:val=""/>
+      <w:lvlJc w:val="left"/>
+      <w:pPr>
+        <w:tabs>
+          <w:tab w:val="num" w:pos="4320"/>
+        </w:tabs>
+        <w:ind w:left="4320" w:hanging="360"/>
+      </w:pPr>
+      <w:rPr>
+        <w:rFonts w:ascii="Wingdings" w:hAnsi="Wingdings" w:hint="default"/>
+        <w:sz w:val="20"/>
+      </w:rPr>
+    </w:lvl>
+    <w:lvl w:ilvl="6" w:tentative="1">
+      <w:start w:val="1"/>
+      <w:numFmt w:val="bullet"/>
+      <w:lvlText w:val=""/>
+      <w:lvlJc w:val="left"/>
+      <w:pPr>
+        <w:tabs>
+          <w:tab w:val="num" w:pos="5040"/>
+        </w:tabs>
+        <w:ind w:left="5040" w:hanging="360"/>
+      </w:pPr>
+      <w:rPr>
+        <w:rFonts w:ascii="Wingdings" w:hAnsi="Wingdings" w:hint="default"/>
+        <w:sz w:val="20"/>
+      </w:rPr>
+    </w:lvl>
+    <w:lvl w:ilvl="7" w:tentative="1">
+      <w:start w:val="1"/>
+      <w:numFmt w:val="bullet"/>
+      <w:lvlText w:val=""/>
+      <w:lvlJc w:val="left"/>
+      <w:pPr>
+        <w:tabs>
+          <w:tab w:val="num" w:pos="5760"/>
+        </w:tabs>
+        <w:ind w:left="5760" w:hanging="360"/>
+      </w:pPr>
+      <w:rPr>
+        <w:rFonts w:ascii="Wingdings" w:hAnsi="Wingdings" w:hint="default"/>
+        <w:sz w:val="20"/>
+      </w:rPr>
+    </w:lvl>
+    <w:lvl w:ilvl="8" w:tentative="1">
+      <w:start w:val="1"/>
+      <w:numFmt w:val="bullet"/>
+      <w:lvlText w:val=""/>
+      <w:lvlJc w:val="left"/>
+      <w:pPr>
+        <w:tabs>
+          <w:tab w:val="num" w:pos="6480"/>
+        </w:tabs>
+        <w:ind w:left="6480" w:hanging="360"/>
+      </w:pPr>
+      <w:rPr>
+        <w:rFonts w:ascii="Wingdings" w:hAnsi="Wingdings" w:hint="default"/>
+        <w:sz w:val="20"/>
+      </w:rPr>
+    </w:lvl>
+  </w:abstractNum>
+  <w:abstractNum w:abstractNumId="35">
     <w:nsid w:val="67E33E28"/>
     <w:multiLevelType w:val="multilevel"/>
     <w:tmpl w:val="8D323FB0"/>
@@ -6168,7 +9539,120 @@
       </w:rPr>
     </w:lvl>
   </w:abstractNum>
-  <w:abstractNum w:abstractNumId="22">
+  <w:abstractNum w:abstractNumId="36">
+    <w:nsid w:val="6A3F38E3"/>
+    <w:multiLevelType w:val="multilevel"/>
+    <w:tmpl w:val="2BDCF748"/>
+    <w:lvl w:ilvl="0">
+      <w:start w:val="13"/>
+      <w:numFmt w:val="decimal"/>
+      <w:lvlText w:val="%1."/>
+      <w:lvlJc w:val="left"/>
+      <w:pPr>
+        <w:tabs>
+          <w:tab w:val="num" w:pos="720"/>
+        </w:tabs>
+        <w:ind w:left="720" w:hanging="360"/>
+      </w:pPr>
+    </w:lvl>
+    <w:lvl w:ilvl="1" w:tentative="1">
+      <w:start w:val="1"/>
+      <w:numFmt w:val="decimal"/>
+      <w:lvlText w:val="%2."/>
+      <w:lvlJc w:val="left"/>
+      <w:pPr>
+        <w:tabs>
+          <w:tab w:val="num" w:pos="1440"/>
+        </w:tabs>
+        <w:ind w:left="1440" w:hanging="360"/>
+      </w:pPr>
+    </w:lvl>
+    <w:lvl w:ilvl="2" w:tentative="1">
+      <w:start w:val="1"/>
+      <w:numFmt w:val="decimal"/>
+      <w:lvlText w:val="%3."/>
+      <w:lvlJc w:val="left"/>
+      <w:pPr>
+        <w:tabs>
+          <w:tab w:val="num" w:pos="2160"/>
+        </w:tabs>
+        <w:ind w:left="2160" w:hanging="360"/>
+      </w:pPr>
+    </w:lvl>
+    <w:lvl w:ilvl="3" w:tentative="1">
+      <w:start w:val="1"/>
+      <w:numFmt w:val="decimal"/>
+      <w:lvlText w:val="%4."/>
+      <w:lvlJc w:val="left"/>
+      <w:pPr>
+        <w:tabs>
+          <w:tab w:val="num" w:pos="2880"/>
+        </w:tabs>
+        <w:ind w:left="2880" w:hanging="360"/>
+      </w:pPr>
+    </w:lvl>
+    <w:lvl w:ilvl="4" w:tentative="1">
+      <w:start w:val="1"/>
+      <w:numFmt w:val="decimal"/>
+      <w:lvlText w:val="%5."/>
+      <w:lvlJc w:val="left"/>
+      <w:pPr>
+        <w:tabs>
+          <w:tab w:val="num" w:pos="3600"/>
+        </w:tabs>
+        <w:ind w:left="3600" w:hanging="360"/>
+      </w:pPr>
+    </w:lvl>
+    <w:lvl w:ilvl="5" w:tentative="1">
+      <w:start w:val="1"/>
+      <w:numFmt w:val="decimal"/>
+      <w:lvlText w:val="%6."/>
+      <w:lvlJc w:val="left"/>
+      <w:pPr>
+        <w:tabs>
+          <w:tab w:val="num" w:pos="4320"/>
+        </w:tabs>
+        <w:ind w:left="4320" w:hanging="360"/>
+      </w:pPr>
+    </w:lvl>
+    <w:lvl w:ilvl="6" w:tentative="1">
+      <w:start w:val="1"/>
+      <w:numFmt w:val="decimal"/>
+      <w:lvlText w:val="%7."/>
+      <w:lvlJc w:val="left"/>
+      <w:pPr>
+        <w:tabs>
+          <w:tab w:val="num" w:pos="5040"/>
+        </w:tabs>
+        <w:ind w:left="5040" w:hanging="360"/>
+      </w:pPr>
+    </w:lvl>
+    <w:lvl w:ilvl="7" w:tentative="1">
+      <w:start w:val="1"/>
+      <w:numFmt w:val="decimal"/>
+      <w:lvlText w:val="%8."/>
+      <w:lvlJc w:val="left"/>
+      <w:pPr>
+        <w:tabs>
+          <w:tab w:val="num" w:pos="5760"/>
+        </w:tabs>
+        <w:ind w:left="5760" w:hanging="360"/>
+      </w:pPr>
+    </w:lvl>
+    <w:lvl w:ilvl="8" w:tentative="1">
+      <w:start w:val="1"/>
+      <w:numFmt w:val="decimal"/>
+      <w:lvlText w:val="%9."/>
+      <w:lvlJc w:val="left"/>
+      <w:pPr>
+        <w:tabs>
+          <w:tab w:val="num" w:pos="6480"/>
+        </w:tabs>
+        <w:ind w:left="6480" w:hanging="360"/>
+      </w:pPr>
+    </w:lvl>
+  </w:abstractNum>
+  <w:abstractNum w:abstractNumId="37">
     <w:nsid w:val="6BDD4F96"/>
     <w:multiLevelType w:val="multilevel"/>
     <w:tmpl w:val="CA5482D2"/>
@@ -6317,7 +9801,120 @@
       </w:rPr>
     </w:lvl>
   </w:abstractNum>
-  <w:abstractNum w:abstractNumId="23">
+  <w:abstractNum w:abstractNumId="38">
+    <w:nsid w:val="71A94293"/>
+    <w:multiLevelType w:val="multilevel"/>
+    <w:tmpl w:val="83E8C364"/>
+    <w:lvl w:ilvl="0">
+      <w:start w:val="31"/>
+      <w:numFmt w:val="decimal"/>
+      <w:lvlText w:val="%1."/>
+      <w:lvlJc w:val="left"/>
+      <w:pPr>
+        <w:tabs>
+          <w:tab w:val="num" w:pos="720"/>
+        </w:tabs>
+        <w:ind w:left="720" w:hanging="360"/>
+      </w:pPr>
+    </w:lvl>
+    <w:lvl w:ilvl="1" w:tentative="1">
+      <w:start w:val="1"/>
+      <w:numFmt w:val="decimal"/>
+      <w:lvlText w:val="%2."/>
+      <w:lvlJc w:val="left"/>
+      <w:pPr>
+        <w:tabs>
+          <w:tab w:val="num" w:pos="1440"/>
+        </w:tabs>
+        <w:ind w:left="1440" w:hanging="360"/>
+      </w:pPr>
+    </w:lvl>
+    <w:lvl w:ilvl="2" w:tentative="1">
+      <w:start w:val="1"/>
+      <w:numFmt w:val="decimal"/>
+      <w:lvlText w:val="%3."/>
+      <w:lvlJc w:val="left"/>
+      <w:pPr>
+        <w:tabs>
+          <w:tab w:val="num" w:pos="2160"/>
+        </w:tabs>
+        <w:ind w:left="2160" w:hanging="360"/>
+      </w:pPr>
+    </w:lvl>
+    <w:lvl w:ilvl="3" w:tentative="1">
+      <w:start w:val="1"/>
+      <w:numFmt w:val="decimal"/>
+      <w:lvlText w:val="%4."/>
+      <w:lvlJc w:val="left"/>
+      <w:pPr>
+        <w:tabs>
+          <w:tab w:val="num" w:pos="2880"/>
+        </w:tabs>
+        <w:ind w:left="2880" w:hanging="360"/>
+      </w:pPr>
+    </w:lvl>
+    <w:lvl w:ilvl="4" w:tentative="1">
+      <w:start w:val="1"/>
+      <w:numFmt w:val="decimal"/>
+      <w:lvlText w:val="%5."/>
+      <w:lvlJc w:val="left"/>
+      <w:pPr>
+        <w:tabs>
+          <w:tab w:val="num" w:pos="3600"/>
+        </w:tabs>
+        <w:ind w:left="3600" w:hanging="360"/>
+      </w:pPr>
+    </w:lvl>
+    <w:lvl w:ilvl="5" w:tentative="1">
+      <w:start w:val="1"/>
+      <w:numFmt w:val="decimal"/>
+      <w:lvlText w:val="%6."/>
+      <w:lvlJc w:val="left"/>
+      <w:pPr>
+        <w:tabs>
+          <w:tab w:val="num" w:pos="4320"/>
+        </w:tabs>
+        <w:ind w:left="4320" w:hanging="360"/>
+      </w:pPr>
+    </w:lvl>
+    <w:lvl w:ilvl="6" w:tentative="1">
+      <w:start w:val="1"/>
+      <w:numFmt w:val="decimal"/>
+      <w:lvlText w:val="%7."/>
+      <w:lvlJc w:val="left"/>
+      <w:pPr>
+        <w:tabs>
+          <w:tab w:val="num" w:pos="5040"/>
+        </w:tabs>
+        <w:ind w:left="5040" w:hanging="360"/>
+      </w:pPr>
+    </w:lvl>
+    <w:lvl w:ilvl="7" w:tentative="1">
+      <w:start w:val="1"/>
+      <w:numFmt w:val="decimal"/>
+      <w:lvlText w:val="%8."/>
+      <w:lvlJc w:val="left"/>
+      <w:pPr>
+        <w:tabs>
+          <w:tab w:val="num" w:pos="5760"/>
+        </w:tabs>
+        <w:ind w:left="5760" w:hanging="360"/>
+      </w:pPr>
+    </w:lvl>
+    <w:lvl w:ilvl="8" w:tentative="1">
+      <w:start w:val="1"/>
+      <w:numFmt w:val="decimal"/>
+      <w:lvlText w:val="%9."/>
+      <w:lvlJc w:val="left"/>
+      <w:pPr>
+        <w:tabs>
+          <w:tab w:val="num" w:pos="6480"/>
+        </w:tabs>
+        <w:ind w:left="6480" w:hanging="360"/>
+      </w:pPr>
+    </w:lvl>
+  </w:abstractNum>
+  <w:abstractNum w:abstractNumId="39">
     <w:nsid w:val="785F26EA"/>
     <w:multiLevelType w:val="multilevel"/>
     <w:tmpl w:val="556A1BC8"/>
@@ -6466,7 +10063,7 @@
       </w:rPr>
     </w:lvl>
   </w:abstractNum>
-  <w:abstractNum w:abstractNumId="24">
+  <w:abstractNum w:abstractNumId="40">
     <w:nsid w:val="79254E87"/>
     <w:multiLevelType w:val="multilevel"/>
     <w:tmpl w:val="A4C82384"/>
@@ -6615,7 +10212,7 @@
       </w:rPr>
     </w:lvl>
   </w:abstractNum>
-  <w:abstractNum w:abstractNumId="25">
+  <w:abstractNum w:abstractNumId="41">
     <w:nsid w:val="7AD05ACE"/>
     <w:multiLevelType w:val="multilevel"/>
     <w:tmpl w:val="9DF08FFE"/>
@@ -6764,7 +10361,156 @@
       </w:rPr>
     </w:lvl>
   </w:abstractNum>
-  <w:abstractNum w:abstractNumId="26">
+  <w:abstractNum w:abstractNumId="42">
+    <w:nsid w:val="7C686D70"/>
+    <w:multiLevelType w:val="multilevel"/>
+    <w:tmpl w:val="8346BA0A"/>
+    <w:lvl w:ilvl="0">
+      <w:start w:val="1"/>
+      <w:numFmt w:val="bullet"/>
+      <w:lvlText w:val=""/>
+      <w:lvlJc w:val="left"/>
+      <w:pPr>
+        <w:tabs>
+          <w:tab w:val="num" w:pos="720"/>
+        </w:tabs>
+        <w:ind w:left="720" w:hanging="360"/>
+      </w:pPr>
+      <w:rPr>
+        <w:rFonts w:ascii="Symbol" w:hAnsi="Symbol" w:hint="default"/>
+        <w:sz w:val="20"/>
+      </w:rPr>
+    </w:lvl>
+    <w:lvl w:ilvl="1">
+      <w:start w:val="1"/>
+      <w:numFmt w:val="bullet"/>
+      <w:lvlText w:val="o"/>
+      <w:lvlJc w:val="left"/>
+      <w:pPr>
+        <w:tabs>
+          <w:tab w:val="num" w:pos="1440"/>
+        </w:tabs>
+        <w:ind w:left="1440" w:hanging="360"/>
+      </w:pPr>
+      <w:rPr>
+        <w:rFonts w:ascii="Courier New" w:hAnsi="Courier New" w:hint="default"/>
+        <w:sz w:val="20"/>
+      </w:rPr>
+    </w:lvl>
+    <w:lvl w:ilvl="2" w:tentative="1">
+      <w:start w:val="1"/>
+      <w:numFmt w:val="bullet"/>
+      <w:lvlText w:val=""/>
+      <w:lvlJc w:val="left"/>
+      <w:pPr>
+        <w:tabs>
+          <w:tab w:val="num" w:pos="2160"/>
+        </w:tabs>
+        <w:ind w:left="2160" w:hanging="360"/>
+      </w:pPr>
+      <w:rPr>
+        <w:rFonts w:ascii="Wingdings" w:hAnsi="Wingdings" w:hint="default"/>
+        <w:sz w:val="20"/>
+      </w:rPr>
+    </w:lvl>
+    <w:lvl w:ilvl="3" w:tentative="1">
+      <w:start w:val="1"/>
+      <w:numFmt w:val="bullet"/>
+      <w:lvlText w:val=""/>
+      <w:lvlJc w:val="left"/>
+      <w:pPr>
+        <w:tabs>
+          <w:tab w:val="num" w:pos="2880"/>
+        </w:tabs>
+        <w:ind w:left="2880" w:hanging="360"/>
+      </w:pPr>
+      <w:rPr>
+        <w:rFonts w:ascii="Wingdings" w:hAnsi="Wingdings" w:hint="default"/>
+        <w:sz w:val="20"/>
+      </w:rPr>
+    </w:lvl>
+    <w:lvl w:ilvl="4" w:tentative="1">
+      <w:start w:val="1"/>
+      <w:numFmt w:val="bullet"/>
+      <w:lvlText w:val=""/>
+      <w:lvlJc w:val="left"/>
+      <w:pPr>
+        <w:tabs>
+          <w:tab w:val="num" w:pos="3600"/>
+        </w:tabs>
+        <w:ind w:left="3600" w:hanging="360"/>
+      </w:pPr>
+      <w:rPr>
+        <w:rFonts w:ascii="Wingdings" w:hAnsi="Wingdings" w:hint="default"/>
+        <w:sz w:val="20"/>
+      </w:rPr>
+    </w:lvl>
+    <w:lvl w:ilvl="5" w:tentative="1">
+      <w:start w:val="1"/>
+      <w:numFmt w:val="bullet"/>
+      <w:lvlText w:val=""/>
+      <w:lvlJc w:val="left"/>
+      <w:pPr>
+        <w:tabs>
+          <w:tab w:val="num" w:pos="4320"/>
+        </w:tabs>
+        <w:ind w:left="4320" w:hanging="360"/>
+      </w:pPr>
+      <w:rPr>
+        <w:rFonts w:ascii="Wingdings" w:hAnsi="Wingdings" w:hint="default"/>
+        <w:sz w:val="20"/>
+      </w:rPr>
+    </w:lvl>
+    <w:lvl w:ilvl="6" w:tentative="1">
+      <w:start w:val="1"/>
+      <w:numFmt w:val="bullet"/>
+      <w:lvlText w:val=""/>
+      <w:lvlJc w:val="left"/>
+      <w:pPr>
+        <w:tabs>
+          <w:tab w:val="num" w:pos="5040"/>
+        </w:tabs>
+        <w:ind w:left="5040" w:hanging="360"/>
+      </w:pPr>
+      <w:rPr>
+        <w:rFonts w:ascii="Wingdings" w:hAnsi="Wingdings" w:hint="default"/>
+        <w:sz w:val="20"/>
+      </w:rPr>
+    </w:lvl>
+    <w:lvl w:ilvl="7" w:tentative="1">
+      <w:start w:val="1"/>
+      <w:numFmt w:val="bullet"/>
+      <w:lvlText w:val=""/>
+      <w:lvlJc w:val="left"/>
+      <w:pPr>
+        <w:tabs>
+          <w:tab w:val="num" w:pos="5760"/>
+        </w:tabs>
+        <w:ind w:left="5760" w:hanging="360"/>
+      </w:pPr>
+      <w:rPr>
+        <w:rFonts w:ascii="Wingdings" w:hAnsi="Wingdings" w:hint="default"/>
+        <w:sz w:val="20"/>
+      </w:rPr>
+    </w:lvl>
+    <w:lvl w:ilvl="8" w:tentative="1">
+      <w:start w:val="1"/>
+      <w:numFmt w:val="bullet"/>
+      <w:lvlText w:val=""/>
+      <w:lvlJc w:val="left"/>
+      <w:pPr>
+        <w:tabs>
+          <w:tab w:val="num" w:pos="6480"/>
+        </w:tabs>
+        <w:ind w:left="6480" w:hanging="360"/>
+      </w:pPr>
+      <w:rPr>
+        <w:rFonts w:ascii="Wingdings" w:hAnsi="Wingdings" w:hint="default"/>
+        <w:sz w:val="20"/>
+      </w:rPr>
+    </w:lvl>
+  </w:abstractNum>
+  <w:abstractNum w:abstractNumId="43">
     <w:nsid w:val="7FD26865"/>
     <w:multiLevelType w:val="multilevel"/>
     <w:tmpl w:val="54E2F2F8"/>
@@ -6914,85 +10660,136 @@
     </w:lvl>
   </w:abstractNum>
   <w:num w:numId="1">
-    <w:abstractNumId w:val="25"/>
+    <w:abstractNumId w:val="41"/>
   </w:num>
   <w:num w:numId="2">
+    <w:abstractNumId w:val="11"/>
+  </w:num>
+  <w:num w:numId="3">
+    <w:abstractNumId w:val="4"/>
+  </w:num>
+  <w:num w:numId="4">
+    <w:abstractNumId w:val="30"/>
+  </w:num>
+  <w:num w:numId="5">
+    <w:abstractNumId w:val="5"/>
+  </w:num>
+  <w:num w:numId="6">
+    <w:abstractNumId w:val="14"/>
+  </w:num>
+  <w:num w:numId="7">
+    <w:abstractNumId w:val="29"/>
+  </w:num>
+  <w:num w:numId="8">
     <w:abstractNumId w:val="8"/>
   </w:num>
-  <w:num w:numId="3">
+  <w:num w:numId="9">
+    <w:abstractNumId w:val="40"/>
+  </w:num>
+  <w:num w:numId="10">
+    <w:abstractNumId w:val="39"/>
+  </w:num>
+  <w:num w:numId="11">
+    <w:abstractNumId w:val="7"/>
+  </w:num>
+  <w:num w:numId="12">
+    <w:abstractNumId w:val="9"/>
+  </w:num>
+  <w:num w:numId="13">
+    <w:abstractNumId w:val="16"/>
+  </w:num>
+  <w:num w:numId="14">
     <w:abstractNumId w:val="3"/>
   </w:num>
-  <w:num w:numId="4">
-    <w:abstractNumId w:val="19"/>
-  </w:num>
-  <w:num w:numId="5">
-    <w:abstractNumId w:val="4"/>
-  </w:num>
-  <w:num w:numId="6">
-    <w:abstractNumId w:val="10"/>
-  </w:num>
-  <w:num w:numId="7">
-    <w:abstractNumId w:val="18"/>
-  </w:num>
-  <w:num w:numId="8">
-    <w:abstractNumId w:val="6"/>
-  </w:num>
-  <w:num w:numId="9">
-    <w:abstractNumId w:val="24"/>
-  </w:num>
-  <w:num w:numId="10">
+  <w:num w:numId="15">
     <w:abstractNumId w:val="23"/>
   </w:num>
-  <w:num w:numId="11">
-    <w:abstractNumId w:val="5"/>
-  </w:num>
-  <w:num w:numId="12">
-    <w:abstractNumId w:val="7"/>
-  </w:num>
-  <w:num w:numId="13">
+  <w:num w:numId="16">
     <w:abstractNumId w:val="12"/>
   </w:num>
-  <w:num w:numId="14">
-    <w:abstractNumId w:val="2"/>
-  </w:num>
-  <w:num w:numId="15">
-    <w:abstractNumId w:val="14"/>
-  </w:num>
-  <w:num w:numId="16">
-    <w:abstractNumId w:val="9"/>
-  </w:num>
   <w:num w:numId="17">
-    <w:abstractNumId w:val="26"/>
+    <w:abstractNumId w:val="43"/>
   </w:num>
   <w:num w:numId="18">
-    <w:abstractNumId w:val="22"/>
+    <w:abstractNumId w:val="37"/>
   </w:num>
   <w:num w:numId="19">
-    <w:abstractNumId w:val="11"/>
+    <w:abstractNumId w:val="15"/>
   </w:num>
   <w:num w:numId="20">
-    <w:abstractNumId w:val="20"/>
+    <w:abstractNumId w:val="32"/>
   </w:num>
   <w:num w:numId="21">
-    <w:abstractNumId w:val="21"/>
+    <w:abstractNumId w:val="35"/>
   </w:num>
   <w:num w:numId="22">
-    <w:abstractNumId w:val="15"/>
+    <w:abstractNumId w:val="25"/>
   </w:num>
   <w:num w:numId="23">
     <w:abstractNumId w:val="1"/>
   </w:num>
   <w:num w:numId="24">
-    <w:abstractNumId w:val="13"/>
+    <w:abstractNumId w:val="17"/>
   </w:num>
   <w:num w:numId="25">
-    <w:abstractNumId w:val="17"/>
+    <w:abstractNumId w:val="28"/>
   </w:num>
   <w:num w:numId="26">
-    <w:abstractNumId w:val="16"/>
+    <w:abstractNumId w:val="27"/>
   </w:num>
   <w:num w:numId="27">
     <w:abstractNumId w:val="0"/>
+  </w:num>
+  <w:num w:numId="28">
+    <w:abstractNumId w:val="26"/>
+  </w:num>
+  <w:num w:numId="29">
+    <w:abstractNumId w:val="18"/>
+  </w:num>
+  <w:num w:numId="30">
+    <w:abstractNumId w:val="22"/>
+  </w:num>
+  <w:num w:numId="31">
+    <w:abstractNumId w:val="36"/>
+  </w:num>
+  <w:num w:numId="32">
+    <w:abstractNumId w:val="13"/>
+  </w:num>
+  <w:num w:numId="33">
+    <w:abstractNumId w:val="34"/>
+  </w:num>
+  <w:num w:numId="34">
+    <w:abstractNumId w:val="24"/>
+  </w:num>
+  <w:num w:numId="35">
+    <w:abstractNumId w:val="21"/>
+  </w:num>
+  <w:num w:numId="36">
+    <w:abstractNumId w:val="33"/>
+  </w:num>
+  <w:num w:numId="37">
+    <w:abstractNumId w:val="19"/>
+  </w:num>
+  <w:num w:numId="38">
+    <w:abstractNumId w:val="31"/>
+  </w:num>
+  <w:num w:numId="39">
+    <w:abstractNumId w:val="38"/>
+  </w:num>
+  <w:num w:numId="40">
+    <w:abstractNumId w:val="20"/>
+  </w:num>
+  <w:num w:numId="41">
+    <w:abstractNumId w:val="6"/>
+  </w:num>
+  <w:num w:numId="42">
+    <w:abstractNumId w:val="2"/>
+  </w:num>
+  <w:num w:numId="43">
+    <w:abstractNumId w:val="10"/>
+  </w:num>
+  <w:num w:numId="44">
+    <w:abstractNumId w:val="42"/>
   </w:num>
 </w:numbering>
 </file>
@@ -7410,6 +11207,28 @@
       <w:szCs w:val="36"/>
     </w:rPr>
   </w:style>
+  <w:style w:type="paragraph" w:styleId="Heading3">
+    <w:name w:val="heading 3"/>
+    <w:basedOn w:val="Normal"/>
+    <w:next w:val="Normal"/>
+    <w:link w:val="Heading3Char"/>
+    <w:uiPriority w:val="9"/>
+    <w:unhideWhenUsed/>
+    <w:qFormat/>
+    <w:rsid w:val="00D30BEA"/>
+    <w:pPr>
+      <w:keepNext/>
+      <w:keepLines/>
+      <w:spacing w:before="40" w:after="0"/>
+      <w:outlineLvl w:val="2"/>
+    </w:pPr>
+    <w:rPr>
+      <w:rFonts w:asciiTheme="majorHAnsi" w:eastAsiaTheme="majorEastAsia" w:hAnsiTheme="majorHAnsi" w:cstheme="majorBidi"/>
+      <w:color w:val="1F4D78" w:themeColor="accent1" w:themeShade="7F"/>
+      <w:sz w:val="24"/>
+      <w:szCs w:val="24"/>
+    </w:rPr>
+  </w:style>
   <w:style w:type="character" w:default="1" w:styleId="DefaultParagraphFont">
     <w:name w:val="Default Paragraph Font"/>
     <w:uiPriority w:val="1"/>
@@ -7499,7 +11318,6 @@
     <w:name w:val="Normal (Web)"/>
     <w:basedOn w:val="Normal"/>
     <w:uiPriority w:val="99"/>
-    <w:semiHidden/>
     <w:unhideWhenUsed/>
     <w:rsid w:val="00A2626D"/>
     <w:pPr>
@@ -7532,6 +11350,95 @@
       <w:ind w:left="720"/>
       <w:contextualSpacing/>
     </w:pPr>
+  </w:style>
+  <w:style w:type="character" w:customStyle="1" w:styleId="Heading3Char">
+    <w:name w:val="Heading 3 Char"/>
+    <w:basedOn w:val="DefaultParagraphFont"/>
+    <w:link w:val="Heading3"/>
+    <w:uiPriority w:val="9"/>
+    <w:rsid w:val="00D30BEA"/>
+    <w:rPr>
+      <w:rFonts w:asciiTheme="majorHAnsi" w:eastAsiaTheme="majorEastAsia" w:hAnsiTheme="majorHAnsi" w:cstheme="majorBidi"/>
+      <w:color w:val="1F4D78" w:themeColor="accent1" w:themeShade="7F"/>
+      <w:sz w:val="24"/>
+      <w:szCs w:val="24"/>
+    </w:rPr>
+  </w:style>
+  <w:style w:type="paragraph" w:styleId="z-TopofForm">
+    <w:name w:val="HTML Top of Form"/>
+    <w:basedOn w:val="Normal"/>
+    <w:next w:val="Normal"/>
+    <w:link w:val="z-TopofFormChar"/>
+    <w:hidden/>
+    <w:uiPriority w:val="99"/>
+    <w:semiHidden/>
+    <w:unhideWhenUsed/>
+    <w:rsid w:val="00D30BEA"/>
+    <w:pPr>
+      <w:pBdr>
+        <w:bottom w:val="single" w:sz="6" w:space="1" w:color="auto"/>
+      </w:pBdr>
+      <w:spacing w:after="0" w:line="240" w:lineRule="auto"/>
+      <w:jc w:val="center"/>
+    </w:pPr>
+    <w:rPr>
+      <w:rFonts w:ascii="Arial" w:eastAsia="Times New Roman" w:hAnsi="Arial" w:cs="Arial"/>
+      <w:vanish/>
+      <w:sz w:val="16"/>
+      <w:szCs w:val="16"/>
+    </w:rPr>
+  </w:style>
+  <w:style w:type="character" w:customStyle="1" w:styleId="z-TopofFormChar">
+    <w:name w:val="z-Top of Form Char"/>
+    <w:basedOn w:val="DefaultParagraphFont"/>
+    <w:link w:val="z-TopofForm"/>
+    <w:uiPriority w:val="99"/>
+    <w:semiHidden/>
+    <w:rsid w:val="00D30BEA"/>
+    <w:rPr>
+      <w:rFonts w:ascii="Arial" w:eastAsia="Times New Roman" w:hAnsi="Arial" w:cs="Arial"/>
+      <w:vanish/>
+      <w:sz w:val="16"/>
+      <w:szCs w:val="16"/>
+    </w:rPr>
+  </w:style>
+  <w:style w:type="paragraph" w:styleId="z-BottomofForm">
+    <w:name w:val="HTML Bottom of Form"/>
+    <w:basedOn w:val="Normal"/>
+    <w:next w:val="Normal"/>
+    <w:link w:val="z-BottomofFormChar"/>
+    <w:hidden/>
+    <w:uiPriority w:val="99"/>
+    <w:semiHidden/>
+    <w:unhideWhenUsed/>
+    <w:rsid w:val="00D30BEA"/>
+    <w:pPr>
+      <w:pBdr>
+        <w:top w:val="single" w:sz="6" w:space="1" w:color="auto"/>
+      </w:pBdr>
+      <w:spacing w:after="0" w:line="240" w:lineRule="auto"/>
+      <w:jc w:val="center"/>
+    </w:pPr>
+    <w:rPr>
+      <w:rFonts w:ascii="Arial" w:eastAsia="Times New Roman" w:hAnsi="Arial" w:cs="Arial"/>
+      <w:vanish/>
+      <w:sz w:val="16"/>
+      <w:szCs w:val="16"/>
+    </w:rPr>
+  </w:style>
+  <w:style w:type="character" w:customStyle="1" w:styleId="z-BottomofFormChar">
+    <w:name w:val="z-Bottom of Form Char"/>
+    <w:basedOn w:val="DefaultParagraphFont"/>
+    <w:link w:val="z-BottomofForm"/>
+    <w:uiPriority w:val="99"/>
+    <w:semiHidden/>
+    <w:rsid w:val="00D30BEA"/>
+    <w:rPr>
+      <w:rFonts w:ascii="Arial" w:eastAsia="Times New Roman" w:hAnsi="Arial" w:cs="Arial"/>
+      <w:vanish/>
+      <w:sz w:val="16"/>
+      <w:szCs w:val="16"/>
+    </w:rPr>
   </w:style>
 </w:styles>
 </file>

--- a/SWDPR301_IAP_TASKS1.docx
+++ b/SWDPR301_IAP_TASKS1.docx
@@ -4382,6 +4382,12 @@
         <w:rPr>
           <w:b/>
         </w:rPr>
+        <w:t xml:space="preserve">Task </w:t>
+      </w:r>
+      <w:r>
+        <w:rPr>
+          <w:b/>
+        </w:rPr>
         <w:t>2.1 Identification of project requirements</w:t>
       </w:r>
     </w:p>
@@ -5829,6 +5835,12 @@
           <w:b/>
         </w:rPr>
       </w:pPr>
+      <w:r>
+        <w:rPr>
+          <w:b/>
+        </w:rPr>
+        <w:t xml:space="preserve">Task </w:t>
+      </w:r>
       <w:r>
         <w:rPr>
           <w:b/>
@@ -7174,6 +7186,12 @@
         <w:rPr>
           <w:b/>
         </w:rPr>
+        <w:t xml:space="preserve">Task </w:t>
+      </w:r>
+      <w:r>
+        <w:rPr>
+          <w:b/>
+        </w:rPr>
         <w:t>2.3 CONDUCT RESEARCH</w:t>
       </w:r>
     </w:p>
@@ -7760,6 +7778,15 @@
         <w:rPr>
           <w:b/>
         </w:rPr>
+        <w:t>Task</w:t>
+      </w:r>
+      <w:r>
+        <w:t xml:space="preserve"> </w:t>
+      </w:r>
+      <w:r>
+        <w:rPr>
+          <w:b/>
+        </w:rPr>
         <w:t>2.4 ANALYSE RESULTS</w:t>
       </w:r>
     </w:p>
@@ -8286,6 +8313,15 @@
           <w:szCs w:val="24"/>
         </w:rPr>
         <w:lastRenderedPageBreak/>
+        <w:t xml:space="preserve">Task </w:t>
+      </w:r>
+      <w:r>
+        <w:rPr>
+          <w:rFonts w:ascii="Times New Roman" w:eastAsia="Times New Roman" w:hAnsi="Times New Roman" w:cs="Times New Roman"/>
+          <w:b/>
+          <w:sz w:val="24"/>
+          <w:szCs w:val="24"/>
+        </w:rPr>
         <w:t>2.5 REPORT FINDINGS</w:t>
       </w:r>
     </w:p>
@@ -9038,8 +9074,1763 @@
           <w:szCs w:val="24"/>
         </w:rPr>
       </w:pPr>
+      <w:r>
+        <w:rPr>
+          <w:rFonts w:ascii="Times New Roman" w:eastAsia="Times New Roman" w:hAnsi="Times New Roman" w:cs="Times New Roman"/>
+          <w:b/>
+          <w:sz w:val="24"/>
+          <w:szCs w:val="24"/>
+        </w:rPr>
+        <w:t>Task 3.2 creation of user story</w:t>
+      </w:r>
+    </w:p>
+    <w:p>
+      <w:pPr>
+        <w:pStyle w:val="NormalWeb"/>
+      </w:pPr>
+      <w:r>
+        <w:rPr>
+          <w:rStyle w:val="Strong"/>
+        </w:rPr>
+        <w:t>HealthCare Innovators Inc.</w:t>
+      </w:r>
+    </w:p>
+    <w:p>
+      <w:pPr>
+        <w:pStyle w:val="NormalWeb"/>
+      </w:pPr>
+      <w:r>
+        <w:t>HealthCare Innovators Inc. initiated a project to develop a telemedicine platform that enables patients to consult doctors remotely, especially benefiting those unable to physically visit healthcare facilities. The requirements analyst developed detailed user stories and a project backlog to guide system development.</w:t>
+      </w:r>
+    </w:p>
+    <w:p>
+      <w:r>
+        <w:pict>
+          <v:rect id="_x0000_i1033" style="width:0;height:1.5pt" o:hralign="center" o:hrstd="t" o:hr="t" fillcolor="#a0a0a0" stroked="f"/>
+        </w:pict>
+      </w:r>
+    </w:p>
+    <w:p>
+      <w:pPr>
+        <w:pStyle w:val="Heading3"/>
+      </w:pPr>
+      <w:r>
+        <w:rPr>
+          <w:rStyle w:val="Strong"/>
+          <w:b w:val="0"/>
+          <w:bCs w:val="0"/>
+        </w:rPr>
+        <w:t>1. User Stories</w:t>
+      </w:r>
+    </w:p>
+    <w:p>
+      <w:pPr>
+        <w:pStyle w:val="NormalWeb"/>
+      </w:pPr>
+      <w:r>
+        <w:t>User stories were created to represent the needs of different system users: patients, doctors, and administrative staff.</w:t>
+      </w:r>
+    </w:p>
+    <w:p>
+      <w:pPr>
+        <w:pStyle w:val="Heading4"/>
+      </w:pPr>
+      <w:r>
+        <w:rPr>
+          <w:rStyle w:val="Strong"/>
+          <w:b w:val="0"/>
+          <w:bCs w:val="0"/>
+        </w:rPr>
+        <w:t>a) Patient User Stories</w:t>
+      </w:r>
+    </w:p>
+    <w:p>
+      <w:pPr>
+        <w:numPr>
+          <w:ilvl w:val="0"/>
+          <w:numId w:val="63"/>
+        </w:numPr>
+        <w:spacing w:before="100" w:beforeAutospacing="1" w:after="100" w:afterAutospacing="1" w:line="240" w:lineRule="auto"/>
+      </w:pPr>
+      <w:r>
+        <w:rPr>
+          <w:rStyle w:val="Strong"/>
+        </w:rPr>
+        <w:t>User Story 1:</w:t>
+      </w:r>
+      <w:r>
+        <w:br/>
+      </w:r>
+      <w:r>
+        <w:rPr>
+          <w:rStyle w:val="Emphasis"/>
+        </w:rPr>
+        <w:t>As a patient, I want to register and create an account so that I can access telemedicine services securely.</w:t>
+      </w:r>
+      <w:r>
+        <w:br/>
+      </w:r>
+      <w:r>
+        <w:rPr>
+          <w:rStyle w:val="Strong"/>
+        </w:rPr>
+        <w:t>Outcome:</w:t>
+      </w:r>
+      <w:r>
+        <w:t xml:space="preserve"> Patient can log in and manage personal health information. </w:t>
+      </w:r>
+    </w:p>
+    <w:p>
+      <w:pPr>
+        <w:numPr>
+          <w:ilvl w:val="0"/>
+          <w:numId w:val="63"/>
+        </w:numPr>
+        <w:spacing w:before="100" w:beforeAutospacing="1" w:after="100" w:afterAutospacing="1" w:line="240" w:lineRule="auto"/>
+      </w:pPr>
+      <w:r>
+        <w:rPr>
+          <w:rStyle w:val="Strong"/>
+        </w:rPr>
+        <w:t>User Story 2:</w:t>
+      </w:r>
+      <w:r>
+        <w:br/>
+      </w:r>
+      <w:r>
+        <w:rPr>
+          <w:rStyle w:val="Emphasis"/>
+        </w:rPr>
+        <w:t>As a patient, I want to book an appointment with a doctor online so that I can receive medical advice without visiting a hospital.</w:t>
+      </w:r>
+      <w:r>
+        <w:br/>
+      </w:r>
+      <w:r>
+        <w:rPr>
+          <w:rStyle w:val="Strong"/>
+        </w:rPr>
+        <w:t>Outcome:</w:t>
+      </w:r>
+      <w:r>
+        <w:t xml:space="preserve"> Appointment is successfully scheduled.</w:t>
+      </w:r>
+    </w:p>
+    <w:p>
+      <w:pPr>
+        <w:pStyle w:val="Heading4"/>
+      </w:pPr>
+      <w:r>
+        <w:rPr>
+          <w:rStyle w:val="Strong"/>
+          <w:b w:val="0"/>
+          <w:bCs w:val="0"/>
+        </w:rPr>
+        <w:t>) Doctor User Stories</w:t>
+      </w:r>
+    </w:p>
+    <w:p>
+      <w:pPr>
+        <w:numPr>
+          <w:ilvl w:val="0"/>
+          <w:numId w:val="64"/>
+        </w:numPr>
+        <w:spacing w:before="100" w:beforeAutospacing="1" w:after="100" w:afterAutospacing="1" w:line="240" w:lineRule="auto"/>
+      </w:pPr>
+      <w:r>
+        <w:rPr>
+          <w:rStyle w:val="Strong"/>
+        </w:rPr>
+        <w:t>User Story 3</w:t>
+      </w:r>
+      <w:r>
+        <w:rPr>
+          <w:rStyle w:val="Strong"/>
+        </w:rPr>
+        <w:t>:</w:t>
+      </w:r>
+      <w:r>
+        <w:br/>
+      </w:r>
+      <w:r>
+        <w:rPr>
+          <w:rStyle w:val="Emphasis"/>
+        </w:rPr>
+        <w:t>As a doctor, I want to view my scheduled appointments so that I can manage my consultation time effectively.</w:t>
+      </w:r>
+      <w:r>
+        <w:br/>
+      </w:r>
+      <w:r>
+        <w:rPr>
+          <w:rStyle w:val="Strong"/>
+        </w:rPr>
+        <w:t>Outcome:</w:t>
+      </w:r>
+      <w:r>
+        <w:t xml:space="preserve"> Doctor can prepare for upcoming sessions. </w:t>
+      </w:r>
+    </w:p>
+    <w:p>
+      <w:pPr>
+        <w:numPr>
+          <w:ilvl w:val="0"/>
+          <w:numId w:val="64"/>
+        </w:numPr>
+        <w:spacing w:before="100" w:beforeAutospacing="1" w:after="100" w:afterAutospacing="1" w:line="240" w:lineRule="auto"/>
+      </w:pPr>
+      <w:r>
+        <w:rPr>
+          <w:rStyle w:val="Strong"/>
+        </w:rPr>
+        <w:lastRenderedPageBreak/>
+        <w:t>User Story 4</w:t>
+      </w:r>
+      <w:r>
+        <w:rPr>
+          <w:rStyle w:val="Strong"/>
+        </w:rPr>
+        <w:t>:</w:t>
+      </w:r>
+      <w:r>
+        <w:br/>
+      </w:r>
+      <w:r>
+        <w:rPr>
+          <w:rStyle w:val="Emphasis"/>
+        </w:rPr>
+        <w:t>As a doctor, I want to conduct video consultations with patients so that I can diagnose and advise remotely.</w:t>
+      </w:r>
+      <w:r>
+        <w:br/>
+      </w:r>
+      <w:r>
+        <w:rPr>
+          <w:rStyle w:val="Strong"/>
+        </w:rPr>
+        <w:t>Outcome:</w:t>
+      </w:r>
+      <w:r>
+        <w:t xml:space="preserve"> Efficient remote healthcare delivery.</w:t>
+      </w:r>
+    </w:p>
+    <w:p>
+      <w:pPr>
+        <w:pStyle w:val="Heading4"/>
+      </w:pPr>
+      <w:r>
+        <w:rPr>
+          <w:rStyle w:val="Strong"/>
+          <w:b w:val="0"/>
+          <w:bCs w:val="0"/>
+        </w:rPr>
+        <w:t>c) Administrative Staff User Stories</w:t>
+      </w:r>
+    </w:p>
+    <w:p>
+      <w:pPr>
+        <w:numPr>
+          <w:ilvl w:val="0"/>
+          <w:numId w:val="65"/>
+        </w:numPr>
+        <w:spacing w:before="100" w:beforeAutospacing="1" w:after="100" w:afterAutospacing="1" w:line="240" w:lineRule="auto"/>
+      </w:pPr>
+      <w:r>
+        <w:rPr>
+          <w:rStyle w:val="Strong"/>
+        </w:rPr>
+        <w:t>User Story 5</w:t>
+      </w:r>
+      <w:r>
+        <w:rPr>
+          <w:rStyle w:val="Strong"/>
+        </w:rPr>
+        <w:t>:</w:t>
+      </w:r>
+      <w:r>
+        <w:br/>
+      </w:r>
+      <w:r>
+        <w:rPr>
+          <w:rStyle w:val="Emphasis"/>
+        </w:rPr>
+        <w:t>As an administrator, I want to manage user accounts so that the system remains secure and organized.</w:t>
+      </w:r>
+      <w:r>
+        <w:br/>
+      </w:r>
+      <w:r>
+        <w:rPr>
+          <w:rStyle w:val="Strong"/>
+        </w:rPr>
+        <w:t>Outcome:</w:t>
+      </w:r>
+      <w:r>
+        <w:t xml:space="preserve"> Efficient user management. </w:t>
+      </w:r>
+    </w:p>
+    <w:p>
+      <w:pPr>
+        <w:numPr>
+          <w:ilvl w:val="0"/>
+          <w:numId w:val="65"/>
+        </w:numPr>
+        <w:spacing w:before="100" w:beforeAutospacing="1" w:after="100" w:afterAutospacing="1" w:line="240" w:lineRule="auto"/>
+      </w:pPr>
+      <w:r>
+        <w:rPr>
+          <w:rStyle w:val="Strong"/>
+        </w:rPr>
+        <w:t>User Story 6</w:t>
+      </w:r>
+      <w:r>
+        <w:rPr>
+          <w:rStyle w:val="Strong"/>
+        </w:rPr>
+        <w:t>:</w:t>
+      </w:r>
+      <w:r>
+        <w:br/>
+      </w:r>
+      <w:r>
+        <w:rPr>
+          <w:rStyle w:val="Emphasis"/>
+        </w:rPr>
+        <w:t>As an administrator, I want to manage appointment schedules so that there are no conflicts or overlaps.</w:t>
+      </w:r>
+      <w:r>
+        <w:br/>
+      </w:r>
+      <w:r>
+        <w:rPr>
+          <w:rStyle w:val="Strong"/>
+        </w:rPr>
+        <w:t>Outcome:</w:t>
+      </w:r>
+      <w:r>
+        <w:t xml:space="preserve"> Smooth scheduling process.</w:t>
+      </w:r>
+    </w:p>
+    <w:p>
+      <w:pPr>
+        <w:pStyle w:val="Heading3"/>
+      </w:pPr>
+      <w:r>
+        <w:rPr>
+          <w:rStyle w:val="Strong"/>
+          <w:b w:val="0"/>
+          <w:bCs w:val="0"/>
+        </w:rPr>
+        <w:t>2. Project Backlog</w:t>
+      </w:r>
+    </w:p>
+    <w:p>
+      <w:pPr>
+        <w:pStyle w:val="NormalWeb"/>
+      </w:pPr>
+      <w:r>
+        <w:t>The project backlog organizes tasks and features based on priority:</w:t>
+      </w:r>
+    </w:p>
+    <w:tbl>
+      <w:tblPr>
+        <w:tblW w:w="0" w:type="auto"/>
+        <w:tblCellSpacing w:w="15" w:type="dxa"/>
+        <w:tblCellMar>
+          <w:top w:w="15" w:type="dxa"/>
+          <w:left w:w="15" w:type="dxa"/>
+          <w:bottom w:w="15" w:type="dxa"/>
+          <w:right w:w="15" w:type="dxa"/>
+        </w:tblCellMar>
+        <w:tblLook w:val="04A0" w:firstRow="1" w:lastRow="0" w:firstColumn="1" w:lastColumn="0" w:noHBand="0" w:noVBand="1"/>
+      </w:tblPr>
+      <w:tblGrid>
+        <w:gridCol w:w="830"/>
+        <w:gridCol w:w="2716"/>
+        <w:gridCol w:w="5116"/>
+      </w:tblGrid>
+      <w:tr>
+        <w:trPr>
+          <w:tblHeader/>
+          <w:tblCellSpacing w:w="15" w:type="dxa"/>
+        </w:trPr>
+        <w:tc>
+          <w:tcPr>
+            <w:tcW w:w="0" w:type="auto"/>
+            <w:vAlign w:val="center"/>
+            <w:hideMark/>
+          </w:tcPr>
+          <w:p>
+            <w:pPr>
+              <w:jc w:val="center"/>
+              <w:rPr>
+                <w:b/>
+                <w:bCs/>
+              </w:rPr>
+            </w:pPr>
+            <w:r>
+              <w:rPr>
+                <w:rStyle w:val="Strong"/>
+              </w:rPr>
+              <w:t>Priority</w:t>
+            </w:r>
+          </w:p>
+        </w:tc>
+        <w:tc>
+          <w:tcPr>
+            <w:tcW w:w="0" w:type="auto"/>
+            <w:vAlign w:val="center"/>
+            <w:hideMark/>
+          </w:tcPr>
+          <w:p>
+            <w:pPr>
+              <w:jc w:val="center"/>
+              <w:rPr>
+                <w:b/>
+                <w:bCs/>
+              </w:rPr>
+            </w:pPr>
+            <w:r>
+              <w:rPr>
+                <w:rStyle w:val="Strong"/>
+              </w:rPr>
+              <w:t>Backlog Item</w:t>
+            </w:r>
+          </w:p>
+        </w:tc>
+        <w:tc>
+          <w:tcPr>
+            <w:tcW w:w="0" w:type="auto"/>
+            <w:vAlign w:val="center"/>
+            <w:hideMark/>
+          </w:tcPr>
+          <w:p>
+            <w:pPr>
+              <w:jc w:val="center"/>
+              <w:rPr>
+                <w:b/>
+                <w:bCs/>
+              </w:rPr>
+            </w:pPr>
+            <w:r>
+              <w:rPr>
+                <w:rStyle w:val="Strong"/>
+              </w:rPr>
+              <w:t>Description</w:t>
+            </w:r>
+          </w:p>
+        </w:tc>
+      </w:tr>
+      <w:tr>
+        <w:trPr>
+          <w:tblCellSpacing w:w="15" w:type="dxa"/>
+        </w:trPr>
+        <w:tc>
+          <w:tcPr>
+            <w:tcW w:w="0" w:type="auto"/>
+            <w:vAlign w:val="center"/>
+            <w:hideMark/>
+          </w:tcPr>
+          <w:p>
+            <w:r>
+              <w:t>High</w:t>
+            </w:r>
+          </w:p>
+        </w:tc>
+        <w:tc>
+          <w:tcPr>
+            <w:tcW w:w="0" w:type="auto"/>
+            <w:vAlign w:val="center"/>
+            <w:hideMark/>
+          </w:tcPr>
+          <w:p>
+            <w:r>
+              <w:t>User Registration &amp; Login</w:t>
+            </w:r>
+          </w:p>
+        </w:tc>
+        <w:tc>
+          <w:tcPr>
+            <w:tcW w:w="0" w:type="auto"/>
+            <w:vAlign w:val="center"/>
+            <w:hideMark/>
+          </w:tcPr>
+          <w:p>
+            <w:r>
+              <w:t>Secure account creation and authentication</w:t>
+            </w:r>
+          </w:p>
+        </w:tc>
+      </w:tr>
+      <w:tr>
+        <w:trPr>
+          <w:tblCellSpacing w:w="15" w:type="dxa"/>
+        </w:trPr>
+        <w:tc>
+          <w:tcPr>
+            <w:tcW w:w="0" w:type="auto"/>
+            <w:vAlign w:val="center"/>
+            <w:hideMark/>
+          </w:tcPr>
+          <w:p>
+            <w:r>
+              <w:t>High</w:t>
+            </w:r>
+          </w:p>
+        </w:tc>
+        <w:tc>
+          <w:tcPr>
+            <w:tcW w:w="0" w:type="auto"/>
+            <w:vAlign w:val="center"/>
+            <w:hideMark/>
+          </w:tcPr>
+          <w:p>
+            <w:r>
+              <w:t>Appointment Booking System</w:t>
+            </w:r>
+          </w:p>
+        </w:tc>
+        <w:tc>
+          <w:tcPr>
+            <w:tcW w:w="0" w:type="auto"/>
+            <w:vAlign w:val="center"/>
+            <w:hideMark/>
+          </w:tcPr>
+          <w:p>
+            <w:r>
+              <w:t>Patients can schedule consultations</w:t>
+            </w:r>
+          </w:p>
+        </w:tc>
+      </w:tr>
+      <w:tr>
+        <w:trPr>
+          <w:tblCellSpacing w:w="15" w:type="dxa"/>
+        </w:trPr>
+        <w:tc>
+          <w:tcPr>
+            <w:tcW w:w="0" w:type="auto"/>
+            <w:vAlign w:val="center"/>
+            <w:hideMark/>
+          </w:tcPr>
+          <w:p>
+            <w:r>
+              <w:t>High</w:t>
+            </w:r>
+          </w:p>
+        </w:tc>
+        <w:tc>
+          <w:tcPr>
+            <w:tcW w:w="0" w:type="auto"/>
+            <w:vAlign w:val="center"/>
+            <w:hideMark/>
+          </w:tcPr>
+          <w:p>
+            <w:r>
+              <w:t>Video Consultation Feature</w:t>
+            </w:r>
+          </w:p>
+        </w:tc>
+        <w:tc>
+          <w:tcPr>
+            <w:tcW w:w="0" w:type="auto"/>
+            <w:vAlign w:val="center"/>
+            <w:hideMark/>
+          </w:tcPr>
+          <w:p>
+            <w:r>
+              <w:t>Real-time communication between patients and doctors</w:t>
+            </w:r>
+          </w:p>
+        </w:tc>
+      </w:tr>
+      <w:tr>
+        <w:trPr>
+          <w:tblCellSpacing w:w="15" w:type="dxa"/>
+        </w:trPr>
+        <w:tc>
+          <w:tcPr>
+            <w:tcW w:w="0" w:type="auto"/>
+            <w:vAlign w:val="center"/>
+            <w:hideMark/>
+          </w:tcPr>
+          <w:p>
+            <w:r>
+              <w:t>High</w:t>
+            </w:r>
+          </w:p>
+        </w:tc>
+        <w:tc>
+          <w:tcPr>
+            <w:tcW w:w="0" w:type="auto"/>
+            <w:vAlign w:val="center"/>
+            <w:hideMark/>
+          </w:tcPr>
+          <w:p>
+            <w:r>
+              <w:t>Patient Medical Records</w:t>
+            </w:r>
+          </w:p>
+        </w:tc>
+        <w:tc>
+          <w:tcPr>
+            <w:tcW w:w="0" w:type="auto"/>
+            <w:vAlign w:val="center"/>
+            <w:hideMark/>
+          </w:tcPr>
+          <w:p>
+            <w:r>
+              <w:t>Storage and retrieval of patient history</w:t>
+            </w:r>
+          </w:p>
+        </w:tc>
+      </w:tr>
+      <w:tr>
+        <w:trPr>
+          <w:tblCellSpacing w:w="15" w:type="dxa"/>
+        </w:trPr>
+        <w:tc>
+          <w:tcPr>
+            <w:tcW w:w="0" w:type="auto"/>
+            <w:vAlign w:val="center"/>
+            <w:hideMark/>
+          </w:tcPr>
+          <w:p>
+            <w:r>
+              <w:t>Medium</w:t>
+            </w:r>
+          </w:p>
+        </w:tc>
+        <w:tc>
+          <w:tcPr>
+            <w:tcW w:w="0" w:type="auto"/>
+            <w:vAlign w:val="center"/>
+            <w:hideMark/>
+          </w:tcPr>
+          <w:p>
+            <w:r>
+              <w:t>Doctor Dashboard</w:t>
+            </w:r>
+          </w:p>
+        </w:tc>
+        <w:tc>
+          <w:tcPr>
+            <w:tcW w:w="0" w:type="auto"/>
+            <w:vAlign w:val="center"/>
+            <w:hideMark/>
+          </w:tcPr>
+          <w:p>
+            <w:r>
+              <w:t>View schedules and patient details</w:t>
+            </w:r>
+          </w:p>
+        </w:tc>
+      </w:tr>
+      <w:tr>
+        <w:trPr>
+          <w:tblCellSpacing w:w="15" w:type="dxa"/>
+        </w:trPr>
+        <w:tc>
+          <w:tcPr>
+            <w:tcW w:w="0" w:type="auto"/>
+            <w:vAlign w:val="center"/>
+            <w:hideMark/>
+          </w:tcPr>
+          <w:p>
+            <w:r>
+              <w:t>Medium</w:t>
+            </w:r>
+          </w:p>
+        </w:tc>
+        <w:tc>
+          <w:tcPr>
+            <w:tcW w:w="0" w:type="auto"/>
+            <w:vAlign w:val="center"/>
+            <w:hideMark/>
+          </w:tcPr>
+          <w:p>
+            <w:r>
+              <w:t>Digital Prescription System</w:t>
+            </w:r>
+          </w:p>
+        </w:tc>
+        <w:tc>
+          <w:tcPr>
+            <w:tcW w:w="0" w:type="auto"/>
+            <w:vAlign w:val="center"/>
+            <w:hideMark/>
+          </w:tcPr>
+          <w:p>
+            <w:r>
+              <w:t>Doctors issue prescriptions online</w:t>
+            </w:r>
+          </w:p>
+        </w:tc>
+      </w:tr>
+      <w:tr>
+        <w:trPr>
+          <w:tblCellSpacing w:w="15" w:type="dxa"/>
+        </w:trPr>
+        <w:tc>
+          <w:tcPr>
+            <w:tcW w:w="0" w:type="auto"/>
+            <w:vAlign w:val="center"/>
+            <w:hideMark/>
+          </w:tcPr>
+          <w:p>
+            <w:r>
+              <w:t>Medium</w:t>
+            </w:r>
+          </w:p>
+        </w:tc>
+        <w:tc>
+          <w:tcPr>
+            <w:tcW w:w="0" w:type="auto"/>
+            <w:vAlign w:val="center"/>
+            <w:hideMark/>
+          </w:tcPr>
+          <w:p>
+            <w:r>
+              <w:t>Admin Management Panel</w:t>
+            </w:r>
+          </w:p>
+        </w:tc>
+        <w:tc>
+          <w:tcPr>
+            <w:tcW w:w="0" w:type="auto"/>
+            <w:vAlign w:val="center"/>
+            <w:hideMark/>
+          </w:tcPr>
+          <w:p>
+            <w:r>
+              <w:t>Manage users and appointments</w:t>
+            </w:r>
+          </w:p>
+        </w:tc>
+      </w:tr>
+      <w:tr>
+        <w:trPr>
+          <w:tblCellSpacing w:w="15" w:type="dxa"/>
+        </w:trPr>
+        <w:tc>
+          <w:tcPr>
+            <w:tcW w:w="0" w:type="auto"/>
+            <w:vAlign w:val="center"/>
+            <w:hideMark/>
+          </w:tcPr>
+          <w:p>
+            <w:r>
+              <w:t>Low</w:t>
+            </w:r>
+          </w:p>
+        </w:tc>
+        <w:tc>
+          <w:tcPr>
+            <w:tcW w:w="0" w:type="auto"/>
+            <w:vAlign w:val="center"/>
+            <w:hideMark/>
+          </w:tcPr>
+          <w:p>
+            <w:r>
+              <w:t>Reporting &amp; Analytics</w:t>
+            </w:r>
+          </w:p>
+        </w:tc>
+        <w:tc>
+          <w:tcPr>
+            <w:tcW w:w="0" w:type="auto"/>
+            <w:vAlign w:val="center"/>
+            <w:hideMark/>
+          </w:tcPr>
+          <w:p>
+            <w:r>
+              <w:t>Generate usage and performance reports</w:t>
+            </w:r>
+          </w:p>
+        </w:tc>
+      </w:tr>
+      <w:tr>
+        <w:trPr>
+          <w:tblCellSpacing w:w="15" w:type="dxa"/>
+        </w:trPr>
+        <w:tc>
+          <w:tcPr>
+            <w:tcW w:w="0" w:type="auto"/>
+            <w:vAlign w:val="center"/>
+            <w:hideMark/>
+          </w:tcPr>
+          <w:p>
+            <w:r>
+              <w:t>Low</w:t>
+            </w:r>
+          </w:p>
+        </w:tc>
+        <w:tc>
+          <w:tcPr>
+            <w:tcW w:w="0" w:type="auto"/>
+            <w:vAlign w:val="center"/>
+            <w:hideMark/>
+          </w:tcPr>
+          <w:p>
+            <w:r>
+              <w:t>Mobile Responsiveness</w:t>
+            </w:r>
+          </w:p>
+        </w:tc>
+        <w:tc>
+          <w:tcPr>
+            <w:tcW w:w="0" w:type="auto"/>
+            <w:vAlign w:val="center"/>
+            <w:hideMark/>
+          </w:tcPr>
+          <w:p>
+            <w:r>
+              <w:t>Ensure access across devices</w:t>
+            </w:r>
+          </w:p>
+        </w:tc>
+      </w:tr>
+      <w:tr>
+        <w:trPr>
+          <w:tblCellSpacing w:w="15" w:type="dxa"/>
+        </w:trPr>
+        <w:tc>
+          <w:tcPr>
+            <w:tcW w:w="0" w:type="auto"/>
+            <w:vAlign w:val="center"/>
+            <w:hideMark/>
+          </w:tcPr>
+          <w:p>
+            <w:r>
+              <w:t>Low</w:t>
+            </w:r>
+          </w:p>
+        </w:tc>
+        <w:tc>
+          <w:tcPr>
+            <w:tcW w:w="0" w:type="auto"/>
+            <w:vAlign w:val="center"/>
+            <w:hideMark/>
+          </w:tcPr>
+          <w:p>
+            <w:r>
+              <w:t>Notifications System</w:t>
+            </w:r>
+          </w:p>
+        </w:tc>
+        <w:tc>
+          <w:tcPr>
+            <w:tcW w:w="0" w:type="auto"/>
+            <w:vAlign w:val="center"/>
+            <w:hideMark/>
+          </w:tcPr>
+          <w:p>
+            <w:r>
+              <w:t>Reminders for appointments</w:t>
+            </w:r>
+          </w:p>
+        </w:tc>
+      </w:tr>
+    </w:tbl>
+    <w:p/>
+    <w:p>
+      <w:pPr>
+        <w:pStyle w:val="Heading3"/>
+      </w:pPr>
+      <w:r>
+        <w:rPr>
+          <w:rStyle w:val="Strong"/>
+          <w:b w:val="0"/>
+          <w:bCs w:val="0"/>
+        </w:rPr>
+        <w:lastRenderedPageBreak/>
+        <w:t>3. Conclusion</w:t>
+      </w:r>
+    </w:p>
+    <w:p>
+      <w:pPr>
+        <w:pStyle w:val="NormalWeb"/>
+      </w:pPr>
+      <w:r>
+        <w:t>The user stories and backlog provide a clear understanding of user needs and system functionality. They ensure that the telemedicine platform is user-centered, efficient, and capable of delivering accessible healthcare services remotely.</w:t>
+      </w:r>
+    </w:p>
+    <w:p>
+      <w:pPr>
+        <w:spacing w:before="100" w:beforeAutospacing="1" w:after="100" w:afterAutospacing="1" w:line="240" w:lineRule="auto"/>
+        <w:ind w:left="720"/>
+      </w:pPr>
+    </w:p>
+    <w:p>
+      <w:pPr>
+        <w:spacing w:before="100" w:beforeAutospacing="1" w:after="100" w:afterAutospacing="1" w:line="240" w:lineRule="auto"/>
+        <w:ind w:left="720"/>
+        <w:rPr>
+          <w:b/>
+        </w:rPr>
+      </w:pPr>
+      <w:r>
+        <w:rPr>
+          <w:b/>
+        </w:rPr>
+        <w:t>TASK 3.3 ELABORATE PROJECT TASKFLOW</w:t>
+      </w:r>
+    </w:p>
+    <w:p>
+      <w:pPr>
+        <w:spacing w:before="100" w:beforeAutospacing="1" w:after="100" w:afterAutospacing="1" w:line="240" w:lineRule="auto"/>
+        <w:rPr>
+          <w:rFonts w:ascii="Times New Roman" w:eastAsia="Times New Roman" w:hAnsi="Times New Roman" w:cs="Times New Roman"/>
+          <w:sz w:val="24"/>
+          <w:szCs w:val="24"/>
+        </w:rPr>
+      </w:pPr>
+      <w:r>
+        <w:rPr>
+          <w:rFonts w:ascii="Times New Roman" w:eastAsia="Times New Roman" w:hAnsi="Times New Roman" w:cs="Times New Roman"/>
+          <w:b/>
+          <w:bCs/>
+          <w:sz w:val="24"/>
+          <w:szCs w:val="24"/>
+        </w:rPr>
+        <w:t>E-Commerce Website Sitemap – Project Requirements</w:t>
+      </w:r>
+    </w:p>
+    <w:p>
+      <w:pPr>
+        <w:spacing w:before="100" w:beforeAutospacing="1" w:after="100" w:afterAutospacing="1" w:line="240" w:lineRule="auto"/>
+        <w:ind w:left="720"/>
+        <w:rPr>
+          <w:b/>
+        </w:rPr>
+      </w:pPr>
+      <w:r>
+        <w:rPr>
+          <w:b/>
+        </w:rPr>
+        <w:t>Home</w:t>
+      </w:r>
+    </w:p>
+    <w:p>
+      <w:pPr>
+        <w:spacing w:before="100" w:beforeAutospacing="1" w:after="100" w:afterAutospacing="1" w:line="240" w:lineRule="auto"/>
+        <w:ind w:left="720"/>
+        <w:rPr>
+          <w:b/>
+        </w:rPr>
+      </w:pPr>
+      <w:r>
+        <w:rPr>
+          <w:b/>
+        </w:rPr>
+        <w:t>│</w:t>
+      </w:r>
+    </w:p>
+    <w:p>
+      <w:pPr>
+        <w:spacing w:before="100" w:beforeAutospacing="1" w:after="100" w:afterAutospacing="1" w:line="240" w:lineRule="auto"/>
+        <w:ind w:left="720"/>
+        <w:rPr>
+          <w:b/>
+        </w:rPr>
+      </w:pPr>
+      <w:r>
+        <w:rPr>
+          <w:rFonts w:ascii="Arial" w:hAnsi="Arial" w:cs="Arial"/>
+          <w:b/>
+        </w:rPr>
+        <w:t>├</w:t>
+      </w:r>
+      <w:r>
+        <w:rPr>
+          <w:rFonts w:ascii="Calibri" w:hAnsi="Calibri" w:cs="Calibri"/>
+          <w:b/>
+        </w:rPr>
+        <w:t>──</w:t>
+      </w:r>
+      <w:r>
+        <w:rPr>
+          <w:b/>
+        </w:rPr>
+        <w:t xml:space="preserve"> Shop</w:t>
+      </w:r>
+    </w:p>
+    <w:p>
+      <w:pPr>
+        <w:spacing w:before="100" w:beforeAutospacing="1" w:after="100" w:afterAutospacing="1" w:line="240" w:lineRule="auto"/>
+        <w:ind w:left="720"/>
+        <w:rPr>
+          <w:b/>
+        </w:rPr>
+      </w:pPr>
+      <w:r>
+        <w:rPr>
+          <w:b/>
+        </w:rPr>
+        <w:t xml:space="preserve">│   </w:t>
+      </w:r>
+      <w:r>
+        <w:rPr>
+          <w:rFonts w:ascii="Arial" w:hAnsi="Arial" w:cs="Arial"/>
+          <w:b/>
+        </w:rPr>
+        <w:t>├</w:t>
+      </w:r>
+      <w:r>
+        <w:rPr>
+          <w:rFonts w:ascii="Calibri" w:hAnsi="Calibri" w:cs="Calibri"/>
+          <w:b/>
+        </w:rPr>
+        <w:t>──</w:t>
+      </w:r>
+      <w:r>
+        <w:rPr>
+          <w:b/>
+        </w:rPr>
+        <w:t xml:space="preserve"> Clothing</w:t>
+      </w:r>
+    </w:p>
+    <w:p>
+      <w:pPr>
+        <w:spacing w:before="100" w:beforeAutospacing="1" w:after="100" w:afterAutospacing="1" w:line="240" w:lineRule="auto"/>
+        <w:ind w:left="720"/>
+        <w:rPr>
+          <w:b/>
+        </w:rPr>
+      </w:pPr>
+      <w:r>
+        <w:rPr>
+          <w:b/>
+        </w:rPr>
+        <w:t xml:space="preserve">│   </w:t>
+      </w:r>
+      <w:r>
+        <w:rPr>
+          <w:rFonts w:ascii="Arial" w:hAnsi="Arial" w:cs="Arial"/>
+          <w:b/>
+        </w:rPr>
+        <w:t>├</w:t>
+      </w:r>
+      <w:r>
+        <w:rPr>
+          <w:rFonts w:ascii="Calibri" w:hAnsi="Calibri" w:cs="Calibri"/>
+          <w:b/>
+        </w:rPr>
+        <w:t>──</w:t>
+      </w:r>
+      <w:r>
+        <w:rPr>
+          <w:b/>
+        </w:rPr>
+        <w:t xml:space="preserve"> Accessories</w:t>
+      </w:r>
+    </w:p>
+    <w:p>
+      <w:pPr>
+        <w:spacing w:before="100" w:beforeAutospacing="1" w:after="100" w:afterAutospacing="1" w:line="240" w:lineRule="auto"/>
+        <w:ind w:left="720"/>
+        <w:rPr>
+          <w:b/>
+        </w:rPr>
+      </w:pPr>
+      <w:r>
+        <w:rPr>
+          <w:b/>
+        </w:rPr>
+        <w:t xml:space="preserve">│   </w:t>
+      </w:r>
+      <w:r>
+        <w:rPr>
+          <w:rFonts w:ascii="Arial" w:hAnsi="Arial" w:cs="Arial"/>
+          <w:b/>
+        </w:rPr>
+        <w:t>├</w:t>
+      </w:r>
+      <w:r>
+        <w:rPr>
+          <w:rFonts w:ascii="Calibri" w:hAnsi="Calibri" w:cs="Calibri"/>
+          <w:b/>
+        </w:rPr>
+        <w:t>──</w:t>
+      </w:r>
+      <w:r>
+        <w:rPr>
+          <w:b/>
+        </w:rPr>
+        <w:t xml:space="preserve"> Footwear</w:t>
+      </w:r>
+    </w:p>
+    <w:p>
+      <w:pPr>
+        <w:spacing w:before="100" w:beforeAutospacing="1" w:after="100" w:afterAutospacing="1" w:line="240" w:lineRule="auto"/>
+        <w:ind w:left="720"/>
+        <w:rPr>
+          <w:b/>
+        </w:rPr>
+      </w:pPr>
+      <w:r>
+        <w:rPr>
+          <w:b/>
+        </w:rPr>
+        <w:t>│   └── Product Details</w:t>
+      </w:r>
+    </w:p>
+    <w:p>
+      <w:pPr>
+        <w:spacing w:before="100" w:beforeAutospacing="1" w:after="100" w:afterAutospacing="1" w:line="240" w:lineRule="auto"/>
+        <w:ind w:left="720"/>
+        <w:rPr>
+          <w:b/>
+        </w:rPr>
+      </w:pPr>
+      <w:r>
+        <w:rPr>
+          <w:b/>
+        </w:rPr>
+        <w:t>│       └── Reviews</w:t>
+      </w:r>
+    </w:p>
+    <w:p>
+      <w:pPr>
+        <w:spacing w:before="100" w:beforeAutospacing="1" w:after="100" w:afterAutospacing="1" w:line="240" w:lineRule="auto"/>
+        <w:ind w:left="720"/>
+        <w:rPr>
+          <w:b/>
+        </w:rPr>
+      </w:pPr>
+      <w:r>
+        <w:rPr>
+          <w:b/>
+        </w:rPr>
+        <w:t>│</w:t>
+      </w:r>
+    </w:p>
+    <w:p>
+      <w:pPr>
+        <w:spacing w:before="100" w:beforeAutospacing="1" w:after="100" w:afterAutospacing="1" w:line="240" w:lineRule="auto"/>
+        <w:ind w:left="720"/>
+        <w:rPr>
+          <w:b/>
+        </w:rPr>
+      </w:pPr>
+      <w:r>
+        <w:rPr>
+          <w:rFonts w:ascii="Arial" w:hAnsi="Arial" w:cs="Arial"/>
+          <w:b/>
+        </w:rPr>
+        <w:t>├</w:t>
+      </w:r>
+      <w:r>
+        <w:rPr>
+          <w:rFonts w:ascii="Calibri" w:hAnsi="Calibri" w:cs="Calibri"/>
+          <w:b/>
+        </w:rPr>
+        <w:t>──</w:t>
+      </w:r>
+      <w:r>
+        <w:rPr>
+          <w:b/>
+        </w:rPr>
+        <w:t xml:space="preserve"> Cart</w:t>
+      </w:r>
+    </w:p>
+    <w:p>
+      <w:pPr>
+        <w:spacing w:before="100" w:beforeAutospacing="1" w:after="100" w:afterAutospacing="1" w:line="240" w:lineRule="auto"/>
+        <w:ind w:left="720"/>
+        <w:rPr>
+          <w:b/>
+        </w:rPr>
+      </w:pPr>
+      <w:r>
+        <w:rPr>
+          <w:b/>
+        </w:rPr>
+        <w:t>│</w:t>
+      </w:r>
+    </w:p>
+    <w:p>
+      <w:pPr>
+        <w:spacing w:before="100" w:beforeAutospacing="1" w:after="100" w:afterAutospacing="1" w:line="240" w:lineRule="auto"/>
+        <w:ind w:left="720"/>
+        <w:rPr>
+          <w:b/>
+        </w:rPr>
+      </w:pPr>
+      <w:r>
+        <w:rPr>
+          <w:rFonts w:ascii="Arial" w:hAnsi="Arial" w:cs="Arial"/>
+          <w:b/>
+        </w:rPr>
+        <w:t>├</w:t>
+      </w:r>
+      <w:r>
+        <w:rPr>
+          <w:rFonts w:ascii="Calibri" w:hAnsi="Calibri" w:cs="Calibri"/>
+          <w:b/>
+        </w:rPr>
+        <w:t>──</w:t>
+      </w:r>
+      <w:r>
+        <w:rPr>
+          <w:b/>
+        </w:rPr>
+        <w:t xml:space="preserve"> Checkout</w:t>
+      </w:r>
+    </w:p>
+    <w:p>
+      <w:pPr>
+        <w:spacing w:before="100" w:beforeAutospacing="1" w:after="100" w:afterAutospacing="1" w:line="240" w:lineRule="auto"/>
+        <w:ind w:left="720"/>
+        <w:rPr>
+          <w:b/>
+        </w:rPr>
+      </w:pPr>
+      <w:r>
+        <w:rPr>
+          <w:b/>
+        </w:rPr>
+        <w:t>│</w:t>
+      </w:r>
+    </w:p>
+    <w:p>
+      <w:pPr>
+        <w:spacing w:before="100" w:beforeAutospacing="1" w:after="100" w:afterAutospacing="1" w:line="240" w:lineRule="auto"/>
+        <w:ind w:left="720"/>
+        <w:rPr>
+          <w:b/>
+        </w:rPr>
+      </w:pPr>
+      <w:r>
+        <w:rPr>
+          <w:rFonts w:ascii="Arial" w:hAnsi="Arial" w:cs="Arial"/>
+          <w:b/>
+        </w:rPr>
+        <w:t>├</w:t>
+      </w:r>
+      <w:r>
+        <w:rPr>
+          <w:rFonts w:ascii="Calibri" w:hAnsi="Calibri" w:cs="Calibri"/>
+          <w:b/>
+        </w:rPr>
+        <w:t>──</w:t>
+      </w:r>
+      <w:r>
+        <w:rPr>
+          <w:b/>
+        </w:rPr>
+        <w:t xml:space="preserve"> User Account</w:t>
+      </w:r>
+    </w:p>
+    <w:p>
+      <w:pPr>
+        <w:spacing w:before="100" w:beforeAutospacing="1" w:after="100" w:afterAutospacing="1" w:line="240" w:lineRule="auto"/>
+        <w:ind w:left="720"/>
+        <w:rPr>
+          <w:b/>
+        </w:rPr>
+      </w:pPr>
+      <w:r>
+        <w:rPr>
+          <w:b/>
+        </w:rPr>
+        <w:t xml:space="preserve">│   </w:t>
+      </w:r>
+      <w:r>
+        <w:rPr>
+          <w:rFonts w:ascii="Arial" w:hAnsi="Arial" w:cs="Arial"/>
+          <w:b/>
+        </w:rPr>
+        <w:t>├</w:t>
+      </w:r>
+      <w:r>
+        <w:rPr>
+          <w:rFonts w:ascii="Calibri" w:hAnsi="Calibri" w:cs="Calibri"/>
+          <w:b/>
+        </w:rPr>
+        <w:t>──</w:t>
+      </w:r>
+      <w:r>
+        <w:rPr>
+          <w:b/>
+        </w:rPr>
+        <w:t xml:space="preserve"> Profile</w:t>
+      </w:r>
+    </w:p>
+    <w:p>
+      <w:pPr>
+        <w:spacing w:before="100" w:beforeAutospacing="1" w:after="100" w:afterAutospacing="1" w:line="240" w:lineRule="auto"/>
+        <w:ind w:left="720"/>
+        <w:rPr>
+          <w:b/>
+        </w:rPr>
+      </w:pPr>
+      <w:r>
+        <w:rPr>
+          <w:b/>
+        </w:rPr>
+        <w:t xml:space="preserve">│   </w:t>
+      </w:r>
+      <w:r>
+        <w:rPr>
+          <w:rFonts w:ascii="Arial" w:hAnsi="Arial" w:cs="Arial"/>
+          <w:b/>
+        </w:rPr>
+        <w:t>├</w:t>
+      </w:r>
+      <w:r>
+        <w:rPr>
+          <w:rFonts w:ascii="Calibri" w:hAnsi="Calibri" w:cs="Calibri"/>
+          <w:b/>
+        </w:rPr>
+        <w:t>──</w:t>
+      </w:r>
+      <w:r>
+        <w:rPr>
+          <w:b/>
+        </w:rPr>
+        <w:t xml:space="preserve"> Orders</w:t>
+      </w:r>
+    </w:p>
+    <w:p>
+      <w:pPr>
+        <w:spacing w:before="100" w:beforeAutospacing="1" w:after="100" w:afterAutospacing="1" w:line="240" w:lineRule="auto"/>
+        <w:ind w:left="720"/>
+        <w:rPr>
+          <w:b/>
+        </w:rPr>
+      </w:pPr>
+      <w:r>
+        <w:rPr>
+          <w:b/>
+        </w:rPr>
+        <w:t>│   └── Wishlist</w:t>
+      </w:r>
+    </w:p>
+    <w:p>
+      <w:pPr>
+        <w:spacing w:before="100" w:beforeAutospacing="1" w:after="100" w:afterAutospacing="1" w:line="240" w:lineRule="auto"/>
+        <w:ind w:left="720"/>
+        <w:rPr>
+          <w:b/>
+        </w:rPr>
+      </w:pPr>
+      <w:r>
+        <w:rPr>
+          <w:b/>
+        </w:rPr>
+        <w:t>│</w:t>
+      </w:r>
+    </w:p>
+    <w:p>
+      <w:pPr>
+        <w:spacing w:before="100" w:beforeAutospacing="1" w:after="100" w:afterAutospacing="1" w:line="240" w:lineRule="auto"/>
+        <w:ind w:left="720"/>
+        <w:rPr>
+          <w:b/>
+        </w:rPr>
+      </w:pPr>
+      <w:r>
+        <w:rPr>
+          <w:rFonts w:ascii="Arial" w:hAnsi="Arial" w:cs="Arial"/>
+          <w:b/>
+        </w:rPr>
+        <w:lastRenderedPageBreak/>
+        <w:t>├</w:t>
+      </w:r>
+      <w:r>
+        <w:rPr>
+          <w:rFonts w:ascii="Calibri" w:hAnsi="Calibri" w:cs="Calibri"/>
+          <w:b/>
+        </w:rPr>
+        <w:t>──</w:t>
+      </w:r>
+      <w:r>
+        <w:rPr>
+          <w:b/>
+        </w:rPr>
+        <w:t xml:space="preserve"> Promotions</w:t>
+      </w:r>
+    </w:p>
+    <w:p>
+      <w:pPr>
+        <w:spacing w:before="100" w:beforeAutospacing="1" w:after="100" w:afterAutospacing="1" w:line="240" w:lineRule="auto"/>
+        <w:ind w:left="720"/>
+        <w:rPr>
+          <w:b/>
+        </w:rPr>
+      </w:pPr>
+      <w:r>
+        <w:rPr>
+          <w:b/>
+        </w:rPr>
+        <w:t>│</w:t>
+      </w:r>
+    </w:p>
+    <w:p>
+      <w:pPr>
+        <w:spacing w:before="100" w:beforeAutospacing="1" w:after="100" w:afterAutospacing="1" w:line="240" w:lineRule="auto"/>
+        <w:ind w:left="720"/>
+        <w:rPr>
+          <w:b/>
+        </w:rPr>
+      </w:pPr>
+      <w:r>
+        <w:rPr>
+          <w:rFonts w:ascii="Arial" w:hAnsi="Arial" w:cs="Arial"/>
+          <w:b/>
+        </w:rPr>
+        <w:t>├</w:t>
+      </w:r>
+      <w:r>
+        <w:rPr>
+          <w:rFonts w:ascii="Calibri" w:hAnsi="Calibri" w:cs="Calibri"/>
+          <w:b/>
+        </w:rPr>
+        <w:t>──</w:t>
+      </w:r>
+      <w:r>
+        <w:rPr>
+          <w:b/>
+        </w:rPr>
+        <w:t xml:space="preserve"> Blog</w:t>
+      </w:r>
+    </w:p>
+    <w:p>
+      <w:pPr>
+        <w:spacing w:before="100" w:beforeAutospacing="1" w:after="100" w:afterAutospacing="1" w:line="240" w:lineRule="auto"/>
+        <w:ind w:left="720"/>
+        <w:rPr>
+          <w:b/>
+        </w:rPr>
+      </w:pPr>
+      <w:r>
+        <w:rPr>
+          <w:b/>
+        </w:rPr>
+        <w:t>│</w:t>
+      </w:r>
+    </w:p>
+    <w:p>
+      <w:pPr>
+        <w:spacing w:before="100" w:beforeAutospacing="1" w:after="100" w:afterAutospacing="1" w:line="240" w:lineRule="auto"/>
+        <w:ind w:left="720"/>
+        <w:rPr>
+          <w:b/>
+        </w:rPr>
+      </w:pPr>
+      <w:r>
+        <w:rPr>
+          <w:rFonts w:ascii="Arial" w:hAnsi="Arial" w:cs="Arial"/>
+          <w:b/>
+        </w:rPr>
+        <w:t>├</w:t>
+      </w:r>
+      <w:r>
+        <w:rPr>
+          <w:rFonts w:ascii="Calibri" w:hAnsi="Calibri" w:cs="Calibri"/>
+          <w:b/>
+        </w:rPr>
+        <w:t>──</w:t>
+      </w:r>
+      <w:r>
+        <w:rPr>
+          <w:b/>
+        </w:rPr>
+        <w:t xml:space="preserve"> Customer Support</w:t>
+      </w:r>
+    </w:p>
+    <w:p>
+      <w:pPr>
+        <w:spacing w:before="100" w:beforeAutospacing="1" w:after="100" w:afterAutospacing="1" w:line="240" w:lineRule="auto"/>
+        <w:ind w:left="720"/>
+        <w:rPr>
+          <w:b/>
+        </w:rPr>
+      </w:pPr>
+      <w:r>
+        <w:rPr>
+          <w:b/>
+        </w:rPr>
+        <w:t xml:space="preserve">│   </w:t>
+      </w:r>
+      <w:r>
+        <w:rPr>
+          <w:rFonts w:ascii="Arial" w:hAnsi="Arial" w:cs="Arial"/>
+          <w:b/>
+        </w:rPr>
+        <w:t>├</w:t>
+      </w:r>
+      <w:r>
+        <w:rPr>
+          <w:rFonts w:ascii="Calibri" w:hAnsi="Calibri" w:cs="Calibri"/>
+          <w:b/>
+        </w:rPr>
+        <w:t>──</w:t>
+      </w:r>
+      <w:r>
+        <w:rPr>
+          <w:b/>
+        </w:rPr>
+        <w:t xml:space="preserve"> FAQs</w:t>
+      </w:r>
+    </w:p>
+    <w:p>
+      <w:pPr>
+        <w:spacing w:before="100" w:beforeAutospacing="1" w:after="100" w:afterAutospacing="1" w:line="240" w:lineRule="auto"/>
+        <w:ind w:left="720"/>
+        <w:rPr>
+          <w:b/>
+        </w:rPr>
+      </w:pPr>
+      <w:r>
+        <w:rPr>
+          <w:b/>
+        </w:rPr>
+        <w:t xml:space="preserve">│   </w:t>
+      </w:r>
+      <w:r>
+        <w:rPr>
+          <w:rFonts w:ascii="Arial" w:hAnsi="Arial" w:cs="Arial"/>
+          <w:b/>
+        </w:rPr>
+        <w:t>├</w:t>
+      </w:r>
+      <w:r>
+        <w:rPr>
+          <w:rFonts w:ascii="Calibri" w:hAnsi="Calibri" w:cs="Calibri"/>
+          <w:b/>
+        </w:rPr>
+        <w:t>──</w:t>
+      </w:r>
+      <w:r>
+        <w:rPr>
+          <w:b/>
+        </w:rPr>
+        <w:t xml:space="preserve"> Contact Us</w:t>
+      </w:r>
+    </w:p>
+    <w:p>
+      <w:pPr>
+        <w:spacing w:before="100" w:beforeAutospacing="1" w:after="100" w:afterAutospacing="1" w:line="240" w:lineRule="auto"/>
+        <w:ind w:left="720"/>
+        <w:rPr>
+          <w:b/>
+        </w:rPr>
+      </w:pPr>
+      <w:r>
+        <w:rPr>
+          <w:b/>
+        </w:rPr>
+        <w:t>│   └── Live Chat</w:t>
+      </w:r>
+    </w:p>
+    <w:p>
+      <w:pPr>
+        <w:spacing w:before="100" w:beforeAutospacing="1" w:after="100" w:afterAutospacing="1" w:line="240" w:lineRule="auto"/>
+        <w:ind w:left="720"/>
+        <w:rPr>
+          <w:b/>
+        </w:rPr>
+      </w:pPr>
+      <w:r>
+        <w:rPr>
+          <w:b/>
+        </w:rPr>
+        <w:t>│</w:t>
+      </w:r>
+    </w:p>
+    <w:p>
+      <w:pPr>
+        <w:spacing w:before="100" w:beforeAutospacing="1" w:after="100" w:afterAutospacing="1" w:line="240" w:lineRule="auto"/>
+        <w:ind w:left="720"/>
+        <w:rPr>
+          <w:b/>
+        </w:rPr>
+      </w:pPr>
+      <w:r>
+        <w:rPr>
+          <w:rFonts w:ascii="Arial" w:hAnsi="Arial" w:cs="Arial"/>
+          <w:b/>
+        </w:rPr>
+        <w:t>├</w:t>
+      </w:r>
+      <w:r>
+        <w:rPr>
+          <w:rFonts w:ascii="Calibri" w:hAnsi="Calibri" w:cs="Calibri"/>
+          <w:b/>
+        </w:rPr>
+        <w:t>──</w:t>
+      </w:r>
+      <w:r>
+        <w:rPr>
+          <w:b/>
+        </w:rPr>
+        <w:t xml:space="preserve"> Search</w:t>
+      </w:r>
+    </w:p>
+    <w:p>
+      <w:pPr>
+        <w:spacing w:before="100" w:beforeAutospacing="1" w:after="100" w:afterAutospacing="1" w:line="240" w:lineRule="auto"/>
+        <w:ind w:left="720"/>
+        <w:rPr>
+          <w:b/>
+        </w:rPr>
+      </w:pPr>
+      <w:r>
+        <w:rPr>
+          <w:b/>
+        </w:rPr>
+        <w:t>│</w:t>
+      </w:r>
+    </w:p>
+    <w:p>
+      <w:pPr>
+        <w:spacing w:before="100" w:beforeAutospacing="1" w:after="100" w:afterAutospacing="1" w:line="240" w:lineRule="auto"/>
+        <w:ind w:left="720"/>
+        <w:rPr>
+          <w:b/>
+        </w:rPr>
+      </w:pPr>
+      <w:r>
+        <w:rPr>
+          <w:b/>
+        </w:rPr>
+        <w:t>└── Admin Panel</w:t>
+      </w:r>
+    </w:p>
+    <w:p>
+      <w:pPr>
+        <w:spacing w:before="100" w:beforeAutospacing="1" w:after="100" w:afterAutospacing="1" w:line="240" w:lineRule="auto"/>
+        <w:ind w:left="720"/>
+        <w:rPr>
+          <w:b/>
+        </w:rPr>
+      </w:pPr>
+      <w:r>
+        <w:rPr>
+          <w:b/>
+        </w:rPr>
+        <w:t xml:space="preserve">    </w:t>
+      </w:r>
+      <w:r>
+        <w:rPr>
+          <w:rFonts w:ascii="Arial" w:hAnsi="Arial" w:cs="Arial"/>
+          <w:b/>
+        </w:rPr>
+        <w:t>├</w:t>
+      </w:r>
+      <w:r>
+        <w:rPr>
+          <w:rFonts w:ascii="Calibri" w:hAnsi="Calibri" w:cs="Calibri"/>
+          <w:b/>
+        </w:rPr>
+        <w:t>──</w:t>
+      </w:r>
+      <w:r>
+        <w:rPr>
+          <w:b/>
+        </w:rPr>
+        <w:t xml:space="preserve"> Products</w:t>
+      </w:r>
+    </w:p>
+    <w:p>
+      <w:pPr>
+        <w:spacing w:before="100" w:beforeAutospacing="1" w:after="100" w:afterAutospacing="1" w:line="240" w:lineRule="auto"/>
+        <w:ind w:left="720"/>
+        <w:rPr>
+          <w:b/>
+        </w:rPr>
+      </w:pPr>
+      <w:r>
+        <w:rPr>
+          <w:b/>
+        </w:rPr>
+        <w:t xml:space="preserve">    </w:t>
+      </w:r>
+      <w:r>
+        <w:rPr>
+          <w:rFonts w:ascii="Arial" w:hAnsi="Arial" w:cs="Arial"/>
+          <w:b/>
+        </w:rPr>
+        <w:t>├</w:t>
+      </w:r>
+      <w:r>
+        <w:rPr>
+          <w:rFonts w:ascii="Calibri" w:hAnsi="Calibri" w:cs="Calibri"/>
+          <w:b/>
+        </w:rPr>
+        <w:t>──</w:t>
+      </w:r>
+      <w:r>
+        <w:rPr>
+          <w:b/>
+        </w:rPr>
+        <w:t xml:space="preserve"> Orders</w:t>
+      </w:r>
+    </w:p>
+    <w:p>
+      <w:pPr>
+        <w:spacing w:before="100" w:beforeAutospacing="1" w:after="100" w:afterAutospacing="1" w:line="240" w:lineRule="auto"/>
+        <w:ind w:left="720"/>
+        <w:rPr>
+          <w:b/>
+        </w:rPr>
+      </w:pPr>
+      <w:r>
+        <w:rPr>
+          <w:b/>
+        </w:rPr>
+        <w:t xml:space="preserve">    </w:t>
+      </w:r>
+      <w:r>
+        <w:rPr>
+          <w:rFonts w:ascii="Arial" w:hAnsi="Arial" w:cs="Arial"/>
+          <w:b/>
+        </w:rPr>
+        <w:t>├</w:t>
+      </w:r>
+      <w:r>
+        <w:rPr>
+          <w:rFonts w:ascii="Calibri" w:hAnsi="Calibri" w:cs="Calibri"/>
+          <w:b/>
+        </w:rPr>
+        <w:t>──</w:t>
+      </w:r>
+      <w:r>
+        <w:rPr>
+          <w:b/>
+        </w:rPr>
+        <w:t xml:space="preserve"> Users</w:t>
+      </w:r>
+    </w:p>
+    <w:p>
+      <w:pPr>
+        <w:spacing w:before="100" w:beforeAutospacing="1" w:after="100" w:afterAutospacing="1" w:line="240" w:lineRule="auto"/>
+        <w:ind w:left="720"/>
+        <w:rPr>
+          <w:b/>
+        </w:rPr>
+      </w:pPr>
+      <w:r>
+        <w:rPr>
+          <w:b/>
+        </w:rPr>
+        <w:t xml:space="preserve">    └── Content Management</w:t>
+      </w:r>
       <w:bookmarkStart w:id="0" w:name="_GoBack"/>
       <w:bookmarkEnd w:id="0"/>
+    </w:p>
+    <w:p>
+      <w:pPr>
+        <w:spacing w:before="100" w:beforeAutospacing="1" w:after="100" w:afterAutospacing="1" w:line="240" w:lineRule="auto"/>
+        <w:rPr>
+          <w:rFonts w:ascii="Times New Roman" w:eastAsia="Times New Roman" w:hAnsi="Times New Roman" w:cs="Times New Roman"/>
+          <w:b/>
+          <w:sz w:val="24"/>
+          <w:szCs w:val="24"/>
+        </w:rPr>
+      </w:pPr>
     </w:p>
     <w:p>
       <w:pPr>
@@ -10703,6 +12494,155 @@
     </w:lvl>
   </w:abstractNum>
   <w:abstractNum w:abstractNumId="11">
+    <w:nsid w:val="18052E11"/>
+    <w:multiLevelType w:val="multilevel"/>
+    <w:tmpl w:val="1CC64B12"/>
+    <w:lvl w:ilvl="0">
+      <w:start w:val="1"/>
+      <w:numFmt w:val="bullet"/>
+      <w:lvlText w:val=""/>
+      <w:lvlJc w:val="left"/>
+      <w:pPr>
+        <w:tabs>
+          <w:tab w:val="num" w:pos="720"/>
+        </w:tabs>
+        <w:ind w:left="720" w:hanging="360"/>
+      </w:pPr>
+      <w:rPr>
+        <w:rFonts w:ascii="Symbol" w:hAnsi="Symbol" w:hint="default"/>
+        <w:sz w:val="20"/>
+      </w:rPr>
+    </w:lvl>
+    <w:lvl w:ilvl="1" w:tentative="1">
+      <w:start w:val="1"/>
+      <w:numFmt w:val="bullet"/>
+      <w:lvlText w:val="o"/>
+      <w:lvlJc w:val="left"/>
+      <w:pPr>
+        <w:tabs>
+          <w:tab w:val="num" w:pos="1440"/>
+        </w:tabs>
+        <w:ind w:left="1440" w:hanging="360"/>
+      </w:pPr>
+      <w:rPr>
+        <w:rFonts w:ascii="Courier New" w:hAnsi="Courier New" w:hint="default"/>
+        <w:sz w:val="20"/>
+      </w:rPr>
+    </w:lvl>
+    <w:lvl w:ilvl="2" w:tentative="1">
+      <w:start w:val="1"/>
+      <w:numFmt w:val="bullet"/>
+      <w:lvlText w:val=""/>
+      <w:lvlJc w:val="left"/>
+      <w:pPr>
+        <w:tabs>
+          <w:tab w:val="num" w:pos="2160"/>
+        </w:tabs>
+        <w:ind w:left="2160" w:hanging="360"/>
+      </w:pPr>
+      <w:rPr>
+        <w:rFonts w:ascii="Wingdings" w:hAnsi="Wingdings" w:hint="default"/>
+        <w:sz w:val="20"/>
+      </w:rPr>
+    </w:lvl>
+    <w:lvl w:ilvl="3" w:tentative="1">
+      <w:start w:val="1"/>
+      <w:numFmt w:val="bullet"/>
+      <w:lvlText w:val=""/>
+      <w:lvlJc w:val="left"/>
+      <w:pPr>
+        <w:tabs>
+          <w:tab w:val="num" w:pos="2880"/>
+        </w:tabs>
+        <w:ind w:left="2880" w:hanging="360"/>
+      </w:pPr>
+      <w:rPr>
+        <w:rFonts w:ascii="Wingdings" w:hAnsi="Wingdings" w:hint="default"/>
+        <w:sz w:val="20"/>
+      </w:rPr>
+    </w:lvl>
+    <w:lvl w:ilvl="4" w:tentative="1">
+      <w:start w:val="1"/>
+      <w:numFmt w:val="bullet"/>
+      <w:lvlText w:val=""/>
+      <w:lvlJc w:val="left"/>
+      <w:pPr>
+        <w:tabs>
+          <w:tab w:val="num" w:pos="3600"/>
+        </w:tabs>
+        <w:ind w:left="3600" w:hanging="360"/>
+      </w:pPr>
+      <w:rPr>
+        <w:rFonts w:ascii="Wingdings" w:hAnsi="Wingdings" w:hint="default"/>
+        <w:sz w:val="20"/>
+      </w:rPr>
+    </w:lvl>
+    <w:lvl w:ilvl="5" w:tentative="1">
+      <w:start w:val="1"/>
+      <w:numFmt w:val="bullet"/>
+      <w:lvlText w:val=""/>
+      <w:lvlJc w:val="left"/>
+      <w:pPr>
+        <w:tabs>
+          <w:tab w:val="num" w:pos="4320"/>
+        </w:tabs>
+        <w:ind w:left="4320" w:hanging="360"/>
+      </w:pPr>
+      <w:rPr>
+        <w:rFonts w:ascii="Wingdings" w:hAnsi="Wingdings" w:hint="default"/>
+        <w:sz w:val="20"/>
+      </w:rPr>
+    </w:lvl>
+    <w:lvl w:ilvl="6" w:tentative="1">
+      <w:start w:val="1"/>
+      <w:numFmt w:val="bullet"/>
+      <w:lvlText w:val=""/>
+      <w:lvlJc w:val="left"/>
+      <w:pPr>
+        <w:tabs>
+          <w:tab w:val="num" w:pos="5040"/>
+        </w:tabs>
+        <w:ind w:left="5040" w:hanging="360"/>
+      </w:pPr>
+      <w:rPr>
+        <w:rFonts w:ascii="Wingdings" w:hAnsi="Wingdings" w:hint="default"/>
+        <w:sz w:val="20"/>
+      </w:rPr>
+    </w:lvl>
+    <w:lvl w:ilvl="7" w:tentative="1">
+      <w:start w:val="1"/>
+      <w:numFmt w:val="bullet"/>
+      <w:lvlText w:val=""/>
+      <w:lvlJc w:val="left"/>
+      <w:pPr>
+        <w:tabs>
+          <w:tab w:val="num" w:pos="5760"/>
+        </w:tabs>
+        <w:ind w:left="5760" w:hanging="360"/>
+      </w:pPr>
+      <w:rPr>
+        <w:rFonts w:ascii="Wingdings" w:hAnsi="Wingdings" w:hint="default"/>
+        <w:sz w:val="20"/>
+      </w:rPr>
+    </w:lvl>
+    <w:lvl w:ilvl="8" w:tentative="1">
+      <w:start w:val="1"/>
+      <w:numFmt w:val="bullet"/>
+      <w:lvlText w:val=""/>
+      <w:lvlJc w:val="left"/>
+      <w:pPr>
+        <w:tabs>
+          <w:tab w:val="num" w:pos="6480"/>
+        </w:tabs>
+        <w:ind w:left="6480" w:hanging="360"/>
+      </w:pPr>
+      <w:rPr>
+        <w:rFonts w:ascii="Wingdings" w:hAnsi="Wingdings" w:hint="default"/>
+        <w:sz w:val="20"/>
+      </w:rPr>
+    </w:lvl>
+  </w:abstractNum>
+  <w:abstractNum w:abstractNumId="12">
     <w:nsid w:val="185D554F"/>
     <w:multiLevelType w:val="multilevel"/>
     <w:tmpl w:val="F8D8F9C0"/>
@@ -10851,7 +12791,7 @@
       </w:rPr>
     </w:lvl>
   </w:abstractNum>
-  <w:abstractNum w:abstractNumId="12">
+  <w:abstractNum w:abstractNumId="13">
     <w:nsid w:val="18983750"/>
     <w:multiLevelType w:val="multilevel"/>
     <w:tmpl w:val="7ECA9F1A"/>
@@ -11000,7 +12940,7 @@
       </w:rPr>
     </w:lvl>
   </w:abstractNum>
-  <w:abstractNum w:abstractNumId="13">
+  <w:abstractNum w:abstractNumId="14">
     <w:nsid w:val="194820DB"/>
     <w:multiLevelType w:val="multilevel"/>
     <w:tmpl w:val="5406DD0E"/>
@@ -11149,7 +13089,7 @@
       </w:rPr>
     </w:lvl>
   </w:abstractNum>
-  <w:abstractNum w:abstractNumId="14">
+  <w:abstractNum w:abstractNumId="15">
     <w:nsid w:val="19CF6039"/>
     <w:multiLevelType w:val="multilevel"/>
     <w:tmpl w:val="5824B6D2"/>
@@ -11298,7 +13238,7 @@
       </w:rPr>
     </w:lvl>
   </w:abstractNum>
-  <w:abstractNum w:abstractNumId="15">
+  <w:abstractNum w:abstractNumId="16">
     <w:nsid w:val="1A2076F0"/>
     <w:multiLevelType w:val="multilevel"/>
     <w:tmpl w:val="2820CA30"/>
@@ -11447,7 +13387,7 @@
       </w:rPr>
     </w:lvl>
   </w:abstractNum>
-  <w:abstractNum w:abstractNumId="16">
+  <w:abstractNum w:abstractNumId="17">
     <w:nsid w:val="1A626A8A"/>
     <w:multiLevelType w:val="multilevel"/>
     <w:tmpl w:val="19DC5730"/>
@@ -11596,7 +13536,7 @@
       </w:rPr>
     </w:lvl>
   </w:abstractNum>
-  <w:abstractNum w:abstractNumId="17">
+  <w:abstractNum w:abstractNumId="18">
     <w:nsid w:val="1C0F1F1A"/>
     <w:multiLevelType w:val="multilevel"/>
     <w:tmpl w:val="DE2CF71E"/>
@@ -11745,7 +13685,7 @@
       </w:rPr>
     </w:lvl>
   </w:abstractNum>
-  <w:abstractNum w:abstractNumId="18">
+  <w:abstractNum w:abstractNumId="19">
     <w:nsid w:val="1E0611BE"/>
     <w:multiLevelType w:val="multilevel"/>
     <w:tmpl w:val="C1C8C29C"/>
@@ -11894,7 +13834,7 @@
       </w:rPr>
     </w:lvl>
   </w:abstractNum>
-  <w:abstractNum w:abstractNumId="19">
+  <w:abstractNum w:abstractNumId="20">
     <w:nsid w:val="1FC74537"/>
     <w:multiLevelType w:val="multilevel"/>
     <w:tmpl w:val="142C4612"/>
@@ -12043,7 +13983,7 @@
       </w:rPr>
     </w:lvl>
   </w:abstractNum>
-  <w:abstractNum w:abstractNumId="20">
+  <w:abstractNum w:abstractNumId="21">
     <w:nsid w:val="20092250"/>
     <w:multiLevelType w:val="multilevel"/>
     <w:tmpl w:val="44CA7678"/>
@@ -12192,7 +14132,7 @@
       </w:rPr>
     </w:lvl>
   </w:abstractNum>
-  <w:abstractNum w:abstractNumId="21">
+  <w:abstractNum w:abstractNumId="22">
     <w:nsid w:val="236A4D8E"/>
     <w:multiLevelType w:val="multilevel"/>
     <w:tmpl w:val="FEA8FE82"/>
@@ -12341,7 +14281,7 @@
       </w:rPr>
     </w:lvl>
   </w:abstractNum>
-  <w:abstractNum w:abstractNumId="22">
+  <w:abstractNum w:abstractNumId="23">
     <w:nsid w:val="26FB14C8"/>
     <w:multiLevelType w:val="multilevel"/>
     <w:tmpl w:val="BE78B79E"/>
@@ -12490,7 +14430,7 @@
       </w:rPr>
     </w:lvl>
   </w:abstractNum>
-  <w:abstractNum w:abstractNumId="23">
+  <w:abstractNum w:abstractNumId="24">
     <w:nsid w:val="2E801831"/>
     <w:multiLevelType w:val="multilevel"/>
     <w:tmpl w:val="6D0CC286"/>
@@ -12639,7 +14579,7 @@
       </w:rPr>
     </w:lvl>
   </w:abstractNum>
-  <w:abstractNum w:abstractNumId="24">
+  <w:abstractNum w:abstractNumId="25">
     <w:nsid w:val="2EED044C"/>
     <w:multiLevelType w:val="multilevel"/>
     <w:tmpl w:val="1FCE80E2"/>
@@ -12788,7 +14728,7 @@
       </w:rPr>
     </w:lvl>
   </w:abstractNum>
-  <w:abstractNum w:abstractNumId="25">
+  <w:abstractNum w:abstractNumId="26">
     <w:nsid w:val="314613E6"/>
     <w:multiLevelType w:val="multilevel"/>
     <w:tmpl w:val="2A6CD6C6"/>
@@ -12937,7 +14877,7 @@
       </w:rPr>
     </w:lvl>
   </w:abstractNum>
-  <w:abstractNum w:abstractNumId="26">
+  <w:abstractNum w:abstractNumId="27">
     <w:nsid w:val="34E45341"/>
     <w:multiLevelType w:val="multilevel"/>
     <w:tmpl w:val="322ABCC2"/>
@@ -13086,7 +15026,7 @@
       </w:rPr>
     </w:lvl>
   </w:abstractNum>
-  <w:abstractNum w:abstractNumId="27">
+  <w:abstractNum w:abstractNumId="28">
     <w:nsid w:val="35CE4D83"/>
     <w:multiLevelType w:val="multilevel"/>
     <w:tmpl w:val="E2BE5954"/>
@@ -13199,7 +15139,7 @@
       </w:pPr>
     </w:lvl>
   </w:abstractNum>
-  <w:abstractNum w:abstractNumId="28">
+  <w:abstractNum w:abstractNumId="29">
     <w:nsid w:val="36B20F6F"/>
     <w:multiLevelType w:val="multilevel"/>
     <w:tmpl w:val="78A27A42"/>
@@ -13348,7 +15288,156 @@
       </w:rPr>
     </w:lvl>
   </w:abstractNum>
-  <w:abstractNum w:abstractNumId="29">
+  <w:abstractNum w:abstractNumId="30">
+    <w:nsid w:val="387B0CE5"/>
+    <w:multiLevelType w:val="multilevel"/>
+    <w:tmpl w:val="B156E134"/>
+    <w:lvl w:ilvl="0">
+      <w:start w:val="1"/>
+      <w:numFmt w:val="bullet"/>
+      <w:lvlText w:val=""/>
+      <w:lvlJc w:val="left"/>
+      <w:pPr>
+        <w:tabs>
+          <w:tab w:val="num" w:pos="720"/>
+        </w:tabs>
+        <w:ind w:left="720" w:hanging="360"/>
+      </w:pPr>
+      <w:rPr>
+        <w:rFonts w:ascii="Symbol" w:hAnsi="Symbol" w:hint="default"/>
+        <w:sz w:val="20"/>
+      </w:rPr>
+    </w:lvl>
+    <w:lvl w:ilvl="1" w:tentative="1">
+      <w:start w:val="1"/>
+      <w:numFmt w:val="bullet"/>
+      <w:lvlText w:val="o"/>
+      <w:lvlJc w:val="left"/>
+      <w:pPr>
+        <w:tabs>
+          <w:tab w:val="num" w:pos="1440"/>
+        </w:tabs>
+        <w:ind w:left="1440" w:hanging="360"/>
+      </w:pPr>
+      <w:rPr>
+        <w:rFonts w:ascii="Courier New" w:hAnsi="Courier New" w:hint="default"/>
+        <w:sz w:val="20"/>
+      </w:rPr>
+    </w:lvl>
+    <w:lvl w:ilvl="2" w:tentative="1">
+      <w:start w:val="1"/>
+      <w:numFmt w:val="bullet"/>
+      <w:lvlText w:val=""/>
+      <w:lvlJc w:val="left"/>
+      <w:pPr>
+        <w:tabs>
+          <w:tab w:val="num" w:pos="2160"/>
+        </w:tabs>
+        <w:ind w:left="2160" w:hanging="360"/>
+      </w:pPr>
+      <w:rPr>
+        <w:rFonts w:ascii="Wingdings" w:hAnsi="Wingdings" w:hint="default"/>
+        <w:sz w:val="20"/>
+      </w:rPr>
+    </w:lvl>
+    <w:lvl w:ilvl="3" w:tentative="1">
+      <w:start w:val="1"/>
+      <w:numFmt w:val="bullet"/>
+      <w:lvlText w:val=""/>
+      <w:lvlJc w:val="left"/>
+      <w:pPr>
+        <w:tabs>
+          <w:tab w:val="num" w:pos="2880"/>
+        </w:tabs>
+        <w:ind w:left="2880" w:hanging="360"/>
+      </w:pPr>
+      <w:rPr>
+        <w:rFonts w:ascii="Wingdings" w:hAnsi="Wingdings" w:hint="default"/>
+        <w:sz w:val="20"/>
+      </w:rPr>
+    </w:lvl>
+    <w:lvl w:ilvl="4" w:tentative="1">
+      <w:start w:val="1"/>
+      <w:numFmt w:val="bullet"/>
+      <w:lvlText w:val=""/>
+      <w:lvlJc w:val="left"/>
+      <w:pPr>
+        <w:tabs>
+          <w:tab w:val="num" w:pos="3600"/>
+        </w:tabs>
+        <w:ind w:left="3600" w:hanging="360"/>
+      </w:pPr>
+      <w:rPr>
+        <w:rFonts w:ascii="Wingdings" w:hAnsi="Wingdings" w:hint="default"/>
+        <w:sz w:val="20"/>
+      </w:rPr>
+    </w:lvl>
+    <w:lvl w:ilvl="5" w:tentative="1">
+      <w:start w:val="1"/>
+      <w:numFmt w:val="bullet"/>
+      <w:lvlText w:val=""/>
+      <w:lvlJc w:val="left"/>
+      <w:pPr>
+        <w:tabs>
+          <w:tab w:val="num" w:pos="4320"/>
+        </w:tabs>
+        <w:ind w:left="4320" w:hanging="360"/>
+      </w:pPr>
+      <w:rPr>
+        <w:rFonts w:ascii="Wingdings" w:hAnsi="Wingdings" w:hint="default"/>
+        <w:sz w:val="20"/>
+      </w:rPr>
+    </w:lvl>
+    <w:lvl w:ilvl="6" w:tentative="1">
+      <w:start w:val="1"/>
+      <w:numFmt w:val="bullet"/>
+      <w:lvlText w:val=""/>
+      <w:lvlJc w:val="left"/>
+      <w:pPr>
+        <w:tabs>
+          <w:tab w:val="num" w:pos="5040"/>
+        </w:tabs>
+        <w:ind w:left="5040" w:hanging="360"/>
+      </w:pPr>
+      <w:rPr>
+        <w:rFonts w:ascii="Wingdings" w:hAnsi="Wingdings" w:hint="default"/>
+        <w:sz w:val="20"/>
+      </w:rPr>
+    </w:lvl>
+    <w:lvl w:ilvl="7" w:tentative="1">
+      <w:start w:val="1"/>
+      <w:numFmt w:val="bullet"/>
+      <w:lvlText w:val=""/>
+      <w:lvlJc w:val="left"/>
+      <w:pPr>
+        <w:tabs>
+          <w:tab w:val="num" w:pos="5760"/>
+        </w:tabs>
+        <w:ind w:left="5760" w:hanging="360"/>
+      </w:pPr>
+      <w:rPr>
+        <w:rFonts w:ascii="Wingdings" w:hAnsi="Wingdings" w:hint="default"/>
+        <w:sz w:val="20"/>
+      </w:rPr>
+    </w:lvl>
+    <w:lvl w:ilvl="8" w:tentative="1">
+      <w:start w:val="1"/>
+      <w:numFmt w:val="bullet"/>
+      <w:lvlText w:val=""/>
+      <w:lvlJc w:val="left"/>
+      <w:pPr>
+        <w:tabs>
+          <w:tab w:val="num" w:pos="6480"/>
+        </w:tabs>
+        <w:ind w:left="6480" w:hanging="360"/>
+      </w:pPr>
+      <w:rPr>
+        <w:rFonts w:ascii="Wingdings" w:hAnsi="Wingdings" w:hint="default"/>
+        <w:sz w:val="20"/>
+      </w:rPr>
+    </w:lvl>
+  </w:abstractNum>
+  <w:abstractNum w:abstractNumId="31">
     <w:nsid w:val="42A749B6"/>
     <w:multiLevelType w:val="multilevel"/>
     <w:tmpl w:val="F9DAAA4C"/>
@@ -13497,7 +15586,7 @@
       </w:rPr>
     </w:lvl>
   </w:abstractNum>
-  <w:abstractNum w:abstractNumId="30">
+  <w:abstractNum w:abstractNumId="32">
     <w:nsid w:val="458C3E66"/>
     <w:multiLevelType w:val="multilevel"/>
     <w:tmpl w:val="3E22ED04"/>
@@ -13646,7 +15735,7 @@
       </w:rPr>
     </w:lvl>
   </w:abstractNum>
-  <w:abstractNum w:abstractNumId="31">
+  <w:abstractNum w:abstractNumId="33">
     <w:nsid w:val="476C363C"/>
     <w:multiLevelType w:val="multilevel"/>
     <w:tmpl w:val="96885C5E"/>
@@ -13795,7 +15884,156 @@
       </w:rPr>
     </w:lvl>
   </w:abstractNum>
-  <w:abstractNum w:abstractNumId="32">
+  <w:abstractNum w:abstractNumId="34">
+    <w:nsid w:val="49074895"/>
+    <w:multiLevelType w:val="multilevel"/>
+    <w:tmpl w:val="8806EB06"/>
+    <w:lvl w:ilvl="0">
+      <w:start w:val="1"/>
+      <w:numFmt w:val="bullet"/>
+      <w:lvlText w:val=""/>
+      <w:lvlJc w:val="left"/>
+      <w:pPr>
+        <w:tabs>
+          <w:tab w:val="num" w:pos="720"/>
+        </w:tabs>
+        <w:ind w:left="720" w:hanging="360"/>
+      </w:pPr>
+      <w:rPr>
+        <w:rFonts w:ascii="Symbol" w:hAnsi="Symbol" w:hint="default"/>
+        <w:sz w:val="20"/>
+      </w:rPr>
+    </w:lvl>
+    <w:lvl w:ilvl="1" w:tentative="1">
+      <w:start w:val="1"/>
+      <w:numFmt w:val="bullet"/>
+      <w:lvlText w:val="o"/>
+      <w:lvlJc w:val="left"/>
+      <w:pPr>
+        <w:tabs>
+          <w:tab w:val="num" w:pos="1440"/>
+        </w:tabs>
+        <w:ind w:left="1440" w:hanging="360"/>
+      </w:pPr>
+      <w:rPr>
+        <w:rFonts w:ascii="Courier New" w:hAnsi="Courier New" w:hint="default"/>
+        <w:sz w:val="20"/>
+      </w:rPr>
+    </w:lvl>
+    <w:lvl w:ilvl="2" w:tentative="1">
+      <w:start w:val="1"/>
+      <w:numFmt w:val="bullet"/>
+      <w:lvlText w:val=""/>
+      <w:lvlJc w:val="left"/>
+      <w:pPr>
+        <w:tabs>
+          <w:tab w:val="num" w:pos="2160"/>
+        </w:tabs>
+        <w:ind w:left="2160" w:hanging="360"/>
+      </w:pPr>
+      <w:rPr>
+        <w:rFonts w:ascii="Wingdings" w:hAnsi="Wingdings" w:hint="default"/>
+        <w:sz w:val="20"/>
+      </w:rPr>
+    </w:lvl>
+    <w:lvl w:ilvl="3" w:tentative="1">
+      <w:start w:val="1"/>
+      <w:numFmt w:val="bullet"/>
+      <w:lvlText w:val=""/>
+      <w:lvlJc w:val="left"/>
+      <w:pPr>
+        <w:tabs>
+          <w:tab w:val="num" w:pos="2880"/>
+        </w:tabs>
+        <w:ind w:left="2880" w:hanging="360"/>
+      </w:pPr>
+      <w:rPr>
+        <w:rFonts w:ascii="Wingdings" w:hAnsi="Wingdings" w:hint="default"/>
+        <w:sz w:val="20"/>
+      </w:rPr>
+    </w:lvl>
+    <w:lvl w:ilvl="4" w:tentative="1">
+      <w:start w:val="1"/>
+      <w:numFmt w:val="bullet"/>
+      <w:lvlText w:val=""/>
+      <w:lvlJc w:val="left"/>
+      <w:pPr>
+        <w:tabs>
+          <w:tab w:val="num" w:pos="3600"/>
+        </w:tabs>
+        <w:ind w:left="3600" w:hanging="360"/>
+      </w:pPr>
+      <w:rPr>
+        <w:rFonts w:ascii="Wingdings" w:hAnsi="Wingdings" w:hint="default"/>
+        <w:sz w:val="20"/>
+      </w:rPr>
+    </w:lvl>
+    <w:lvl w:ilvl="5" w:tentative="1">
+      <w:start w:val="1"/>
+      <w:numFmt w:val="bullet"/>
+      <w:lvlText w:val=""/>
+      <w:lvlJc w:val="left"/>
+      <w:pPr>
+        <w:tabs>
+          <w:tab w:val="num" w:pos="4320"/>
+        </w:tabs>
+        <w:ind w:left="4320" w:hanging="360"/>
+      </w:pPr>
+      <w:rPr>
+        <w:rFonts w:ascii="Wingdings" w:hAnsi="Wingdings" w:hint="default"/>
+        <w:sz w:val="20"/>
+      </w:rPr>
+    </w:lvl>
+    <w:lvl w:ilvl="6" w:tentative="1">
+      <w:start w:val="1"/>
+      <w:numFmt w:val="bullet"/>
+      <w:lvlText w:val=""/>
+      <w:lvlJc w:val="left"/>
+      <w:pPr>
+        <w:tabs>
+          <w:tab w:val="num" w:pos="5040"/>
+        </w:tabs>
+        <w:ind w:left="5040" w:hanging="360"/>
+      </w:pPr>
+      <w:rPr>
+        <w:rFonts w:ascii="Wingdings" w:hAnsi="Wingdings" w:hint="default"/>
+        <w:sz w:val="20"/>
+      </w:rPr>
+    </w:lvl>
+    <w:lvl w:ilvl="7" w:tentative="1">
+      <w:start w:val="1"/>
+      <w:numFmt w:val="bullet"/>
+      <w:lvlText w:val=""/>
+      <w:lvlJc w:val="left"/>
+      <w:pPr>
+        <w:tabs>
+          <w:tab w:val="num" w:pos="5760"/>
+        </w:tabs>
+        <w:ind w:left="5760" w:hanging="360"/>
+      </w:pPr>
+      <w:rPr>
+        <w:rFonts w:ascii="Wingdings" w:hAnsi="Wingdings" w:hint="default"/>
+        <w:sz w:val="20"/>
+      </w:rPr>
+    </w:lvl>
+    <w:lvl w:ilvl="8" w:tentative="1">
+      <w:start w:val="1"/>
+      <w:numFmt w:val="bullet"/>
+      <w:lvlText w:val=""/>
+      <w:lvlJc w:val="left"/>
+      <w:pPr>
+        <w:tabs>
+          <w:tab w:val="num" w:pos="6480"/>
+        </w:tabs>
+        <w:ind w:left="6480" w:hanging="360"/>
+      </w:pPr>
+      <w:rPr>
+        <w:rFonts w:ascii="Wingdings" w:hAnsi="Wingdings" w:hint="default"/>
+        <w:sz w:val="20"/>
+      </w:rPr>
+    </w:lvl>
+  </w:abstractNum>
+  <w:abstractNum w:abstractNumId="35">
     <w:nsid w:val="505E6B2B"/>
     <w:multiLevelType w:val="multilevel"/>
     <w:tmpl w:val="592C6DC6"/>
@@ -13940,7 +16178,7 @@
       </w:rPr>
     </w:lvl>
   </w:abstractNum>
-  <w:abstractNum w:abstractNumId="33">
+  <w:abstractNum w:abstractNumId="36">
     <w:nsid w:val="55794DF2"/>
     <w:multiLevelType w:val="multilevel"/>
     <w:tmpl w:val="24B0B670"/>
@@ -14089,7 +16327,7 @@
       </w:rPr>
     </w:lvl>
   </w:abstractNum>
-  <w:abstractNum w:abstractNumId="34">
+  <w:abstractNum w:abstractNumId="37">
     <w:nsid w:val="558D54D1"/>
     <w:multiLevelType w:val="multilevel"/>
     <w:tmpl w:val="5CDCEA3A"/>
@@ -14202,7 +16440,7 @@
       </w:pPr>
     </w:lvl>
   </w:abstractNum>
-  <w:abstractNum w:abstractNumId="35">
+  <w:abstractNum w:abstractNumId="38">
     <w:nsid w:val="567F0B09"/>
     <w:multiLevelType w:val="multilevel"/>
     <w:tmpl w:val="FEC699BA"/>
@@ -14351,7 +16589,7 @@
       </w:rPr>
     </w:lvl>
   </w:abstractNum>
-  <w:abstractNum w:abstractNumId="36">
+  <w:abstractNum w:abstractNumId="39">
     <w:nsid w:val="573D7C58"/>
     <w:multiLevelType w:val="multilevel"/>
     <w:tmpl w:val="2056ECB4"/>
@@ -14500,7 +16738,7 @@
       </w:rPr>
     </w:lvl>
   </w:abstractNum>
-  <w:abstractNum w:abstractNumId="37">
+  <w:abstractNum w:abstractNumId="40">
     <w:nsid w:val="58B9083A"/>
     <w:multiLevelType w:val="multilevel"/>
     <w:tmpl w:val="79C63F9E"/>
@@ -14649,7 +16887,7 @@
       </w:rPr>
     </w:lvl>
   </w:abstractNum>
-  <w:abstractNum w:abstractNumId="38">
+  <w:abstractNum w:abstractNumId="41">
     <w:nsid w:val="5A234971"/>
     <w:multiLevelType w:val="multilevel"/>
     <w:tmpl w:val="8F66A7F6"/>
@@ -14798,7 +17036,7 @@
       </w:rPr>
     </w:lvl>
   </w:abstractNum>
-  <w:abstractNum w:abstractNumId="39">
+  <w:abstractNum w:abstractNumId="42">
     <w:nsid w:val="5C3D4D24"/>
     <w:multiLevelType w:val="multilevel"/>
     <w:tmpl w:val="46F6B818"/>
@@ -14947,7 +17185,7 @@
       </w:rPr>
     </w:lvl>
   </w:abstractNum>
-  <w:abstractNum w:abstractNumId="40">
+  <w:abstractNum w:abstractNumId="43">
     <w:nsid w:val="5DE27CE3"/>
     <w:multiLevelType w:val="multilevel"/>
     <w:tmpl w:val="E92AAD5E"/>
@@ -15096,7 +17334,7 @@
       </w:rPr>
     </w:lvl>
   </w:abstractNum>
-  <w:abstractNum w:abstractNumId="41">
+  <w:abstractNum w:abstractNumId="44">
     <w:nsid w:val="5E552A60"/>
     <w:multiLevelType w:val="multilevel"/>
     <w:tmpl w:val="A186395E"/>
@@ -15245,7 +17483,7 @@
       </w:rPr>
     </w:lvl>
   </w:abstractNum>
-  <w:abstractNum w:abstractNumId="42">
+  <w:abstractNum w:abstractNumId="45">
     <w:nsid w:val="5E967400"/>
     <w:multiLevelType w:val="multilevel"/>
     <w:tmpl w:val="C9A8C652"/>
@@ -15394,7 +17632,7 @@
       </w:rPr>
     </w:lvl>
   </w:abstractNum>
-  <w:abstractNum w:abstractNumId="43">
+  <w:abstractNum w:abstractNumId="46">
     <w:nsid w:val="5FD94F1D"/>
     <w:multiLevelType w:val="multilevel"/>
     <w:tmpl w:val="AC667032"/>
@@ -15543,7 +17781,7 @@
       </w:rPr>
     </w:lvl>
   </w:abstractNum>
-  <w:abstractNum w:abstractNumId="44">
+  <w:abstractNum w:abstractNumId="47">
     <w:nsid w:val="5FF167FC"/>
     <w:multiLevelType w:val="multilevel"/>
     <w:tmpl w:val="D25E042E"/>
@@ -15692,7 +17930,7 @@
       </w:rPr>
     </w:lvl>
   </w:abstractNum>
-  <w:abstractNum w:abstractNumId="45">
+  <w:abstractNum w:abstractNumId="48">
     <w:nsid w:val="63B02DAF"/>
     <w:multiLevelType w:val="multilevel"/>
     <w:tmpl w:val="84C017A8"/>
@@ -15841,7 +18079,7 @@
       </w:rPr>
     </w:lvl>
   </w:abstractNum>
-  <w:abstractNum w:abstractNumId="46">
+  <w:abstractNum w:abstractNumId="49">
     <w:nsid w:val="67E33E28"/>
     <w:multiLevelType w:val="multilevel"/>
     <w:tmpl w:val="8D323FB0"/>
@@ -15990,7 +18228,7 @@
       </w:rPr>
     </w:lvl>
   </w:abstractNum>
-  <w:abstractNum w:abstractNumId="47">
+  <w:abstractNum w:abstractNumId="50">
     <w:nsid w:val="69A115DC"/>
     <w:multiLevelType w:val="multilevel"/>
     <w:tmpl w:val="A5CE536E"/>
@@ -16139,7 +18377,7 @@
       </w:rPr>
     </w:lvl>
   </w:abstractNum>
-  <w:abstractNum w:abstractNumId="48">
+  <w:abstractNum w:abstractNumId="51">
     <w:nsid w:val="6A3F38E3"/>
     <w:multiLevelType w:val="multilevel"/>
     <w:tmpl w:val="2BDCF748"/>
@@ -16252,7 +18490,7 @@
       </w:pPr>
     </w:lvl>
   </w:abstractNum>
-  <w:abstractNum w:abstractNumId="49">
+  <w:abstractNum w:abstractNumId="52">
     <w:nsid w:val="6BDD4F96"/>
     <w:multiLevelType w:val="multilevel"/>
     <w:tmpl w:val="CA5482D2"/>
@@ -16401,7 +18639,7 @@
       </w:rPr>
     </w:lvl>
   </w:abstractNum>
-  <w:abstractNum w:abstractNumId="50">
+  <w:abstractNum w:abstractNumId="53">
     <w:nsid w:val="6DFE68F8"/>
     <w:multiLevelType w:val="multilevel"/>
     <w:tmpl w:val="8EC828E2"/>
@@ -16550,7 +18788,7 @@
       </w:rPr>
     </w:lvl>
   </w:abstractNum>
-  <w:abstractNum w:abstractNumId="51">
+  <w:abstractNum w:abstractNumId="54">
     <w:nsid w:val="70DB64AC"/>
     <w:multiLevelType w:val="multilevel"/>
     <w:tmpl w:val="C696E314"/>
@@ -16699,7 +18937,7 @@
       </w:rPr>
     </w:lvl>
   </w:abstractNum>
-  <w:abstractNum w:abstractNumId="52">
+  <w:abstractNum w:abstractNumId="55">
     <w:nsid w:val="76172567"/>
     <w:multiLevelType w:val="multilevel"/>
     <w:tmpl w:val="24761E4C"/>
@@ -16848,7 +19086,7 @@
       </w:rPr>
     </w:lvl>
   </w:abstractNum>
-  <w:abstractNum w:abstractNumId="53">
+  <w:abstractNum w:abstractNumId="56">
     <w:nsid w:val="762820FF"/>
     <w:multiLevelType w:val="multilevel"/>
     <w:tmpl w:val="3B1AD82E"/>
@@ -16997,7 +19235,7 @@
       </w:rPr>
     </w:lvl>
   </w:abstractNum>
-  <w:abstractNum w:abstractNumId="54">
+  <w:abstractNum w:abstractNumId="57">
     <w:nsid w:val="785F26EA"/>
     <w:multiLevelType w:val="multilevel"/>
     <w:tmpl w:val="556A1BC8"/>
@@ -17146,7 +19384,7 @@
       </w:rPr>
     </w:lvl>
   </w:abstractNum>
-  <w:abstractNum w:abstractNumId="55">
+  <w:abstractNum w:abstractNumId="58">
     <w:nsid w:val="79254E87"/>
     <w:multiLevelType w:val="multilevel"/>
     <w:tmpl w:val="A4C82384"/>
@@ -17295,7 +19533,7 @@
       </w:rPr>
     </w:lvl>
   </w:abstractNum>
-  <w:abstractNum w:abstractNumId="56">
+  <w:abstractNum w:abstractNumId="59">
     <w:nsid w:val="7AD05ACE"/>
     <w:multiLevelType w:val="multilevel"/>
     <w:tmpl w:val="9DF08FFE"/>
@@ -17444,7 +19682,7 @@
       </w:rPr>
     </w:lvl>
   </w:abstractNum>
-  <w:abstractNum w:abstractNumId="57">
+  <w:abstractNum w:abstractNumId="60">
     <w:nsid w:val="7BF42125"/>
     <w:multiLevelType w:val="multilevel"/>
     <w:tmpl w:val="94BEB172"/>
@@ -17593,7 +19831,7 @@
       </w:rPr>
     </w:lvl>
   </w:abstractNum>
-  <w:abstractNum w:abstractNumId="58">
+  <w:abstractNum w:abstractNumId="61">
     <w:nsid w:val="7C686D70"/>
     <w:multiLevelType w:val="multilevel"/>
     <w:tmpl w:val="8346BA0A"/>
@@ -17742,7 +19980,7 @@
       </w:rPr>
     </w:lvl>
   </w:abstractNum>
-  <w:abstractNum w:abstractNumId="59">
+  <w:abstractNum w:abstractNumId="62">
     <w:nsid w:val="7D5A2A92"/>
     <w:multiLevelType w:val="multilevel"/>
     <w:tmpl w:val="B8C62E7E"/>
@@ -17891,7 +20129,7 @@
       </w:rPr>
     </w:lvl>
   </w:abstractNum>
-  <w:abstractNum w:abstractNumId="60">
+  <w:abstractNum w:abstractNumId="63">
     <w:nsid w:val="7EC929D2"/>
     <w:multiLevelType w:val="multilevel"/>
     <w:tmpl w:val="1310981E"/>
@@ -18040,7 +20278,7 @@
       </w:rPr>
     </w:lvl>
   </w:abstractNum>
-  <w:abstractNum w:abstractNumId="61">
+  <w:abstractNum w:abstractNumId="64">
     <w:nsid w:val="7FD26865"/>
     <w:multiLevelType w:val="multilevel"/>
     <w:tmpl w:val="54E2F2F8"/>
@@ -18190,163 +20428,163 @@
     </w:lvl>
   </w:abstractNum>
   <w:num w:numId="1">
-    <w:abstractNumId w:val="56"/>
+    <w:abstractNumId w:val="59"/>
   </w:num>
   <w:num w:numId="2">
-    <w:abstractNumId w:val="19"/>
+    <w:abstractNumId w:val="20"/>
   </w:num>
   <w:num w:numId="3">
-    <w:abstractNumId w:val="42"/>
+    <w:abstractNumId w:val="45"/>
   </w:num>
   <w:num w:numId="4">
     <w:abstractNumId w:val="8"/>
   </w:num>
   <w:num w:numId="5">
-    <w:abstractNumId w:val="21"/>
+    <w:abstractNumId w:val="22"/>
   </w:num>
   <w:num w:numId="6">
-    <w:abstractNumId w:val="41"/>
+    <w:abstractNumId w:val="44"/>
   </w:num>
   <w:num w:numId="7">
+    <w:abstractNumId w:val="14"/>
+  </w:num>
+  <w:num w:numId="8">
+    <w:abstractNumId w:val="58"/>
+  </w:num>
+  <w:num w:numId="9">
+    <w:abstractNumId w:val="57"/>
+  </w:num>
+  <w:num w:numId="10">
     <w:abstractNumId w:val="13"/>
   </w:num>
-  <w:num w:numId="8">
-    <w:abstractNumId w:val="55"/>
-  </w:num>
-  <w:num w:numId="9">
-    <w:abstractNumId w:val="54"/>
-  </w:num>
-  <w:num w:numId="10">
-    <w:abstractNumId w:val="12"/>
-  </w:num>
   <w:num w:numId="11">
-    <w:abstractNumId w:val="16"/>
+    <w:abstractNumId w:val="17"/>
   </w:num>
   <w:num w:numId="12">
-    <w:abstractNumId w:val="23"/>
+    <w:abstractNumId w:val="24"/>
   </w:num>
   <w:num w:numId="13">
     <w:abstractNumId w:val="4"/>
   </w:num>
   <w:num w:numId="14">
-    <w:abstractNumId w:val="30"/>
+    <w:abstractNumId w:val="32"/>
   </w:num>
   <w:num w:numId="15">
-    <w:abstractNumId w:val="20"/>
+    <w:abstractNumId w:val="21"/>
   </w:num>
   <w:num w:numId="16">
-    <w:abstractNumId w:val="61"/>
+    <w:abstractNumId w:val="64"/>
   </w:num>
   <w:num w:numId="17">
+    <w:abstractNumId w:val="52"/>
+  </w:num>
+  <w:num w:numId="18">
+    <w:abstractNumId w:val="23"/>
+  </w:num>
+  <w:num w:numId="19">
+    <w:abstractNumId w:val="48"/>
+  </w:num>
+  <w:num w:numId="20">
     <w:abstractNumId w:val="49"/>
   </w:num>
-  <w:num w:numId="18">
-    <w:abstractNumId w:val="22"/>
-  </w:num>
-  <w:num w:numId="19">
-    <w:abstractNumId w:val="45"/>
-  </w:num>
-  <w:num w:numId="20">
-    <w:abstractNumId w:val="46"/>
-  </w:num>
   <w:num w:numId="21">
-    <w:abstractNumId w:val="32"/>
+    <w:abstractNumId w:val="35"/>
   </w:num>
   <w:num w:numId="22">
     <w:abstractNumId w:val="2"/>
   </w:num>
   <w:num w:numId="23">
-    <w:abstractNumId w:val="24"/>
+    <w:abstractNumId w:val="25"/>
   </w:num>
   <w:num w:numId="24">
-    <w:abstractNumId w:val="40"/>
+    <w:abstractNumId w:val="43"/>
   </w:num>
   <w:num w:numId="25">
-    <w:abstractNumId w:val="38"/>
+    <w:abstractNumId w:val="41"/>
   </w:num>
   <w:num w:numId="26">
     <w:abstractNumId w:val="0"/>
   </w:num>
   <w:num w:numId="27">
-    <w:abstractNumId w:val="34"/>
+    <w:abstractNumId w:val="37"/>
   </w:num>
   <w:num w:numId="28">
-    <w:abstractNumId w:val="27"/>
+    <w:abstractNumId w:val="28"/>
   </w:num>
   <w:num w:numId="29">
-    <w:abstractNumId w:val="29"/>
+    <w:abstractNumId w:val="31"/>
   </w:num>
   <w:num w:numId="30">
-    <w:abstractNumId w:val="48"/>
+    <w:abstractNumId w:val="51"/>
   </w:num>
   <w:num w:numId="31">
-    <w:abstractNumId w:val="11"/>
+    <w:abstractNumId w:val="12"/>
   </w:num>
   <w:num w:numId="32">
     <w:abstractNumId w:val="3"/>
   </w:num>
   <w:num w:numId="33">
-    <w:abstractNumId w:val="17"/>
+    <w:abstractNumId w:val="18"/>
   </w:num>
   <w:num w:numId="34">
-    <w:abstractNumId w:val="58"/>
+    <w:abstractNumId w:val="61"/>
   </w:num>
   <w:num w:numId="35">
-    <w:abstractNumId w:val="36"/>
+    <w:abstractNumId w:val="39"/>
   </w:num>
   <w:num w:numId="36">
-    <w:abstractNumId w:val="26"/>
+    <w:abstractNumId w:val="27"/>
   </w:num>
   <w:num w:numId="37">
-    <w:abstractNumId w:val="57"/>
+    <w:abstractNumId w:val="60"/>
   </w:num>
   <w:num w:numId="38">
-    <w:abstractNumId w:val="50"/>
+    <w:abstractNumId w:val="53"/>
   </w:num>
   <w:num w:numId="39">
-    <w:abstractNumId w:val="53"/>
+    <w:abstractNumId w:val="56"/>
   </w:num>
   <w:num w:numId="40">
-    <w:abstractNumId w:val="52"/>
+    <w:abstractNumId w:val="55"/>
   </w:num>
   <w:num w:numId="41">
-    <w:abstractNumId w:val="37"/>
+    <w:abstractNumId w:val="40"/>
   </w:num>
   <w:num w:numId="42">
     <w:abstractNumId w:val="1"/>
   </w:num>
   <w:num w:numId="43">
-    <w:abstractNumId w:val="47"/>
+    <w:abstractNumId w:val="50"/>
   </w:num>
   <w:num w:numId="44">
-    <w:abstractNumId w:val="15"/>
+    <w:abstractNumId w:val="16"/>
   </w:num>
   <w:num w:numId="45">
     <w:abstractNumId w:val="10"/>
   </w:num>
   <w:num w:numId="46">
-    <w:abstractNumId w:val="39"/>
+    <w:abstractNumId w:val="42"/>
   </w:num>
   <w:num w:numId="47">
-    <w:abstractNumId w:val="51"/>
+    <w:abstractNumId w:val="54"/>
   </w:num>
   <w:num w:numId="48">
-    <w:abstractNumId w:val="14"/>
+    <w:abstractNumId w:val="15"/>
   </w:num>
   <w:num w:numId="49">
     <w:abstractNumId w:val="6"/>
   </w:num>
   <w:num w:numId="50">
-    <w:abstractNumId w:val="25"/>
+    <w:abstractNumId w:val="26"/>
   </w:num>
   <w:num w:numId="51">
     <w:abstractNumId w:val="9"/>
   </w:num>
   <w:num w:numId="52">
-    <w:abstractNumId w:val="31"/>
+    <w:abstractNumId w:val="33"/>
   </w:num>
   <w:num w:numId="53">
-    <w:abstractNumId w:val="59"/>
+    <w:abstractNumId w:val="62"/>
   </w:num>
   <w:num w:numId="54">
     <w:abstractNumId w:val="7"/>
@@ -18355,27 +20593,36 @@
     <w:abstractNumId w:val="5"/>
   </w:num>
   <w:num w:numId="56">
-    <w:abstractNumId w:val="44"/>
+    <w:abstractNumId w:val="47"/>
   </w:num>
   <w:num w:numId="57">
-    <w:abstractNumId w:val="33"/>
+    <w:abstractNumId w:val="36"/>
   </w:num>
   <w:num w:numId="58">
-    <w:abstractNumId w:val="43"/>
+    <w:abstractNumId w:val="46"/>
   </w:num>
   <w:num w:numId="59">
-    <w:abstractNumId w:val="35"/>
+    <w:abstractNumId w:val="38"/>
   </w:num>
   <w:num w:numId="60">
-    <w:abstractNumId w:val="60"/>
+    <w:abstractNumId w:val="63"/>
   </w:num>
   <w:num w:numId="61">
-    <w:abstractNumId w:val="18"/>
+    <w:abstractNumId w:val="19"/>
   </w:num>
   <w:num w:numId="62">
-    <w:abstractNumId w:val="28"/>
+    <w:abstractNumId w:val="29"/>
   </w:num>
-  <w:numIdMacAtCleanup w:val="62"/>
+  <w:num w:numId="63">
+    <w:abstractNumId w:val="11"/>
+  </w:num>
+  <w:num w:numId="64">
+    <w:abstractNumId w:val="30"/>
+  </w:num>
+  <w:num w:numId="65">
+    <w:abstractNumId w:val="34"/>
+  </w:num>
+  <w:numIdMacAtCleanup w:val="65"/>
 </w:numbering>
 </file>
 
@@ -18835,6 +21082,29 @@
       <w:szCs w:val="24"/>
     </w:rPr>
   </w:style>
+  <w:style w:type="paragraph" w:styleId="Heading4">
+    <w:name w:val="heading 4"/>
+    <w:basedOn w:val="Normal"/>
+    <w:next w:val="Normal"/>
+    <w:link w:val="Heading4Char"/>
+    <w:uiPriority w:val="9"/>
+    <w:semiHidden/>
+    <w:unhideWhenUsed/>
+    <w:qFormat/>
+    <w:rsid w:val="004901F9"/>
+    <w:pPr>
+      <w:keepNext/>
+      <w:keepLines/>
+      <w:spacing w:before="40" w:after="0"/>
+      <w:outlineLvl w:val="3"/>
+    </w:pPr>
+    <w:rPr>
+      <w:rFonts w:asciiTheme="majorHAnsi" w:eastAsiaTheme="majorEastAsia" w:hAnsiTheme="majorHAnsi" w:cstheme="majorBidi"/>
+      <w:i/>
+      <w:iCs/>
+      <w:color w:val="2E74B5" w:themeColor="accent1" w:themeShade="BF"/>
+    </w:rPr>
+  </w:style>
   <w:style w:type="character" w:default="1" w:styleId="DefaultParagraphFont">
     <w:name w:val="Default Paragraph Font"/>
     <w:uiPriority w:val="1"/>
@@ -19057,6 +21327,92 @@
       <w:color w:val="2E74B5" w:themeColor="accent1" w:themeShade="BF"/>
       <w:sz w:val="32"/>
       <w:szCs w:val="32"/>
+    </w:rPr>
+  </w:style>
+  <w:style w:type="character" w:customStyle="1" w:styleId="Heading4Char">
+    <w:name w:val="Heading 4 Char"/>
+    <w:basedOn w:val="DefaultParagraphFont"/>
+    <w:link w:val="Heading4"/>
+    <w:uiPriority w:val="9"/>
+    <w:semiHidden/>
+    <w:rsid w:val="004901F9"/>
+    <w:rPr>
+      <w:rFonts w:asciiTheme="majorHAnsi" w:eastAsiaTheme="majorEastAsia" w:hAnsiTheme="majorHAnsi" w:cstheme="majorBidi"/>
+      <w:i/>
+      <w:iCs/>
+      <w:color w:val="2E74B5" w:themeColor="accent1" w:themeShade="BF"/>
+    </w:rPr>
+  </w:style>
+  <w:style w:type="character" w:styleId="Emphasis">
+    <w:name w:val="Emphasis"/>
+    <w:basedOn w:val="DefaultParagraphFont"/>
+    <w:uiPriority w:val="20"/>
+    <w:qFormat/>
+    <w:rsid w:val="004901F9"/>
+    <w:rPr>
+      <w:i/>
+      <w:iCs/>
+    </w:rPr>
+  </w:style>
+  <w:style w:type="paragraph" w:styleId="HTMLPreformatted">
+    <w:name w:val="HTML Preformatted"/>
+    <w:basedOn w:val="Normal"/>
+    <w:link w:val="HTMLPreformattedChar"/>
+    <w:uiPriority w:val="99"/>
+    <w:semiHidden/>
+    <w:unhideWhenUsed/>
+    <w:rsid w:val="00A101B7"/>
+    <w:pPr>
+      <w:tabs>
+        <w:tab w:val="left" w:pos="916"/>
+        <w:tab w:val="left" w:pos="1832"/>
+        <w:tab w:val="left" w:pos="2748"/>
+        <w:tab w:val="left" w:pos="3664"/>
+        <w:tab w:val="left" w:pos="4580"/>
+        <w:tab w:val="left" w:pos="5496"/>
+        <w:tab w:val="left" w:pos="6412"/>
+        <w:tab w:val="left" w:pos="7328"/>
+        <w:tab w:val="left" w:pos="8244"/>
+        <w:tab w:val="left" w:pos="9160"/>
+        <w:tab w:val="left" w:pos="10076"/>
+        <w:tab w:val="left" w:pos="10992"/>
+        <w:tab w:val="left" w:pos="11908"/>
+        <w:tab w:val="left" w:pos="12824"/>
+        <w:tab w:val="left" w:pos="13740"/>
+        <w:tab w:val="left" w:pos="14656"/>
+      </w:tabs>
+      <w:spacing w:after="0" w:line="240" w:lineRule="auto"/>
+    </w:pPr>
+    <w:rPr>
+      <w:rFonts w:ascii="Courier New" w:eastAsia="Times New Roman" w:hAnsi="Courier New" w:cs="Courier New"/>
+      <w:sz w:val="20"/>
+      <w:szCs w:val="20"/>
+    </w:rPr>
+  </w:style>
+  <w:style w:type="character" w:customStyle="1" w:styleId="HTMLPreformattedChar">
+    <w:name w:val="HTML Preformatted Char"/>
+    <w:basedOn w:val="DefaultParagraphFont"/>
+    <w:link w:val="HTMLPreformatted"/>
+    <w:uiPriority w:val="99"/>
+    <w:semiHidden/>
+    <w:rsid w:val="00A101B7"/>
+    <w:rPr>
+      <w:rFonts w:ascii="Courier New" w:eastAsia="Times New Roman" w:hAnsi="Courier New" w:cs="Courier New"/>
+      <w:sz w:val="20"/>
+      <w:szCs w:val="20"/>
+    </w:rPr>
+  </w:style>
+  <w:style w:type="character" w:styleId="HTMLCode">
+    <w:name w:val="HTML Code"/>
+    <w:basedOn w:val="DefaultParagraphFont"/>
+    <w:uiPriority w:val="99"/>
+    <w:semiHidden/>
+    <w:unhideWhenUsed/>
+    <w:rsid w:val="00A101B7"/>
+    <w:rPr>
+      <w:rFonts w:ascii="Courier New" w:eastAsia="Times New Roman" w:hAnsi="Courier New" w:cs="Courier New"/>
+      <w:sz w:val="20"/>
+      <w:szCs w:val="20"/>
     </w:rPr>
   </w:style>
 </w:styles>
